--- a/Docs/FeedbackIn/Machine learning applied to otolith timeseries data to discriminate river of origin for Western Alaska Salmon.docx
+++ b/Docs/FeedbackIn/Machine learning applied to otolith timeseries data to discriminate river of origin for Western Alaska Salmon.docx
@@ -7428,16 +7428,6 @@
           <w:t>3</w:t>
         </w:r>
       </w:ins>
-      <w:del w:id="142" w:author="Daniel Schindler" w:date="2025-10-25T11:18:00Z" w16du:dateUtc="2025-10-25T18:18:00Z">
-        <w:r>
-          <w:rPr>
-            <w:rFonts w:ascii="Garamond" w:hAnsi="Garamond"/>
-            <w:sz w:val="22"/>
-            <w:szCs w:val="22"/>
-          </w:rPr>
-          <w:delText>5</w:delText>
-        </w:r>
-      </w:del>
       <w:r>
         <w:rPr>
           <w:rFonts w:ascii="Garamond" w:hAnsi="Garamond"/>
@@ -7519,16 +7509,14 @@
         </w:rPr>
         <w:t xml:space="preserve"> were </w:t>
       </w:r>
-      <w:ins w:id="143" w:author="Daniel Schindler" w:date="2025-10-25T11:12:00Z" w16du:dateUtc="2025-10-25T18:12:00Z">
-        <w:r>
-          <w:rPr>
-            <w:rFonts w:ascii="Garamond" w:hAnsi="Garamond"/>
-            <w:sz w:val="22"/>
-            <w:szCs w:val="22"/>
-          </w:rPr>
-          <w:t xml:space="preserve">randomly </w:t>
-        </w:r>
-      </w:ins>
+      <w:r>
+        <w:rPr>
+          <w:rFonts w:ascii="Garamond" w:hAnsi="Garamond"/>
+          <w:sz w:val="22"/>
+          <w:szCs w:val="22"/>
+        </w:rPr>
+        <w:t xml:space="preserve">randomly </w:t>
+      </w:r>
       <w:r>
         <w:rPr>
           <w:rFonts w:ascii="Garamond" w:hAnsi="Garamond"/>
@@ -7585,7 +7573,7 @@
         </w:rPr>
         <w:t>dataset</w:t>
       </w:r>
-      <w:ins w:id="144" w:author="Daniel Schindler" w:date="2025-10-02T15:18:00Z" w16du:dateUtc="2025-10-02T22:18:00Z">
+      <w:ins w:id="142" w:author="Daniel Schindler" w:date="2025-10-02T15:18:00Z" w16du:dateUtc="2025-10-02T22:18:00Z">
         <w:r>
           <w:rPr>
             <w:rFonts w:ascii="Garamond" w:hAnsi="Garamond"/>
@@ -7720,7 +7708,7 @@
         </w:rPr>
         <w:t xml:space="preserve">The Random Forest model was configured </w:t>
       </w:r>
-      <w:del w:id="145" w:author="Daniel Schindler" w:date="2025-10-02T15:19:00Z" w16du:dateUtc="2025-10-02T22:19:00Z">
+      <w:del w:id="143" w:author="Daniel Schindler" w:date="2025-10-02T15:19:00Z" w16du:dateUtc="2025-10-02T22:19:00Z">
         <w:r>
           <w:rPr>
             <w:rFonts w:ascii="Garamond" w:hAnsi="Garamond"/>
@@ -7738,7 +7726,7 @@
         </w:rPr>
         <w:t>with 500 trees, and the number of predictors randomly sampled at each split (</w:t>
       </w:r>
-      <w:commentRangeStart w:id="146"/>
+      <w:commentRangeStart w:id="144"/>
       <w:proofErr w:type="spellStart"/>
       <w:r>
         <w:rPr>
@@ -7758,12 +7746,12 @@
         </w:rPr>
         <w:t>)</w:t>
       </w:r>
-      <w:commentRangeEnd w:id="146"/>
+      <w:commentRangeEnd w:id="144"/>
       <w:r>
         <w:rPr>
           <w:rStyle w:val="CommentReference"/>
         </w:rPr>
-        <w:commentReference w:id="146"/>
+        <w:commentReference w:id="144"/>
       </w:r>
       <w:r>
         <w:rPr>
@@ -7790,7 +7778,7 @@
         </w:rPr>
         <w:t xml:space="preserve"> framework in </w:t>
       </w:r>
-      <w:commentRangeStart w:id="147"/>
+      <w:commentRangeStart w:id="145"/>
       <w:r>
         <w:rPr>
           <w:rFonts w:ascii="Garamond" w:hAnsi="Garamond"/>
@@ -7807,12 +7795,12 @@
         </w:rPr>
         <w:t xml:space="preserve"> </w:t>
       </w:r>
-      <w:commentRangeEnd w:id="147"/>
+      <w:commentRangeEnd w:id="145"/>
       <w:r>
         <w:rPr>
           <w:rStyle w:val="CommentReference"/>
         </w:rPr>
-        <w:commentReference w:id="147"/>
+        <w:commentReference w:id="145"/>
       </w:r>
       <w:r>
         <w:rPr>
@@ -8011,7 +7999,7 @@
         </w:rPr>
         <w:t>watershed contains enriched isotope values above this threshold and</w:t>
       </w:r>
-      <w:ins w:id="148" w:author="Benjamin J. Makhlouf" w:date="2025-10-09T09:13:00Z" w16du:dateUtc="2025-10-09T16:13:00Z">
+      <w:ins w:id="146" w:author="Benjamin J. Makhlouf" w:date="2025-10-09T09:13:00Z" w16du:dateUtc="2025-10-09T16:13:00Z">
         <w:r>
           <w:rPr>
             <w:rFonts w:ascii="Garamond" w:hAnsi="Garamond"/>
@@ -8021,7 +8009,7 @@
           <w:t xml:space="preserve"> sam</w:t>
         </w:r>
       </w:ins>
-      <w:ins w:id="149" w:author="Benjamin J. Makhlouf" w:date="2025-10-09T09:14:00Z" w16du:dateUtc="2025-10-09T16:14:00Z">
+      <w:ins w:id="147" w:author="Benjamin J. Makhlouf" w:date="2025-10-09T09:14:00Z" w16du:dateUtc="2025-10-09T16:14:00Z">
         <w:r>
           <w:rPr>
             <w:rFonts w:ascii="Garamond" w:hAnsi="Garamond"/>
@@ -8079,7 +8067,7 @@
         </w:rPr>
         <w:t xml:space="preserve"> to as the “</w:t>
       </w:r>
-      <w:commentRangeStart w:id="150"/>
+      <w:commentRangeStart w:id="148"/>
       <w:r>
         <w:rPr>
           <w:rFonts w:ascii="Garamond" w:hAnsi="Garamond"/>
@@ -8088,7 +8076,7 @@
         </w:rPr>
         <w:t>Overlap</w:t>
       </w:r>
-      <w:commentRangeEnd w:id="150"/>
+      <w:commentRangeEnd w:id="148"/>
       <w:r>
         <w:rPr>
           <w:rStyle w:val="CommentReference"/>
@@ -8096,7 +8084,7 @@
           <w:kern w:val="2"/>
           <w14:ligatures w14:val="standardContextual"/>
         </w:rPr>
-        <w:commentReference w:id="150"/>
+        <w:commentReference w:id="148"/>
       </w:r>
       <w:r>
         <w:rPr>
@@ -8155,7 +8143,7 @@
         </w:rPr>
         <w:t>Model performance was</w:t>
       </w:r>
-      <w:del w:id="151" w:author="Benjamin J. Makhlouf" w:date="2025-10-13T10:36:00Z" w16du:dateUtc="2025-10-13T17:36:00Z">
+      <w:del w:id="149" w:author="Benjamin J. Makhlouf" w:date="2025-10-13T10:36:00Z" w16du:dateUtc="2025-10-13T17:36:00Z">
         <w:r>
           <w:rPr>
             <w:rFonts w:ascii="Garamond" w:hAnsi="Garamond"/>
@@ -8278,7 +8266,7 @@
         </w:rPr>
         <w:t xml:space="preserve">The </w:t>
       </w:r>
-      <w:commentRangeStart w:id="152"/>
+      <w:commentRangeStart w:id="150"/>
       <w:r>
         <w:rPr>
           <w:rStyle w:val="Strong"/>
@@ -8298,7 +8286,7 @@
         </w:rPr>
         <w:t xml:space="preserve"> </w:t>
       </w:r>
-      <w:commentRangeEnd w:id="152"/>
+      <w:commentRangeEnd w:id="150"/>
       <w:r>
         <w:rPr>
           <w:rStyle w:val="CommentReference"/>
@@ -8306,7 +8294,7 @@
           <w:kern w:val="2"/>
           <w14:ligatures w14:val="standardContextual"/>
         </w:rPr>
-        <w:commentReference w:id="152"/>
+        <w:commentReference w:id="150"/>
       </w:r>
       <w:r>
         <w:rPr>
@@ -8452,7 +8440,7 @@
         </w:rPr>
         <w:t xml:space="preserve"> is the proportion of actual positive samples that are correctly identified. The F1-score provides a single metric that accounts for both false positives and false negatives, making it particularly useful for evaluating performance on imbalanced datasets</w:t>
       </w:r>
-      <w:ins w:id="153" w:author="Daniel Schindler" w:date="2025-10-02T15:21:00Z" w16du:dateUtc="2025-10-02T22:21:00Z">
+      <w:ins w:id="151" w:author="Daniel Schindler" w:date="2025-10-02T15:21:00Z" w16du:dateUtc="2025-10-02T22:21:00Z">
         <w:r>
           <w:rPr>
             <w:rFonts w:ascii="Garamond" w:hAnsi="Garamond"/>
@@ -8556,7 +8544,7 @@
         </w:rPr>
         <w:t xml:space="preserve"> In addition to </w:t>
       </w:r>
-      <w:ins w:id="154" w:author="Benjamin J. Makhlouf" w:date="2025-10-13T10:36:00Z" w16du:dateUtc="2025-10-13T17:36:00Z">
+      <w:ins w:id="152" w:author="Benjamin J. Makhlouf" w:date="2025-10-13T10:36:00Z" w16du:dateUtc="2025-10-13T17:36:00Z">
         <w:r>
           <w:rPr>
             <w:rFonts w:ascii="Garamond" w:hAnsi="Garamond"/>
@@ -8574,7 +8562,7 @@
         </w:rPr>
         <w:t>accuracy by watershed, we calculated the</w:t>
       </w:r>
-      <w:ins w:id="155" w:author="Benjamin J. Makhlouf" w:date="2025-10-13T10:36:00Z" w16du:dateUtc="2025-10-13T17:36:00Z">
+      <w:ins w:id="153" w:author="Benjamin J. Makhlouf" w:date="2025-10-13T10:36:00Z" w16du:dateUtc="2025-10-13T17:36:00Z">
         <w:r>
           <w:rPr>
             <w:rFonts w:ascii="Garamond" w:hAnsi="Garamond"/>
@@ -8592,7 +8580,7 @@
         </w:rPr>
         <w:t xml:space="preserve"> accuracy of fish from within the CWAK (Coastal Western Alaska) genetic reporting group </w:t>
       </w:r>
-      <w:del w:id="156" w:author="Benjamin J. Makhlouf" w:date="2025-10-13T10:38:00Z" w16du:dateUtc="2025-10-13T17:38:00Z">
+      <w:del w:id="154" w:author="Benjamin J. Makhlouf" w:date="2025-10-13T10:38:00Z" w16du:dateUtc="2025-10-13T17:38:00Z">
         <w:r>
           <w:rPr>
             <w:rFonts w:ascii="Garamond" w:hAnsi="Garamond"/>
@@ -8610,7 +8598,7 @@
         </w:rPr>
         <w:t xml:space="preserve">by </w:t>
       </w:r>
-      <w:commentRangeStart w:id="157"/>
+      <w:commentRangeStart w:id="155"/>
       <w:r>
         <w:rPr>
           <w:rFonts w:ascii="Garamond" w:hAnsi="Garamond"/>
@@ -8619,7 +8607,7 @@
         </w:rPr>
         <w:t>removing individuals</w:t>
       </w:r>
-      <w:ins w:id="158" w:author="Benjamin J. Makhlouf" w:date="2025-10-09T09:15:00Z" w16du:dateUtc="2025-10-09T16:15:00Z">
+      <w:ins w:id="156" w:author="Benjamin J. Makhlouf" w:date="2025-10-09T09:15:00Z" w16du:dateUtc="2025-10-09T16:15:00Z">
         <w:r>
           <w:rPr>
             <w:rFonts w:ascii="Garamond" w:hAnsi="Garamond"/>
@@ -8637,7 +8625,7 @@
         </w:rPr>
         <w:t xml:space="preserve"> with genetic assignments </w:t>
       </w:r>
-      <w:ins w:id="159" w:author="Benjamin J. Makhlouf" w:date="2025-10-09T09:15:00Z" w16du:dateUtc="2025-10-09T16:15:00Z">
+      <w:ins w:id="157" w:author="Benjamin J. Makhlouf" w:date="2025-10-09T09:15:00Z" w16du:dateUtc="2025-10-09T16:15:00Z">
         <w:r>
           <w:rPr>
             <w:rFonts w:ascii="Garamond" w:hAnsi="Garamond"/>
@@ -8647,7 +8635,7 @@
           <w:t>to</w:t>
         </w:r>
       </w:ins>
-      <w:del w:id="160" w:author="Benjamin J. Makhlouf" w:date="2025-10-09T09:15:00Z" w16du:dateUtc="2025-10-09T16:15:00Z">
+      <w:del w:id="158" w:author="Benjamin J. Makhlouf" w:date="2025-10-09T09:15:00Z" w16du:dateUtc="2025-10-09T16:15:00Z">
         <w:r>
           <w:rPr>
             <w:rFonts w:ascii="Garamond" w:hAnsi="Garamond"/>
@@ -8665,6 +8653,26 @@
         </w:rPr>
         <w:t xml:space="preserve"> the Middle or Upper Yukon reporting groups, which are outside of the CWAK region</w:t>
       </w:r>
+      <w:ins w:id="159" w:author="Benjamin J. Makhlouf" w:date="2025-10-13T10:38:00Z" w16du:dateUtc="2025-10-13T17:38:00Z">
+        <w:r>
+          <w:rPr>
+            <w:rFonts w:ascii="Garamond" w:hAnsi="Garamond"/>
+            <w:sz w:val="22"/>
+            <w:szCs w:val="22"/>
+          </w:rPr>
+          <w:t xml:space="preserve"> (Figure 1a). </w:t>
+        </w:r>
+      </w:ins>
+      <w:del w:id="160" w:author="Benjamin J. Makhlouf" w:date="2025-10-13T10:38:00Z" w16du:dateUtc="2025-10-13T17:38:00Z">
+        <w:r>
+          <w:rPr>
+            <w:rFonts w:ascii="Garamond" w:hAnsi="Garamond"/>
+            <w:sz w:val="22"/>
+            <w:szCs w:val="22"/>
+          </w:rPr>
+          <w:delText>.</w:delText>
+        </w:r>
+      </w:del>
       <w:ins w:id="161" w:author="Benjamin J. Makhlouf" w:date="2025-10-13T10:38:00Z" w16du:dateUtc="2025-10-13T17:38:00Z">
         <w:r>
           <w:rPr>
@@ -8672,7 +8680,7 @@
             <w:sz w:val="22"/>
             <w:szCs w:val="22"/>
           </w:rPr>
-          <w:t xml:space="preserve"> (Figure 1a). </w:t>
+          <w:t xml:space="preserve"> </w:t>
         </w:r>
       </w:ins>
       <w:del w:id="162" w:author="Benjamin J. Makhlouf" w:date="2025-10-13T10:38:00Z" w16du:dateUtc="2025-10-13T17:38:00Z">
@@ -8682,29 +8690,9 @@
             <w:sz w:val="22"/>
             <w:szCs w:val="22"/>
           </w:rPr>
-          <w:delText>.</w:delText>
-        </w:r>
-      </w:del>
-      <w:ins w:id="163" w:author="Benjamin J. Makhlouf" w:date="2025-10-13T10:38:00Z" w16du:dateUtc="2025-10-13T17:38:00Z">
-        <w:r>
-          <w:rPr>
-            <w:rFonts w:ascii="Garamond" w:hAnsi="Garamond"/>
-            <w:sz w:val="22"/>
-            <w:szCs w:val="22"/>
-          </w:rPr>
-          <w:t xml:space="preserve"> </w:t>
-        </w:r>
-      </w:ins>
-      <w:del w:id="164" w:author="Benjamin J. Makhlouf" w:date="2025-10-13T10:38:00Z" w16du:dateUtc="2025-10-13T17:38:00Z">
-        <w:r>
-          <w:rPr>
-            <w:rFonts w:ascii="Garamond" w:hAnsi="Garamond"/>
-            <w:sz w:val="22"/>
-            <w:szCs w:val="22"/>
-          </w:rPr>
           <w:delText xml:space="preserve"> </w:delText>
         </w:r>
-        <w:commentRangeEnd w:id="157"/>
+        <w:commentRangeEnd w:id="155"/>
         <w:r>
           <w:rPr>
             <w:rStyle w:val="CommentReference"/>
@@ -8712,7 +8700,7 @@
             <w:kern w:val="2"/>
             <w14:ligatures w14:val="standardContextual"/>
           </w:rPr>
-          <w:commentReference w:id="157"/>
+          <w:commentReference w:id="155"/>
         </w:r>
       </w:del>
     </w:p>
@@ -8720,7 +8708,6 @@
       <w:pPr>
         <w:pStyle w:val="NormalWeb"/>
         <w:spacing w:line="480" w:lineRule="auto"/>
-        <w:ind w:firstLine="720"/>
         <w:rPr>
           <w:rFonts w:ascii="Garamond" w:hAnsi="Garamond"/>
           <w:b/>
@@ -8728,7 +8715,7 @@
           <w:sz w:val="22"/>
           <w:szCs w:val="22"/>
         </w:rPr>
-        <w:pPrChange w:id="165" w:author="Benjamin J. Makhlouf" w:date="2025-10-13T10:38:00Z" w16du:dateUtc="2025-10-13T17:38:00Z">
+        <w:pPrChange w:id="163" w:author="Benjamin J. Makhlouf" w:date="2025-10-13T10:38:00Z" w16du:dateUtc="2025-10-13T17:38:00Z">
           <w:pPr/>
         </w:pPrChange>
       </w:pPr>
@@ -8798,7 +8785,7 @@
         </w:rPr>
         <w:t xml:space="preserve"> classification models produce </w:t>
       </w:r>
-      <w:ins w:id="166" w:author="Benjamin J. Makhlouf" w:date="2025-10-13T10:38:00Z" w16du:dateUtc="2025-10-13T17:38:00Z">
+      <w:ins w:id="164" w:author="Benjamin J. Makhlouf" w:date="2025-10-13T10:38:00Z" w16du:dateUtc="2025-10-13T17:38:00Z">
         <w:r>
           <w:rPr>
             <w:rFonts w:ascii="Garamond" w:hAnsi="Garamond"/>
@@ -8816,7 +8803,7 @@
         </w:rPr>
         <w:t>probability estimates that do not accurately reflect the true likelihood of correct prediction</w:t>
       </w:r>
-      <w:ins w:id="167" w:author="Daniel Schindler" w:date="2025-10-02T15:23:00Z" w16du:dateUtc="2025-10-02T22:23:00Z">
+      <w:ins w:id="165" w:author="Daniel Schindler" w:date="2025-10-02T15:23:00Z" w16du:dateUtc="2025-10-02T22:23:00Z">
         <w:r>
           <w:rPr>
             <w:rFonts w:ascii="Garamond" w:hAnsi="Garamond"/>
@@ -8867,7 +8854,7 @@
         </w:rPr>
         <w:fldChar w:fldCharType="end"/>
       </w:r>
-      <w:ins w:id="168" w:author="Benjamin J. Makhlouf" w:date="2025-10-06T16:05:00Z" w16du:dateUtc="2025-10-06T23:05:00Z">
+      <w:ins w:id="166" w:author="Benjamin J. Makhlouf" w:date="2025-10-06T16:05:00Z" w16du:dateUtc="2025-10-06T23:05:00Z">
         <w:r>
           <w:rPr>
             <w:rFonts w:ascii="Garamond" w:hAnsi="Garamond"/>
@@ -8885,7 +8872,7 @@
         </w:rPr>
         <w:t xml:space="preserve">While these models may achieve high classification accuracy, their reported </w:t>
       </w:r>
-      <w:del w:id="169" w:author="Benjamin J. Makhlouf" w:date="2025-10-13T10:38:00Z" w16du:dateUtc="2025-10-13T17:38:00Z">
+      <w:del w:id="167" w:author="Benjamin J. Makhlouf" w:date="2025-10-13T10:38:00Z" w16du:dateUtc="2025-10-13T17:38:00Z">
         <w:r>
           <w:rPr>
             <w:rFonts w:ascii="Garamond" w:hAnsi="Garamond"/>
@@ -8894,6 +8881,42 @@
           </w:rPr>
           <w:delText>confidence</w:delText>
         </w:r>
+        <w:r>
+          <w:rPr>
+            <w:rFonts w:ascii="Garamond" w:hAnsi="Garamond"/>
+            <w:sz w:val="22"/>
+            <w:szCs w:val="22"/>
+          </w:rPr>
+          <w:delText xml:space="preserve"> </w:delText>
+        </w:r>
+      </w:del>
+      <w:ins w:id="168" w:author="Benjamin J. Makhlouf" w:date="2025-10-13T10:39:00Z" w16du:dateUtc="2025-10-13T17:39:00Z">
+        <w:r>
+          <w:rPr>
+            <w:rFonts w:ascii="Garamond" w:hAnsi="Garamond"/>
+            <w:sz w:val="22"/>
+            <w:szCs w:val="22"/>
+          </w:rPr>
+          <w:t xml:space="preserve">probability </w:t>
+        </w:r>
+      </w:ins>
+      <w:r>
+        <w:rPr>
+          <w:rFonts w:ascii="Garamond" w:hAnsi="Garamond"/>
+          <w:sz w:val="22"/>
+          <w:szCs w:val="22"/>
+        </w:rPr>
+        <w:t>scores</w:t>
+      </w:r>
+      <w:r>
+        <w:rPr>
+          <w:rFonts w:ascii="Garamond" w:hAnsi="Garamond"/>
+          <w:sz w:val="22"/>
+          <w:szCs w:val="22"/>
+        </w:rPr>
+        <w:t xml:space="preserve"> may not match the true proportion of correct classifications</w:t>
+      </w:r>
+      <w:del w:id="169" w:author="Benjamin J. Makhlouf" w:date="2025-10-13T10:39:00Z" w16du:dateUtc="2025-10-13T17:39:00Z">
         <w:r>
           <w:rPr>
             <w:rFonts w:ascii="Garamond" w:hAnsi="Garamond"/>
@@ -8910,25 +8933,9 @@
             <w:sz w:val="22"/>
             <w:szCs w:val="22"/>
           </w:rPr>
-          <w:t xml:space="preserve">probability </w:t>
-        </w:r>
-      </w:ins>
-      <w:r>
-        <w:rPr>
-          <w:rFonts w:ascii="Garamond" w:hAnsi="Garamond"/>
-          <w:sz w:val="22"/>
-          <w:szCs w:val="22"/>
-        </w:rPr>
-        <w:t>scores</w:t>
-      </w:r>
-      <w:r>
-        <w:rPr>
-          <w:rFonts w:ascii="Garamond" w:hAnsi="Garamond"/>
-          <w:sz w:val="22"/>
-          <w:szCs w:val="22"/>
-        </w:rPr>
-        <w:t xml:space="preserve"> may not match the true proportion of correct classifications</w:t>
-      </w:r>
+          <w:t xml:space="preserve"> associated with binned samples with that same probability value</w:t>
+        </w:r>
+      </w:ins>
       <w:del w:id="171" w:author="Benjamin J. Makhlouf" w:date="2025-10-13T10:39:00Z" w16du:dateUtc="2025-10-13T17:39:00Z">
         <w:r>
           <w:rPr>
@@ -8936,27 +8943,33 @@
             <w:sz w:val="22"/>
             <w:szCs w:val="22"/>
           </w:rPr>
-          <w:delText xml:space="preserve"> </w:delText>
+          <w:delText>within each confidence bin</w:delText>
         </w:r>
       </w:del>
-      <w:ins w:id="172" w:author="Benjamin J. Makhlouf" w:date="2025-10-13T10:39:00Z" w16du:dateUtc="2025-10-13T17:39:00Z">
-        <w:r>
-          <w:rPr>
-            <w:rFonts w:ascii="Garamond" w:hAnsi="Garamond"/>
-            <w:sz w:val="22"/>
-            <w:szCs w:val="22"/>
-          </w:rPr>
-          <w:t xml:space="preserve"> associated with binned samples with that same probability value</w:t>
-        </w:r>
-      </w:ins>
-      <w:del w:id="173" w:author="Benjamin J. Makhlouf" w:date="2025-10-13T10:39:00Z" w16du:dateUtc="2025-10-13T17:39:00Z">
-        <w:r>
-          <w:rPr>
-            <w:rFonts w:ascii="Garamond" w:hAnsi="Garamond"/>
-            <w:sz w:val="22"/>
-            <w:szCs w:val="22"/>
-          </w:rPr>
-          <w:delText>within each confidence bin</w:delText>
+      <w:r>
+        <w:rPr>
+          <w:rFonts w:ascii="Garamond" w:hAnsi="Garamond"/>
+          <w:sz w:val="22"/>
+          <w:szCs w:val="22"/>
+        </w:rPr>
+        <w:t xml:space="preserve">. </w:t>
+      </w:r>
+      <w:r>
+        <w:rPr>
+          <w:rFonts w:ascii="Garamond" w:hAnsi="Garamond"/>
+          <w:sz w:val="22"/>
+          <w:szCs w:val="22"/>
+        </w:rPr>
+        <w:t>Although these scores</w:t>
+      </w:r>
+      <w:del w:id="172" w:author="Benjamin J. Makhlouf" w:date="2025-10-09T09:15:00Z" w16du:dateUtc="2025-10-09T16:15:00Z">
+        <w:r>
+          <w:rPr>
+            <w:rFonts w:ascii="Garamond" w:hAnsi="Garamond"/>
+            <w:sz w:val="22"/>
+            <w:szCs w:val="22"/>
+          </w:rPr>
+          <w:delText xml:space="preserve"> may</w:delText>
         </w:r>
       </w:del>
       <w:r>
@@ -8965,35 +8978,9 @@
           <w:sz w:val="22"/>
           <w:szCs w:val="22"/>
         </w:rPr>
-        <w:t xml:space="preserve">. </w:t>
-      </w:r>
-      <w:r>
-        <w:rPr>
-          <w:rFonts w:ascii="Garamond" w:hAnsi="Garamond"/>
-          <w:sz w:val="22"/>
-          <w:szCs w:val="22"/>
-        </w:rPr>
-        <w:t>Although these scores</w:t>
-      </w:r>
-      <w:del w:id="174" w:author="Benjamin J. Makhlouf" w:date="2025-10-09T09:15:00Z" w16du:dateUtc="2025-10-09T16:15:00Z">
-        <w:r>
-          <w:rPr>
-            <w:rFonts w:ascii="Garamond" w:hAnsi="Garamond"/>
-            <w:sz w:val="22"/>
-            <w:szCs w:val="22"/>
-          </w:rPr>
-          <w:delText xml:space="preserve"> may</w:delText>
-        </w:r>
-      </w:del>
-      <w:r>
-        <w:rPr>
-          <w:rFonts w:ascii="Garamond" w:hAnsi="Garamond"/>
-          <w:sz w:val="22"/>
-          <w:szCs w:val="22"/>
-        </w:rPr>
         <w:t xml:space="preserve"> provide sufficient class ranking, t</w:t>
       </w:r>
-      <w:commentRangeStart w:id="175"/>
+      <w:commentRangeStart w:id="173"/>
       <w:r>
         <w:rPr>
           <w:rFonts w:ascii="Garamond" w:hAnsi="Garamond"/>
@@ -9002,7 +8989,7 @@
         </w:rPr>
         <w:t>his</w:t>
       </w:r>
-      <w:commentRangeEnd w:id="175"/>
+      <w:commentRangeEnd w:id="173"/>
       <w:r>
         <w:rPr>
           <w:rStyle w:val="CommentReference"/>
@@ -9010,7 +8997,7 @@
           <w:kern w:val="2"/>
           <w14:ligatures w14:val="standardContextual"/>
         </w:rPr>
-        <w:commentReference w:id="175"/>
+        <w:commentReference w:id="173"/>
       </w:r>
       <w:r>
         <w:rPr>
@@ -9020,6 +9007,34 @@
         </w:rPr>
         <w:t xml:space="preserve"> limits the utility of these </w:t>
       </w:r>
+      <w:ins w:id="174" w:author="Benjamin J. Makhlouf" w:date="2025-10-13T10:40:00Z" w16du:dateUtc="2025-10-13T17:40:00Z">
+        <w:r>
+          <w:rPr>
+            <w:rFonts w:ascii="Garamond" w:hAnsi="Garamond"/>
+            <w:sz w:val="22"/>
+            <w:szCs w:val="22"/>
+          </w:rPr>
+          <w:t xml:space="preserve">values </w:t>
+        </w:r>
+      </w:ins>
+      <w:del w:id="175" w:author="Benjamin J. Makhlouf" w:date="2025-10-13T10:40:00Z" w16du:dateUtc="2025-10-13T17:40:00Z">
+        <w:r>
+          <w:rPr>
+            <w:rFonts w:ascii="Garamond" w:hAnsi="Garamond"/>
+            <w:sz w:val="22"/>
+            <w:szCs w:val="22"/>
+          </w:rPr>
+          <w:delText xml:space="preserve">results </w:delText>
+        </w:r>
+      </w:del>
+      <w:r>
+        <w:rPr>
+          <w:rFonts w:ascii="Garamond" w:hAnsi="Garamond"/>
+          <w:sz w:val="22"/>
+          <w:szCs w:val="22"/>
+        </w:rPr>
+        <w:t xml:space="preserve">for decision-making </w:t>
+      </w:r>
       <w:ins w:id="176" w:author="Benjamin J. Makhlouf" w:date="2025-10-13T10:40:00Z" w16du:dateUtc="2025-10-13T17:40:00Z">
         <w:r>
           <w:rPr>
@@ -9027,7 +9042,7 @@
             <w:sz w:val="22"/>
             <w:szCs w:val="22"/>
           </w:rPr>
-          <w:t xml:space="preserve">values </w:t>
+          <w:t xml:space="preserve">which relies on </w:t>
         </w:r>
       </w:ins>
       <w:del w:id="177" w:author="Benjamin J. Makhlouf" w:date="2025-10-13T10:40:00Z" w16du:dateUtc="2025-10-13T17:40:00Z">
@@ -9037,7 +9052,7 @@
             <w:sz w:val="22"/>
             <w:szCs w:val="22"/>
           </w:rPr>
-          <w:delText xml:space="preserve">results </w:delText>
+          <w:delText xml:space="preserve">based on confidence </w:delText>
         </w:r>
       </w:del>
       <w:r>
@@ -9046,7 +9061,7 @@
           <w:sz w:val="22"/>
           <w:szCs w:val="22"/>
         </w:rPr>
-        <w:t xml:space="preserve">for decision-making </w:t>
+        <w:t>thresholds</w:t>
       </w:r>
       <w:ins w:id="178" w:author="Benjamin J. Makhlouf" w:date="2025-10-13T10:40:00Z" w16du:dateUtc="2025-10-13T17:40:00Z">
         <w:r>
@@ -9055,34 +9070,6 @@
             <w:sz w:val="22"/>
             <w:szCs w:val="22"/>
           </w:rPr>
-          <w:t xml:space="preserve">which relies on </w:t>
-        </w:r>
-      </w:ins>
-      <w:del w:id="179" w:author="Benjamin J. Makhlouf" w:date="2025-10-13T10:40:00Z" w16du:dateUtc="2025-10-13T17:40:00Z">
-        <w:r>
-          <w:rPr>
-            <w:rFonts w:ascii="Garamond" w:hAnsi="Garamond"/>
-            <w:sz w:val="22"/>
-            <w:szCs w:val="22"/>
-          </w:rPr>
-          <w:delText xml:space="preserve">based on confidence </w:delText>
-        </w:r>
-      </w:del>
-      <w:r>
-        <w:rPr>
-          <w:rFonts w:ascii="Garamond" w:hAnsi="Garamond"/>
-          <w:sz w:val="22"/>
-          <w:szCs w:val="22"/>
-        </w:rPr>
-        <w:t>thresholds</w:t>
-      </w:r>
-      <w:ins w:id="180" w:author="Benjamin J. Makhlouf" w:date="2025-10-13T10:40:00Z" w16du:dateUtc="2025-10-13T17:40:00Z">
-        <w:r>
-          <w:rPr>
-            <w:rFonts w:ascii="Garamond" w:hAnsi="Garamond"/>
-            <w:sz w:val="22"/>
-            <w:szCs w:val="22"/>
-          </w:rPr>
           <w:t xml:space="preserve"> of correct assignment probability</w:t>
         </w:r>
       </w:ins>
@@ -9102,7 +9089,7 @@
         </w:rPr>
         <w:t>{</w:t>
       </w:r>
-      <w:commentRangeStart w:id="181"/>
+      <w:commentRangeStart w:id="179"/>
       <w:r>
         <w:rPr>
           <w:rStyle w:val="HTMLCode"/>
@@ -9112,7 +9099,7 @@
         </w:rPr>
         <w:t>probably</w:t>
       </w:r>
-      <w:commentRangeEnd w:id="181"/>
+      <w:commentRangeEnd w:id="179"/>
       <w:r>
         <w:rPr>
           <w:rStyle w:val="CommentReference"/>
@@ -9120,7 +9107,7 @@
           <w:kern w:val="2"/>
           <w14:ligatures w14:val="standardContextual"/>
         </w:rPr>
-        <w:commentReference w:id="181"/>
+        <w:commentReference w:id="179"/>
       </w:r>
       <w:r>
         <w:rPr>
@@ -9148,26 +9135,44 @@
         <w:lastRenderedPageBreak/>
         <w:t>isotonic regression to our testing set predictions</w:t>
       </w:r>
-      <w:ins w:id="182" w:author="Benjamin J. Makhlouf" w:date="2025-10-13T10:40:00Z" w16du:dateUtc="2025-10-13T17:40:00Z">
-        <w:r>
-          <w:rPr>
-            <w:rFonts w:ascii="Garamond" w:hAnsi="Garamond"/>
-            <w:sz w:val="22"/>
-            <w:szCs w:val="22"/>
-          </w:rPr>
-          <w:t xml:space="preserve"> (cite)</w:t>
-        </w:r>
-      </w:ins>
-      <w:r>
-        <w:rPr>
-          <w:rFonts w:ascii="Garamond" w:hAnsi="Garamond"/>
-          <w:sz w:val="22"/>
-          <w:szCs w:val="22"/>
-        </w:rPr>
-        <w:t xml:space="preserve">. </w:t>
-      </w:r>
-      <w:commentRangeStart w:id="183"/>
-      <w:commentRangeStart w:id="184"/>
+      <w:ins w:id="180" w:author="Benjamin J. Makhlouf" w:date="2025-10-13T10:40:00Z" w16du:dateUtc="2025-10-13T17:40:00Z">
+        <w:r>
+          <w:rPr>
+            <w:rFonts w:ascii="Garamond" w:hAnsi="Garamond"/>
+            <w:sz w:val="22"/>
+            <w:szCs w:val="22"/>
+          </w:rPr>
+          <w:t xml:space="preserve"> </w:t>
+        </w:r>
+        <w:r>
+          <w:rPr>
+            <w:rFonts w:ascii="Garamond" w:hAnsi="Garamond"/>
+            <w:sz w:val="22"/>
+            <w:szCs w:val="22"/>
+            <w:highlight w:val="yellow"/>
+          </w:rPr>
+          <w:t>(cite)</w:t>
+        </w:r>
+      </w:ins>
+      <w:r>
+        <w:rPr>
+          <w:rFonts w:ascii="Garamond" w:hAnsi="Garamond"/>
+          <w:sz w:val="22"/>
+          <w:szCs w:val="22"/>
+          <w:highlight w:val="yellow"/>
+        </w:rPr>
+        <w:t>.</w:t>
+      </w:r>
+      <w:r>
+        <w:rPr>
+          <w:rFonts w:ascii="Garamond" w:hAnsi="Garamond"/>
+          <w:sz w:val="22"/>
+          <w:szCs w:val="22"/>
+        </w:rPr>
+        <w:t xml:space="preserve"> </w:t>
+      </w:r>
+      <w:commentRangeStart w:id="181"/>
+      <w:commentRangeStart w:id="182"/>
       <w:r>
         <w:rPr>
           <w:rFonts w:ascii="Garamond" w:hAnsi="Garamond"/>
@@ -9176,7 +9181,7 @@
         </w:rPr>
         <w:t xml:space="preserve">This approach adjusts the </w:t>
       </w:r>
-      <w:ins w:id="185" w:author="Benjamin J. Makhlouf" w:date="2025-10-09T09:16:00Z" w16du:dateUtc="2025-10-09T16:16:00Z">
+      <w:ins w:id="183" w:author="Benjamin J. Makhlouf" w:date="2025-10-09T09:16:00Z" w16du:dateUtc="2025-10-09T16:16:00Z">
         <w:r>
           <w:rPr>
             <w:rFonts w:ascii="Garamond" w:hAnsi="Garamond"/>
@@ -9186,7 +9191,7 @@
           <w:t xml:space="preserve">predicted probability </w:t>
         </w:r>
       </w:ins>
-      <w:del w:id="186" w:author="Benjamin J. Makhlouf" w:date="2025-10-09T09:16:00Z" w16du:dateUtc="2025-10-09T16:16:00Z">
+      <w:del w:id="184" w:author="Benjamin J. Makhlouf" w:date="2025-10-09T09:16:00Z" w16du:dateUtc="2025-10-09T16:16:00Z">
         <w:r>
           <w:rPr>
             <w:rFonts w:ascii="Garamond" w:hAnsi="Garamond"/>
@@ -9196,7 +9201,7 @@
           <w:delText xml:space="preserve">raw </w:delText>
         </w:r>
       </w:del>
-      <w:del w:id="187" w:author="Benjamin J. Makhlouf" w:date="2025-10-06T15:49:00Z" w16du:dateUtc="2025-10-06T22:49:00Z">
+      <w:del w:id="185" w:author="Benjamin J. Makhlouf" w:date="2025-10-06T15:49:00Z" w16du:dateUtc="2025-10-06T22:49:00Z">
         <w:r>
           <w:rPr>
             <w:rFonts w:ascii="Garamond" w:hAnsi="Garamond"/>
@@ -9238,7 +9243,7 @@
         </w:rPr>
         <w:t xml:space="preserve"> through a non-parametric monotonic transformation. </w:t>
       </w:r>
-      <w:commentRangeEnd w:id="183"/>
+      <w:commentRangeEnd w:id="181"/>
       <w:r>
         <w:rPr>
           <w:rStyle w:val="CommentReference"/>
@@ -9246,9 +9251,9 @@
           <w:kern w:val="2"/>
           <w14:ligatures w14:val="standardContextual"/>
         </w:rPr>
-        <w:commentReference w:id="183"/>
-      </w:r>
-      <w:commentRangeEnd w:id="184"/>
+        <w:commentReference w:id="181"/>
+      </w:r>
+      <w:commentRangeEnd w:id="182"/>
       <w:r>
         <w:rPr>
           <w:rStyle w:val="CommentReference"/>
@@ -9256,7 +9261,7 @@
           <w:kern w:val="2"/>
           <w14:ligatures w14:val="standardContextual"/>
         </w:rPr>
-        <w:commentReference w:id="184"/>
+        <w:commentReference w:id="182"/>
       </w:r>
       <w:r>
         <w:rPr>
@@ -9266,7 +9271,7 @@
         </w:rPr>
         <w:t xml:space="preserve">We verified calibration effectiveness through </w:t>
       </w:r>
-      <w:ins w:id="188" w:author="Benjamin J. Makhlouf" w:date="2025-10-06T15:49:00Z" w16du:dateUtc="2025-10-06T22:49:00Z">
+      <w:ins w:id="186" w:author="Benjamin J. Makhlouf" w:date="2025-10-06T15:49:00Z" w16du:dateUtc="2025-10-06T22:49:00Z">
         <w:r>
           <w:rPr>
             <w:rFonts w:ascii="Garamond" w:hAnsi="Garamond"/>
@@ -9292,7 +9297,7 @@
         </w:rPr>
         <w:t xml:space="preserve">plots </w:t>
       </w:r>
-      <w:ins w:id="189" w:author="Benjamin J. Makhlouf" w:date="2025-10-09T09:17:00Z" w16du:dateUtc="2025-10-09T16:17:00Z">
+      <w:ins w:id="187" w:author="Benjamin J. Makhlouf" w:date="2025-10-09T09:17:00Z" w16du:dateUtc="2025-10-09T16:17:00Z">
         <w:r>
           <w:rPr>
             <w:rFonts w:ascii="Garamond" w:hAnsi="Garamond"/>
@@ -9302,7 +9307,7 @@
           <w:t>showing the</w:t>
         </w:r>
       </w:ins>
-      <w:del w:id="190" w:author="Benjamin J. Makhlouf" w:date="2025-10-09T09:17:00Z" w16du:dateUtc="2025-10-09T16:17:00Z">
+      <w:del w:id="188" w:author="Benjamin J. Makhlouf" w:date="2025-10-09T09:17:00Z" w16du:dateUtc="2025-10-09T16:17:00Z">
         <w:r>
           <w:rPr>
             <w:rFonts w:ascii="Garamond" w:hAnsi="Garamond"/>
@@ -9328,7 +9333,7 @@
         </w:rPr>
         <w:t xml:space="preserve"> (</w:t>
       </w:r>
-      <w:ins w:id="191" w:author="Benjamin J. Makhlouf" w:date="2025-10-13T10:44:00Z" w16du:dateUtc="2025-10-13T17:44:00Z">
+      <w:ins w:id="189" w:author="Benjamin J. Makhlouf" w:date="2025-10-13T10:44:00Z" w16du:dateUtc="2025-10-13T17:44:00Z">
         <w:r>
           <w:rPr>
             <w:rFonts w:ascii="Garamond" w:hAnsi="Garamond"/>
@@ -9346,7 +9351,7 @@
         </w:rPr>
         <w:t>Supp</w:t>
       </w:r>
-      <w:ins w:id="192" w:author="Benjamin J. Makhlouf" w:date="2025-10-06T15:50:00Z" w16du:dateUtc="2025-10-06T22:50:00Z">
+      <w:ins w:id="190" w:author="Benjamin J. Makhlouf" w:date="2025-10-06T15:50:00Z" w16du:dateUtc="2025-10-06T22:50:00Z">
         <w:r>
           <w:rPr>
             <w:rFonts w:ascii="Garamond" w:hAnsi="Garamond"/>
@@ -9356,7 +9361,7 @@
           <w:t>. Fig 1.</w:t>
         </w:r>
       </w:ins>
-      <w:del w:id="193" w:author="Benjamin J. Makhlouf" w:date="2025-10-06T15:50:00Z" w16du:dateUtc="2025-10-06T22:50:00Z">
+      <w:del w:id="191" w:author="Benjamin J. Makhlouf" w:date="2025-10-06T15:50:00Z" w16du:dateUtc="2025-10-06T22:50:00Z">
         <w:r>
           <w:rPr>
             <w:rFonts w:ascii="Garamond" w:hAnsi="Garamond"/>
@@ -9382,7 +9387,7 @@
         </w:rPr>
         <w:t xml:space="preserve">. </w:t>
       </w:r>
-      <w:del w:id="194" w:author="Benjamin J. Makhlouf" w:date="2025-10-06T15:50:00Z" w16du:dateUtc="2025-10-06T22:50:00Z">
+      <w:del w:id="192" w:author="Benjamin J. Makhlouf" w:date="2025-10-06T15:50:00Z" w16du:dateUtc="2025-10-06T22:50:00Z">
         <w:r>
           <w:rPr>
             <w:rFonts w:ascii="Garamond" w:hAnsi="Garamond"/>
@@ -9391,7 +9396,7 @@
           </w:rPr>
           <w:delText xml:space="preserve">Additionally, we quantified calibration improvements using Brier scores and logarithmic loss calculated before and after </w:delText>
         </w:r>
-        <w:commentRangeStart w:id="195"/>
+        <w:commentRangeStart w:id="193"/>
         <w:r>
           <w:rPr>
             <w:rFonts w:ascii="Garamond" w:hAnsi="Garamond"/>
@@ -9401,8 +9406,8 @@
           <w:delText>calibration</w:delText>
         </w:r>
       </w:del>
-      <w:ins w:id="196" w:author="Daniel Schindler" w:date="2025-10-02T15:25:00Z" w16du:dateUtc="2025-10-02T22:25:00Z">
-        <w:del w:id="197" w:author="Benjamin J. Makhlouf" w:date="2025-10-06T15:50:00Z" w16du:dateUtc="2025-10-06T22:50:00Z">
+      <w:ins w:id="194" w:author="Daniel Schindler" w:date="2025-10-02T15:25:00Z" w16du:dateUtc="2025-10-02T22:25:00Z">
+        <w:del w:id="195" w:author="Benjamin J. Makhlouf" w:date="2025-10-06T15:50:00Z" w16du:dateUtc="2025-10-06T22:50:00Z">
           <w:r>
             <w:rPr>
               <w:rFonts w:ascii="Garamond" w:hAnsi="Garamond"/>
@@ -9413,9 +9418,9 @@
           </w:r>
         </w:del>
       </w:ins>
-      <w:commentRangeEnd w:id="195"/>
-      <w:ins w:id="198" w:author="Daniel Schindler" w:date="2025-10-02T15:26:00Z" w16du:dateUtc="2025-10-02T22:26:00Z">
-        <w:del w:id="199" w:author="Benjamin J. Makhlouf" w:date="2025-10-06T15:50:00Z" w16du:dateUtc="2025-10-06T22:50:00Z">
+      <w:commentRangeEnd w:id="193"/>
+      <w:ins w:id="196" w:author="Daniel Schindler" w:date="2025-10-02T15:26:00Z" w16du:dateUtc="2025-10-02T22:26:00Z">
+        <w:del w:id="197" w:author="Benjamin J. Makhlouf" w:date="2025-10-06T15:50:00Z" w16du:dateUtc="2025-10-06T22:50:00Z">
           <w:r>
             <w:rPr>
               <w:rStyle w:val="CommentReference"/>
@@ -9423,12 +9428,12 @@
               <w:kern w:val="2"/>
               <w14:ligatures w14:val="standardContextual"/>
             </w:rPr>
-            <w:commentReference w:id="195"/>
+            <w:commentReference w:id="193"/>
           </w:r>
         </w:del>
       </w:ins>
-      <w:ins w:id="200" w:author="Daniel Schindler" w:date="2025-10-02T15:25:00Z" w16du:dateUtc="2025-10-02T22:25:00Z">
-        <w:del w:id="201" w:author="Benjamin J. Makhlouf" w:date="2025-10-06T15:50:00Z" w16du:dateUtc="2025-10-06T22:50:00Z">
+      <w:ins w:id="198" w:author="Daniel Schindler" w:date="2025-10-02T15:25:00Z" w16du:dateUtc="2025-10-02T22:25:00Z">
+        <w:del w:id="199" w:author="Benjamin J. Makhlouf" w:date="2025-10-06T15:50:00Z" w16du:dateUtc="2025-10-06T22:50:00Z">
           <w:r>
             <w:rPr>
               <w:rFonts w:ascii="Garamond" w:hAnsi="Garamond"/>
@@ -9439,7 +9444,7 @@
           </w:r>
         </w:del>
       </w:ins>
-      <w:del w:id="202" w:author="Benjamin J. Makhlouf" w:date="2025-10-06T15:50:00Z" w16du:dateUtc="2025-10-06T22:50:00Z">
+      <w:del w:id="200" w:author="Benjamin J. Makhlouf" w:date="2025-10-06T15:50:00Z" w16du:dateUtc="2025-10-06T22:50:00Z">
         <w:r>
           <w:rPr>
             <w:rFonts w:ascii="Garamond" w:hAnsi="Garamond"/>
@@ -9465,6 +9470,34 @@
         </w:rPr>
         <w:t xml:space="preserve">Calibration transformations were fitted separately for each model-data type combination </w:t>
       </w:r>
+      <w:del w:id="201" w:author="Benjamin J. Makhlouf" w:date="2025-10-13T10:44:00Z" w16du:dateUtc="2025-10-13T17:44:00Z">
+        <w:r>
+          <w:rPr>
+            <w:rFonts w:ascii="Garamond" w:hAnsi="Garamond"/>
+            <w:sz w:val="22"/>
+            <w:szCs w:val="22"/>
+          </w:rPr>
+          <w:delText xml:space="preserve">and stored as reusable functions that can be applied consistently to future predictions. This </w:delText>
+        </w:r>
+      </w:del>
+      <w:r>
+        <w:rPr>
+          <w:rFonts w:ascii="Garamond" w:hAnsi="Garamond"/>
+          <w:sz w:val="22"/>
+          <w:szCs w:val="22"/>
+        </w:rPr>
+        <w:t>ensur</w:t>
+      </w:r>
+      <w:ins w:id="202" w:author="Benjamin J. Makhlouf" w:date="2025-10-13T10:44:00Z" w16du:dateUtc="2025-10-13T17:44:00Z">
+        <w:r>
+          <w:rPr>
+            <w:rFonts w:ascii="Garamond" w:hAnsi="Garamond"/>
+            <w:sz w:val="22"/>
+            <w:szCs w:val="22"/>
+          </w:rPr>
+          <w:t>ing</w:t>
+        </w:r>
+      </w:ins>
       <w:del w:id="203" w:author="Benjamin J. Makhlouf" w:date="2025-10-13T10:44:00Z" w16du:dateUtc="2025-10-13T17:44:00Z">
         <w:r>
           <w:rPr>
@@ -9472,7 +9505,7 @@
             <w:sz w:val="22"/>
             <w:szCs w:val="22"/>
           </w:rPr>
-          <w:delText xml:space="preserve">and stored as reusable functions that can be applied consistently to future predictions. This </w:delText>
+          <w:delText>es</w:delText>
         </w:r>
       </w:del>
       <w:r>
@@ -9481,26 +9514,74 @@
           <w:sz w:val="22"/>
           <w:szCs w:val="22"/>
         </w:rPr>
-        <w:t>ensur</w:t>
-      </w:r>
-      <w:ins w:id="204" w:author="Benjamin J. Makhlouf" w:date="2025-10-13T10:44:00Z" w16du:dateUtc="2025-10-13T17:44:00Z">
-        <w:r>
-          <w:rPr>
-            <w:rFonts w:ascii="Garamond" w:hAnsi="Garamond"/>
-            <w:sz w:val="22"/>
-            <w:szCs w:val="22"/>
-          </w:rPr>
-          <w:t>ing</w:t>
-        </w:r>
-      </w:ins>
-      <w:del w:id="205" w:author="Benjamin J. Makhlouf" w:date="2025-10-13T10:44:00Z" w16du:dateUtc="2025-10-13T17:44:00Z">
-        <w:r>
-          <w:rPr>
-            <w:rFonts w:ascii="Garamond" w:hAnsi="Garamond"/>
-            <w:sz w:val="22"/>
-            <w:szCs w:val="22"/>
-          </w:rPr>
-          <w:delText>es</w:delText>
+        <w:t xml:space="preserve"> that probability estimates from our models accurately reflect true classification confidence</w:t>
+      </w:r>
+      <w:r>
+        <w:rPr>
+          <w:rFonts w:ascii="Garamond" w:hAnsi="Garamond"/>
+          <w:sz w:val="22"/>
+          <w:szCs w:val="22"/>
+        </w:rPr>
+        <w:t xml:space="preserve">. </w:t>
+      </w:r>
+      <w:r>
+        <w:rPr>
+          <w:rFonts w:ascii="Garamond" w:hAnsi="Garamond"/>
+          <w:sz w:val="22"/>
+          <w:szCs w:val="22"/>
+        </w:rPr>
+        <w:t xml:space="preserve">Using </w:t>
+      </w:r>
+      <w:r>
+        <w:rPr>
+          <w:rFonts w:ascii="Garamond" w:hAnsi="Garamond"/>
+          <w:sz w:val="22"/>
+          <w:szCs w:val="22"/>
+        </w:rPr>
+        <w:t xml:space="preserve">calibrated </w:t>
+      </w:r>
+      <w:r>
+        <w:rPr>
+          <w:rFonts w:ascii="Garamond" w:hAnsi="Garamond"/>
+          <w:sz w:val="22"/>
+          <w:szCs w:val="22"/>
+        </w:rPr>
+        <w:t xml:space="preserve">testing set </w:t>
+      </w:r>
+      <w:r>
+        <w:rPr>
+          <w:rFonts w:ascii="Garamond" w:hAnsi="Garamond"/>
+          <w:sz w:val="22"/>
+          <w:szCs w:val="22"/>
+        </w:rPr>
+        <w:t>probabiliti</w:t>
+      </w:r>
+      <w:r>
+        <w:rPr>
+          <w:rFonts w:ascii="Garamond" w:hAnsi="Garamond"/>
+          <w:sz w:val="22"/>
+          <w:szCs w:val="22"/>
+        </w:rPr>
+        <w:t>es</w:t>
+      </w:r>
+      <w:ins w:id="204" w:author="Benjamin J. Makhlouf" w:date="2025-10-09T09:17:00Z" w16du:dateUtc="2025-10-09T16:17:00Z">
+        <w:r>
+          <w:rPr>
+            <w:rFonts w:ascii="Garamond" w:hAnsi="Garamond"/>
+            <w:sz w:val="22"/>
+            <w:szCs w:val="22"/>
+          </w:rPr>
+          <w:t xml:space="preserve">, </w:t>
+        </w:r>
+      </w:ins>
+      <w:del w:id="205" w:author="Benjamin J. Makhlouf" w:date="2025-10-09T09:17:00Z" w16du:dateUtc="2025-10-09T16:17:00Z">
+        <w:r>
+          <w:rPr>
+            <w:rFonts w:ascii="Garamond" w:hAnsi="Garamond"/>
+            <w:sz w:val="22"/>
+            <w:szCs w:val="22"/>
+          </w:rPr>
+          <w:delText xml:space="preserve"> </w:delText>
         </w:r>
       </w:del>
       <w:r>
@@ -9509,82 +9590,6 @@
           <w:sz w:val="22"/>
           <w:szCs w:val="22"/>
         </w:rPr>
-        <w:t xml:space="preserve"> that probability estimates from our models accurately reflect true classification confidence</w:t>
-      </w:r>
-      <w:r>
-        <w:rPr>
-          <w:rFonts w:ascii="Garamond" w:hAnsi="Garamond"/>
-          <w:sz w:val="22"/>
-          <w:szCs w:val="22"/>
-        </w:rPr>
-        <w:t xml:space="preserve">. </w:t>
-      </w:r>
-      <w:r>
-        <w:rPr>
-          <w:rFonts w:ascii="Garamond" w:hAnsi="Garamond"/>
-          <w:sz w:val="22"/>
-          <w:szCs w:val="22"/>
-        </w:rPr>
-        <w:t xml:space="preserve">Using </w:t>
-      </w:r>
-      <w:r>
-        <w:rPr>
-          <w:rFonts w:ascii="Garamond" w:hAnsi="Garamond"/>
-          <w:sz w:val="22"/>
-          <w:szCs w:val="22"/>
-        </w:rPr>
-        <w:t xml:space="preserve">calibrated </w:t>
-      </w:r>
-      <w:r>
-        <w:rPr>
-          <w:rFonts w:ascii="Garamond" w:hAnsi="Garamond"/>
-          <w:sz w:val="22"/>
-          <w:szCs w:val="22"/>
-        </w:rPr>
-        <w:t xml:space="preserve">testing set </w:t>
-      </w:r>
-      <w:r>
-        <w:rPr>
-          <w:rFonts w:ascii="Garamond" w:hAnsi="Garamond"/>
-          <w:sz w:val="22"/>
-          <w:szCs w:val="22"/>
-        </w:rPr>
-        <w:t>probabiliti</w:t>
-      </w:r>
-      <w:r>
-        <w:rPr>
-          <w:rFonts w:ascii="Garamond" w:hAnsi="Garamond"/>
-          <w:sz w:val="22"/>
-          <w:szCs w:val="22"/>
-        </w:rPr>
-        <w:t>es</w:t>
-      </w:r>
-      <w:ins w:id="206" w:author="Benjamin J. Makhlouf" w:date="2025-10-09T09:17:00Z" w16du:dateUtc="2025-10-09T16:17:00Z">
-        <w:r>
-          <w:rPr>
-            <w:rFonts w:ascii="Garamond" w:hAnsi="Garamond"/>
-            <w:sz w:val="22"/>
-            <w:szCs w:val="22"/>
-          </w:rPr>
-          <w:t xml:space="preserve">, </w:t>
-        </w:r>
-      </w:ins>
-      <w:del w:id="207" w:author="Benjamin J. Makhlouf" w:date="2025-10-09T09:17:00Z" w16du:dateUtc="2025-10-09T16:17:00Z">
-        <w:r>
-          <w:rPr>
-            <w:rFonts w:ascii="Garamond" w:hAnsi="Garamond"/>
-            <w:sz w:val="22"/>
-            <w:szCs w:val="22"/>
-          </w:rPr>
-          <w:delText xml:space="preserve"> </w:delText>
-        </w:r>
-      </w:del>
-      <w:r>
-        <w:rPr>
-          <w:rFonts w:ascii="Garamond" w:hAnsi="Garamond"/>
-          <w:sz w:val="22"/>
-          <w:szCs w:val="22"/>
-        </w:rPr>
         <w:t xml:space="preserve">we tested the accuracy obtained </w:t>
       </w:r>
       <w:r>
@@ -9595,7 +9600,7 @@
         </w:rPr>
         <w:t>from our model with an added confidence threshold</w:t>
       </w:r>
-      <w:ins w:id="208" w:author="Benjamin J. Makhlouf" w:date="2025-10-09T09:23:00Z" w16du:dateUtc="2025-10-09T16:23:00Z">
+      <w:ins w:id="206" w:author="Benjamin J. Makhlouf" w:date="2025-10-09T09:23:00Z" w16du:dateUtc="2025-10-09T16:23:00Z">
         <w:r>
           <w:rPr>
             <w:rFonts w:ascii="Garamond" w:hAnsi="Garamond"/>
@@ -9609,13 +9614,33 @@
             <w:rFonts w:ascii="Garamond" w:hAnsi="Garamond"/>
             <w:sz w:val="22"/>
             <w:szCs w:val="22"/>
-            <w:rPrChange w:id="209" w:author="Benjamin J. Makhlouf" w:date="2025-10-09T09:23:00Z" w16du:dateUtc="2025-10-09T16:23:00Z">
+            <w:rPrChange w:id="207" w:author="Benjamin J. Makhlouf" w:date="2025-10-09T09:23:00Z" w16du:dateUtc="2025-10-09T16:23:00Z">
               <w:rPr/>
             </w:rPrChange>
           </w:rPr>
           <w:t>by determining the proportion of correctly assigned individuals with calibrated probabilities exceeding thresholds from 60% to 90%. Class-specific and overall accuracies were then recorded for each threshold value (Figure 6).</w:t>
         </w:r>
       </w:ins>
+      <w:del w:id="208" w:author="Benjamin J. Makhlouf" w:date="2025-10-09T09:23:00Z" w16du:dateUtc="2025-10-09T16:23:00Z">
+        <w:r>
+          <w:rPr>
+            <w:rFonts w:ascii="Garamond" w:hAnsi="Garamond"/>
+            <w:sz w:val="22"/>
+            <w:szCs w:val="22"/>
+          </w:rPr>
+          <w:delText xml:space="preserve">. </w:delText>
+        </w:r>
+      </w:del>
+      <w:del w:id="209" w:author="Benjamin J. Makhlouf" w:date="2025-10-09T09:18:00Z" w16du:dateUtc="2025-10-09T16:18:00Z">
+        <w:r>
+          <w:rPr>
+            <w:rFonts w:ascii="Garamond" w:hAnsi="Garamond"/>
+            <w:sz w:val="22"/>
+            <w:szCs w:val="22"/>
+          </w:rPr>
+          <w:delText>W</w:delText>
+        </w:r>
+      </w:del>
       <w:del w:id="210" w:author="Benjamin J. Makhlouf" w:date="2025-10-09T09:23:00Z" w16du:dateUtc="2025-10-09T16:23:00Z">
         <w:r>
           <w:rPr>
@@ -9623,56 +9648,36 @@
             <w:sz w:val="22"/>
             <w:szCs w:val="22"/>
           </w:rPr>
-          <w:delText xml:space="preserve">. </w:delText>
+          <w:delText xml:space="preserve">e </w:delText>
+        </w:r>
+        <w:r>
+          <w:rPr>
+            <w:rFonts w:ascii="Garamond" w:hAnsi="Garamond"/>
+            <w:sz w:val="22"/>
+            <w:szCs w:val="22"/>
+          </w:rPr>
+          <w:delText xml:space="preserve">evaluated the proportion of correctly assigned individuals </w:delText>
+        </w:r>
+        <w:r>
+          <w:rPr>
+            <w:rFonts w:ascii="Garamond" w:hAnsi="Garamond"/>
+            <w:sz w:val="22"/>
+            <w:szCs w:val="22"/>
+          </w:rPr>
+          <w:delText xml:space="preserve">in which the </w:delText>
         </w:r>
       </w:del>
-      <w:del w:id="211" w:author="Benjamin J. Makhlouf" w:date="2025-10-09T09:18:00Z" w16du:dateUtc="2025-10-09T16:18:00Z">
-        <w:r>
-          <w:rPr>
-            <w:rFonts w:ascii="Garamond" w:hAnsi="Garamond"/>
-            <w:sz w:val="22"/>
-            <w:szCs w:val="22"/>
-          </w:rPr>
-          <w:delText>W</w:delText>
+      <w:del w:id="211" w:author="Benjamin J. Makhlouf" w:date="2025-10-09T09:19:00Z" w16du:dateUtc="2025-10-09T16:19:00Z">
+        <w:r>
+          <w:rPr>
+            <w:rFonts w:ascii="Garamond" w:hAnsi="Garamond"/>
+            <w:sz w:val="22"/>
+            <w:szCs w:val="22"/>
+          </w:rPr>
+          <w:delText xml:space="preserve">assigned and </w:delText>
         </w:r>
       </w:del>
       <w:del w:id="212" w:author="Benjamin J. Makhlouf" w:date="2025-10-09T09:23:00Z" w16du:dateUtc="2025-10-09T16:23:00Z">
-        <w:r>
-          <w:rPr>
-            <w:rFonts w:ascii="Garamond" w:hAnsi="Garamond"/>
-            <w:sz w:val="22"/>
-            <w:szCs w:val="22"/>
-          </w:rPr>
-          <w:delText xml:space="preserve">e </w:delText>
-        </w:r>
-        <w:r>
-          <w:rPr>
-            <w:rFonts w:ascii="Garamond" w:hAnsi="Garamond"/>
-            <w:sz w:val="22"/>
-            <w:szCs w:val="22"/>
-          </w:rPr>
-          <w:delText xml:space="preserve">evaluated the proportion of correctly assigned individuals </w:delText>
-        </w:r>
-        <w:r>
-          <w:rPr>
-            <w:rFonts w:ascii="Garamond" w:hAnsi="Garamond"/>
-            <w:sz w:val="22"/>
-            <w:szCs w:val="22"/>
-          </w:rPr>
-          <w:delText xml:space="preserve">in which the </w:delText>
-        </w:r>
-      </w:del>
-      <w:del w:id="213" w:author="Benjamin J. Makhlouf" w:date="2025-10-09T09:19:00Z" w16du:dateUtc="2025-10-09T16:19:00Z">
-        <w:r>
-          <w:rPr>
-            <w:rFonts w:ascii="Garamond" w:hAnsi="Garamond"/>
-            <w:sz w:val="22"/>
-            <w:szCs w:val="22"/>
-          </w:rPr>
-          <w:delText xml:space="preserve">assigned and </w:delText>
-        </w:r>
-      </w:del>
-      <w:del w:id="214" w:author="Benjamin J. Makhlouf" w:date="2025-10-09T09:23:00Z" w16du:dateUtc="2025-10-09T16:23:00Z">
         <w:r>
           <w:rPr>
             <w:rFonts w:ascii="Garamond" w:hAnsi="Garamond"/>
@@ -9791,7 +9796,7 @@
         </w:rPr>
         <w:t>. The first two principal components together captured 97.3% of the total variance in the dataset (PC1: 92.2%, PC2: 5.1%, Figure 4). Despite clear clustering patterns, some overlap remained among all three watersheds. Kuskokwim samples (Figure 4, red) exhibited the greatest degree of overlap</w:t>
       </w:r>
-      <w:ins w:id="215" w:author="Benjamin J. Makhlouf" w:date="2025-10-13T10:54:00Z" w16du:dateUtc="2025-10-13T17:54:00Z">
+      <w:ins w:id="213" w:author="Benjamin J. Makhlouf" w:date="2025-10-13T10:54:00Z" w16du:dateUtc="2025-10-13T17:54:00Z">
         <w:r>
           <w:rPr>
             <w:rFonts w:ascii="Garamond" w:hAnsi="Garamond"/>
@@ -9801,7 +9806,7 @@
           <w:t xml:space="preserve"> </w:t>
         </w:r>
       </w:ins>
-      <w:del w:id="216" w:author="Benjamin J. Makhlouf" w:date="2025-10-13T10:54:00Z" w16du:dateUtc="2025-10-13T17:54:00Z">
+      <w:del w:id="214" w:author="Benjamin J. Makhlouf" w:date="2025-10-13T10:54:00Z" w16du:dateUtc="2025-10-13T17:54:00Z">
         <w:r>
           <w:rPr>
             <w:rFonts w:ascii="Garamond" w:hAnsi="Garamond"/>
@@ -9881,13 +9886,13 @@
         <w:spacing w:line="480" w:lineRule="auto"/>
         <w:ind w:firstLine="720"/>
         <w:rPr>
-          <w:ins w:id="217" w:author="Benjamin J. Makhlouf" w:date="2025-10-06T15:56:00Z" w16du:dateUtc="2025-10-06T22:56:00Z"/>
+          <w:ins w:id="215" w:author="Benjamin J. Makhlouf" w:date="2025-10-06T15:56:00Z" w16du:dateUtc="2025-10-06T22:56:00Z"/>
           <w:rFonts w:ascii="Garamond" w:hAnsi="Garamond"/>
           <w:sz w:val="22"/>
           <w:szCs w:val="22"/>
         </w:rPr>
       </w:pPr>
-      <w:ins w:id="218" w:author="Benjamin J. Makhlouf" w:date="2025-10-13T10:55:00Z" w16du:dateUtc="2025-10-13T17:55:00Z">
+      <w:ins w:id="216" w:author="Benjamin J. Makhlouf" w:date="2025-10-13T10:55:00Z" w16du:dateUtc="2025-10-13T17:55:00Z">
         <w:r>
           <w:rPr>
             <w:rFonts w:ascii="Garamond" w:hAnsi="Garamond"/>
@@ -9897,7 +9902,7 @@
           <w:t>The pattern observed in the full dataset was also found among only individuals with the same natal origin value (0.708</w:t>
         </w:r>
       </w:ins>
-      <w:ins w:id="219" w:author="Benjamin J. Makhlouf" w:date="2025-10-13T10:56:00Z" w16du:dateUtc="2025-10-13T17:56:00Z">
+      <w:ins w:id="217" w:author="Benjamin J. Makhlouf" w:date="2025-10-13T10:56:00Z" w16du:dateUtc="2025-10-13T17:56:00Z">
         <w:r>
           <w:rPr>
             <w:rFonts w:ascii="Garamond" w:hAnsi="Garamond"/>
@@ -9906,7 +9911,8 @@
           </w:rPr>
           <w:t xml:space="preserve">0 – 0.7085). The PCA results on this subset also displayed clustering by watershed, with a larger </w:t>
         </w:r>
-        <w:commentRangeStart w:id="220"/>
+        <w:commentRangeStart w:id="218"/>
+        <w:commentRangeStart w:id="219"/>
         <w:r>
           <w:rPr>
             <w:rFonts w:ascii="Garamond" w:hAnsi="Garamond"/>
@@ -9916,14 +9922,21 @@
           <w:t xml:space="preserve">overall range of Yukon samples </w:t>
         </w:r>
       </w:ins>
-      <w:commentRangeEnd w:id="220"/>
+      <w:commentRangeEnd w:id="218"/>
       <w:r>
         <w:rPr>
           <w:rStyle w:val="CommentReference"/>
         </w:rPr>
-        <w:commentReference w:id="220"/>
-      </w:r>
-      <w:ins w:id="221" w:author="Benjamin J. Makhlouf" w:date="2025-10-13T10:56:00Z" w16du:dateUtc="2025-10-13T17:56:00Z">
+        <w:commentReference w:id="218"/>
+      </w:r>
+      <w:commentRangeEnd w:id="219"/>
+      <w:r>
+        <w:rPr>
+          <w:rStyle w:val="CommentReference"/>
+        </w:rPr>
+        <w:commentReference w:id="219"/>
+      </w:r>
+      <w:ins w:id="220" w:author="Benjamin J. Makhlouf" w:date="2025-10-13T10:56:00Z" w16du:dateUtc="2025-10-13T17:56:00Z">
         <w:r>
           <w:rPr>
             <w:rFonts w:ascii="Garamond" w:hAnsi="Garamond"/>
@@ -9933,7 +9946,7 @@
           <w:t xml:space="preserve">and overlap </w:t>
         </w:r>
       </w:ins>
-      <w:ins w:id="222" w:author="Benjamin J. Makhlouf" w:date="2025-10-13T10:57:00Z" w16du:dateUtc="2025-10-13T17:57:00Z">
+      <w:ins w:id="221" w:author="Benjamin J. Makhlouf" w:date="2025-10-13T10:57:00Z" w16du:dateUtc="2025-10-13T17:57:00Z">
         <w:r>
           <w:rPr>
             <w:rFonts w:ascii="Garamond" w:hAnsi="Garamond"/>
@@ -10128,7 +10141,7 @@
         </w:rPr>
         <w:t xml:space="preserve"> (</w:t>
       </w:r>
-      <w:ins w:id="223" w:author="Benjamin J. Makhlouf" w:date="2025-10-13T10:57:00Z" w16du:dateUtc="2025-10-13T17:57:00Z">
+      <w:ins w:id="222" w:author="Benjamin J. Makhlouf" w:date="2025-10-13T10:57:00Z" w16du:dateUtc="2025-10-13T17:57:00Z">
         <w:r>
           <w:rPr>
             <w:rFonts w:ascii="Garamond" w:hAnsi="Garamond"/>
@@ -10138,7 +10151,7 @@
           <w:t xml:space="preserve"> </w:t>
         </w:r>
       </w:ins>
-      <w:del w:id="224" w:author="Benjamin J. Makhlouf" w:date="2025-10-13T10:57:00Z" w16du:dateUtc="2025-10-13T17:57:00Z">
+      <w:del w:id="223" w:author="Benjamin J. Makhlouf" w:date="2025-10-13T10:57:00Z" w16du:dateUtc="2025-10-13T17:57:00Z">
         <w:r>
           <w:rPr>
             <w:rFonts w:ascii="Garamond" w:hAnsi="Garamond"/>
@@ -10148,7 +10161,7 @@
           <w:delText xml:space="preserve">e.g. </w:delText>
         </w:r>
       </w:del>
-      <w:ins w:id="225" w:author="Benjamin J. Makhlouf" w:date="2025-10-09T09:44:00Z" w16du:dateUtc="2025-10-09T16:44:00Z">
+      <w:ins w:id="224" w:author="Benjamin J. Makhlouf" w:date="2025-10-09T09:44:00Z" w16du:dateUtc="2025-10-09T16:44:00Z">
         <w:r>
           <w:rPr>
             <w:rFonts w:ascii="Garamond" w:hAnsi="Garamond"/>
@@ -10158,7 +10171,7 @@
           <w:t>0.714</w:t>
         </w:r>
       </w:ins>
-      <w:del w:id="226" w:author="Benjamin J. Makhlouf" w:date="2025-10-09T09:44:00Z" w16du:dateUtc="2025-10-09T16:44:00Z">
+      <w:del w:id="225" w:author="Benjamin J. Makhlouf" w:date="2025-10-09T09:44:00Z" w16du:dateUtc="2025-10-09T16:44:00Z">
         <w:r>
           <w:rPr>
             <w:rFonts w:ascii="Garamond" w:hAnsi="Garamond"/>
@@ -10176,7 +10189,7 @@
         </w:rPr>
         <w:t xml:space="preserve">, </w:t>
       </w:r>
-      <w:ins w:id="227" w:author="Benjamin J. Makhlouf" w:date="2025-10-09T09:42:00Z" w16du:dateUtc="2025-10-09T16:42:00Z">
+      <w:ins w:id="226" w:author="Benjamin J. Makhlouf" w:date="2025-10-09T09:42:00Z" w16du:dateUtc="2025-10-09T16:42:00Z">
         <w:r>
           <w:rPr>
             <w:rFonts w:ascii="Garamond" w:hAnsi="Garamond"/>
@@ -10186,7 +10199,7 @@
           <w:t>0.70</w:t>
         </w:r>
       </w:ins>
-      <w:ins w:id="228" w:author="Benjamin J. Makhlouf" w:date="2025-10-09T09:44:00Z" w16du:dateUtc="2025-10-09T16:44:00Z">
+      <w:ins w:id="227" w:author="Benjamin J. Makhlouf" w:date="2025-10-09T09:44:00Z" w16du:dateUtc="2025-10-09T16:44:00Z">
         <w:r>
           <w:rPr>
             <w:rFonts w:ascii="Garamond" w:hAnsi="Garamond"/>
@@ -10196,7 +10209,7 @@
           <w:t>9</w:t>
         </w:r>
       </w:ins>
-      <w:del w:id="229" w:author="Benjamin J. Makhlouf" w:date="2025-10-09T09:42:00Z" w16du:dateUtc="2025-10-09T16:42:00Z">
+      <w:del w:id="228" w:author="Benjamin J. Makhlouf" w:date="2025-10-09T09:42:00Z" w16du:dateUtc="2025-10-09T16:42:00Z">
         <w:r>
           <w:rPr>
             <w:rFonts w:ascii="Garamond" w:hAnsi="Garamond"/>
@@ -10214,7 +10227,7 @@
         </w:rPr>
         <w:t>,</w:t>
       </w:r>
-      <w:ins w:id="230" w:author="Benjamin J. Makhlouf" w:date="2025-10-09T09:44:00Z" w16du:dateUtc="2025-10-09T16:44:00Z">
+      <w:ins w:id="229" w:author="Benjamin J. Makhlouf" w:date="2025-10-09T09:44:00Z" w16du:dateUtc="2025-10-09T16:44:00Z">
         <w:r>
           <w:rPr>
             <w:rFonts w:ascii="Garamond" w:hAnsi="Garamond"/>
@@ -10224,7 +10237,7 @@
           <w:t xml:space="preserve"> </w:t>
         </w:r>
       </w:ins>
-      <w:ins w:id="231" w:author="Benjamin J. Makhlouf" w:date="2025-10-09T09:50:00Z" w16du:dateUtc="2025-10-09T16:50:00Z">
+      <w:ins w:id="230" w:author="Benjamin J. Makhlouf" w:date="2025-10-09T09:50:00Z" w16du:dateUtc="2025-10-09T16:50:00Z">
         <w:r>
           <w:rPr>
             <w:rFonts w:ascii="Garamond" w:hAnsi="Garamond"/>
@@ -10234,7 +10247,7 @@
           <w:t xml:space="preserve"> 0.707</w:t>
         </w:r>
       </w:ins>
-      <w:del w:id="232" w:author="Benjamin J. Makhlouf" w:date="2025-10-09T09:50:00Z" w16du:dateUtc="2025-10-09T16:50:00Z">
+      <w:del w:id="231" w:author="Benjamin J. Makhlouf" w:date="2025-10-09T09:50:00Z" w16du:dateUtc="2025-10-09T16:50:00Z">
         <w:r>
           <w:rPr>
             <w:rFonts w:ascii="Garamond" w:hAnsi="Garamond"/>
@@ -10252,7 +10265,7 @@
         </w:rPr>
         <w:t xml:space="preserve"> in the Yukon, Kuskokwim, and Nushagak, respectively). </w:t>
       </w:r>
-      <w:ins w:id="233" w:author="Benjamin J. Makhlouf" w:date="2025-10-13T10:58:00Z" w16du:dateUtc="2025-10-13T17:58:00Z">
+      <w:ins w:id="232" w:author="Benjamin J. Makhlouf" w:date="2025-10-13T10:58:00Z" w16du:dateUtc="2025-10-13T17:58:00Z">
         <w:r>
           <w:rPr>
             <w:rFonts w:ascii="Garamond" w:hAnsi="Garamond"/>
@@ -10302,7 +10315,7 @@
           <w:t xml:space="preserve"> </w:t>
         </w:r>
       </w:ins>
-      <w:ins w:id="234" w:author="Benjamin J. Makhlouf" w:date="2025-10-13T10:59:00Z" w16du:dateUtc="2025-10-13T17:59:00Z">
+      <w:ins w:id="233" w:author="Benjamin J. Makhlouf" w:date="2025-10-13T10:59:00Z" w16du:dateUtc="2025-10-13T17:59:00Z">
         <w:r>
           <w:rPr>
             <w:rFonts w:ascii="Garamond" w:hAnsi="Garamond"/>
@@ -10312,7 +10325,7 @@
           <w:t>for Nushagak fish, an increase for Yukon fish, or a more subtle increa</w:t>
         </w:r>
       </w:ins>
-      <w:ins w:id="235" w:author="Benjamin J. Makhlouf" w:date="2025-10-13T11:00:00Z" w16du:dateUtc="2025-10-13T18:00:00Z">
+      <w:ins w:id="234" w:author="Benjamin J. Makhlouf" w:date="2025-10-13T11:00:00Z" w16du:dateUtc="2025-10-13T18:00:00Z">
         <w:r>
           <w:rPr>
             <w:rFonts w:ascii="Garamond" w:hAnsi="Garamond"/>
@@ -10322,7 +10335,7 @@
           <w:t>se for Kuskokwim fish before the marine cutoff</w:t>
         </w:r>
       </w:ins>
-      <w:ins w:id="236" w:author="Benjamin J. Makhlouf" w:date="2025-10-13T11:02:00Z" w16du:dateUtc="2025-10-13T18:02:00Z">
+      <w:ins w:id="235" w:author="Benjamin J. Makhlouf" w:date="2025-10-13T11:02:00Z" w16du:dateUtc="2025-10-13T18:02:00Z">
         <w:r>
           <w:rPr>
             <w:rFonts w:ascii="Garamond" w:hAnsi="Garamond"/>
@@ -10332,7 +10345,7 @@
           <w:t xml:space="preserve"> (Figure 5b) </w:t>
         </w:r>
       </w:ins>
-      <w:ins w:id="237" w:author="Benjamin J. Makhlouf" w:date="2025-10-13T11:00:00Z" w16du:dateUtc="2025-10-13T18:00:00Z">
+      <w:ins w:id="236" w:author="Benjamin J. Makhlouf" w:date="2025-10-13T11:00:00Z" w16du:dateUtc="2025-10-13T18:00:00Z">
         <w:r>
           <w:rPr>
             <w:rFonts w:ascii="Garamond" w:hAnsi="Garamond"/>
@@ -10382,7 +10395,7 @@
           <w:t xml:space="preserve">, which is </w:t>
         </w:r>
       </w:ins>
-      <w:ins w:id="238" w:author="Benjamin J. Makhlouf" w:date="2025-10-13T11:01:00Z" w16du:dateUtc="2025-10-13T18:01:00Z">
+      <w:ins w:id="237" w:author="Benjamin J. Makhlouf" w:date="2025-10-13T11:01:00Z" w16du:dateUtc="2025-10-13T18:01:00Z">
         <w:r>
           <w:rPr>
             <w:rFonts w:ascii="Garamond" w:hAnsi="Garamond"/>
@@ -10392,7 +10405,7 @@
           <w:t>consistent</w:t>
         </w:r>
       </w:ins>
-      <w:ins w:id="239" w:author="Benjamin J. Makhlouf" w:date="2025-10-13T11:00:00Z" w16du:dateUtc="2025-10-13T18:00:00Z">
+      <w:ins w:id="238" w:author="Benjamin J. Makhlouf" w:date="2025-10-13T11:00:00Z" w16du:dateUtc="2025-10-13T18:00:00Z">
         <w:r>
           <w:rPr>
             <w:rFonts w:ascii="Garamond" w:hAnsi="Garamond"/>
@@ -10402,7 +10415,7 @@
           <w:t xml:space="preserve"> with less residence time in the mainstem </w:t>
         </w:r>
       </w:ins>
-      <w:ins w:id="240" w:author="Benjamin J. Makhlouf" w:date="2025-10-13T11:01:00Z" w16du:dateUtc="2025-10-13T18:01:00Z">
+      <w:ins w:id="239" w:author="Benjamin J. Makhlouf" w:date="2025-10-13T11:01:00Z" w16du:dateUtc="2025-10-13T18:01:00Z">
         <w:r>
           <w:rPr>
             <w:rFonts w:ascii="Garamond" w:hAnsi="Garamond"/>
@@ -10412,7 +10425,7 @@
           <w:t xml:space="preserve">as a result of a much shorter distance from their natal origin region to the ocean. </w:t>
         </w:r>
       </w:ins>
-      <w:del w:id="241" w:author="Benjamin J. Makhlouf" w:date="2025-10-06T15:55:00Z" w16du:dateUtc="2025-10-06T22:55:00Z">
+      <w:del w:id="240" w:author="Benjamin J. Makhlouf" w:date="2025-10-06T15:55:00Z" w16du:dateUtc="2025-10-06T22:55:00Z">
         <w:r>
           <w:rPr>
             <w:rFonts w:ascii="Garamond" w:hAnsi="Garamond"/>
@@ -10422,8 +10435,8 @@
           <w:delText xml:space="preserve">Interestingly, </w:delText>
         </w:r>
       </w:del>
-      <w:ins w:id="242" w:author="Daniel Schindler" w:date="2025-10-02T15:16:00Z" w16du:dateUtc="2025-10-02T22:16:00Z">
-        <w:del w:id="243" w:author="Benjamin J. Makhlouf" w:date="2025-10-06T15:55:00Z" w16du:dateUtc="2025-10-06T22:55:00Z">
+      <w:ins w:id="241" w:author="Daniel Schindler" w:date="2025-10-02T15:16:00Z" w16du:dateUtc="2025-10-02T22:16:00Z">
+        <w:del w:id="242" w:author="Benjamin J. Makhlouf" w:date="2025-10-06T15:55:00Z" w16du:dateUtc="2025-10-06T22:55:00Z">
           <w:r>
             <w:rPr>
               <w:rFonts w:ascii="Garamond" w:hAnsi="Garamond"/>
@@ -10434,7 +10447,7 @@
           </w:r>
         </w:del>
       </w:ins>
-      <w:del w:id="244" w:author="Benjamin J. Makhlouf" w:date="2025-10-06T15:55:00Z" w16du:dateUtc="2025-10-06T22:55:00Z">
+      <w:del w:id="243" w:author="Benjamin J. Makhlouf" w:date="2025-10-06T15:55:00Z" w16du:dateUtc="2025-10-06T22:55:00Z">
         <w:r>
           <w:rPr>
             <w:rFonts w:ascii="Garamond" w:hAnsi="Garamond"/>
@@ -10444,8 +10457,8 @@
           <w:delText xml:space="preserve"> of </w:delText>
         </w:r>
       </w:del>
-      <w:ins w:id="245" w:author="Daniel Schindler" w:date="2025-10-02T15:29:00Z" w16du:dateUtc="2025-10-02T22:29:00Z">
-        <w:del w:id="246" w:author="Benjamin J. Makhlouf" w:date="2025-10-06T15:55:00Z" w16du:dateUtc="2025-10-06T22:55:00Z">
+      <w:ins w:id="244" w:author="Daniel Schindler" w:date="2025-10-02T15:29:00Z" w16du:dateUtc="2025-10-02T22:29:00Z">
+        <w:del w:id="245" w:author="Benjamin J. Makhlouf" w:date="2025-10-06T15:55:00Z" w16du:dateUtc="2025-10-06T22:55:00Z">
           <w:r>
             <w:rPr>
               <w:rFonts w:ascii="Garamond" w:hAnsi="Garamond"/>
@@ -10456,7 +10469,7 @@
           </w:r>
         </w:del>
       </w:ins>
-      <w:del w:id="247" w:author="Benjamin J. Makhlouf" w:date="2025-10-06T15:55:00Z" w16du:dateUtc="2025-10-06T22:55:00Z">
+      <w:del w:id="246" w:author="Benjamin J. Makhlouf" w:date="2025-10-06T15:55:00Z" w16du:dateUtc="2025-10-06T22:55:00Z">
         <w:r>
           <w:rPr>
             <w:rFonts w:ascii="Garamond" w:hAnsi="Garamond"/>
@@ -10570,7 +10583,7 @@
         </w:rPr>
         <w:t>corresponding to the start of the natal origin signature</w:t>
       </w:r>
-      <w:del w:id="248" w:author="Benjamin J. Makhlouf" w:date="2025-10-06T15:56:00Z" w16du:dateUtc="2025-10-06T22:56:00Z">
+      <w:del w:id="247" w:author="Benjamin J. Makhlouf" w:date="2025-10-06T15:56:00Z" w16du:dateUtc="2025-10-06T22:56:00Z">
         <w:r>
           <w:rPr>
             <w:rFonts w:ascii="Garamond" w:hAnsi="Garamond"/>
@@ -10580,7 +10593,7 @@
           <w:delText>.</w:delText>
         </w:r>
       </w:del>
-      <w:del w:id="249" w:author="Benjamin J. Makhlouf" w:date="2025-10-06T15:55:00Z" w16du:dateUtc="2025-10-06T22:55:00Z">
+      <w:del w:id="248" w:author="Benjamin J. Makhlouf" w:date="2025-10-06T15:55:00Z" w16du:dateUtc="2025-10-06T22:55:00Z">
         <w:r>
           <w:rPr>
             <w:rFonts w:ascii="Garamond" w:hAnsi="Garamond"/>
@@ -10598,7 +10611,7 @@
         </w:rPr>
         <w:t xml:space="preserve"> as well as some variation in values </w:t>
       </w:r>
-      <w:del w:id="250" w:author="Benjamin J. Makhlouf" w:date="2025-10-06T15:56:00Z" w16du:dateUtc="2025-10-06T22:56:00Z">
+      <w:del w:id="249" w:author="Benjamin J. Makhlouf" w:date="2025-10-06T15:56:00Z" w16du:dateUtc="2025-10-06T22:56:00Z">
         <w:r>
           <w:rPr>
             <w:rFonts w:ascii="Garamond" w:hAnsi="Garamond"/>
@@ -10616,7 +10629,7 @@
         </w:rPr>
         <w:t>just before the mainstem</w:t>
       </w:r>
-      <w:ins w:id="251" w:author="Benjamin J. Makhlouf" w:date="2025-10-06T15:56:00Z" w16du:dateUtc="2025-10-06T22:56:00Z">
+      <w:ins w:id="250" w:author="Benjamin J. Makhlouf" w:date="2025-10-06T15:56:00Z" w16du:dateUtc="2025-10-06T22:56:00Z">
         <w:r>
           <w:rPr>
             <w:rFonts w:ascii="Garamond" w:hAnsi="Garamond"/>
@@ -10626,7 +10639,7 @@
           <w:t xml:space="preserve"> region</w:t>
         </w:r>
       </w:ins>
-      <w:del w:id="252" w:author="Benjamin J. Makhlouf" w:date="2025-10-06T15:56:00Z" w16du:dateUtc="2025-10-06T22:56:00Z">
+      <w:del w:id="251" w:author="Benjamin J. Makhlouf" w:date="2025-10-06T15:56:00Z" w16du:dateUtc="2025-10-06T22:56:00Z">
         <w:r>
           <w:rPr>
             <w:rFonts w:ascii="Garamond" w:hAnsi="Garamond"/>
@@ -10644,7 +10657,7 @@
         </w:rPr>
         <w:t xml:space="preserve"> described above. </w:t>
       </w:r>
-      <w:ins w:id="253" w:author="Benjamin J. Makhlouf" w:date="2025-10-06T15:56:00Z" w16du:dateUtc="2025-10-06T22:56:00Z">
+      <w:ins w:id="252" w:author="Benjamin J. Makhlouf" w:date="2025-10-06T15:56:00Z" w16du:dateUtc="2025-10-06T22:56:00Z">
         <w:r>
           <w:rPr>
             <w:rFonts w:ascii="Garamond" w:hAnsi="Garamond"/>
@@ -10654,7 +10667,7 @@
           <w:t>There is minimal separation by watershed along this principal component</w:t>
         </w:r>
       </w:ins>
-      <w:ins w:id="254" w:author="Benjamin J. Makhlouf" w:date="2025-10-13T11:02:00Z" w16du:dateUtc="2025-10-13T18:02:00Z">
+      <w:ins w:id="253" w:author="Benjamin J. Makhlouf" w:date="2025-10-13T11:02:00Z" w16du:dateUtc="2025-10-13T18:02:00Z">
         <w:r>
           <w:rPr>
             <w:rFonts w:ascii="Garamond" w:hAnsi="Garamond"/>
@@ -10673,7 +10686,7 @@
           <w:t xml:space="preserve">) </w:t>
         </w:r>
       </w:ins>
-      <w:ins w:id="255" w:author="Benjamin J. Makhlouf" w:date="2025-10-06T15:57:00Z" w16du:dateUtc="2025-10-06T22:57:00Z">
+      <w:ins w:id="254" w:author="Benjamin J. Makhlouf" w:date="2025-10-06T15:57:00Z" w16du:dateUtc="2025-10-06T22:57:00Z">
         <w:r>
           <w:rPr>
             <w:rFonts w:ascii="Garamond" w:hAnsi="Garamond"/>
@@ -10684,7 +10697,7 @@
         </w:r>
       </w:ins>
       <w:proofErr w:type="gramEnd"/>
-      <w:ins w:id="256" w:author="Benjamin J. Makhlouf" w:date="2025-10-06T15:58:00Z" w16du:dateUtc="2025-10-06T22:58:00Z">
+      <w:ins w:id="255" w:author="Benjamin J. Makhlouf" w:date="2025-10-06T15:58:00Z" w16du:dateUtc="2025-10-06T22:58:00Z">
         <w:r>
           <w:rPr>
             <w:rFonts w:ascii="Garamond" w:hAnsi="Garamond"/>
@@ -10700,14 +10713,14 @@
         <w:spacing w:line="480" w:lineRule="auto"/>
         <w:ind w:firstLine="720"/>
         <w:rPr>
-          <w:del w:id="257" w:author="Benjamin J. Makhlouf" w:date="2025-10-06T15:58:00Z" w16du:dateUtc="2025-10-06T22:58:00Z"/>
+          <w:del w:id="256" w:author="Benjamin J. Makhlouf" w:date="2025-10-06T15:58:00Z" w16du:dateUtc="2025-10-06T22:58:00Z"/>
           <w:rFonts w:ascii="Garamond" w:hAnsi="Garamond"/>
           <w:sz w:val="22"/>
           <w:szCs w:val="22"/>
         </w:rPr>
       </w:pPr>
-      <w:commentRangeStart w:id="258"/>
-      <w:del w:id="259" w:author="Benjamin J. Makhlouf" w:date="2025-10-06T15:58:00Z" w16du:dateUtc="2025-10-06T22:58:00Z">
+      <w:commentRangeStart w:id="257"/>
+      <w:del w:id="258" w:author="Benjamin J. Makhlouf" w:date="2025-10-06T15:58:00Z" w16du:dateUtc="2025-10-06T22:58:00Z">
         <w:r>
           <w:rPr>
             <w:rFonts w:ascii="Garamond" w:hAnsi="Garamond"/>
@@ -10740,12 +10753,12 @@
           </w:rPr>
           <w:delText xml:space="preserve"> given that </w:delText>
         </w:r>
-        <w:commentRangeEnd w:id="258"/>
+        <w:commentRangeEnd w:id="257"/>
         <w:r>
           <w:rPr>
             <w:rStyle w:val="CommentReference"/>
           </w:rPr>
-          <w:commentReference w:id="258"/>
+          <w:commentReference w:id="257"/>
         </w:r>
         <w:r>
           <w:rPr>
@@ -10779,7 +10792,7 @@
           </w:rPr>
           <w:delText xml:space="preserve">share the </w:delText>
         </w:r>
-        <w:commentRangeStart w:id="260"/>
+        <w:commentRangeStart w:id="259"/>
         <w:r>
           <w:rPr>
             <w:rFonts w:ascii="Garamond" w:hAnsi="Garamond"/>
@@ -10788,12 +10801,12 @@
           </w:rPr>
           <w:delText xml:space="preserve">same natal origin </w:delText>
         </w:r>
-        <w:commentRangeEnd w:id="260"/>
+        <w:commentRangeEnd w:id="259"/>
         <w:r>
           <w:rPr>
             <w:rStyle w:val="CommentReference"/>
           </w:rPr>
-          <w:commentReference w:id="260"/>
+          <w:commentReference w:id="259"/>
         </w:r>
         <w:r>
           <w:rPr>
@@ -10861,21 +10874,29 @@
           <w:szCs w:val="22"/>
         </w:rPr>
       </w:pPr>
-      <w:commentRangeStart w:id="261"/>
-      <w:r>
-        <w:rPr>
-          <w:rFonts w:ascii="Garamond" w:hAnsi="Garamond"/>
-          <w:sz w:val="22"/>
-          <w:szCs w:val="22"/>
-        </w:rPr>
-        <w:t xml:space="preserve">Accuracy </w:t>
-      </w:r>
-      <w:commentRangeEnd w:id="261"/>
+      <w:r>
+        <w:rPr>
+          <w:rFonts w:ascii="Garamond" w:hAnsi="Garamond"/>
+          <w:sz w:val="22"/>
+          <w:szCs w:val="22"/>
+        </w:rPr>
+        <w:t>Assignment a</w:t>
+      </w:r>
+      <w:commentRangeStart w:id="260"/>
+      <w:r>
+        <w:rPr>
+          <w:rFonts w:ascii="Garamond" w:hAnsi="Garamond"/>
+          <w:sz w:val="22"/>
+          <w:szCs w:val="22"/>
+        </w:rPr>
+        <w:t xml:space="preserve">ccuracy </w:t>
+      </w:r>
+      <w:commentRangeEnd w:id="260"/>
       <w:r>
         <w:rPr>
           <w:rStyle w:val="CommentReference"/>
         </w:rPr>
-        <w:commentReference w:id="261"/>
+        <w:commentReference w:id="260"/>
       </w:r>
       <w:r>
         <w:rPr>
@@ -10901,6 +10922,24 @@
         </w:rPr>
         <w:t xml:space="preserve">testing sets ranged from 71.9% to 92.5% and F1-Score values ranged from 72.6% to 92.2%. The </w:t>
       </w:r>
+      <w:ins w:id="261" w:author="Benjamin J. Makhlouf" w:date="2025-10-09T09:55:00Z" w16du:dateUtc="2025-10-09T16:55:00Z">
+        <w:r>
+          <w:rPr>
+            <w:rFonts w:ascii="Garamond" w:hAnsi="Garamond"/>
+            <w:sz w:val="22"/>
+            <w:szCs w:val="22"/>
+          </w:rPr>
+          <w:t xml:space="preserve">highest </w:t>
+        </w:r>
+      </w:ins>
+      <w:r>
+        <w:rPr>
+          <w:rFonts w:ascii="Garamond" w:hAnsi="Garamond"/>
+          <w:sz w:val="22"/>
+          <w:szCs w:val="22"/>
+        </w:rPr>
+        <w:t>accuracy and F1-score</w:t>
+      </w:r>
       <w:ins w:id="262" w:author="Benjamin J. Makhlouf" w:date="2025-10-09T09:55:00Z" w16du:dateUtc="2025-10-09T16:55:00Z">
         <w:r>
           <w:rPr>
@@ -10908,24 +10947,6 @@
             <w:sz w:val="22"/>
             <w:szCs w:val="22"/>
           </w:rPr>
-          <w:t xml:space="preserve">highest </w:t>
-        </w:r>
-      </w:ins>
-      <w:r>
-        <w:rPr>
-          <w:rFonts w:ascii="Garamond" w:hAnsi="Garamond"/>
-          <w:sz w:val="22"/>
-          <w:szCs w:val="22"/>
-        </w:rPr>
-        <w:t>accuracy and F1-score</w:t>
-      </w:r>
-      <w:ins w:id="263" w:author="Benjamin J. Makhlouf" w:date="2025-10-09T09:55:00Z" w16du:dateUtc="2025-10-09T16:55:00Z">
-        <w:r>
-          <w:rPr>
-            <w:rFonts w:ascii="Garamond" w:hAnsi="Garamond"/>
-            <w:sz w:val="22"/>
-            <w:szCs w:val="22"/>
-          </w:rPr>
           <w:t xml:space="preserve"> </w:t>
         </w:r>
         <w:proofErr w:type="gramStart"/>
@@ -10945,16 +10966,156 @@
           <w:sz w:val="22"/>
           <w:szCs w:val="22"/>
         </w:rPr>
-        <w:t xml:space="preserve"> achieved by </w:t>
-      </w:r>
-      <w:del w:id="264" w:author="Daniel Schindler" w:date="2025-10-25T11:22:00Z" w16du:dateUtc="2025-10-25T18:22:00Z">
-        <w:r>
-          <w:rPr>
-            <w:rFonts w:ascii="Garamond" w:hAnsi="Garamond"/>
-            <w:sz w:val="22"/>
-            <w:szCs w:val="22"/>
-          </w:rPr>
-          <w:delText xml:space="preserve">applying </w:delText>
+        <w:t xml:space="preserve"> achieved by the random forest model </w:t>
+      </w:r>
+      <w:r>
+        <w:rPr>
+          <w:rFonts w:ascii="Garamond" w:hAnsi="Garamond"/>
+          <w:sz w:val="22"/>
+          <w:szCs w:val="22"/>
+        </w:rPr>
+        <w:t xml:space="preserve">applied </w:t>
+      </w:r>
+      <w:r>
+        <w:rPr>
+          <w:rFonts w:ascii="Garamond" w:hAnsi="Garamond"/>
+          <w:sz w:val="22"/>
+          <w:szCs w:val="22"/>
+        </w:rPr>
+        <w:t xml:space="preserve">to the </w:t>
+      </w:r>
+      <w:r>
+        <w:rPr>
+          <w:rFonts w:ascii="Garamond" w:hAnsi="Garamond"/>
+          <w:sz w:val="22"/>
+          <w:szCs w:val="22"/>
+        </w:rPr>
+        <w:t xml:space="preserve">full </w:t>
+      </w:r>
+      <w:r>
+        <w:rPr>
+          <w:rFonts w:ascii="Garamond" w:hAnsi="Garamond"/>
+          <w:sz w:val="22"/>
+          <w:szCs w:val="22"/>
+        </w:rPr>
+        <w:t>GAM smoothed testing set</w:t>
+      </w:r>
+      <w:ins w:id="263" w:author="Benjamin J. Makhlouf" w:date="2025-10-09T09:56:00Z" w16du:dateUtc="2025-10-09T16:56:00Z">
+        <w:r>
+          <w:rPr>
+            <w:rFonts w:ascii="Garamond" w:hAnsi="Garamond"/>
+            <w:sz w:val="22"/>
+            <w:szCs w:val="22"/>
+          </w:rPr>
+          <w:t xml:space="preserve"> (Figure 1)</w:t>
+        </w:r>
+      </w:ins>
+      <w:r>
+        <w:rPr>
+          <w:rFonts w:ascii="Garamond" w:hAnsi="Garamond"/>
+          <w:sz w:val="22"/>
+          <w:szCs w:val="22"/>
+        </w:rPr>
+        <w:t xml:space="preserve">. Smoothed </w:t>
+      </w:r>
+      <w:r>
+        <w:rPr>
+          <w:rFonts w:ascii="Garamond" w:hAnsi="Garamond"/>
+          <w:sz w:val="22"/>
+          <w:szCs w:val="22"/>
+        </w:rPr>
+        <w:t>time series</w:t>
+      </w:r>
+      <w:r>
+        <w:rPr>
+          <w:rFonts w:ascii="Garamond" w:hAnsi="Garamond"/>
+          <w:sz w:val="22"/>
+          <w:szCs w:val="22"/>
+        </w:rPr>
+        <w:t xml:space="preserve"> data outperformed the raw </w:t>
+      </w:r>
+      <w:r>
+        <w:rPr>
+          <w:rFonts w:ascii="Garamond" w:hAnsi="Garamond"/>
+          <w:sz w:val="22"/>
+          <w:szCs w:val="22"/>
+        </w:rPr>
+        <w:t>timeseries</w:t>
+      </w:r>
+      <w:r>
+        <w:rPr>
+          <w:rFonts w:ascii="Garamond" w:hAnsi="Garamond"/>
+          <w:sz w:val="22"/>
+          <w:szCs w:val="22"/>
+        </w:rPr>
+        <w:t xml:space="preserve"> in all cases, indicating that the noise in the raw data ma</w:t>
+      </w:r>
+      <w:r>
+        <w:rPr>
+          <w:rFonts w:ascii="Garamond" w:hAnsi="Garamond"/>
+          <w:sz w:val="22"/>
+          <w:szCs w:val="22"/>
+        </w:rPr>
+        <w:t>y have</w:t>
+      </w:r>
+      <w:r>
+        <w:rPr>
+          <w:rFonts w:ascii="Garamond" w:hAnsi="Garamond"/>
+          <w:sz w:val="22"/>
+          <w:szCs w:val="22"/>
+        </w:rPr>
+        <w:t xml:space="preserve"> inhibited model </w:t>
+      </w:r>
+      <w:r>
+        <w:rPr>
+          <w:rFonts w:ascii="Garamond" w:hAnsi="Garamond"/>
+          <w:sz w:val="22"/>
+          <w:szCs w:val="22"/>
+        </w:rPr>
+        <w:t xml:space="preserve">performance by obscuring meaningful patterns. Among model types KNN consistently </w:t>
+      </w:r>
+      <w:r>
+        <w:rPr>
+          <w:rFonts w:ascii="Garamond" w:hAnsi="Garamond"/>
+          <w:sz w:val="22"/>
+          <w:szCs w:val="22"/>
+        </w:rPr>
+        <w:t xml:space="preserve">performed </w:t>
+      </w:r>
+      <w:r>
+        <w:rPr>
+          <w:rFonts w:ascii="Garamond" w:hAnsi="Garamond"/>
+          <w:sz w:val="22"/>
+          <w:szCs w:val="22"/>
+        </w:rPr>
+        <w:t xml:space="preserve">the lowest in both accuracy and F1-Score. </w:t>
+      </w:r>
+      <w:r>
+        <w:rPr>
+          <w:rFonts w:ascii="Garamond" w:hAnsi="Garamond"/>
+          <w:sz w:val="22"/>
+          <w:szCs w:val="22"/>
+        </w:rPr>
+        <w:t xml:space="preserve">In general, RF analysis outperformed both KNN and SVM, however, SVM was the highest performer on </w:t>
+      </w:r>
+      <w:ins w:id="264" w:author="Benjamin J. Makhlouf" w:date="2025-10-09T09:56:00Z" w16du:dateUtc="2025-10-09T16:56:00Z">
+        <w:r>
+          <w:rPr>
+            <w:rFonts w:ascii="Garamond" w:hAnsi="Garamond"/>
+            <w:sz w:val="22"/>
+            <w:szCs w:val="22"/>
+          </w:rPr>
+          <w:t>r</w:t>
+        </w:r>
+      </w:ins>
+      <w:del w:id="265" w:author="Benjamin J. Makhlouf" w:date="2025-10-09T09:56:00Z" w16du:dateUtc="2025-10-09T16:56:00Z">
+        <w:r>
+          <w:rPr>
+            <w:rFonts w:ascii="Garamond" w:hAnsi="Garamond"/>
+            <w:sz w:val="22"/>
+            <w:szCs w:val="22"/>
+          </w:rPr>
+          <w:delText>R</w:delText>
         </w:r>
       </w:del>
       <w:r>
@@ -10963,138 +11124,70 @@
           <w:sz w:val="22"/>
           <w:szCs w:val="22"/>
         </w:rPr>
-        <w:t xml:space="preserve">the random forest model </w:t>
-      </w:r>
-      <w:ins w:id="265" w:author="Daniel Schindler" w:date="2025-10-25T11:22:00Z" w16du:dateUtc="2025-10-25T18:22:00Z">
-        <w:r>
-          <w:rPr>
-            <w:rFonts w:ascii="Garamond" w:hAnsi="Garamond"/>
-            <w:sz w:val="22"/>
-            <w:szCs w:val="22"/>
-          </w:rPr>
-          <w:t xml:space="preserve">applied </w:t>
-        </w:r>
-      </w:ins>
-      <w:r>
-        <w:rPr>
-          <w:rFonts w:ascii="Garamond" w:hAnsi="Garamond"/>
-          <w:sz w:val="22"/>
-          <w:szCs w:val="22"/>
-        </w:rPr>
-        <w:t>to the GAM smoothed dataset and tested on the full testing set</w:t>
-      </w:r>
-      <w:ins w:id="266" w:author="Benjamin J. Makhlouf" w:date="2025-10-09T09:56:00Z" w16du:dateUtc="2025-10-09T16:56:00Z">
-        <w:r>
-          <w:rPr>
-            <w:rFonts w:ascii="Garamond" w:hAnsi="Garamond"/>
-            <w:sz w:val="22"/>
-            <w:szCs w:val="22"/>
-          </w:rPr>
-          <w:t xml:space="preserve"> (Figure 1)</w:t>
-        </w:r>
-      </w:ins>
-      <w:r>
-        <w:rPr>
-          <w:rFonts w:ascii="Garamond" w:hAnsi="Garamond"/>
-          <w:sz w:val="22"/>
-          <w:szCs w:val="22"/>
-        </w:rPr>
-        <w:t xml:space="preserve">. Smoothed </w:t>
-      </w:r>
-      <w:r>
-        <w:rPr>
-          <w:rFonts w:ascii="Garamond" w:hAnsi="Garamond"/>
-          <w:sz w:val="22"/>
-          <w:szCs w:val="22"/>
-        </w:rPr>
-        <w:t>time series</w:t>
-      </w:r>
-      <w:r>
-        <w:rPr>
-          <w:rFonts w:ascii="Garamond" w:hAnsi="Garamond"/>
-          <w:sz w:val="22"/>
-          <w:szCs w:val="22"/>
-        </w:rPr>
-        <w:t xml:space="preserve"> data outperformed the raw data in all cases, indicating that the noise in the raw data ma</w:t>
-      </w:r>
-      <w:r>
-        <w:rPr>
-          <w:rFonts w:ascii="Garamond" w:hAnsi="Garamond"/>
-          <w:sz w:val="22"/>
-          <w:szCs w:val="22"/>
-        </w:rPr>
-        <w:t>y have</w:t>
-      </w:r>
-      <w:r>
-        <w:rPr>
-          <w:rFonts w:ascii="Garamond" w:hAnsi="Garamond"/>
-          <w:sz w:val="22"/>
-          <w:szCs w:val="22"/>
-        </w:rPr>
-        <w:t xml:space="preserve"> inhibited model </w:t>
-      </w:r>
-      <w:r>
-        <w:rPr>
-          <w:rFonts w:ascii="Garamond" w:hAnsi="Garamond"/>
-          <w:sz w:val="22"/>
-          <w:szCs w:val="22"/>
-        </w:rPr>
-        <w:t xml:space="preserve">performance by obscuring meaningful patterns in the data. Among model types KNN consistently </w:t>
-      </w:r>
-      <w:del w:id="267" w:author="Daniel Schindler" w:date="2025-10-25T11:22:00Z" w16du:dateUtc="2025-10-25T18:22:00Z">
-        <w:r>
-          <w:rPr>
-            <w:rFonts w:ascii="Garamond" w:hAnsi="Garamond"/>
-            <w:sz w:val="22"/>
-            <w:szCs w:val="22"/>
-          </w:rPr>
-          <w:delText xml:space="preserve">preformed </w:delText>
+        <w:t>aw datasets (89.8% accuracy on total testing set and 87.0% on overlapping testing set)</w:t>
+      </w:r>
+      <w:r>
+        <w:rPr>
+          <w:rFonts w:ascii="Garamond" w:hAnsi="Garamond"/>
+          <w:sz w:val="22"/>
+          <w:szCs w:val="22"/>
+        </w:rPr>
+        <w:t xml:space="preserve">, which may have more dimensionality due to less autocorrelation among points. </w:t>
+      </w:r>
+      <w:r>
+        <w:rPr>
+          <w:rFonts w:ascii="Garamond" w:hAnsi="Garamond"/>
+          <w:sz w:val="22"/>
+          <w:szCs w:val="22"/>
+        </w:rPr>
+        <w:t>Unsurprisingly, the overlapping t</w:t>
+      </w:r>
+      <w:ins w:id="266" w:author="Benjamin J. Makhlouf" w:date="2025-10-13T11:03:00Z" w16du:dateUtc="2025-10-13T18:03:00Z">
+        <w:r>
+          <w:rPr>
+            <w:rFonts w:ascii="Garamond" w:hAnsi="Garamond"/>
+            <w:sz w:val="22"/>
+            <w:szCs w:val="22"/>
+          </w:rPr>
+          <w:t>esting</w:t>
+        </w:r>
+      </w:ins>
+      <w:del w:id="267" w:author="Benjamin J. Makhlouf" w:date="2025-10-13T11:03:00Z" w16du:dateUtc="2025-10-13T18:03:00Z">
+        <w:r>
+          <w:rPr>
+            <w:rFonts w:ascii="Garamond" w:hAnsi="Garamond"/>
+            <w:sz w:val="22"/>
+            <w:szCs w:val="22"/>
+          </w:rPr>
+          <w:delText>raining</w:delText>
         </w:r>
       </w:del>
-      <w:ins w:id="268" w:author="Daniel Schindler" w:date="2025-10-25T11:22:00Z" w16du:dateUtc="2025-10-25T18:22:00Z">
-        <w:r>
-          <w:rPr>
-            <w:rFonts w:ascii="Garamond" w:hAnsi="Garamond"/>
-            <w:sz w:val="22"/>
-            <w:szCs w:val="22"/>
-          </w:rPr>
-          <w:t xml:space="preserve">performed </w:t>
-        </w:r>
-      </w:ins>
-      <w:r>
-        <w:rPr>
-          <w:rFonts w:ascii="Garamond" w:hAnsi="Garamond"/>
-          <w:sz w:val="22"/>
-          <w:szCs w:val="22"/>
-        </w:rPr>
-        <w:t xml:space="preserve">the lowest in both accuracy and F1-Score. </w:t>
-      </w:r>
-      <w:r>
-        <w:rPr>
-          <w:rFonts w:ascii="Garamond" w:hAnsi="Garamond"/>
-          <w:sz w:val="22"/>
-          <w:szCs w:val="22"/>
-        </w:rPr>
-        <w:t xml:space="preserve">In general, RF analysis outperformed both KNN and SVM, however, SVM was the highest performer on </w:t>
-      </w:r>
-      <w:ins w:id="269" w:author="Benjamin J. Makhlouf" w:date="2025-10-09T09:56:00Z" w16du:dateUtc="2025-10-09T16:56:00Z">
-        <w:r>
-          <w:rPr>
-            <w:rFonts w:ascii="Garamond" w:hAnsi="Garamond"/>
-            <w:sz w:val="22"/>
-            <w:szCs w:val="22"/>
-          </w:rPr>
-          <w:t>r</w:t>
-        </w:r>
-      </w:ins>
-      <w:del w:id="270" w:author="Benjamin J. Makhlouf" w:date="2025-10-09T09:56:00Z" w16du:dateUtc="2025-10-09T16:56:00Z">
-        <w:r>
-          <w:rPr>
-            <w:rFonts w:ascii="Garamond" w:hAnsi="Garamond"/>
-            <w:sz w:val="22"/>
-            <w:szCs w:val="22"/>
-          </w:rPr>
-          <w:delText>R</w:delText>
+      <w:r>
+        <w:rPr>
+          <w:rFonts w:ascii="Garamond" w:hAnsi="Garamond"/>
+          <w:sz w:val="22"/>
+          <w:szCs w:val="22"/>
+        </w:rPr>
+        <w:t xml:space="preserve"> set performance was slightly lower than that of the total training set, with the highest classification accuracy of 90.</w:t>
+      </w:r>
+      <w:ins w:id="268" w:author="Benjamin J. Makhlouf" w:date="2025-10-13T11:04:00Z" w16du:dateUtc="2025-10-13T18:04:00Z">
+        <w:r>
+          <w:rPr>
+            <w:rFonts w:ascii="Garamond" w:hAnsi="Garamond"/>
+            <w:sz w:val="22"/>
+            <w:szCs w:val="22"/>
+          </w:rPr>
+          <w:t>8</w:t>
+        </w:r>
+      </w:ins>
+      <w:del w:id="269" w:author="Benjamin J. Makhlouf" w:date="2025-10-13T11:04:00Z" w16du:dateUtc="2025-10-13T18:04:00Z">
+        <w:r>
+          <w:rPr>
+            <w:rFonts w:ascii="Garamond" w:hAnsi="Garamond"/>
+            <w:sz w:val="22"/>
+            <w:szCs w:val="22"/>
+          </w:rPr>
+          <w:delText>9</w:delText>
         </w:r>
       </w:del>
       <w:r>
@@ -11103,81 +11196,9 @@
           <w:sz w:val="22"/>
           <w:szCs w:val="22"/>
         </w:rPr>
-        <w:t>aw datasets (89.8% accuracy on total testing set and 87.0% on overlapping testing set)</w:t>
-      </w:r>
-      <w:r>
-        <w:rPr>
-          <w:rFonts w:ascii="Garamond" w:hAnsi="Garamond"/>
-          <w:sz w:val="22"/>
-          <w:szCs w:val="22"/>
-        </w:rPr>
-        <w:t xml:space="preserve">, which may have more dimensionality due to less autocorrelation among points. </w:t>
-      </w:r>
-      <w:r>
-        <w:rPr>
-          <w:rFonts w:ascii="Garamond" w:hAnsi="Garamond"/>
-          <w:sz w:val="22"/>
-          <w:szCs w:val="22"/>
-        </w:rPr>
-        <w:t>Unsurprisingly, the overlapping t</w:t>
-      </w:r>
-      <w:ins w:id="271" w:author="Benjamin J. Makhlouf" w:date="2025-10-13T11:03:00Z" w16du:dateUtc="2025-10-13T18:03:00Z">
-        <w:r>
-          <w:rPr>
-            <w:rFonts w:ascii="Garamond" w:hAnsi="Garamond"/>
-            <w:sz w:val="22"/>
-            <w:szCs w:val="22"/>
-          </w:rPr>
-          <w:t>esting</w:t>
-        </w:r>
-      </w:ins>
-      <w:del w:id="272" w:author="Benjamin J. Makhlouf" w:date="2025-10-13T11:03:00Z" w16du:dateUtc="2025-10-13T18:03:00Z">
-        <w:r>
-          <w:rPr>
-            <w:rFonts w:ascii="Garamond" w:hAnsi="Garamond"/>
-            <w:sz w:val="22"/>
-            <w:szCs w:val="22"/>
-          </w:rPr>
-          <w:delText>raining</w:delText>
-        </w:r>
-      </w:del>
-      <w:r>
-        <w:rPr>
-          <w:rFonts w:ascii="Garamond" w:hAnsi="Garamond"/>
-          <w:sz w:val="22"/>
-          <w:szCs w:val="22"/>
-        </w:rPr>
-        <w:t xml:space="preserve"> set performance was slightly lower than that of the total training set, with the highest classification accuracy of 90.</w:t>
-      </w:r>
-      <w:ins w:id="273" w:author="Benjamin J. Makhlouf" w:date="2025-10-13T11:04:00Z" w16du:dateUtc="2025-10-13T18:04:00Z">
-        <w:r>
-          <w:rPr>
-            <w:rFonts w:ascii="Garamond" w:hAnsi="Garamond"/>
-            <w:sz w:val="22"/>
-            <w:szCs w:val="22"/>
-          </w:rPr>
-          <w:t>8</w:t>
-        </w:r>
-      </w:ins>
-      <w:del w:id="274" w:author="Benjamin J. Makhlouf" w:date="2025-10-13T11:04:00Z" w16du:dateUtc="2025-10-13T18:04:00Z">
-        <w:r>
-          <w:rPr>
-            <w:rFonts w:ascii="Garamond" w:hAnsi="Garamond"/>
-            <w:sz w:val="22"/>
-            <w:szCs w:val="22"/>
-          </w:rPr>
-          <w:delText>9</w:delText>
-        </w:r>
-      </w:del>
-      <w:r>
-        <w:rPr>
-          <w:rFonts w:ascii="Garamond" w:hAnsi="Garamond"/>
-          <w:sz w:val="22"/>
-          <w:szCs w:val="22"/>
-        </w:rPr>
         <w:t>% as compared to 92.</w:t>
       </w:r>
-      <w:ins w:id="275" w:author="Benjamin J. Makhlouf" w:date="2025-10-13T11:04:00Z" w16du:dateUtc="2025-10-13T18:04:00Z">
+      <w:ins w:id="270" w:author="Benjamin J. Makhlouf" w:date="2025-10-13T11:04:00Z" w16du:dateUtc="2025-10-13T18:04:00Z">
         <w:r>
           <w:rPr>
             <w:rFonts w:ascii="Garamond" w:hAnsi="Garamond"/>
@@ -11187,7 +11208,7 @@
           <w:t>5</w:t>
         </w:r>
       </w:ins>
-      <w:del w:id="276" w:author="Benjamin J. Makhlouf" w:date="2025-10-13T11:04:00Z" w16du:dateUtc="2025-10-13T18:04:00Z">
+      <w:del w:id="271" w:author="Benjamin J. Makhlouf" w:date="2025-10-13T11:04:00Z" w16du:dateUtc="2025-10-13T18:04:00Z">
         <w:r>
           <w:rPr>
             <w:rFonts w:ascii="Garamond" w:hAnsi="Garamond"/>
@@ -11222,7 +11243,7 @@
         <w:lastRenderedPageBreak/>
         <w:t xml:space="preserve">straightforward discrimination of highly enriched Yukon samples which were removed in the </w:t>
       </w:r>
-      <w:commentRangeStart w:id="277"/>
+      <w:commentRangeStart w:id="272"/>
       <w:r>
         <w:rPr>
           <w:rFonts w:ascii="Garamond" w:hAnsi="Garamond"/>
@@ -11231,12 +11252,12 @@
         </w:rPr>
         <w:t xml:space="preserve">overlapping </w:t>
       </w:r>
-      <w:commentRangeEnd w:id="277"/>
+      <w:commentRangeEnd w:id="272"/>
       <w:r>
         <w:rPr>
           <w:rStyle w:val="CommentReference"/>
         </w:rPr>
-        <w:commentReference w:id="277"/>
+        <w:commentReference w:id="272"/>
       </w:r>
       <w:r>
         <w:rPr>
@@ -11265,16 +11286,14 @@
         </w:rPr>
         <w:t>The best p</w:t>
       </w:r>
-      <w:ins w:id="278" w:author="Daniel Schindler" w:date="2025-10-06T10:54:00Z" w16du:dateUtc="2025-10-06T17:54:00Z">
-        <w:r>
-          <w:rPr>
-            <w:rFonts w:ascii="Garamond" w:hAnsi="Garamond"/>
-            <w:sz w:val="22"/>
-            <w:szCs w:val="22"/>
-          </w:rPr>
-          <w:t>er</w:t>
-        </w:r>
-      </w:ins>
+      <w:r>
+        <w:rPr>
+          <w:rFonts w:ascii="Garamond" w:hAnsi="Garamond"/>
+          <w:sz w:val="22"/>
+          <w:szCs w:val="22"/>
+        </w:rPr>
+        <w:t>er</w:t>
+      </w:r>
       <w:r>
         <w:rPr>
           <w:rFonts w:ascii="Garamond" w:hAnsi="Garamond"/>
@@ -11283,7 +11302,7 @@
         </w:rPr>
         <w:t>forming model (RF, GAM-smoothed data) displayed some variation in overall accuracy among classes. On the Total testing set 92.0% of Kuskokwim, 91.4% of Nushagak, and 93.7% of Yukon samples were correctly identified (</w:t>
       </w:r>
-      <w:commentRangeStart w:id="279"/>
+      <w:commentRangeStart w:id="273"/>
       <w:r>
         <w:rPr>
           <w:rFonts w:ascii="Garamond" w:hAnsi="Garamond"/>
@@ -11292,12 +11311,12 @@
         </w:rPr>
         <w:t>Figure</w:t>
       </w:r>
-      <w:commentRangeEnd w:id="279"/>
+      <w:commentRangeEnd w:id="273"/>
       <w:r>
         <w:rPr>
           <w:rStyle w:val="CommentReference"/>
         </w:rPr>
-        <w:commentReference w:id="279"/>
+        <w:commentReference w:id="273"/>
       </w:r>
       <w:r>
         <w:rPr>
@@ -11307,7 +11326,7 @@
         </w:rPr>
         <w:t xml:space="preserve"> 3). By percentage of each class</w:t>
       </w:r>
-      <w:ins w:id="280" w:author="Benjamin J. Makhlouf" w:date="2025-10-09T09:57:00Z" w16du:dateUtc="2025-10-09T16:57:00Z">
+      <w:ins w:id="274" w:author="Benjamin J. Makhlouf" w:date="2025-10-09T09:57:00Z" w16du:dateUtc="2025-10-09T16:57:00Z">
         <w:r>
           <w:rPr>
             <w:rFonts w:ascii="Garamond" w:hAnsi="Garamond"/>
@@ -11325,7 +11344,7 @@
         </w:rPr>
         <w:t xml:space="preserve"> the most common misclassification was Nushagak fish </w:t>
       </w:r>
-      <w:ins w:id="281" w:author="Benjamin J. Makhlouf" w:date="2025-10-09T09:57:00Z" w16du:dateUtc="2025-10-09T16:57:00Z">
+      <w:ins w:id="275" w:author="Benjamin J. Makhlouf" w:date="2025-10-09T09:57:00Z" w16du:dateUtc="2025-10-09T16:57:00Z">
         <w:r>
           <w:rPr>
             <w:rFonts w:ascii="Garamond" w:hAnsi="Garamond"/>
@@ -11335,7 +11354,7 @@
           <w:t xml:space="preserve">classified as </w:t>
         </w:r>
       </w:ins>
-      <w:del w:id="282" w:author="Benjamin J. Makhlouf" w:date="2025-10-09T09:57:00Z" w16du:dateUtc="2025-10-09T16:57:00Z">
+      <w:del w:id="276" w:author="Benjamin J. Makhlouf" w:date="2025-10-09T09:57:00Z" w16du:dateUtc="2025-10-09T16:57:00Z">
         <w:r>
           <w:rPr>
             <w:rFonts w:ascii="Garamond" w:hAnsi="Garamond"/>
@@ -11425,7 +11444,7 @@
         </w:rPr>
         <w:t>.71</w:t>
       </w:r>
-      <w:ins w:id="283" w:author="Benjamin J. Makhlouf" w:date="2025-10-09T09:57:00Z" w16du:dateUtc="2025-10-09T16:57:00Z">
+      <w:ins w:id="277" w:author="Benjamin J. Makhlouf" w:date="2025-10-09T09:57:00Z" w16du:dateUtc="2025-10-09T16:57:00Z">
         <w:r>
           <w:rPr>
             <w:rFonts w:ascii="Garamond" w:hAnsi="Garamond"/>
@@ -11435,7 +11454,7 @@
           <w:t>3</w:t>
         </w:r>
       </w:ins>
-      <w:del w:id="284" w:author="Benjamin J. Makhlouf" w:date="2025-10-09T09:57:00Z" w16du:dateUtc="2025-10-09T16:57:00Z">
+      <w:del w:id="278" w:author="Benjamin J. Makhlouf" w:date="2025-10-09T09:57:00Z" w16du:dateUtc="2025-10-09T16:57:00Z">
         <w:r>
           <w:rPr>
             <w:rFonts w:ascii="Garamond" w:hAnsi="Garamond"/>
@@ -11467,7 +11486,23 @@
           <w:sz w:val="22"/>
           <w:szCs w:val="22"/>
         </w:rPr>
-        <w:t>set the most frequent misclassification was Yukon fish predicted to have been Kuskokwim (8.8% of Yukon fish</w:t>
+        <w:t>set</w:t>
+      </w:r>
+      <w:r>
+        <w:rPr>
+          <w:rFonts w:ascii="Garamond" w:hAnsi="Garamond"/>
+          <w:sz w:val="22"/>
+          <w:szCs w:val="22"/>
+        </w:rPr>
+        <w:t xml:space="preserve"> (restricted)</w:t>
+      </w:r>
+      <w:r>
+        <w:rPr>
+          <w:rFonts w:ascii="Garamond" w:hAnsi="Garamond"/>
+          <w:sz w:val="22"/>
+          <w:szCs w:val="22"/>
+        </w:rPr>
+        <w:t xml:space="preserve"> the most frequent misclassification was Yukon fish predicted to have been Kuskokwim (8.8% of Yukon fish</w:t>
       </w:r>
       <w:proofErr w:type="gramStart"/>
       <w:r>
@@ -11487,7 +11522,7 @@
         </w:rPr>
         <w:t xml:space="preserve"> however this represented only one additional individual misclassified (9 in the total analysis vs</w:t>
       </w:r>
-      <w:ins w:id="285" w:author="Benjamin J. Makhlouf" w:date="2025-10-09T09:58:00Z" w16du:dateUtc="2025-10-09T16:58:00Z">
+      <w:ins w:id="279" w:author="Benjamin J. Makhlouf" w:date="2025-10-09T09:58:00Z" w16du:dateUtc="2025-10-09T16:58:00Z">
         <w:r>
           <w:rPr>
             <w:rFonts w:ascii="Garamond" w:hAnsi="Garamond"/>
@@ -11532,7 +11567,7 @@
           <w:tab w:val="left" w:pos="3088"/>
         </w:tabs>
         <w:rPr>
-          <w:del w:id="286" w:author="Benjamin J. Makhlouf" w:date="2025-10-09T09:59:00Z" w16du:dateUtc="2025-10-09T16:59:00Z"/>
+          <w:del w:id="280" w:author="Benjamin J. Makhlouf" w:date="2025-10-09T09:59:00Z" w16du:dateUtc="2025-10-09T16:59:00Z"/>
           <w:rFonts w:ascii="Garamond" w:hAnsi="Garamond"/>
           <w:b/>
           <w:bCs/>
@@ -11573,26 +11608,108 @@
         <w:spacing w:line="480" w:lineRule="auto"/>
         <w:ind w:firstLine="720"/>
         <w:rPr>
-          <w:del w:id="287" w:author="Benjamin J. Makhlouf" w:date="2025-10-09T10:05:00Z" w16du:dateUtc="2025-10-09T17:05:00Z"/>
+          <w:rFonts w:ascii="Garamond" w:hAnsi="Garamond"/>
+          <w:sz w:val="22"/>
+          <w:szCs w:val="22"/>
+        </w:rPr>
+      </w:pPr>
+    </w:p>
+    <w:p>
+      <w:pPr>
+        <w:pStyle w:val="NoSpacing"/>
+        <w:spacing w:line="480" w:lineRule="auto"/>
+        <w:ind w:firstLine="720"/>
+        <w:rPr>
+          <w:del w:id="281" w:author="Benjamin J. Makhlouf" w:date="2025-10-09T10:05:00Z" w16du:dateUtc="2025-10-09T17:05:00Z"/>
           <w:rFonts w:ascii="Garamond" w:hAnsi="Garamond"/>
           <w:bCs/>
           <w:sz w:val="22"/>
           <w:szCs w:val="22"/>
         </w:rPr>
       </w:pPr>
-      <w:ins w:id="288" w:author="Benjamin J. Makhlouf" w:date="2025-10-09T10:04:00Z" w16du:dateUtc="2025-10-09T17:04:00Z">
-        <w:r>
-          <w:rPr>
-            <w:rFonts w:ascii="Garamond" w:hAnsi="Garamond"/>
-            <w:sz w:val="22"/>
-            <w:szCs w:val="22"/>
-            <w:rPrChange w:id="289" w:author="Benjamin J. Makhlouf" w:date="2025-10-09T10:04:00Z" w16du:dateUtc="2025-10-09T17:04:00Z">
+      <w:ins w:id="282" w:author="Benjamin J. Makhlouf" w:date="2025-10-09T10:04:00Z" w16du:dateUtc="2025-10-09T17:04:00Z">
+        <w:r>
+          <w:rPr>
+            <w:rFonts w:ascii="Garamond" w:hAnsi="Garamond"/>
+            <w:sz w:val="22"/>
+            <w:szCs w:val="22"/>
+            <w:rPrChange w:id="283" w:author="Benjamin J. Makhlouf" w:date="2025-10-09T10:04:00Z" w16du:dateUtc="2025-10-09T17:04:00Z">
               <w:rPr/>
             </w:rPrChange>
           </w:rPr>
           <w:t>Probability tuning was used to align predicted probabilities from classification algorithms with the observed probabilities through calibration of model outputs to better reflect true class likelihoods</w:t>
         </w:r>
       </w:ins>
+      <w:ins w:id="284" w:author="Benjamin J. Makhlouf" w:date="2025-10-09T10:05:00Z" w16du:dateUtc="2025-10-09T17:05:00Z">
+        <w:r>
+          <w:rPr>
+            <w:rFonts w:ascii="Garamond" w:hAnsi="Garamond"/>
+            <w:sz w:val="22"/>
+            <w:szCs w:val="22"/>
+          </w:rPr>
+          <w:t xml:space="preserve"> </w:t>
+        </w:r>
+        <w:r>
+          <w:rPr>
+            <w:rFonts w:ascii="Garamond" w:hAnsi="Garamond"/>
+            <w:sz w:val="22"/>
+            <w:szCs w:val="22"/>
+            <w:highlight w:val="yellow"/>
+          </w:rPr>
+          <w:t>(cite)</w:t>
+        </w:r>
+      </w:ins>
+      <w:ins w:id="285" w:author="Benjamin J. Makhlouf" w:date="2025-10-09T10:04:00Z" w16du:dateUtc="2025-10-09T17:04:00Z">
+        <w:r>
+          <w:rPr>
+            <w:rFonts w:ascii="Garamond" w:hAnsi="Garamond"/>
+            <w:sz w:val="22"/>
+            <w:szCs w:val="22"/>
+            <w:highlight w:val="yellow"/>
+            <w:rPrChange w:id="286" w:author="Benjamin J. Makhlouf" w:date="2025-10-09T10:04:00Z" w16du:dateUtc="2025-10-09T17:04:00Z">
+              <w:rPr/>
+            </w:rPrChange>
+          </w:rPr>
+          <w:t>.</w:t>
+        </w:r>
+        <w:r>
+          <w:rPr>
+            <w:rFonts w:ascii="Garamond" w:hAnsi="Garamond"/>
+            <w:sz w:val="22"/>
+            <w:szCs w:val="22"/>
+            <w:rPrChange w:id="287" w:author="Benjamin J. Makhlouf" w:date="2025-10-09T10:04:00Z" w16du:dateUtc="2025-10-09T17:04:00Z">
+              <w:rPr/>
+            </w:rPrChange>
+          </w:rPr>
+          <w:t xml:space="preserve"> Visual assessments indicated improved calibration, with the relationship between predicted and observed probabilities approximating a 1:1 line across all classes and model–data type combinations</w:t>
+        </w:r>
+      </w:ins>
+      <w:ins w:id="288" w:author="Benjamin J. Makhlouf" w:date="2025-10-09T10:05:00Z" w16du:dateUtc="2025-10-09T17:05:00Z">
+        <w:r>
+          <w:rPr>
+            <w:rFonts w:ascii="Garamond" w:hAnsi="Garamond"/>
+            <w:sz w:val="22"/>
+            <w:szCs w:val="22"/>
+          </w:rPr>
+          <w:t xml:space="preserve"> (ex. </w:t>
+        </w:r>
+        <w:commentRangeStart w:id="289"/>
+        <w:r>
+          <w:rPr>
+            <w:rFonts w:ascii="Garamond" w:hAnsi="Garamond"/>
+            <w:sz w:val="22"/>
+            <w:szCs w:val="22"/>
+          </w:rPr>
+          <w:t>Supp</w:t>
+        </w:r>
+      </w:ins>
+      <w:commentRangeEnd w:id="289"/>
+      <w:r>
+        <w:rPr>
+          <w:rStyle w:val="CommentReference"/>
+        </w:rPr>
+        <w:commentReference w:id="289"/>
+      </w:r>
       <w:ins w:id="290" w:author="Benjamin J. Makhlouf" w:date="2025-10-09T10:05:00Z" w16du:dateUtc="2025-10-09T17:05:00Z">
         <w:r>
           <w:rPr>
@@ -11600,7 +11717,7 @@
             <w:sz w:val="22"/>
             <w:szCs w:val="22"/>
           </w:rPr>
-          <w:t xml:space="preserve"> (cite)</w:t>
+          <w:t xml:space="preserve">. Fig 1) </w:t>
         </w:r>
       </w:ins>
       <w:ins w:id="291" w:author="Benjamin J. Makhlouf" w:date="2025-10-09T10:04:00Z" w16du:dateUtc="2025-10-09T17:04:00Z">
@@ -11613,17 +11730,25 @@
               <w:rPr/>
             </w:rPrChange>
           </w:rPr>
-          <w:t>. Visual assessments indicated improved calibration, with the relationship between predicted and observed probabilities approximating a 1:1 line across all classes and model–data type combinations</w:t>
-        </w:r>
-      </w:ins>
-      <w:ins w:id="293" w:author="Benjamin J. Makhlouf" w:date="2025-10-09T10:05:00Z" w16du:dateUtc="2025-10-09T17:05:00Z">
-        <w:r>
-          <w:rPr>
-            <w:rFonts w:ascii="Garamond" w:hAnsi="Garamond"/>
-            <w:sz w:val="22"/>
-            <w:szCs w:val="22"/>
-          </w:rPr>
-          <w:t xml:space="preserve"> (ex. </w:t>
+          <w:t>.</w:t>
+        </w:r>
+        <w:r>
+          <w:rPr>
+            <w:rFonts w:ascii="Garamond" w:hAnsi="Garamond"/>
+            <w:sz w:val="22"/>
+            <w:szCs w:val="22"/>
+          </w:rPr>
+          <w:t xml:space="preserve"> </w:t>
+        </w:r>
+      </w:ins>
+      <w:del w:id="293" w:author="Benjamin J. Makhlouf" w:date="2025-10-09T10:05:00Z" w16du:dateUtc="2025-10-09T17:05:00Z">
+        <w:r>
+          <w:rPr>
+            <w:rFonts w:ascii="Garamond" w:hAnsi="Garamond"/>
+            <w:sz w:val="22"/>
+            <w:szCs w:val="22"/>
+          </w:rPr>
+          <w:delText xml:space="preserve">The result of </w:delText>
         </w:r>
         <w:commentRangeStart w:id="294"/>
         <w:r>
@@ -11632,71 +11757,14 @@
             <w:sz w:val="22"/>
             <w:szCs w:val="22"/>
           </w:rPr>
-          <w:t>Supp</w:t>
-        </w:r>
-      </w:ins>
-      <w:commentRangeEnd w:id="294"/>
-      <w:r>
-        <w:rPr>
-          <w:rStyle w:val="CommentReference"/>
-        </w:rPr>
-        <w:commentReference w:id="294"/>
-      </w:r>
-      <w:ins w:id="295" w:author="Benjamin J. Makhlouf" w:date="2025-10-09T10:05:00Z" w16du:dateUtc="2025-10-09T17:05:00Z">
-        <w:r>
-          <w:rPr>
-            <w:rFonts w:ascii="Garamond" w:hAnsi="Garamond"/>
-            <w:sz w:val="22"/>
-            <w:szCs w:val="22"/>
-          </w:rPr>
-          <w:t xml:space="preserve">. Fig 1) </w:t>
-        </w:r>
-      </w:ins>
-      <w:ins w:id="296" w:author="Benjamin J. Makhlouf" w:date="2025-10-09T10:04:00Z" w16du:dateUtc="2025-10-09T17:04:00Z">
-        <w:r>
-          <w:rPr>
-            <w:rFonts w:ascii="Garamond" w:hAnsi="Garamond"/>
-            <w:sz w:val="22"/>
-            <w:szCs w:val="22"/>
-            <w:rPrChange w:id="297" w:author="Benjamin J. Makhlouf" w:date="2025-10-09T10:04:00Z" w16du:dateUtc="2025-10-09T17:04:00Z">
-              <w:rPr/>
-            </w:rPrChange>
-          </w:rPr>
-          <w:t>.</w:t>
-        </w:r>
-        <w:r>
-          <w:rPr>
-            <w:rFonts w:ascii="Garamond" w:hAnsi="Garamond"/>
-            <w:sz w:val="22"/>
-            <w:szCs w:val="22"/>
-          </w:rPr>
-          <w:t xml:space="preserve"> </w:t>
-        </w:r>
-      </w:ins>
-      <w:del w:id="298" w:author="Benjamin J. Makhlouf" w:date="2025-10-09T10:05:00Z" w16du:dateUtc="2025-10-09T17:05:00Z">
-        <w:r>
-          <w:rPr>
-            <w:rFonts w:ascii="Garamond" w:hAnsi="Garamond"/>
-            <w:sz w:val="22"/>
-            <w:szCs w:val="22"/>
-          </w:rPr>
-          <w:delText xml:space="preserve">The result of </w:delText>
-        </w:r>
-        <w:commentRangeStart w:id="299"/>
-        <w:r>
-          <w:rPr>
-            <w:rFonts w:ascii="Garamond" w:hAnsi="Garamond"/>
-            <w:sz w:val="22"/>
-            <w:szCs w:val="22"/>
-          </w:rPr>
           <w:delText xml:space="preserve">probability tuning </w:delText>
         </w:r>
-        <w:commentRangeEnd w:id="299"/>
+        <w:commentRangeEnd w:id="294"/>
         <w:r>
           <w:rPr>
             <w:rStyle w:val="CommentReference"/>
           </w:rPr>
-          <w:commentReference w:id="299"/>
+          <w:commentReference w:id="294"/>
         </w:r>
         <w:r>
           <w:rPr>
@@ -11706,7 +11774,7 @@
           </w:rPr>
           <w:delText xml:space="preserve">demonstrated consistent improvements in probability calibration across all models. Log-loss values decreased by an average of 0.0026 (, while Brier scores improved by an average of 0. The TOTAL analysis framework showed marginally larger improvements compared to the OVERLAP framework, with GAM-smoothed data showing the most consistent calibration performance. Visual inspection of </w:delText>
         </w:r>
-        <w:commentRangeStart w:id="300"/>
+        <w:commentRangeStart w:id="295"/>
         <w:r>
           <w:rPr>
             <w:rFonts w:ascii="Garamond" w:hAnsi="Garamond"/>
@@ -11715,12 +11783,12 @@
           </w:rPr>
           <w:delText xml:space="preserve">reliability diagrams </w:delText>
         </w:r>
-        <w:commentRangeEnd w:id="300"/>
+        <w:commentRangeEnd w:id="295"/>
         <w:r>
           <w:rPr>
             <w:rStyle w:val="CommentReference"/>
           </w:rPr>
-          <w:commentReference w:id="300"/>
+          <w:commentReference w:id="295"/>
         </w:r>
         <w:r>
           <w:rPr>
@@ -11738,7 +11806,7 @@
         <w:spacing w:line="480" w:lineRule="auto"/>
         <w:ind w:firstLine="720"/>
         <w:rPr>
-          <w:del w:id="301" w:author="Benjamin J. Makhlouf" w:date="2025-10-09T10:06:00Z" w16du:dateUtc="2025-10-09T17:06:00Z"/>
+          <w:del w:id="296" w:author="Benjamin J. Makhlouf" w:date="2025-10-09T10:06:00Z" w16du:dateUtc="2025-10-09T17:06:00Z"/>
           <w:rFonts w:ascii="Garamond" w:hAnsi="Garamond"/>
           <w:b/>
           <w:bCs/>
@@ -11746,7 +11814,7 @@
           <w:szCs w:val="22"/>
         </w:rPr>
       </w:pPr>
-      <w:commentRangeStart w:id="302"/>
+      <w:commentRangeStart w:id="297"/>
       <w:r>
         <w:rPr>
           <w:rFonts w:ascii="Garamond" w:hAnsi="Garamond"/>
@@ -11755,22 +11823,38 @@
         </w:rPr>
         <w:t>Across the range of tested thresholds, overall accuracy ranged from 91 – 79% for the total testing set and from 89.5% to 78% for the overlapping dataset</w:t>
       </w:r>
-      <w:commentRangeEnd w:id="302"/>
+      <w:commentRangeEnd w:id="297"/>
       <w:r>
         <w:rPr>
           <w:rStyle w:val="CommentReference"/>
         </w:rPr>
-        <w:commentReference w:id="302"/>
-      </w:r>
-      <w:r>
-        <w:rPr>
-          <w:rFonts w:ascii="Garamond" w:hAnsi="Garamond"/>
-          <w:sz w:val="22"/>
-          <w:szCs w:val="22"/>
-        </w:rPr>
-        <w:t xml:space="preserve"> before calibration</w:t>
-      </w:r>
-      <w:ins w:id="303" w:author="Benjamin J. Makhlouf" w:date="2025-10-13T11:13:00Z" w16du:dateUtc="2025-10-13T18:13:00Z">
+        <w:commentReference w:id="297"/>
+      </w:r>
+      <w:r>
+        <w:rPr>
+          <w:rFonts w:ascii="Garamond" w:hAnsi="Garamond"/>
+          <w:sz w:val="22"/>
+          <w:szCs w:val="22"/>
+        </w:rPr>
+        <w:t xml:space="preserve"> </w:t>
+      </w:r>
+      <w:r>
+        <w:rPr>
+          <w:rFonts w:ascii="Garamond" w:hAnsi="Garamond"/>
+          <w:sz w:val="22"/>
+          <w:szCs w:val="22"/>
+        </w:rPr>
+        <w:t xml:space="preserve">after </w:t>
+      </w:r>
+      <w:r>
+        <w:rPr>
+          <w:rFonts w:ascii="Garamond" w:hAnsi="Garamond"/>
+          <w:sz w:val="22"/>
+          <w:szCs w:val="22"/>
+        </w:rPr>
+        <w:t>calibration</w:t>
+      </w:r>
+      <w:ins w:id="298" w:author="Benjamin J. Makhlouf" w:date="2025-10-13T11:13:00Z" w16du:dateUtc="2025-10-13T18:13:00Z">
         <w:r>
           <w:rPr>
             <w:rFonts w:ascii="Garamond" w:hAnsi="Garamond"/>
@@ -11788,63 +11872,85 @@
         </w:rPr>
         <w:t xml:space="preserve">. In the </w:t>
       </w:r>
-      <w:del w:id="304" w:author="Daniel Schindler" w:date="2025-10-25T11:26:00Z" w16du:dateUtc="2025-10-25T18:26:00Z">
-        <w:r>
-          <w:rPr>
-            <w:rFonts w:ascii="Garamond" w:hAnsi="Garamond"/>
-            <w:sz w:val="22"/>
-            <w:szCs w:val="22"/>
-          </w:rPr>
-          <w:delText xml:space="preserve">total </w:delText>
+      <w:r>
+        <w:rPr>
+          <w:rFonts w:ascii="Garamond" w:hAnsi="Garamond"/>
+          <w:sz w:val="22"/>
+          <w:szCs w:val="22"/>
+        </w:rPr>
+        <w:t xml:space="preserve">complete </w:t>
+      </w:r>
+      <w:r>
+        <w:rPr>
+          <w:rFonts w:ascii="Garamond" w:hAnsi="Garamond"/>
+          <w:sz w:val="22"/>
+          <w:szCs w:val="22"/>
+        </w:rPr>
+        <w:t xml:space="preserve">dataset, Yukon </w:t>
+      </w:r>
+      <w:r>
+        <w:rPr>
+          <w:rFonts w:ascii="Garamond" w:hAnsi="Garamond"/>
+          <w:sz w:val="22"/>
+          <w:szCs w:val="22"/>
+        </w:rPr>
+        <w:lastRenderedPageBreak/>
+        <w:t xml:space="preserve">classification accuracy remained well above 90%, even at the very high (&gt;90%) confidence threshold. </w:t>
+      </w:r>
+      <w:proofErr w:type="spellStart"/>
+      <w:r>
+        <w:rPr>
+          <w:rFonts w:ascii="Garamond" w:hAnsi="Garamond"/>
+          <w:sz w:val="22"/>
+          <w:szCs w:val="22"/>
+        </w:rPr>
+        <w:t>Nushagak</w:t>
+      </w:r>
+      <w:proofErr w:type="spellEnd"/>
+      <w:r>
+        <w:rPr>
+          <w:rFonts w:ascii="Garamond" w:hAnsi="Garamond"/>
+          <w:sz w:val="22"/>
+          <w:szCs w:val="22"/>
+        </w:rPr>
+        <w:t xml:space="preserve"> and Kuskokwim</w:t>
+      </w:r>
+      <w:r>
+        <w:rPr>
+          <w:rFonts w:ascii="Garamond" w:hAnsi="Garamond"/>
+          <w:sz w:val="22"/>
+          <w:szCs w:val="22"/>
+        </w:rPr>
+        <w:t xml:space="preserve"> classification accuracy</w:t>
+      </w:r>
+      <w:r>
+        <w:rPr>
+          <w:rFonts w:ascii="Garamond" w:hAnsi="Garamond"/>
+          <w:sz w:val="22"/>
+          <w:szCs w:val="22"/>
+        </w:rPr>
+        <w:t>, however, fell steadily as the threshold was raised. Kuskokwim classification accuracy dropped steadily from 87% to 71% whereas Nushagak accuracy declined more quickly at higher probability thresholds from 92% to 75%. The overlapping dataset contained slightly different trends, with Yukon accuracy remaining relatively stable between 89% and 83% over the full range of threshold values. In this testing set</w:t>
+      </w:r>
+      <w:ins w:id="299" w:author="Benjamin J. Makhlouf" w:date="2025-10-13T11:14:00Z" w16du:dateUtc="2025-10-13T18:14:00Z">
+        <w:r>
+          <w:rPr>
+            <w:rFonts w:ascii="Garamond" w:hAnsi="Garamond"/>
+            <w:sz w:val="22"/>
+            <w:szCs w:val="22"/>
+          </w:rPr>
+          <w:t xml:space="preserve">, </w:t>
+        </w:r>
+      </w:ins>
+      <w:del w:id="300" w:author="Benjamin J. Makhlouf" w:date="2025-10-13T11:14:00Z" w16du:dateUtc="2025-10-13T18:14:00Z">
+        <w:r>
+          <w:rPr>
+            <w:rFonts w:ascii="Garamond" w:hAnsi="Garamond"/>
+            <w:sz w:val="22"/>
+            <w:szCs w:val="22"/>
+          </w:rPr>
+          <w:delText xml:space="preserve"> </w:delText>
         </w:r>
       </w:del>
-      <w:ins w:id="305" w:author="Daniel Schindler" w:date="2025-10-25T11:26:00Z" w16du:dateUtc="2025-10-25T18:26:00Z">
-        <w:r>
-          <w:rPr>
-            <w:rFonts w:ascii="Garamond" w:hAnsi="Garamond"/>
-            <w:sz w:val="22"/>
-            <w:szCs w:val="22"/>
-          </w:rPr>
-          <w:t xml:space="preserve">complete </w:t>
-        </w:r>
-      </w:ins>
-      <w:r>
-        <w:rPr>
-          <w:rFonts w:ascii="Garamond" w:hAnsi="Garamond"/>
-          <w:sz w:val="22"/>
-          <w:szCs w:val="22"/>
-        </w:rPr>
-        <w:t xml:space="preserve">dataset, Yukon classification accuracy remained well above 90%, even at the very high (&gt;90%) confidence threshold. Nushagak and Kuskokwim, however, fell steadily as the threshold was raised. Kuskokwim classification </w:t>
-      </w:r>
-      <w:r>
-        <w:rPr>
-          <w:rFonts w:ascii="Garamond" w:hAnsi="Garamond"/>
-          <w:sz w:val="22"/>
-          <w:szCs w:val="22"/>
-        </w:rPr>
-        <w:lastRenderedPageBreak/>
-        <w:t>accuracy dropped steadily from 87% to 71% whereas Nushagak accuracy declined more quickly at higher probability thresholds from 92% to 75%. The overlapping dataset contained slightly different trends, with Yukon accuracy remaining relatively stable between 89% and 83% over the full range of threshold values. In this testing set</w:t>
-      </w:r>
-      <w:ins w:id="306" w:author="Benjamin J. Makhlouf" w:date="2025-10-13T11:14:00Z" w16du:dateUtc="2025-10-13T18:14:00Z">
-        <w:r>
-          <w:rPr>
-            <w:rFonts w:ascii="Garamond" w:hAnsi="Garamond"/>
-            <w:sz w:val="22"/>
-            <w:szCs w:val="22"/>
-          </w:rPr>
-          <w:t xml:space="preserve">, </w:t>
-        </w:r>
-      </w:ins>
-      <w:del w:id="307" w:author="Benjamin J. Makhlouf" w:date="2025-10-13T11:14:00Z" w16du:dateUtc="2025-10-13T18:14:00Z">
-        <w:r>
-          <w:rPr>
-            <w:rFonts w:ascii="Garamond" w:hAnsi="Garamond"/>
-            <w:sz w:val="22"/>
-            <w:szCs w:val="22"/>
-          </w:rPr>
-          <w:delText xml:space="preserve"> </w:delText>
-        </w:r>
-      </w:del>
       <w:r>
         <w:rPr>
           <w:rFonts w:ascii="Garamond" w:hAnsi="Garamond"/>
@@ -11853,7 +11959,7 @@
         </w:rPr>
         <w:t>Nushagak accuracy dropped steadily from 91% to 84%, whereas Kuskokwim accuracy declined rapidly from 89% to 69%.</w:t>
       </w:r>
-      <w:del w:id="308" w:author="Benjamin J. Makhlouf" w:date="2025-10-13T11:14:00Z" w16du:dateUtc="2025-10-13T18:14:00Z">
+      <w:del w:id="301" w:author="Benjamin J. Makhlouf" w:date="2025-10-13T11:14:00Z" w16du:dateUtc="2025-10-13T18:14:00Z">
         <w:r>
           <w:rPr>
             <w:rFonts w:ascii="Garamond" w:hAnsi="Garamond"/>
@@ -11867,7 +11973,7 @@
     <w:p>
       <w:pPr>
         <w:rPr>
-          <w:del w:id="309" w:author="Benjamin J. Makhlouf" w:date="2025-10-09T10:06:00Z" w16du:dateUtc="2025-10-09T17:06:00Z"/>
+          <w:del w:id="302" w:author="Benjamin J. Makhlouf" w:date="2025-10-09T10:06:00Z" w16du:dateUtc="2025-10-09T17:06:00Z"/>
           <w:rFonts w:ascii="Garamond" w:hAnsi="Garamond"/>
           <w:sz w:val="32"/>
           <w:szCs w:val="32"/>
@@ -11879,7 +11985,7 @@
         <w:pStyle w:val="NoSpacing"/>
         <w:spacing w:line="480" w:lineRule="auto"/>
         <w:ind w:firstLine="720"/>
-        <w:pPrChange w:id="310" w:author="Benjamin J. Makhlouf" w:date="2025-10-09T10:06:00Z" w16du:dateUtc="2025-10-09T17:06:00Z">
+        <w:pPrChange w:id="303" w:author="Benjamin J. Makhlouf" w:date="2025-10-09T10:06:00Z" w16du:dateUtc="2025-10-09T17:06:00Z">
           <w:pPr/>
         </w:pPrChange>
       </w:pPr>
@@ -11887,7 +11993,7 @@
     <w:p>
       <w:pPr>
         <w:rPr>
-          <w:ins w:id="311" w:author="Benjamin J. Makhlouf" w:date="2025-10-13T11:14:00Z" w16du:dateUtc="2025-10-13T18:14:00Z"/>
+          <w:ins w:id="304" w:author="Benjamin J. Makhlouf" w:date="2025-10-13T11:14:00Z" w16du:dateUtc="2025-10-13T18:14:00Z"/>
           <w:rFonts w:ascii="Garamond" w:hAnsi="Garamond"/>
           <w:b/>
           <w:bCs/>
@@ -12029,7 +12135,15 @@
           <w:sz w:val="22"/>
           <w:szCs w:val="22"/>
         </w:rPr>
-        <w:t xml:space="preserve">Datasets preprocessed with </w:t>
+        <w:t>In addition, d</w:t>
+      </w:r>
+      <w:r>
+        <w:rPr>
+          <w:rFonts w:ascii="Garamond" w:hAnsi="Garamond"/>
+          <w:sz w:val="22"/>
+          <w:szCs w:val="22"/>
+        </w:rPr>
+        <w:t xml:space="preserve">atasets preprocessed with </w:t>
       </w:r>
       <w:r>
         <w:rPr>
@@ -12047,7 +12161,7 @@
         </w:rPr>
         <w:t xml:space="preserve"> smoothing techniques significantly outperformed raw laser ablation data. </w:t>
       </w:r>
-      <w:commentRangeStart w:id="312"/>
+      <w:commentRangeStart w:id="305"/>
       <w:r>
         <w:rPr>
           <w:rFonts w:ascii="Garamond" w:hAnsi="Garamond"/>
@@ -12136,7 +12250,7 @@
         </w:rPr>
         <w:t xml:space="preserve"> </w:t>
       </w:r>
-      <w:ins w:id="313" w:author="Benjamin J. Makhlouf" w:date="2025-10-09T10:07:00Z" w16du:dateUtc="2025-10-09T17:07:00Z">
+      <w:ins w:id="306" w:author="Benjamin J. Makhlouf" w:date="2025-10-09T10:07:00Z" w16du:dateUtc="2025-10-09T17:07:00Z">
         <w:r>
           <w:rPr>
             <w:rFonts w:ascii="Garamond" w:hAnsi="Garamond"/>
@@ -12146,7 +12260,7 @@
           <w:t>preproces</w:t>
         </w:r>
       </w:ins>
-      <w:ins w:id="314" w:author="Daniel Schindler" w:date="2025-10-25T11:27:00Z" w16du:dateUtc="2025-10-25T18:27:00Z">
+      <w:ins w:id="307" w:author="Daniel Schindler" w:date="2025-10-25T11:27:00Z" w16du:dateUtc="2025-10-25T18:27:00Z">
         <w:r>
           <w:rPr>
             <w:rFonts w:ascii="Garamond" w:hAnsi="Garamond"/>
@@ -12156,7 +12270,7 @@
           <w:t>s</w:t>
         </w:r>
       </w:ins>
-      <w:ins w:id="315" w:author="Benjamin J. Makhlouf" w:date="2025-10-09T10:07:00Z" w16du:dateUtc="2025-10-09T17:07:00Z">
+      <w:ins w:id="308" w:author="Benjamin J. Makhlouf" w:date="2025-10-09T10:07:00Z" w16du:dateUtc="2025-10-09T17:07:00Z">
         <w:r>
           <w:rPr>
             <w:rFonts w:ascii="Garamond" w:hAnsi="Garamond"/>
@@ -12166,7 +12280,7 @@
           <w:t>ing</w:t>
         </w:r>
       </w:ins>
-      <w:del w:id="316" w:author="Benjamin J. Makhlouf" w:date="2025-10-09T10:07:00Z" w16du:dateUtc="2025-10-09T17:07:00Z">
+      <w:del w:id="309" w:author="Benjamin J. Makhlouf" w:date="2025-10-09T10:07:00Z" w16du:dateUtc="2025-10-09T17:07:00Z">
         <w:r>
           <w:rPr>
             <w:rFonts w:ascii="Garamond" w:hAnsi="Garamond"/>
@@ -12208,7 +12322,7 @@
         </w:rPr>
         <w:t>use of additional</w:t>
       </w:r>
-      <w:ins w:id="317" w:author="Benjamin J. Makhlouf" w:date="2025-10-09T10:07:00Z" w16du:dateUtc="2025-10-09T17:07:00Z">
+      <w:ins w:id="310" w:author="Benjamin J. Makhlouf" w:date="2025-10-09T10:07:00Z" w16du:dateUtc="2025-10-09T17:07:00Z">
         <w:r>
           <w:rPr>
             <w:rFonts w:ascii="Garamond" w:hAnsi="Garamond"/>
@@ -12218,7 +12332,7 @@
           <w:t>, more complicated approaches</w:t>
         </w:r>
       </w:ins>
-      <w:del w:id="318" w:author="Benjamin J. Makhlouf" w:date="2025-10-09T10:07:00Z" w16du:dateUtc="2025-10-09T17:07:00Z">
+      <w:del w:id="311" w:author="Benjamin J. Makhlouf" w:date="2025-10-09T10:07:00Z" w16du:dateUtc="2025-10-09T17:07:00Z">
         <w:r>
           <w:rPr>
             <w:rFonts w:ascii="Garamond" w:hAnsi="Garamond"/>
@@ -12252,12 +12366,12 @@
         </w:rPr>
         <w:t xml:space="preserve">. </w:t>
       </w:r>
-      <w:commentRangeEnd w:id="312"/>
+      <w:commentRangeEnd w:id="305"/>
       <w:r>
         <w:rPr>
           <w:rStyle w:val="CommentReference"/>
         </w:rPr>
-        <w:commentReference w:id="312"/>
+        <w:commentReference w:id="305"/>
       </w:r>
     </w:p>
     <w:p>
@@ -12265,7 +12379,6 @@
         <w:spacing w:line="480" w:lineRule="auto"/>
         <w:ind w:firstLine="720"/>
         <w:rPr>
-          <w:del w:id="319" w:author="Benjamin J. Makhlouf" w:date="2025-10-09T10:30:00Z" w16du:dateUtc="2025-10-09T17:30:00Z"/>
           <w:rFonts w:ascii="Garamond" w:hAnsi="Garamond"/>
           <w:sz w:val="22"/>
           <w:szCs w:val="22"/>
@@ -12279,105 +12392,432 @@
         </w:rPr>
         <w:t>Using the</w:t>
       </w:r>
-      <w:del w:id="320" w:author="Daniel Schindler" w:date="2025-10-06T11:03:00Z" w16du:dateUtc="2025-10-06T18:03:00Z">
-        <w:r>
-          <w:rPr>
-            <w:rFonts w:ascii="Garamond" w:hAnsi="Garamond"/>
-            <w:sz w:val="22"/>
-            <w:szCs w:val="22"/>
-          </w:rPr>
-          <w:delText xml:space="preserve">our </w:delText>
+      <w:ins w:id="312" w:author="Daniel Schindler" w:date="2025-10-06T11:03:00Z" w16du:dateUtc="2025-10-06T18:03:00Z">
+        <w:r>
+          <w:rPr>
+            <w:rFonts w:ascii="Garamond" w:hAnsi="Garamond"/>
+            <w:sz w:val="22"/>
+            <w:szCs w:val="22"/>
+          </w:rPr>
+          <w:t xml:space="preserve"> </w:t>
+        </w:r>
+      </w:ins>
+      <w:r>
+        <w:rPr>
+          <w:rFonts w:ascii="Garamond" w:hAnsi="Garamond"/>
+          <w:sz w:val="22"/>
+          <w:szCs w:val="22"/>
+        </w:rPr>
+        <w:t>best</w:t>
+      </w:r>
+      <w:r>
+        <w:rPr>
+          <w:rFonts w:ascii="Garamond" w:hAnsi="Garamond"/>
+          <w:sz w:val="22"/>
+          <w:szCs w:val="22"/>
+        </w:rPr>
+        <w:t xml:space="preserve"> preforming</w:t>
+      </w:r>
+      <w:r>
+        <w:rPr>
+          <w:rFonts w:ascii="Garamond" w:hAnsi="Garamond"/>
+          <w:sz w:val="22"/>
+          <w:szCs w:val="22"/>
+        </w:rPr>
+        <w:t xml:space="preserve"> model, </w:t>
+      </w:r>
+      <w:r>
+        <w:rPr>
+          <w:rFonts w:ascii="Garamond" w:hAnsi="Garamond"/>
+          <w:sz w:val="22"/>
+          <w:szCs w:val="22"/>
+        </w:rPr>
+        <w:t xml:space="preserve">watershed-specific </w:t>
+      </w:r>
+      <w:r>
+        <w:rPr>
+          <w:rFonts w:ascii="Garamond" w:hAnsi="Garamond"/>
+          <w:sz w:val="22"/>
+          <w:szCs w:val="22"/>
+        </w:rPr>
+        <w:t xml:space="preserve">classification </w:t>
+      </w:r>
+      <w:r>
+        <w:rPr>
+          <w:rFonts w:ascii="Garamond" w:hAnsi="Garamond"/>
+          <w:sz w:val="22"/>
+          <w:szCs w:val="22"/>
+        </w:rPr>
+        <w:t>accuracies</w:t>
+      </w:r>
+      <w:r>
+        <w:rPr>
+          <w:rFonts w:ascii="Garamond" w:hAnsi="Garamond"/>
+          <w:sz w:val="22"/>
+          <w:szCs w:val="22"/>
+        </w:rPr>
+        <w:t xml:space="preserve"> on the full testing dataset</w:t>
+      </w:r>
+      <w:r>
+        <w:rPr>
+          <w:rFonts w:ascii="Garamond" w:hAnsi="Garamond"/>
+          <w:sz w:val="22"/>
+          <w:szCs w:val="22"/>
+        </w:rPr>
+        <w:t xml:space="preserve"> exceed</w:t>
+      </w:r>
+      <w:r>
+        <w:rPr>
+          <w:rFonts w:ascii="Garamond" w:hAnsi="Garamond"/>
+          <w:sz w:val="22"/>
+          <w:szCs w:val="22"/>
+        </w:rPr>
+        <w:t>ed</w:t>
+      </w:r>
+      <w:r>
+        <w:rPr>
+          <w:rFonts w:ascii="Garamond" w:hAnsi="Garamond"/>
+          <w:sz w:val="22"/>
+          <w:szCs w:val="22"/>
+        </w:rPr>
+        <w:t xml:space="preserve"> 90% for all three watersheds. Most misclassifications occurred between Nushagak and Kuskokwim fish, consistent with expectations given the greater overlap in </w:t>
+      </w:r>
+      <w:r>
+        <w:rPr>
+          <w:rFonts w:ascii="Cambria Math" w:hAnsi="Cambria Math" w:cs="Cambria Math"/>
+          <w:sz w:val="22"/>
+          <w:szCs w:val="22"/>
+        </w:rPr>
+        <w:t>⁸⁷</w:t>
+      </w:r>
+      <w:r>
+        <w:rPr>
+          <w:rFonts w:ascii="Garamond" w:hAnsi="Garamond"/>
+          <w:sz w:val="22"/>
+          <w:szCs w:val="22"/>
+        </w:rPr>
+        <w:t>Sr/</w:t>
+      </w:r>
+      <w:r>
+        <w:rPr>
+          <w:rFonts w:ascii="Cambria Math" w:hAnsi="Cambria Math" w:cs="Cambria Math"/>
+          <w:sz w:val="22"/>
+          <w:szCs w:val="22"/>
+        </w:rPr>
+        <w:t>⁸⁶</w:t>
+      </w:r>
+      <w:r>
+        <w:rPr>
+          <w:rFonts w:ascii="Garamond" w:hAnsi="Garamond"/>
+          <w:sz w:val="22"/>
+          <w:szCs w:val="22"/>
+        </w:rPr>
+        <w:t>Sr</w:t>
+      </w:r>
+      <w:r>
+        <w:rPr>
+          <w:rFonts w:ascii="Garamond" w:hAnsi="Garamond"/>
+          <w:sz w:val="22"/>
+          <w:szCs w:val="22"/>
+        </w:rPr>
+        <w:t xml:space="preserve"> </w:t>
+      </w:r>
+      <w:r>
+        <w:rPr>
+          <w:rFonts w:ascii="Garamond" w:hAnsi="Garamond"/>
+          <w:sz w:val="22"/>
+          <w:szCs w:val="22"/>
+        </w:rPr>
+        <w:t xml:space="preserve">values </w:t>
+      </w:r>
+      <w:r>
+        <w:rPr>
+          <w:rFonts w:ascii="Garamond" w:hAnsi="Garamond"/>
+          <w:sz w:val="22"/>
+          <w:szCs w:val="22"/>
+        </w:rPr>
+        <w:t xml:space="preserve">in potential strontium sources and </w:t>
+      </w:r>
+      <w:r>
+        <w:rPr>
+          <w:rFonts w:ascii="Garamond" w:hAnsi="Garamond"/>
+          <w:sz w:val="22"/>
+          <w:szCs w:val="22"/>
+        </w:rPr>
+        <w:t xml:space="preserve">closer spatial proximity between these watersheds. In contrast, Yukon fish exhibited </w:t>
+      </w:r>
+      <w:r>
+        <w:rPr>
+          <w:rFonts w:ascii="Garamond" w:hAnsi="Garamond"/>
+          <w:sz w:val="22"/>
+          <w:szCs w:val="22"/>
+        </w:rPr>
+        <w:t xml:space="preserve">unique </w:t>
+      </w:r>
+      <w:r>
+        <w:rPr>
+          <w:rFonts w:ascii="Garamond" w:hAnsi="Garamond"/>
+          <w:sz w:val="22"/>
+          <w:szCs w:val="22"/>
+        </w:rPr>
+        <w:t>patterns</w:t>
+      </w:r>
+      <w:r>
+        <w:rPr>
+          <w:rFonts w:ascii="Garamond" w:hAnsi="Garamond"/>
+          <w:sz w:val="22"/>
+          <w:szCs w:val="22"/>
+        </w:rPr>
+        <w:t xml:space="preserve"> in otolith LA data</w:t>
+      </w:r>
+      <w:r>
+        <w:rPr>
+          <w:rFonts w:ascii="Garamond" w:hAnsi="Garamond"/>
+          <w:sz w:val="22"/>
+          <w:szCs w:val="22"/>
+        </w:rPr>
+        <w:t xml:space="preserve"> due to the watershed's extreme spatial scale, broader range of isotope </w:t>
+      </w:r>
+      <w:r>
+        <w:rPr>
+          <w:rFonts w:ascii="Garamond" w:hAnsi="Garamond"/>
+          <w:sz w:val="22"/>
+          <w:szCs w:val="22"/>
+        </w:rPr>
+        <w:lastRenderedPageBreak/>
+        <w:t>values, and extended migration timing</w:t>
+      </w:r>
+      <w:ins w:id="313" w:author="Benjamin J. Makhlouf" w:date="2025-10-09T10:08:00Z" w16du:dateUtc="2025-10-09T17:08:00Z">
+        <w:r>
+          <w:rPr>
+            <w:rFonts w:ascii="Garamond" w:hAnsi="Garamond"/>
+            <w:sz w:val="22"/>
+            <w:szCs w:val="22"/>
+          </w:rPr>
+          <w:t xml:space="preserve"> (</w:t>
+        </w:r>
+      </w:ins>
+      <w:ins w:id="314" w:author="Benjamin J. Makhlouf" w:date="2025-10-13T11:15:00Z" w16du:dateUtc="2025-10-13T18:15:00Z">
+        <w:r>
+          <w:rPr>
+            <w:rFonts w:ascii="Garamond" w:hAnsi="Garamond"/>
+            <w:sz w:val="22"/>
+            <w:szCs w:val="22"/>
+          </w:rPr>
+          <w:t>Figure 4</w:t>
+        </w:r>
+      </w:ins>
+      <w:ins w:id="315" w:author="Benjamin J. Makhlouf" w:date="2025-10-09T10:08:00Z" w16du:dateUtc="2025-10-09T17:08:00Z">
+        <w:r>
+          <w:rPr>
+            <w:rFonts w:ascii="Garamond" w:hAnsi="Garamond"/>
+            <w:sz w:val="22"/>
+            <w:szCs w:val="22"/>
+          </w:rPr>
+          <w:t>)</w:t>
+        </w:r>
+      </w:ins>
+      <w:r>
+        <w:rPr>
+          <w:rFonts w:ascii="Garamond" w:hAnsi="Garamond"/>
+          <w:sz w:val="22"/>
+          <w:szCs w:val="22"/>
+        </w:rPr>
+        <w:t xml:space="preserve">. This likely resulted in otolith </w:t>
+      </w:r>
+      <w:r>
+        <w:rPr>
+          <w:rFonts w:ascii="Garamond" w:hAnsi="Garamond"/>
+          <w:sz w:val="22"/>
+          <w:szCs w:val="22"/>
+        </w:rPr>
+        <w:t>time series</w:t>
+      </w:r>
+      <w:r>
+        <w:rPr>
+          <w:rFonts w:ascii="Garamond" w:hAnsi="Garamond"/>
+          <w:sz w:val="22"/>
+          <w:szCs w:val="22"/>
+        </w:rPr>
+        <w:t xml:space="preserve"> which were distinct compared to the other watersheds either because of natal origin values</w:t>
+      </w:r>
+      <w:r>
+        <w:rPr>
+          <w:rFonts w:ascii="Garamond" w:hAnsi="Garamond"/>
+          <w:sz w:val="22"/>
+          <w:szCs w:val="22"/>
+        </w:rPr>
+        <w:t xml:space="preserve"> only found in the Yukon (</w:t>
+      </w:r>
+      <w:r>
+        <w:rPr>
+          <w:rFonts w:ascii="Cambria Math" w:hAnsi="Cambria Math" w:cs="Cambria Math"/>
+          <w:sz w:val="22"/>
+          <w:szCs w:val="22"/>
+        </w:rPr>
+        <w:t>⁸⁷</w:t>
+      </w:r>
+      <w:r>
+        <w:rPr>
+          <w:rFonts w:ascii="Garamond" w:hAnsi="Garamond"/>
+          <w:sz w:val="22"/>
+          <w:szCs w:val="22"/>
+        </w:rPr>
+        <w:t>Sr/</w:t>
+      </w:r>
+      <w:r>
+        <w:rPr>
+          <w:rFonts w:ascii="Cambria Math" w:hAnsi="Cambria Math" w:cs="Cambria Math"/>
+          <w:sz w:val="22"/>
+          <w:szCs w:val="22"/>
+        </w:rPr>
+        <w:t>⁸⁶</w:t>
+      </w:r>
+      <w:r>
+        <w:rPr>
+          <w:rFonts w:ascii="Garamond" w:hAnsi="Garamond"/>
+          <w:sz w:val="22"/>
+          <w:szCs w:val="22"/>
+        </w:rPr>
+        <w:t>Sr</w:t>
+      </w:r>
+      <w:r>
+        <w:rPr>
+          <w:rFonts w:ascii="Garamond" w:hAnsi="Garamond"/>
+          <w:sz w:val="22"/>
+          <w:szCs w:val="22"/>
+        </w:rPr>
+        <w:t xml:space="preserve"> &gt; 0.71</w:t>
+      </w:r>
+      <w:ins w:id="316" w:author="Benjamin J. Makhlouf" w:date="2025-10-13T11:15:00Z" w16du:dateUtc="2025-10-13T18:15:00Z">
+        <w:r>
+          <w:rPr>
+            <w:rFonts w:ascii="Garamond" w:hAnsi="Garamond"/>
+            <w:sz w:val="22"/>
+            <w:szCs w:val="22"/>
+          </w:rPr>
+          <w:t>3</w:t>
+        </w:r>
+      </w:ins>
+      <w:del w:id="317" w:author="Benjamin J. Makhlouf" w:date="2025-10-13T11:15:00Z" w16du:dateUtc="2025-10-13T18:15:00Z">
+        <w:r>
+          <w:rPr>
+            <w:rFonts w:ascii="Garamond" w:hAnsi="Garamond"/>
+            <w:sz w:val="22"/>
+            <w:szCs w:val="22"/>
+          </w:rPr>
+          <w:delText>5</w:delText>
         </w:r>
       </w:del>
-      <w:ins w:id="321" w:author="Daniel Schindler" w:date="2025-10-06T11:03:00Z" w16du:dateUtc="2025-10-06T18:03:00Z">
-        <w:r>
-          <w:rPr>
-            <w:rFonts w:ascii="Garamond" w:hAnsi="Garamond"/>
-            <w:sz w:val="22"/>
-            <w:szCs w:val="22"/>
-          </w:rPr>
-          <w:t xml:space="preserve"> </w:t>
-        </w:r>
-      </w:ins>
-      <w:r>
-        <w:rPr>
-          <w:rFonts w:ascii="Garamond" w:hAnsi="Garamond"/>
-          <w:sz w:val="22"/>
-          <w:szCs w:val="22"/>
-        </w:rPr>
-        <w:t xml:space="preserve">best model, </w:t>
-      </w:r>
-      <w:r>
-        <w:rPr>
-          <w:rFonts w:ascii="Garamond" w:hAnsi="Garamond"/>
-          <w:sz w:val="22"/>
-          <w:szCs w:val="22"/>
-        </w:rPr>
-        <w:t xml:space="preserve">watershed-specific </w:t>
-      </w:r>
-      <w:r>
-        <w:rPr>
-          <w:rFonts w:ascii="Garamond" w:hAnsi="Garamond"/>
-          <w:sz w:val="22"/>
-          <w:szCs w:val="22"/>
-        </w:rPr>
-        <w:t xml:space="preserve">classification </w:t>
-      </w:r>
-      <w:r>
-        <w:rPr>
-          <w:rFonts w:ascii="Garamond" w:hAnsi="Garamond"/>
-          <w:sz w:val="22"/>
-          <w:szCs w:val="22"/>
-        </w:rPr>
-        <w:t xml:space="preserve">accuracies exceeding 90% for all three watersheds when tested against the full </w:t>
-      </w:r>
-      <w:r>
-        <w:rPr>
-          <w:rFonts w:ascii="Garamond" w:hAnsi="Garamond"/>
-          <w:sz w:val="22"/>
-          <w:szCs w:val="22"/>
-        </w:rPr>
-        <w:t>testing set</w:t>
-      </w:r>
-      <w:r>
-        <w:rPr>
-          <w:rFonts w:ascii="Garamond" w:hAnsi="Garamond"/>
-          <w:sz w:val="22"/>
-          <w:szCs w:val="22"/>
-        </w:rPr>
-        <w:t xml:space="preserve">. Most misclassifications occurred between Nushagak and Kuskokwim fish, consistent with expectations given the greater overlap in </w:t>
-      </w:r>
-      <w:r>
-        <w:rPr>
-          <w:rFonts w:ascii="Cambria Math" w:hAnsi="Cambria Math" w:cs="Cambria Math"/>
-          <w:sz w:val="22"/>
-          <w:szCs w:val="22"/>
-        </w:rPr>
-        <w:t>⁸⁷</w:t>
-      </w:r>
-      <w:r>
-        <w:rPr>
-          <w:rFonts w:ascii="Garamond" w:hAnsi="Garamond"/>
-          <w:sz w:val="22"/>
-          <w:szCs w:val="22"/>
-        </w:rPr>
-        <w:t>Sr/</w:t>
-      </w:r>
-      <w:r>
-        <w:rPr>
-          <w:rFonts w:ascii="Cambria Math" w:hAnsi="Cambria Math" w:cs="Cambria Math"/>
-          <w:sz w:val="22"/>
-          <w:szCs w:val="22"/>
-        </w:rPr>
-        <w:t>⁸⁶</w:t>
-      </w:r>
-      <w:r>
-        <w:rPr>
-          <w:rFonts w:ascii="Garamond" w:hAnsi="Garamond"/>
-          <w:sz w:val="22"/>
-          <w:szCs w:val="22"/>
-        </w:rPr>
-        <w:t>Sr</w:t>
+      <w:r>
+        <w:rPr>
+          <w:rFonts w:ascii="Garamond" w:hAnsi="Garamond"/>
+          <w:sz w:val="22"/>
+          <w:szCs w:val="22"/>
+        </w:rPr>
+        <w:t>)</w:t>
+      </w:r>
+      <w:r>
+        <w:rPr>
+          <w:rFonts w:ascii="Garamond" w:hAnsi="Garamond"/>
+          <w:sz w:val="22"/>
+          <w:szCs w:val="22"/>
+        </w:rPr>
+        <w:t xml:space="preserve"> or prominent features </w:t>
+      </w:r>
+      <w:r>
+        <w:rPr>
+          <w:rFonts w:ascii="Garamond" w:hAnsi="Garamond"/>
+          <w:sz w:val="22"/>
+          <w:szCs w:val="22"/>
+        </w:rPr>
+        <w:t xml:space="preserve">resulting from a longer </w:t>
+      </w:r>
+      <w:r>
+        <w:rPr>
+          <w:rFonts w:ascii="Garamond" w:hAnsi="Garamond"/>
+          <w:sz w:val="22"/>
+          <w:szCs w:val="22"/>
+        </w:rPr>
+        <w:t>migration through the enriched mainstem tributary (</w:t>
+      </w:r>
+      <w:proofErr w:type="spellStart"/>
+      <w:r>
+        <w:rPr>
+          <w:rFonts w:ascii="Garamond" w:hAnsi="Garamond"/>
+          <w:sz w:val="22"/>
+          <w:szCs w:val="22"/>
+        </w:rPr>
+        <w:t>i.e</w:t>
+      </w:r>
+      <w:proofErr w:type="spellEnd"/>
+      <w:r>
+        <w:rPr>
+          <w:rFonts w:ascii="Garamond" w:hAnsi="Garamond"/>
+          <w:sz w:val="22"/>
+          <w:szCs w:val="22"/>
+        </w:rPr>
+        <w:t xml:space="preserve"> Figure 5b, column 3). </w:t>
+      </w:r>
+      <w:r>
+        <w:rPr>
+          <w:rFonts w:ascii="Garamond" w:hAnsi="Garamond"/>
+          <w:sz w:val="22"/>
+          <w:szCs w:val="22"/>
+        </w:rPr>
+        <w:t>Yukon classification accuracy dropped substantially in the "</w:t>
+      </w:r>
+      <w:del w:id="318" w:author="Daniel Schindler" w:date="2025-10-25T11:28:00Z" w16du:dateUtc="2025-10-25T18:28:00Z">
+        <w:r>
+          <w:rPr>
+            <w:rFonts w:ascii="Garamond" w:hAnsi="Garamond"/>
+            <w:sz w:val="22"/>
+            <w:szCs w:val="22"/>
+          </w:rPr>
+          <w:delText>overlap</w:delText>
+        </w:r>
+      </w:del>
+      <w:ins w:id="319" w:author="Daniel Schindler" w:date="2025-10-25T11:28:00Z" w16du:dateUtc="2025-10-25T18:28:00Z">
+        <w:r>
+          <w:rPr>
+            <w:rFonts w:ascii="Garamond" w:hAnsi="Garamond"/>
+            <w:sz w:val="22"/>
+            <w:szCs w:val="22"/>
+          </w:rPr>
+          <w:t>restricted??</w:t>
+        </w:r>
+      </w:ins>
+      <w:r>
+        <w:rPr>
+          <w:rFonts w:ascii="Garamond" w:hAnsi="Garamond"/>
+          <w:sz w:val="22"/>
+          <w:szCs w:val="22"/>
+        </w:rPr>
+        <w:t xml:space="preserve">" testing set (86.86% vs. 93.7% in the total testing set), despite similar numbers of misidentified individuals. </w:t>
+      </w:r>
+      <w:r>
+        <w:rPr>
+          <w:rFonts w:ascii="Garamond" w:hAnsi="Garamond"/>
+          <w:sz w:val="22"/>
+          <w:szCs w:val="22"/>
+        </w:rPr>
+        <w:t xml:space="preserve">This </w:t>
+      </w:r>
+      <w:r>
+        <w:rPr>
+          <w:rFonts w:ascii="Garamond" w:hAnsi="Garamond"/>
+          <w:sz w:val="22"/>
+          <w:szCs w:val="22"/>
+        </w:rPr>
+        <w:t>decline likely reflects the removal of the most easily classified cases</w:t>
+      </w:r>
+      <w:r>
+        <w:rPr>
+          <w:rFonts w:ascii="Garamond" w:hAnsi="Garamond"/>
+          <w:sz w:val="22"/>
+          <w:szCs w:val="22"/>
+        </w:rPr>
+        <w:t>, which is further supported by</w:t>
       </w:r>
       <w:r>
         <w:rPr>
@@ -12393,307 +12833,133 @@
           <w:sz w:val="22"/>
           <w:szCs w:val="22"/>
         </w:rPr>
-        <w:t xml:space="preserve">values </w:t>
-      </w:r>
-      <w:r>
-        <w:rPr>
-          <w:rFonts w:ascii="Garamond" w:hAnsi="Garamond"/>
-          <w:sz w:val="22"/>
-          <w:szCs w:val="22"/>
-        </w:rPr>
-        <w:t>in potential strontium sources in these two watersheds and the</w:t>
-      </w:r>
-      <w:ins w:id="322" w:author="Daniel Schindler" w:date="2025-10-06T11:03:00Z" w16du:dateUtc="2025-10-06T18:03:00Z">
-        <w:r>
-          <w:rPr>
-            <w:rFonts w:ascii="Garamond" w:hAnsi="Garamond"/>
-            <w:sz w:val="22"/>
-            <w:szCs w:val="22"/>
-          </w:rPr>
-          <w:t xml:space="preserve"> </w:t>
-        </w:r>
-      </w:ins>
-      <w:r>
-        <w:rPr>
-          <w:rFonts w:ascii="Garamond" w:hAnsi="Garamond"/>
-          <w:sz w:val="22"/>
-          <w:szCs w:val="22"/>
-        </w:rPr>
-        <w:t xml:space="preserve">closer spatial proximity between these watersheds. In contrast, Yukon fish exhibited </w:t>
-      </w:r>
-      <w:r>
-        <w:rPr>
-          <w:rFonts w:ascii="Garamond" w:hAnsi="Garamond"/>
-          <w:sz w:val="22"/>
-          <w:szCs w:val="22"/>
-        </w:rPr>
-        <w:t xml:space="preserve">unique </w:t>
-      </w:r>
-      <w:r>
-        <w:rPr>
-          <w:rFonts w:ascii="Garamond" w:hAnsi="Garamond"/>
-          <w:sz w:val="22"/>
-          <w:szCs w:val="22"/>
-        </w:rPr>
-        <w:t>patterns</w:t>
-      </w:r>
-      <w:r>
-        <w:rPr>
-          <w:rFonts w:ascii="Garamond" w:hAnsi="Garamond"/>
-          <w:sz w:val="22"/>
-          <w:szCs w:val="22"/>
-        </w:rPr>
-        <w:t xml:space="preserve"> in otolith LA data</w:t>
-      </w:r>
-      <w:r>
-        <w:rPr>
-          <w:rFonts w:ascii="Garamond" w:hAnsi="Garamond"/>
-          <w:sz w:val="22"/>
-          <w:szCs w:val="22"/>
-        </w:rPr>
-        <w:t xml:space="preserve"> due to the watershed's extreme spatial scale, broader range of isotope values, and extended migration timing</w:t>
-      </w:r>
-      <w:ins w:id="323" w:author="Benjamin J. Makhlouf" w:date="2025-10-09T10:08:00Z" w16du:dateUtc="2025-10-09T17:08:00Z">
-        <w:r>
-          <w:rPr>
-            <w:rFonts w:ascii="Garamond" w:hAnsi="Garamond"/>
-            <w:sz w:val="22"/>
-            <w:szCs w:val="22"/>
-          </w:rPr>
-          <w:t xml:space="preserve"> (</w:t>
-        </w:r>
-      </w:ins>
-      <w:ins w:id="324" w:author="Benjamin J. Makhlouf" w:date="2025-10-13T11:15:00Z" w16du:dateUtc="2025-10-13T18:15:00Z">
-        <w:r>
-          <w:rPr>
-            <w:rFonts w:ascii="Garamond" w:hAnsi="Garamond"/>
-            <w:sz w:val="22"/>
-            <w:szCs w:val="22"/>
-          </w:rPr>
-          <w:t>Figure 4</w:t>
-        </w:r>
-      </w:ins>
-      <w:ins w:id="325" w:author="Benjamin J. Makhlouf" w:date="2025-10-09T10:08:00Z" w16du:dateUtc="2025-10-09T17:08:00Z">
-        <w:r>
-          <w:rPr>
-            <w:rFonts w:ascii="Garamond" w:hAnsi="Garamond"/>
-            <w:sz w:val="22"/>
-            <w:szCs w:val="22"/>
-          </w:rPr>
-          <w:t>)</w:t>
-        </w:r>
-      </w:ins>
-      <w:r>
-        <w:rPr>
-          <w:rFonts w:ascii="Garamond" w:hAnsi="Garamond"/>
-          <w:sz w:val="22"/>
-          <w:szCs w:val="22"/>
-        </w:rPr>
-        <w:t xml:space="preserve">. This likely resulted in otolith </w:t>
-      </w:r>
-      <w:r>
-        <w:rPr>
-          <w:rFonts w:ascii="Garamond" w:hAnsi="Garamond"/>
-          <w:sz w:val="22"/>
-          <w:szCs w:val="22"/>
-        </w:rPr>
-        <w:t>time series</w:t>
-      </w:r>
-      <w:r>
-        <w:rPr>
-          <w:rFonts w:ascii="Garamond" w:hAnsi="Garamond"/>
-          <w:sz w:val="22"/>
-          <w:szCs w:val="22"/>
-        </w:rPr>
-        <w:t xml:space="preserve"> which were distinct compared to the other watersheds either because of natal origin values</w:t>
-      </w:r>
-      <w:r>
-        <w:rPr>
-          <w:rFonts w:ascii="Garamond" w:hAnsi="Garamond"/>
-          <w:sz w:val="22"/>
-          <w:szCs w:val="22"/>
-        </w:rPr>
-        <w:t xml:space="preserve"> only found in the Yukon </w:t>
-      </w:r>
-      <w:r>
-        <w:rPr>
-          <w:rFonts w:ascii="Garamond" w:hAnsi="Garamond"/>
-          <w:sz w:val="22"/>
-          <w:szCs w:val="22"/>
-        </w:rPr>
-        <w:lastRenderedPageBreak/>
-        <w:t>(</w:t>
-      </w:r>
-      <w:r>
-        <w:rPr>
-          <w:rFonts w:ascii="Cambria Math" w:hAnsi="Cambria Math" w:cs="Cambria Math"/>
-          <w:sz w:val="22"/>
-          <w:szCs w:val="22"/>
-        </w:rPr>
-        <w:t>⁸⁷</w:t>
-      </w:r>
-      <w:r>
-        <w:rPr>
-          <w:rFonts w:ascii="Garamond" w:hAnsi="Garamond"/>
-          <w:sz w:val="22"/>
-          <w:szCs w:val="22"/>
-        </w:rPr>
-        <w:t>Sr/</w:t>
-      </w:r>
-      <w:r>
-        <w:rPr>
-          <w:rFonts w:ascii="Cambria Math" w:hAnsi="Cambria Math" w:cs="Cambria Math"/>
-          <w:sz w:val="22"/>
-          <w:szCs w:val="22"/>
-        </w:rPr>
-        <w:t>⁸⁶</w:t>
-      </w:r>
-      <w:r>
-        <w:rPr>
-          <w:rFonts w:ascii="Garamond" w:hAnsi="Garamond"/>
-          <w:sz w:val="22"/>
-          <w:szCs w:val="22"/>
-        </w:rPr>
-        <w:t>Sr</w:t>
-      </w:r>
-      <w:r>
-        <w:rPr>
-          <w:rFonts w:ascii="Garamond" w:hAnsi="Garamond"/>
-          <w:sz w:val="22"/>
-          <w:szCs w:val="22"/>
-        </w:rPr>
-        <w:t xml:space="preserve"> &gt; 0.71</w:t>
-      </w:r>
-      <w:ins w:id="326" w:author="Benjamin J. Makhlouf" w:date="2025-10-13T11:15:00Z" w16du:dateUtc="2025-10-13T18:15:00Z">
-        <w:r>
-          <w:rPr>
-            <w:rFonts w:ascii="Garamond" w:hAnsi="Garamond"/>
-            <w:sz w:val="22"/>
-            <w:szCs w:val="22"/>
-          </w:rPr>
-          <w:t>3</w:t>
-        </w:r>
-      </w:ins>
-      <w:del w:id="327" w:author="Benjamin J. Makhlouf" w:date="2025-10-13T11:15:00Z" w16du:dateUtc="2025-10-13T18:15:00Z">
-        <w:r>
-          <w:rPr>
-            <w:rFonts w:ascii="Garamond" w:hAnsi="Garamond"/>
-            <w:sz w:val="22"/>
-            <w:szCs w:val="22"/>
-          </w:rPr>
-          <w:delText>5</w:delText>
-        </w:r>
-      </w:del>
-      <w:r>
-        <w:rPr>
-          <w:rFonts w:ascii="Garamond" w:hAnsi="Garamond"/>
-          <w:sz w:val="22"/>
-          <w:szCs w:val="22"/>
-        </w:rPr>
-        <w:t>)</w:t>
-      </w:r>
-      <w:r>
-        <w:rPr>
-          <w:rFonts w:ascii="Garamond" w:hAnsi="Garamond"/>
-          <w:sz w:val="22"/>
-          <w:szCs w:val="22"/>
-        </w:rPr>
-        <w:t xml:space="preserve"> or prominent features </w:t>
-      </w:r>
-      <w:r>
-        <w:rPr>
-          <w:rFonts w:ascii="Garamond" w:hAnsi="Garamond"/>
-          <w:sz w:val="22"/>
-          <w:szCs w:val="22"/>
-        </w:rPr>
-        <w:t xml:space="preserve">resulting from a longer </w:t>
-      </w:r>
-      <w:r>
-        <w:rPr>
-          <w:rFonts w:ascii="Garamond" w:hAnsi="Garamond"/>
-          <w:sz w:val="22"/>
-          <w:szCs w:val="22"/>
-        </w:rPr>
-        <w:t>migration through the enriched mainstem tributary (</w:t>
-      </w:r>
-      <w:proofErr w:type="spellStart"/>
-      <w:r>
-        <w:rPr>
-          <w:rFonts w:ascii="Garamond" w:hAnsi="Garamond"/>
-          <w:sz w:val="22"/>
-          <w:szCs w:val="22"/>
-        </w:rPr>
-        <w:t>i.e</w:t>
-      </w:r>
-      <w:proofErr w:type="spellEnd"/>
-      <w:r>
-        <w:rPr>
-          <w:rFonts w:ascii="Garamond" w:hAnsi="Garamond"/>
-          <w:sz w:val="22"/>
-          <w:szCs w:val="22"/>
-        </w:rPr>
-        <w:t xml:space="preserve"> Figure 5b, column 3). </w:t>
-      </w:r>
-      <w:r>
-        <w:rPr>
-          <w:rFonts w:ascii="Garamond" w:hAnsi="Garamond"/>
-          <w:sz w:val="22"/>
-          <w:szCs w:val="22"/>
-        </w:rPr>
-        <w:t>Yukon classification accuracy dropped substantially in the "</w:t>
-      </w:r>
-      <w:del w:id="328" w:author="Daniel Schindler" w:date="2025-10-25T11:28:00Z" w16du:dateUtc="2025-10-25T18:28:00Z">
-        <w:r>
-          <w:rPr>
-            <w:rFonts w:ascii="Garamond" w:hAnsi="Garamond"/>
-            <w:sz w:val="22"/>
-            <w:szCs w:val="22"/>
-          </w:rPr>
-          <w:delText>overlap</w:delText>
-        </w:r>
-      </w:del>
-      <w:ins w:id="329" w:author="Daniel Schindler" w:date="2025-10-25T11:28:00Z" w16du:dateUtc="2025-10-25T18:28:00Z">
-        <w:r>
-          <w:rPr>
-            <w:rFonts w:ascii="Garamond" w:hAnsi="Garamond"/>
-            <w:sz w:val="22"/>
-            <w:szCs w:val="22"/>
-          </w:rPr>
-          <w:t>restricted??</w:t>
-        </w:r>
-      </w:ins>
-      <w:r>
-        <w:rPr>
-          <w:rFonts w:ascii="Garamond" w:hAnsi="Garamond"/>
-          <w:sz w:val="22"/>
-          <w:szCs w:val="22"/>
-        </w:rPr>
-        <w:t xml:space="preserve">" testing set (86.86% vs. 93.7% in the total testing set), despite similar numbers of misidentified individuals. </w:t>
-      </w:r>
-      <w:r>
-        <w:rPr>
-          <w:rFonts w:ascii="Garamond" w:hAnsi="Garamond"/>
-          <w:sz w:val="22"/>
-          <w:szCs w:val="22"/>
-        </w:rPr>
-        <w:t xml:space="preserve">This </w:t>
-      </w:r>
-      <w:r>
-        <w:rPr>
-          <w:rFonts w:ascii="Garamond" w:hAnsi="Garamond"/>
-          <w:sz w:val="22"/>
-          <w:szCs w:val="22"/>
-        </w:rPr>
-        <w:t>decline likely reflects the removal of the most easily classified cases</w:t>
-      </w:r>
-      <w:r>
-        <w:rPr>
-          <w:rFonts w:ascii="Garamond" w:hAnsi="Garamond"/>
-          <w:sz w:val="22"/>
-          <w:szCs w:val="22"/>
-        </w:rPr>
-        <w:t>, which is further supported by</w:t>
-      </w:r>
+        <w:t>higher misclassification rates among CWAK individuals compared to those from the middle and upper Yukon regions</w:t>
+      </w:r>
+      <w:r>
+        <w:rPr>
+          <w:rFonts w:ascii="Garamond" w:hAnsi="Garamond"/>
+          <w:sz w:val="22"/>
+          <w:szCs w:val="22"/>
+        </w:rPr>
+        <w:t xml:space="preserve">. </w:t>
+      </w:r>
+      <w:r>
+        <w:rPr>
+          <w:rFonts w:ascii="Garamond" w:hAnsi="Garamond"/>
+          <w:sz w:val="22"/>
+          <w:szCs w:val="22"/>
+        </w:rPr>
+        <w:t>The</w:t>
+      </w:r>
+      <w:r>
+        <w:rPr>
+          <w:rFonts w:ascii="Garamond" w:hAnsi="Garamond"/>
+          <w:sz w:val="22"/>
+          <w:szCs w:val="22"/>
+        </w:rPr>
+        <w:t xml:space="preserve">se </w:t>
+      </w:r>
+      <w:r>
+        <w:rPr>
+          <w:rFonts w:ascii="Garamond" w:hAnsi="Garamond"/>
+          <w:sz w:val="22"/>
+          <w:szCs w:val="22"/>
+        </w:rPr>
+        <w:t xml:space="preserve">challenges </w:t>
+      </w:r>
+      <w:r>
+        <w:rPr>
+          <w:rFonts w:ascii="Garamond" w:hAnsi="Garamond"/>
+          <w:sz w:val="22"/>
+          <w:szCs w:val="22"/>
+        </w:rPr>
+        <w:t xml:space="preserve">likely stem </w:t>
+      </w:r>
+      <w:r>
+        <w:rPr>
+          <w:rFonts w:ascii="Garamond" w:hAnsi="Garamond"/>
+          <w:sz w:val="22"/>
+          <w:szCs w:val="22"/>
+        </w:rPr>
+        <w:t>from shorter migration patterns that include less residence time in the mainstem Yukon River</w:t>
+      </w:r>
+      <w:r>
+        <w:rPr>
+          <w:rFonts w:ascii="Garamond" w:hAnsi="Garamond"/>
+          <w:sz w:val="22"/>
+          <w:szCs w:val="22"/>
+        </w:rPr>
+        <w:t>, and, subsequently, a</w:t>
+      </w:r>
+      <w:r>
+        <w:rPr>
+          <w:rFonts w:ascii="Garamond" w:hAnsi="Garamond"/>
+          <w:sz w:val="22"/>
+          <w:szCs w:val="22"/>
+        </w:rPr>
+        <w:t xml:space="preserve"> less pronounced increase in isotope values before marine entry</w:t>
+      </w:r>
+      <w:r>
+        <w:rPr>
+          <w:rFonts w:ascii="Garamond" w:hAnsi="Garamond"/>
+          <w:sz w:val="22"/>
+          <w:szCs w:val="22"/>
+        </w:rPr>
+        <w:t xml:space="preserve">. </w:t>
+      </w:r>
+      <w:moveToRangeStart w:id="320" w:author="Benjamin J. Makhlouf" w:date="2025-10-09T10:30:00Z" w:name="move210898217"/>
+      <w:moveTo w:id="321" w:author="Benjamin J. Makhlouf" w:date="2025-10-09T10:30:00Z" w16du:dateUtc="2025-10-09T17:30:00Z">
+        <w:r>
+          <w:rPr>
+            <w:rFonts w:ascii="Garamond" w:hAnsi="Garamond"/>
+            <w:sz w:val="22"/>
+            <w:szCs w:val="22"/>
+          </w:rPr>
+          <w:t xml:space="preserve">Without this distinguishing feature, CWAK individuals from the Yukon (i.e. Figure 5b, column 4) are more likely to be misclassified with Kuskokwim or Nushagak fish, resulting in lower overall accuracy. </w:t>
+        </w:r>
+      </w:moveTo>
+      <w:ins w:id="322" w:author="Daniel Schindler" w:date="2025-10-25T11:28:00Z" w16du:dateUtc="2025-10-25T18:28:00Z">
+        <w:r>
+          <w:rPr>
+            <w:rFonts w:ascii="Garamond" w:hAnsi="Garamond"/>
+            <w:sz w:val="22"/>
+            <w:szCs w:val="22"/>
+            <w:highlight w:val="yellow"/>
+          </w:rPr>
+          <w:t>Nonetheless, even applying the most conservative methods, our classification methods a</w:t>
+        </w:r>
+      </w:ins>
+      <w:ins w:id="323" w:author="Daniel Schindler" w:date="2025-10-25T11:29:00Z" w16du:dateUtc="2025-10-25T18:29:00Z">
+        <w:r>
+          <w:rPr>
+            <w:rFonts w:ascii="Garamond" w:hAnsi="Garamond"/>
+            <w:sz w:val="22"/>
+            <w:szCs w:val="22"/>
+            <w:highlight w:val="yellow"/>
+          </w:rPr>
+          <w:t xml:space="preserve">chieved a **% </w:t>
+        </w:r>
+        <w:proofErr w:type="spellStart"/>
+        <w:r>
+          <w:rPr>
+            <w:rFonts w:ascii="Garamond" w:hAnsi="Garamond"/>
+            <w:sz w:val="22"/>
+            <w:szCs w:val="22"/>
+            <w:highlight w:val="yellow"/>
+          </w:rPr>
+          <w:t>classifification</w:t>
+        </w:r>
+        <w:proofErr w:type="spellEnd"/>
+        <w:r>
+          <w:rPr>
+            <w:rFonts w:ascii="Garamond" w:hAnsi="Garamond"/>
+            <w:sz w:val="22"/>
+            <w:szCs w:val="22"/>
+            <w:highlight w:val="yellow"/>
+          </w:rPr>
+          <w:t xml:space="preserve"> accuracy among the major western Alaska rivers.</w:t>
+        </w:r>
+      </w:ins>
       <w:r>
         <w:rPr>
           <w:rFonts w:ascii="Garamond" w:hAnsi="Garamond"/>
@@ -12702,408 +12968,384 @@
         </w:rPr>
         <w:t xml:space="preserve"> </w:t>
       </w:r>
-      <w:r>
-        <w:rPr>
-          <w:rFonts w:ascii="Garamond" w:hAnsi="Garamond"/>
-          <w:sz w:val="22"/>
-          <w:szCs w:val="22"/>
-        </w:rPr>
-        <w:t>higher misclassification rates among CWAK individuals compared to those from the middle and upper Yukon regions</w:t>
-      </w:r>
-      <w:r>
-        <w:rPr>
-          <w:rFonts w:ascii="Garamond" w:hAnsi="Garamond"/>
-          <w:sz w:val="22"/>
-          <w:szCs w:val="22"/>
-        </w:rPr>
-        <w:t xml:space="preserve">. </w:t>
-      </w:r>
-      <w:r>
-        <w:rPr>
-          <w:rFonts w:ascii="Garamond" w:hAnsi="Garamond"/>
-          <w:sz w:val="22"/>
-          <w:szCs w:val="22"/>
-        </w:rPr>
-        <w:t>The</w:t>
-      </w:r>
-      <w:r>
-        <w:rPr>
-          <w:rFonts w:ascii="Garamond" w:hAnsi="Garamond"/>
-          <w:sz w:val="22"/>
-          <w:szCs w:val="22"/>
-        </w:rPr>
-        <w:t xml:space="preserve">se </w:t>
-      </w:r>
-      <w:r>
-        <w:rPr>
-          <w:rFonts w:ascii="Garamond" w:hAnsi="Garamond"/>
-          <w:sz w:val="22"/>
-          <w:szCs w:val="22"/>
-        </w:rPr>
-        <w:t xml:space="preserve">challenges </w:t>
-      </w:r>
-      <w:r>
-        <w:rPr>
-          <w:rFonts w:ascii="Garamond" w:hAnsi="Garamond"/>
-          <w:sz w:val="22"/>
-          <w:szCs w:val="22"/>
-        </w:rPr>
-        <w:t xml:space="preserve">likely stem </w:t>
-      </w:r>
-      <w:r>
-        <w:rPr>
-          <w:rFonts w:ascii="Garamond" w:hAnsi="Garamond"/>
-          <w:sz w:val="22"/>
-          <w:szCs w:val="22"/>
-        </w:rPr>
-        <w:t>from shorter migration patterns that include less residence time in the mainstem Yukon River</w:t>
-      </w:r>
-      <w:r>
-        <w:rPr>
-          <w:rFonts w:ascii="Garamond" w:hAnsi="Garamond"/>
-          <w:sz w:val="22"/>
-          <w:szCs w:val="22"/>
-        </w:rPr>
-        <w:t>, and, subsequently, a</w:t>
-      </w:r>
-      <w:r>
-        <w:rPr>
-          <w:rFonts w:ascii="Garamond" w:hAnsi="Garamond"/>
-          <w:sz w:val="22"/>
-          <w:szCs w:val="22"/>
-        </w:rPr>
-        <w:t xml:space="preserve"> less pronounced increase in isotope values before marine entry</w:t>
-      </w:r>
-      <w:r>
-        <w:rPr>
-          <w:rFonts w:ascii="Garamond" w:hAnsi="Garamond"/>
-          <w:sz w:val="22"/>
-          <w:szCs w:val="22"/>
-        </w:rPr>
-        <w:t xml:space="preserve">. </w:t>
-      </w:r>
-      <w:moveToRangeStart w:id="330" w:author="Benjamin J. Makhlouf" w:date="2025-10-09T10:30:00Z" w:name="move210898217"/>
-      <w:moveTo w:id="331" w:author="Benjamin J. Makhlouf" w:date="2025-10-09T10:30:00Z" w16du:dateUtc="2025-10-09T17:30:00Z">
-        <w:r>
-          <w:rPr>
-            <w:rFonts w:ascii="Garamond" w:hAnsi="Garamond"/>
-            <w:sz w:val="22"/>
-            <w:szCs w:val="22"/>
-          </w:rPr>
-          <w:t xml:space="preserve">Without this distinguishing feature, CWAK individuals from the Yukon (i.e. Figure 5b, column 4) are more likely to be misclassified with Kuskokwim or Nushagak fish, resulting in lower overall accuracy. </w:t>
-        </w:r>
-      </w:moveTo>
-      <w:ins w:id="332" w:author="Daniel Schindler" w:date="2025-10-25T11:28:00Z" w16du:dateUtc="2025-10-25T18:28:00Z">
-        <w:r>
-          <w:rPr>
-            <w:rFonts w:ascii="Garamond" w:hAnsi="Garamond"/>
-            <w:sz w:val="22"/>
-            <w:szCs w:val="22"/>
-          </w:rPr>
-          <w:t>Nonetheless, even applying the most conservative methods, our classification methods a</w:t>
-        </w:r>
-      </w:ins>
-      <w:ins w:id="333" w:author="Daniel Schindler" w:date="2025-10-25T11:29:00Z" w16du:dateUtc="2025-10-25T18:29:00Z">
-        <w:r>
-          <w:rPr>
-            <w:rFonts w:ascii="Garamond" w:hAnsi="Garamond"/>
-            <w:sz w:val="22"/>
-            <w:szCs w:val="22"/>
-          </w:rPr>
-          <w:t xml:space="preserve">chieved a **% </w:t>
-        </w:r>
-        <w:proofErr w:type="spellStart"/>
-        <w:r>
-          <w:rPr>
-            <w:rFonts w:ascii="Garamond" w:hAnsi="Garamond"/>
-            <w:sz w:val="22"/>
-            <w:szCs w:val="22"/>
-          </w:rPr>
-          <w:t>classifification</w:t>
-        </w:r>
-        <w:proofErr w:type="spellEnd"/>
-        <w:r>
-          <w:rPr>
-            <w:rFonts w:ascii="Garamond" w:hAnsi="Garamond"/>
-            <w:sz w:val="22"/>
-            <w:szCs w:val="22"/>
-          </w:rPr>
-          <w:t xml:space="preserve"> accuracy among the major western Alaska </w:t>
-        </w:r>
-        <w:proofErr w:type="spellStart"/>
-        <w:r>
-          <w:rPr>
-            <w:rFonts w:ascii="Garamond" w:hAnsi="Garamond"/>
-            <w:sz w:val="22"/>
-            <w:szCs w:val="22"/>
-          </w:rPr>
-          <w:t>rivers.</w:t>
-        </w:r>
-      </w:ins>
-    </w:p>
-    <w:moveToRangeEnd w:id="330"/>
-    <w:p>
-      <w:pPr>
-        <w:spacing w:line="480" w:lineRule="auto"/>
-        <w:rPr>
-          <w:ins w:id="334" w:author="Benjamin J. Makhlouf" w:date="2025-10-09T10:34:00Z" w16du:dateUtc="2025-10-09T17:34:00Z"/>
-          <w:rFonts w:ascii="Garamond" w:hAnsi="Garamond"/>
-          <w:sz w:val="22"/>
-          <w:szCs w:val="22"/>
-        </w:rPr>
-        <w:pPrChange w:id="335" w:author="Benjamin J. Makhlouf" w:date="2025-10-13T11:17:00Z" w16du:dateUtc="2025-10-13T18:17:00Z">
-          <w:pPr>
-            <w:spacing w:line="480" w:lineRule="auto"/>
-            <w:ind w:firstLine="720"/>
-          </w:pPr>
-        </w:pPrChange>
-      </w:pPr>
-      <w:ins w:id="336" w:author="Benjamin J. Makhlouf" w:date="2025-10-09T10:30:00Z" w16du:dateUtc="2025-10-09T17:30:00Z">
-        <w:r>
-          <w:rPr>
-            <w:rFonts w:ascii="Garamond" w:hAnsi="Garamond"/>
-            <w:sz w:val="22"/>
-            <w:szCs w:val="22"/>
-          </w:rPr>
-          <w:t>Despite</w:t>
-        </w:r>
-        <w:proofErr w:type="spellEnd"/>
-        <w:r>
-          <w:rPr>
-            <w:rFonts w:ascii="Garamond" w:hAnsi="Garamond"/>
-            <w:sz w:val="22"/>
-            <w:szCs w:val="22"/>
-          </w:rPr>
-          <w:t xml:space="preserve"> th</w:t>
-        </w:r>
-      </w:ins>
-      <w:ins w:id="337" w:author="Benjamin J. Makhlouf" w:date="2025-10-13T11:16:00Z" w16du:dateUtc="2025-10-13T18:16:00Z">
-        <w:r>
-          <w:rPr>
-            <w:rFonts w:ascii="Garamond" w:hAnsi="Garamond"/>
-            <w:sz w:val="22"/>
-            <w:szCs w:val="22"/>
-          </w:rPr>
-          <w:t>e added</w:t>
-        </w:r>
-      </w:ins>
-      <w:ins w:id="338" w:author="Benjamin J. Makhlouf" w:date="2025-10-09T10:30:00Z" w16du:dateUtc="2025-10-09T17:30:00Z">
-        <w:r>
-          <w:rPr>
-            <w:rFonts w:ascii="Garamond" w:hAnsi="Garamond"/>
-            <w:sz w:val="22"/>
-            <w:szCs w:val="22"/>
-          </w:rPr>
-          <w:t xml:space="preserve"> challenge for</w:t>
-        </w:r>
-      </w:ins>
-      <w:ins w:id="339" w:author="Benjamin J. Makhlouf" w:date="2025-10-13T11:16:00Z" w16du:dateUtc="2025-10-13T18:16:00Z">
-        <w:r>
-          <w:rPr>
-            <w:rFonts w:ascii="Garamond" w:hAnsi="Garamond"/>
-            <w:sz w:val="22"/>
-            <w:szCs w:val="22"/>
-          </w:rPr>
-          <w:t xml:space="preserve"> distinguishing among Yukon and Kuskokwim individuals</w:t>
-        </w:r>
-      </w:ins>
-      <w:ins w:id="340" w:author="Benjamin J. Makhlouf" w:date="2025-10-09T10:30:00Z" w16du:dateUtc="2025-10-09T17:30:00Z">
-        <w:r>
-          <w:rPr>
-            <w:rFonts w:ascii="Garamond" w:hAnsi="Garamond"/>
-            <w:sz w:val="22"/>
-            <w:szCs w:val="22"/>
-          </w:rPr>
-          <w:t xml:space="preserve">, the observed difference in </w:t>
-        </w:r>
-      </w:ins>
-      <w:ins w:id="341" w:author="Benjamin J. Makhlouf" w:date="2025-10-13T11:16:00Z" w16du:dateUtc="2025-10-13T18:16:00Z">
-        <w:r>
-          <w:rPr>
-            <w:rFonts w:ascii="Garamond" w:hAnsi="Garamond"/>
-            <w:sz w:val="22"/>
-            <w:szCs w:val="22"/>
-          </w:rPr>
-          <w:t xml:space="preserve">isotope LA patterns between </w:t>
-        </w:r>
-      </w:ins>
-      <w:ins w:id="342" w:author="Benjamin J. Makhlouf" w:date="2025-10-09T10:31:00Z" w16du:dateUtc="2025-10-09T17:31:00Z">
-        <w:r>
-          <w:rPr>
-            <w:rFonts w:ascii="Garamond" w:hAnsi="Garamond"/>
-            <w:sz w:val="22"/>
-            <w:szCs w:val="22"/>
-          </w:rPr>
-          <w:t xml:space="preserve">CWAK and non-CWAK individuals suggests that </w:t>
-        </w:r>
-      </w:ins>
-      <w:ins w:id="343" w:author="Benjamin J. Makhlouf" w:date="2025-10-09T10:27:00Z" w16du:dateUtc="2025-10-09T17:27:00Z">
-        <w:r>
-          <w:rPr>
-            <w:rFonts w:ascii="Garamond" w:hAnsi="Garamond"/>
-            <w:sz w:val="22"/>
-            <w:szCs w:val="22"/>
-            <w:rPrChange w:id="344" w:author="Benjamin J. Makhlouf" w:date="2025-10-09T10:28:00Z" w16du:dateUtc="2025-10-09T17:28:00Z">
-              <w:rPr/>
-            </w:rPrChange>
-          </w:rPr>
-          <w:t xml:space="preserve">the approaches described here may be capable of resolving spatial structure within a single watershed. </w:t>
-        </w:r>
-      </w:ins>
-      <w:ins w:id="345" w:author="Benjamin J. Makhlouf" w:date="2025-10-09T10:32:00Z" w16du:dateUtc="2025-10-09T17:32:00Z">
-        <w:r>
-          <w:rPr>
-            <w:rFonts w:ascii="Garamond" w:hAnsi="Garamond"/>
-            <w:sz w:val="22"/>
-            <w:szCs w:val="22"/>
-          </w:rPr>
-          <w:t xml:space="preserve">For example, </w:t>
-        </w:r>
-      </w:ins>
-      <w:ins w:id="346" w:author="Benjamin J. Makhlouf" w:date="2025-10-09T10:34:00Z" w16du:dateUtc="2025-10-09T17:34:00Z">
-        <w:r>
-          <w:rPr>
-            <w:rFonts w:ascii="Garamond" w:hAnsi="Garamond"/>
-            <w:sz w:val="22"/>
-            <w:szCs w:val="22"/>
-          </w:rPr>
-          <w:t>genetics-based</w:t>
-        </w:r>
-      </w:ins>
-      <w:ins w:id="347" w:author="Benjamin J. Makhlouf" w:date="2025-10-09T10:32:00Z" w16du:dateUtc="2025-10-09T17:32:00Z">
-        <w:r>
-          <w:rPr>
-            <w:rFonts w:ascii="Garamond" w:hAnsi="Garamond"/>
-            <w:sz w:val="22"/>
-            <w:szCs w:val="22"/>
-          </w:rPr>
-          <w:t xml:space="preserve"> data in this dataset </w:t>
-        </w:r>
-      </w:ins>
-      <w:ins w:id="348" w:author="Benjamin J. Makhlouf" w:date="2025-10-13T11:16:00Z" w16du:dateUtc="2025-10-13T18:16:00Z">
-        <w:r>
-          <w:rPr>
-            <w:rFonts w:ascii="Garamond" w:hAnsi="Garamond"/>
-            <w:sz w:val="22"/>
-            <w:szCs w:val="22"/>
-          </w:rPr>
-          <w:t>can produce</w:t>
-        </w:r>
-      </w:ins>
-      <w:ins w:id="349" w:author="Benjamin J. Makhlouf" w:date="2025-10-09T10:32:00Z" w16du:dateUtc="2025-10-09T17:32:00Z">
-        <w:r>
-          <w:rPr>
-            <w:rFonts w:ascii="Garamond" w:hAnsi="Garamond"/>
-            <w:sz w:val="22"/>
-            <w:szCs w:val="22"/>
-          </w:rPr>
-          <w:t xml:space="preserve"> known sub-watershed labels, which, given sufficient sample size, could be used to trai</w:t>
-        </w:r>
-      </w:ins>
-      <w:ins w:id="350" w:author="Benjamin J. Makhlouf" w:date="2025-10-09T10:33:00Z" w16du:dateUtc="2025-10-09T17:33:00Z">
-        <w:r>
-          <w:rPr>
-            <w:rFonts w:ascii="Garamond" w:hAnsi="Garamond"/>
-            <w:sz w:val="22"/>
-            <w:szCs w:val="22"/>
-          </w:rPr>
-          <w:t>n a model to distinguish among genetic regions in the Yukon using isotope time series data alone. P</w:t>
-        </w:r>
-      </w:ins>
-      <w:ins w:id="351" w:author="Benjamin J. Makhlouf" w:date="2025-10-09T10:27:00Z" w16du:dateUtc="2025-10-09T17:27:00Z">
-        <w:r>
-          <w:rPr>
-            <w:rFonts w:ascii="Garamond" w:hAnsi="Garamond"/>
-            <w:sz w:val="22"/>
-            <w:szCs w:val="22"/>
-            <w:rPrChange w:id="352" w:author="Benjamin J. Makhlouf" w:date="2025-10-09T10:28:00Z" w16du:dateUtc="2025-10-09T17:28:00Z">
-              <w:rPr/>
-            </w:rPrChange>
-          </w:rPr>
-          <w:t xml:space="preserve">revious work has demonstrated that integrating data sources </w:t>
-        </w:r>
-      </w:ins>
-      <w:ins w:id="353" w:author="Benjamin J. Makhlouf" w:date="2025-10-09T10:33:00Z" w16du:dateUtc="2025-10-09T17:33:00Z">
-        <w:r>
-          <w:rPr>
-            <w:rFonts w:ascii="Garamond" w:hAnsi="Garamond"/>
-            <w:sz w:val="22"/>
-            <w:szCs w:val="22"/>
-          </w:rPr>
-          <w:t xml:space="preserve">such as genetics </w:t>
-        </w:r>
-      </w:ins>
-      <w:ins w:id="354" w:author="Benjamin J. Makhlouf" w:date="2025-10-09T10:27:00Z" w16du:dateUtc="2025-10-09T17:27:00Z">
-        <w:r>
-          <w:rPr>
-            <w:rFonts w:ascii="Garamond" w:hAnsi="Garamond"/>
-            <w:sz w:val="22"/>
-            <w:szCs w:val="22"/>
-            <w:rPrChange w:id="355" w:author="Benjamin J. Makhlouf" w:date="2025-10-09T10:28:00Z" w16du:dateUtc="2025-10-09T17:28:00Z">
-              <w:rPr/>
-            </w:rPrChange>
-          </w:rPr>
-          <w:t>can enhance isotope-based assignment precision</w:t>
-        </w:r>
-      </w:ins>
-      <w:ins w:id="356" w:author="Benjamin J. Makhlouf" w:date="2025-10-09T10:33:00Z" w16du:dateUtc="2025-10-09T17:33:00Z">
-        <w:r>
-          <w:rPr>
-            <w:rFonts w:ascii="Garamond" w:hAnsi="Garamond"/>
-            <w:sz w:val="22"/>
-            <w:szCs w:val="22"/>
-          </w:rPr>
-          <w:t xml:space="preserve"> in some cases</w:t>
-        </w:r>
-      </w:ins>
-      <w:ins w:id="357" w:author="Benjamin J. Makhlouf" w:date="2025-10-09T10:27:00Z" w16du:dateUtc="2025-10-09T17:27:00Z">
-        <w:r>
-          <w:rPr>
-            <w:rFonts w:ascii="Garamond" w:hAnsi="Garamond"/>
-            <w:sz w:val="22"/>
-            <w:szCs w:val="22"/>
-            <w:rPrChange w:id="358" w:author="Benjamin J. Makhlouf" w:date="2025-10-09T10:28:00Z" w16du:dateUtc="2025-10-09T17:28:00Z">
-              <w:rPr/>
-            </w:rPrChange>
-          </w:rPr>
-          <w:t xml:space="preserve"> (Makhlouf et al., 2025)</w:t>
-        </w:r>
-      </w:ins>
-      <w:ins w:id="359" w:author="Benjamin J. Makhlouf" w:date="2025-10-09T10:33:00Z" w16du:dateUtc="2025-10-09T17:33:00Z">
-        <w:r>
-          <w:rPr>
-            <w:rFonts w:ascii="Garamond" w:hAnsi="Garamond"/>
-            <w:sz w:val="22"/>
-            <w:szCs w:val="22"/>
-          </w:rPr>
-          <w:t xml:space="preserve">. However, these preliminary observations suggest that </w:t>
-        </w:r>
-      </w:ins>
-      <w:ins w:id="360" w:author="Benjamin J. Makhlouf" w:date="2025-10-09T10:34:00Z" w16du:dateUtc="2025-10-09T17:34:00Z">
-        <w:r>
-          <w:rPr>
-            <w:rFonts w:ascii="Garamond" w:hAnsi="Garamond"/>
-            <w:sz w:val="22"/>
-            <w:szCs w:val="22"/>
-          </w:rPr>
-          <w:t xml:space="preserve">similar approaches to the one outlined here may have the potential to improve assignment precision to the sub-basin scale without the need for additional data sources. </w:t>
-        </w:r>
-      </w:ins>
     </w:p>
     <w:p>
       <w:pPr>
         <w:spacing w:line="480" w:lineRule="auto"/>
         <w:ind w:firstLine="720"/>
         <w:rPr>
-          <w:del w:id="361" w:author="Benjamin J. Makhlouf" w:date="2025-10-09T10:34:00Z" w16du:dateUtc="2025-10-09T17:34:00Z"/>
+          <w:del w:id="324" w:author="Benjamin J. Makhlouf" w:date="2025-10-09T10:30:00Z" w16du:dateUtc="2025-10-09T17:30:00Z"/>
           <w:rFonts w:ascii="Garamond" w:hAnsi="Garamond"/>
           <w:sz w:val="22"/>
           <w:szCs w:val="22"/>
         </w:rPr>
       </w:pPr>
-      <w:moveFromRangeStart w:id="362" w:author="Benjamin J. Makhlouf" w:date="2025-10-09T10:30:00Z" w:name="move210898217"/>
-      <w:moveFrom w:id="363" w:author="Benjamin J. Makhlouf" w:date="2025-10-09T10:30:00Z" w16du:dateUtc="2025-10-09T17:30:00Z">
-        <w:del w:id="364" w:author="Benjamin J. Makhlouf" w:date="2025-10-09T10:34:00Z" w16du:dateUtc="2025-10-09T17:34:00Z">
+    </w:p>
+    <w:moveToRangeEnd w:id="320"/>
+    <w:p>
+      <w:pPr>
+        <w:spacing w:line="480" w:lineRule="auto"/>
+        <w:ind w:firstLine="720"/>
+        <w:rPr>
+          <w:ins w:id="325" w:author="Benjamin J. Makhlouf" w:date="2025-10-09T10:34:00Z" w16du:dateUtc="2025-10-09T17:34:00Z"/>
+          <w:rFonts w:ascii="Garamond" w:hAnsi="Garamond"/>
+          <w:sz w:val="22"/>
+          <w:szCs w:val="22"/>
+        </w:rPr>
+      </w:pPr>
+      <w:r>
+        <w:rPr>
+          <w:rFonts w:ascii="Garamond" w:hAnsi="Garamond"/>
+          <w:sz w:val="22"/>
+          <w:szCs w:val="22"/>
+        </w:rPr>
+        <w:t>In addition to the ability to distinguish among major watersheds, t</w:t>
+      </w:r>
+      <w:ins w:id="326" w:author="Benjamin J. Makhlouf" w:date="2025-10-09T10:30:00Z" w16du:dateUtc="2025-10-09T17:30:00Z">
+        <w:r>
+          <w:rPr>
+            <w:rFonts w:ascii="Garamond" w:hAnsi="Garamond"/>
+            <w:sz w:val="22"/>
+            <w:szCs w:val="22"/>
+          </w:rPr>
+          <w:t xml:space="preserve">he observed difference in </w:t>
+        </w:r>
+      </w:ins>
+      <w:ins w:id="327" w:author="Benjamin J. Makhlouf" w:date="2025-10-13T11:16:00Z" w16du:dateUtc="2025-10-13T18:16:00Z">
+        <w:r>
+          <w:rPr>
+            <w:rFonts w:ascii="Garamond" w:hAnsi="Garamond"/>
+            <w:sz w:val="22"/>
+            <w:szCs w:val="22"/>
+          </w:rPr>
+          <w:t xml:space="preserve">isotope LA patterns between </w:t>
+        </w:r>
+      </w:ins>
+      <w:ins w:id="328" w:author="Benjamin J. Makhlouf" w:date="2025-10-09T10:31:00Z" w16du:dateUtc="2025-10-09T17:31:00Z">
+        <w:r>
+          <w:rPr>
+            <w:rFonts w:ascii="Garamond" w:hAnsi="Garamond"/>
+            <w:sz w:val="22"/>
+            <w:szCs w:val="22"/>
+          </w:rPr>
+          <w:t xml:space="preserve">CWAK and non-CWAK individuals </w:t>
+        </w:r>
+      </w:ins>
+      <w:r>
+        <w:rPr>
+          <w:rFonts w:ascii="Garamond" w:hAnsi="Garamond"/>
+          <w:sz w:val="22"/>
+          <w:szCs w:val="22"/>
+        </w:rPr>
+        <w:t xml:space="preserve">from the </w:t>
+      </w:r>
+      <w:proofErr w:type="gramStart"/>
+      <w:r>
+        <w:rPr>
+          <w:rFonts w:ascii="Garamond" w:hAnsi="Garamond"/>
+          <w:sz w:val="22"/>
+          <w:szCs w:val="22"/>
+        </w:rPr>
+        <w:t>Yukon river</w:t>
+      </w:r>
+      <w:proofErr w:type="gramEnd"/>
+      <w:r>
+        <w:rPr>
+          <w:rFonts w:ascii="Garamond" w:hAnsi="Garamond"/>
+          <w:sz w:val="22"/>
+          <w:szCs w:val="22"/>
+        </w:rPr>
+        <w:t xml:space="preserve"> </w:t>
+      </w:r>
+      <w:ins w:id="329" w:author="Benjamin J. Makhlouf" w:date="2025-10-09T10:31:00Z" w16du:dateUtc="2025-10-09T17:31:00Z">
+        <w:r>
+          <w:rPr>
+            <w:rFonts w:ascii="Garamond" w:hAnsi="Garamond"/>
+            <w:sz w:val="22"/>
+            <w:szCs w:val="22"/>
+          </w:rPr>
+          <w:t xml:space="preserve">suggests that </w:t>
+        </w:r>
+      </w:ins>
+      <w:ins w:id="330" w:author="Benjamin J. Makhlouf" w:date="2025-10-09T10:27:00Z" w16du:dateUtc="2025-10-09T17:27:00Z">
+        <w:r>
+          <w:rPr>
+            <w:rFonts w:ascii="Garamond" w:hAnsi="Garamond"/>
+            <w:sz w:val="22"/>
+            <w:szCs w:val="22"/>
+            <w:rPrChange w:id="331" w:author="Benjamin J. Makhlouf" w:date="2025-10-09T10:28:00Z" w16du:dateUtc="2025-10-09T17:28:00Z">
+              <w:rPr/>
+            </w:rPrChange>
+          </w:rPr>
+          <w:t>the approaches described here may</w:t>
+        </w:r>
+      </w:ins>
+      <w:r>
+        <w:rPr>
+          <w:rFonts w:ascii="Garamond" w:hAnsi="Garamond"/>
+          <w:sz w:val="22"/>
+          <w:szCs w:val="22"/>
+        </w:rPr>
+        <w:t xml:space="preserve"> also</w:t>
+      </w:r>
+      <w:ins w:id="332" w:author="Benjamin J. Makhlouf" w:date="2025-10-09T10:27:00Z" w16du:dateUtc="2025-10-09T17:27:00Z">
+        <w:r>
+          <w:rPr>
+            <w:rFonts w:ascii="Garamond" w:hAnsi="Garamond"/>
+            <w:sz w:val="22"/>
+            <w:szCs w:val="22"/>
+            <w:rPrChange w:id="333" w:author="Benjamin J. Makhlouf" w:date="2025-10-09T10:28:00Z" w16du:dateUtc="2025-10-09T17:28:00Z">
+              <w:rPr/>
+            </w:rPrChange>
+          </w:rPr>
+          <w:t xml:space="preserve"> be capable of resolving spatial structure within a single watershed. </w:t>
+        </w:r>
+      </w:ins>
+      <w:ins w:id="334" w:author="Benjamin J. Makhlouf" w:date="2025-10-09T10:32:00Z" w16du:dateUtc="2025-10-09T17:32:00Z">
+        <w:r>
+          <w:rPr>
+            <w:rFonts w:ascii="Garamond" w:hAnsi="Garamond"/>
+            <w:sz w:val="22"/>
+            <w:szCs w:val="22"/>
+          </w:rPr>
+          <w:t xml:space="preserve">For example, </w:t>
+        </w:r>
+      </w:ins>
+      <w:ins w:id="335" w:author="Benjamin J. Makhlouf" w:date="2025-10-09T10:34:00Z" w16du:dateUtc="2025-10-09T17:34:00Z">
+        <w:r>
+          <w:rPr>
+            <w:rFonts w:ascii="Garamond" w:hAnsi="Garamond"/>
+            <w:sz w:val="22"/>
+            <w:szCs w:val="22"/>
+          </w:rPr>
+          <w:t>genetics-based</w:t>
+        </w:r>
+      </w:ins>
+      <w:ins w:id="336" w:author="Benjamin J. Makhlouf" w:date="2025-10-09T10:32:00Z" w16du:dateUtc="2025-10-09T17:32:00Z">
+        <w:r>
+          <w:rPr>
+            <w:rFonts w:ascii="Garamond" w:hAnsi="Garamond"/>
+            <w:sz w:val="22"/>
+            <w:szCs w:val="22"/>
+          </w:rPr>
+          <w:t xml:space="preserve"> data in this dataset </w:t>
+        </w:r>
+      </w:ins>
+      <w:ins w:id="337" w:author="Benjamin J. Makhlouf" w:date="2025-10-13T11:16:00Z" w16du:dateUtc="2025-10-13T18:16:00Z">
+        <w:r>
+          <w:rPr>
+            <w:rFonts w:ascii="Garamond" w:hAnsi="Garamond"/>
+            <w:sz w:val="22"/>
+            <w:szCs w:val="22"/>
+          </w:rPr>
+          <w:t>can produce</w:t>
+        </w:r>
+      </w:ins>
+      <w:ins w:id="338" w:author="Benjamin J. Makhlouf" w:date="2025-10-09T10:32:00Z" w16du:dateUtc="2025-10-09T17:32:00Z">
+        <w:r>
+          <w:rPr>
+            <w:rFonts w:ascii="Garamond" w:hAnsi="Garamond"/>
+            <w:sz w:val="22"/>
+            <w:szCs w:val="22"/>
+          </w:rPr>
+          <w:t xml:space="preserve"> known sub-watershed labels, which, given sufficient sample size, could be used to trai</w:t>
+        </w:r>
+      </w:ins>
+      <w:ins w:id="339" w:author="Benjamin J. Makhlouf" w:date="2025-10-09T10:33:00Z" w16du:dateUtc="2025-10-09T17:33:00Z">
+        <w:r>
+          <w:rPr>
+            <w:rFonts w:ascii="Garamond" w:hAnsi="Garamond"/>
+            <w:sz w:val="22"/>
+            <w:szCs w:val="22"/>
+          </w:rPr>
+          <w:t>n a model to distinguish among genetic regions in the Yukon</w:t>
+        </w:r>
+      </w:ins>
+      <w:r>
+        <w:rPr>
+          <w:rFonts w:ascii="Garamond" w:hAnsi="Garamond"/>
+          <w:sz w:val="22"/>
+          <w:szCs w:val="22"/>
+        </w:rPr>
+        <w:t xml:space="preserve"> river-basin</w:t>
+      </w:r>
+      <w:ins w:id="340" w:author="Benjamin J. Makhlouf" w:date="2025-10-09T10:33:00Z" w16du:dateUtc="2025-10-09T17:33:00Z">
+        <w:r>
+          <w:rPr>
+            <w:rFonts w:ascii="Garamond" w:hAnsi="Garamond"/>
+            <w:sz w:val="22"/>
+            <w:szCs w:val="22"/>
+          </w:rPr>
+          <w:t xml:space="preserve"> using</w:t>
+        </w:r>
+      </w:ins>
+      <w:r>
+        <w:rPr>
+          <w:rFonts w:ascii="Garamond" w:hAnsi="Garamond"/>
+          <w:sz w:val="22"/>
+          <w:szCs w:val="22"/>
+        </w:rPr>
+        <w:t xml:space="preserve"> the workflow described here</w:t>
+      </w:r>
+      <w:ins w:id="341" w:author="Benjamin J. Makhlouf" w:date="2025-10-09T10:33:00Z" w16du:dateUtc="2025-10-09T17:33:00Z">
+        <w:r>
+          <w:rPr>
+            <w:rFonts w:ascii="Garamond" w:hAnsi="Garamond"/>
+            <w:sz w:val="22"/>
+            <w:szCs w:val="22"/>
+          </w:rPr>
+          <w:t>. P</w:t>
+        </w:r>
+      </w:ins>
+      <w:ins w:id="342" w:author="Benjamin J. Makhlouf" w:date="2025-10-09T10:27:00Z" w16du:dateUtc="2025-10-09T17:27:00Z">
+        <w:r>
+          <w:rPr>
+            <w:rFonts w:ascii="Garamond" w:hAnsi="Garamond"/>
+            <w:sz w:val="22"/>
+            <w:szCs w:val="22"/>
+            <w:rPrChange w:id="343" w:author="Benjamin J. Makhlouf" w:date="2025-10-09T10:28:00Z" w16du:dateUtc="2025-10-09T17:28:00Z">
+              <w:rPr/>
+            </w:rPrChange>
+          </w:rPr>
+          <w:t xml:space="preserve">revious work has demonstrated that integrating data sources </w:t>
+        </w:r>
+      </w:ins>
+      <w:ins w:id="344" w:author="Benjamin J. Makhlouf" w:date="2025-10-09T10:33:00Z" w16du:dateUtc="2025-10-09T17:33:00Z">
+        <w:r>
+          <w:rPr>
+            <w:rFonts w:ascii="Garamond" w:hAnsi="Garamond"/>
+            <w:sz w:val="22"/>
+            <w:szCs w:val="22"/>
+          </w:rPr>
+          <w:t xml:space="preserve">such as genetics </w:t>
+        </w:r>
+      </w:ins>
+      <w:ins w:id="345" w:author="Benjamin J. Makhlouf" w:date="2025-10-09T10:27:00Z" w16du:dateUtc="2025-10-09T17:27:00Z">
+        <w:r>
+          <w:rPr>
+            <w:rFonts w:ascii="Garamond" w:hAnsi="Garamond"/>
+            <w:sz w:val="22"/>
+            <w:szCs w:val="22"/>
+            <w:rPrChange w:id="346" w:author="Benjamin J. Makhlouf" w:date="2025-10-09T10:28:00Z" w16du:dateUtc="2025-10-09T17:28:00Z">
+              <w:rPr/>
+            </w:rPrChange>
+          </w:rPr>
+          <w:t>can enhance isotope-based assignment precision</w:t>
+        </w:r>
+      </w:ins>
+      <w:ins w:id="347" w:author="Benjamin J. Makhlouf" w:date="2025-10-09T10:33:00Z" w16du:dateUtc="2025-10-09T17:33:00Z">
+        <w:r>
+          <w:rPr>
+            <w:rFonts w:ascii="Garamond" w:hAnsi="Garamond"/>
+            <w:sz w:val="22"/>
+            <w:szCs w:val="22"/>
+          </w:rPr>
+          <w:t xml:space="preserve"> in some cases</w:t>
+        </w:r>
+      </w:ins>
+      <w:ins w:id="348" w:author="Benjamin J. Makhlouf" w:date="2025-10-09T10:27:00Z" w16du:dateUtc="2025-10-09T17:27:00Z">
+        <w:r>
+          <w:rPr>
+            <w:rFonts w:ascii="Garamond" w:hAnsi="Garamond"/>
+            <w:sz w:val="22"/>
+            <w:szCs w:val="22"/>
+            <w:rPrChange w:id="349" w:author="Benjamin J. Makhlouf" w:date="2025-10-09T10:28:00Z" w16du:dateUtc="2025-10-09T17:28:00Z">
+              <w:rPr/>
+            </w:rPrChange>
+          </w:rPr>
+          <w:t xml:space="preserve"> </w:t>
+        </w:r>
+        <w:r>
+          <w:rPr>
+            <w:rFonts w:ascii="Garamond" w:hAnsi="Garamond"/>
+            <w:sz w:val="22"/>
+            <w:szCs w:val="22"/>
+            <w:highlight w:val="yellow"/>
+            <w:rPrChange w:id="350" w:author="Benjamin J. Makhlouf" w:date="2025-10-09T10:28:00Z" w16du:dateUtc="2025-10-09T17:28:00Z">
+              <w:rPr/>
+            </w:rPrChange>
+          </w:rPr>
+          <w:t xml:space="preserve">(Makhlouf et al., </w:t>
+        </w:r>
+        <w:commentRangeStart w:id="351"/>
+        <w:r>
+          <w:rPr>
+            <w:rFonts w:ascii="Garamond" w:hAnsi="Garamond"/>
+            <w:sz w:val="22"/>
+            <w:szCs w:val="22"/>
+            <w:highlight w:val="yellow"/>
+            <w:rPrChange w:id="352" w:author="Benjamin J. Makhlouf" w:date="2025-10-09T10:28:00Z" w16du:dateUtc="2025-10-09T17:28:00Z">
+              <w:rPr/>
+            </w:rPrChange>
+          </w:rPr>
+          <w:t>2025</w:t>
+        </w:r>
+      </w:ins>
+      <w:commentRangeEnd w:id="351"/>
+      <w:r>
+        <w:rPr>
+          <w:rStyle w:val="CommentReference"/>
+        </w:rPr>
+        <w:commentReference w:id="351"/>
+      </w:r>
+      <w:ins w:id="353" w:author="Benjamin J. Makhlouf" w:date="2025-10-09T10:27:00Z" w16du:dateUtc="2025-10-09T17:27:00Z">
+        <w:r>
+          <w:rPr>
+            <w:rFonts w:ascii="Garamond" w:hAnsi="Garamond"/>
+            <w:sz w:val="22"/>
+            <w:szCs w:val="22"/>
+            <w:highlight w:val="yellow"/>
+            <w:rPrChange w:id="354" w:author="Benjamin J. Makhlouf" w:date="2025-10-09T10:28:00Z" w16du:dateUtc="2025-10-09T17:28:00Z">
+              <w:rPr/>
+            </w:rPrChange>
+          </w:rPr>
+          <w:t>)</w:t>
+        </w:r>
+      </w:ins>
+      <w:ins w:id="355" w:author="Benjamin J. Makhlouf" w:date="2025-10-09T10:33:00Z" w16du:dateUtc="2025-10-09T17:33:00Z">
+        <w:r>
+          <w:rPr>
+            <w:rFonts w:ascii="Garamond" w:hAnsi="Garamond"/>
+            <w:sz w:val="22"/>
+            <w:szCs w:val="22"/>
+            <w:highlight w:val="yellow"/>
+          </w:rPr>
+          <w:t>.</w:t>
+        </w:r>
+        <w:r>
+          <w:rPr>
+            <w:rFonts w:ascii="Garamond" w:hAnsi="Garamond"/>
+            <w:sz w:val="22"/>
+            <w:szCs w:val="22"/>
+          </w:rPr>
+          <w:t xml:space="preserve"> However, these preliminary observations suggest that </w:t>
+        </w:r>
+      </w:ins>
+      <w:ins w:id="356" w:author="Benjamin J. Makhlouf" w:date="2025-10-09T10:34:00Z" w16du:dateUtc="2025-10-09T17:34:00Z">
+        <w:r>
+          <w:rPr>
+            <w:rFonts w:ascii="Garamond" w:hAnsi="Garamond"/>
+            <w:sz w:val="22"/>
+            <w:szCs w:val="22"/>
+          </w:rPr>
+          <w:t xml:space="preserve">similar approaches to the one outlined here may have the potential to improve assignment precision to the sub-basin scale without the need for additional data sources. </w:t>
+        </w:r>
+      </w:ins>
+    </w:p>
+    <w:p>
+      <w:pPr>
+        <w:spacing w:line="480" w:lineRule="auto"/>
+        <w:ind w:firstLine="720"/>
+        <w:rPr>
+          <w:del w:id="357" w:author="Benjamin J. Makhlouf" w:date="2025-10-09T10:34:00Z" w16du:dateUtc="2025-10-09T17:34:00Z"/>
+          <w:rFonts w:ascii="Garamond" w:hAnsi="Garamond"/>
+          <w:sz w:val="22"/>
+          <w:szCs w:val="22"/>
+        </w:rPr>
+      </w:pPr>
+      <w:moveFromRangeStart w:id="358" w:author="Benjamin J. Makhlouf" w:date="2025-10-09T10:30:00Z" w:name="move210898217"/>
+      <w:moveFrom w:id="359" w:author="Benjamin J. Makhlouf" w:date="2025-10-09T10:30:00Z" w16du:dateUtc="2025-10-09T17:30:00Z">
+        <w:del w:id="360" w:author="Benjamin J. Makhlouf" w:date="2025-10-09T10:34:00Z" w16du:dateUtc="2025-10-09T17:34:00Z">
           <w:r>
             <w:rPr>
               <w:rFonts w:ascii="Garamond" w:hAnsi="Garamond"/>
@@ -13114,8 +13356,8 @@
           </w:r>
         </w:del>
       </w:moveFrom>
-      <w:moveFromRangeEnd w:id="362"/>
-      <w:del w:id="365" w:author="Benjamin J. Makhlouf" w:date="2025-10-09T10:34:00Z" w16du:dateUtc="2025-10-09T17:34:00Z">
+      <w:moveFromRangeEnd w:id="358"/>
+      <w:del w:id="361" w:author="Benjamin J. Makhlouf" w:date="2025-10-09T10:34:00Z" w16du:dateUtc="2025-10-09T17:34:00Z">
         <w:r>
           <w:rPr>
             <w:rFonts w:ascii="Garamond" w:hAnsi="Garamond"/>
@@ -13131,6 +13373,77 @@
             <w:szCs w:val="22"/>
           </w:rPr>
           <w:delText>PCA analysis suggests that other features in the timeseries</w:delText>
+        </w:r>
+      </w:del>
+      <w:ins w:id="362" w:author="Daniel Schindler" w:date="2025-10-02T15:16:00Z" w16du:dateUtc="2025-10-02T22:16:00Z">
+        <w:del w:id="363" w:author="Benjamin J. Makhlouf" w:date="2025-10-09T10:34:00Z" w16du:dateUtc="2025-10-09T17:34:00Z">
+          <w:r>
+            <w:rPr>
+              <w:rFonts w:ascii="Garamond" w:hAnsi="Garamond"/>
+              <w:sz w:val="22"/>
+              <w:szCs w:val="22"/>
+            </w:rPr>
+            <w:delText>time series</w:delText>
+          </w:r>
+        </w:del>
+      </w:ins>
+      <w:del w:id="364" w:author="Benjamin J. Makhlouf" w:date="2025-10-09T10:34:00Z" w16du:dateUtc="2025-10-09T17:34:00Z">
+        <w:r>
+          <w:rPr>
+            <w:rFonts w:ascii="Garamond" w:hAnsi="Garamond"/>
+            <w:sz w:val="22"/>
+            <w:szCs w:val="22"/>
+          </w:rPr>
+          <w:delText xml:space="preserve"> may also</w:delText>
+        </w:r>
+        <w:r>
+          <w:rPr>
+            <w:rFonts w:ascii="Garamond" w:hAnsi="Garamond"/>
+            <w:sz w:val="22"/>
+            <w:szCs w:val="22"/>
+          </w:rPr>
+          <w:delText xml:space="preserve"> contribute to </w:delText>
+        </w:r>
+        <w:r>
+          <w:rPr>
+            <w:rFonts w:ascii="Garamond" w:hAnsi="Garamond"/>
+            <w:sz w:val="22"/>
+            <w:szCs w:val="22"/>
+          </w:rPr>
+          <w:delText xml:space="preserve">the ability to distinguish among watersheds (Figure 5). These small </w:delText>
+        </w:r>
+        <w:r>
+          <w:rPr>
+            <w:rFonts w:ascii="Garamond" w:hAnsi="Garamond"/>
+            <w:sz w:val="22"/>
+            <w:szCs w:val="22"/>
+          </w:rPr>
+          <w:delText xml:space="preserve">variations may become more readily apparent for classification </w:delText>
+        </w:r>
+        <w:r>
+          <w:rPr>
+            <w:rFonts w:ascii="Garamond" w:hAnsi="Garamond"/>
+            <w:sz w:val="22"/>
+            <w:szCs w:val="22"/>
+          </w:rPr>
+          <w:delText>when used alongside other</w:delText>
+        </w:r>
+        <w:commentRangeStart w:id="365"/>
+        <w:r>
+          <w:rPr>
+            <w:rFonts w:ascii="Garamond" w:hAnsi="Garamond"/>
+            <w:sz w:val="22"/>
+            <w:szCs w:val="22"/>
+          </w:rPr>
+          <w:delText xml:space="preserve"> </w:delText>
+        </w:r>
+        <w:r>
+          <w:rPr>
+            <w:rFonts w:ascii="Garamond" w:hAnsi="Garamond"/>
+            <w:sz w:val="22"/>
+            <w:szCs w:val="22"/>
+          </w:rPr>
+          <w:delText>timeseries</w:delText>
         </w:r>
       </w:del>
       <w:ins w:id="366" w:author="Daniel Schindler" w:date="2025-10-02T15:16:00Z" w16du:dateUtc="2025-10-02T22:16:00Z">
@@ -13152,85 +13465,14 @@
             <w:sz w:val="22"/>
             <w:szCs w:val="22"/>
           </w:rPr>
-          <w:delText xml:space="preserve"> may also</w:delText>
-        </w:r>
-        <w:r>
-          <w:rPr>
-            <w:rFonts w:ascii="Garamond" w:hAnsi="Garamond"/>
-            <w:sz w:val="22"/>
-            <w:szCs w:val="22"/>
-          </w:rPr>
-          <w:delText xml:space="preserve"> contribute to </w:delText>
-        </w:r>
-        <w:r>
-          <w:rPr>
-            <w:rFonts w:ascii="Garamond" w:hAnsi="Garamond"/>
-            <w:sz w:val="22"/>
-            <w:szCs w:val="22"/>
-          </w:rPr>
-          <w:delText xml:space="preserve">the ability to distinguish among watersheds (Figure 5). These small </w:delText>
-        </w:r>
-        <w:r>
-          <w:rPr>
-            <w:rFonts w:ascii="Garamond" w:hAnsi="Garamond"/>
-            <w:sz w:val="22"/>
-            <w:szCs w:val="22"/>
-          </w:rPr>
-          <w:delText xml:space="preserve">variations may become more readily apparent for classification </w:delText>
-        </w:r>
-        <w:r>
-          <w:rPr>
-            <w:rFonts w:ascii="Garamond" w:hAnsi="Garamond"/>
-            <w:sz w:val="22"/>
-            <w:szCs w:val="22"/>
-          </w:rPr>
-          <w:delText>when used alongside other</w:delText>
-        </w:r>
-        <w:commentRangeStart w:id="369"/>
-        <w:r>
-          <w:rPr>
-            <w:rFonts w:ascii="Garamond" w:hAnsi="Garamond"/>
-            <w:sz w:val="22"/>
-            <w:szCs w:val="22"/>
-          </w:rPr>
-          <w:delText xml:space="preserve"> </w:delText>
-        </w:r>
-        <w:r>
-          <w:rPr>
-            <w:rFonts w:ascii="Garamond" w:hAnsi="Garamond"/>
-            <w:sz w:val="22"/>
-            <w:szCs w:val="22"/>
-          </w:rPr>
-          <w:delText>timeseries</w:delText>
-        </w:r>
-      </w:del>
-      <w:ins w:id="370" w:author="Daniel Schindler" w:date="2025-10-02T15:16:00Z" w16du:dateUtc="2025-10-02T22:16:00Z">
-        <w:del w:id="371" w:author="Benjamin J. Makhlouf" w:date="2025-10-09T10:34:00Z" w16du:dateUtc="2025-10-09T17:34:00Z">
-          <w:r>
-            <w:rPr>
-              <w:rFonts w:ascii="Garamond" w:hAnsi="Garamond"/>
-              <w:sz w:val="22"/>
-              <w:szCs w:val="22"/>
-            </w:rPr>
-            <w:delText>time series</w:delText>
-          </w:r>
-        </w:del>
-      </w:ins>
-      <w:del w:id="372" w:author="Benjamin J. Makhlouf" w:date="2025-10-09T10:34:00Z" w16du:dateUtc="2025-10-09T17:34:00Z">
-        <w:r>
-          <w:rPr>
-            <w:rFonts w:ascii="Garamond" w:hAnsi="Garamond"/>
-            <w:sz w:val="22"/>
-            <w:szCs w:val="22"/>
-          </w:rPr>
           <w:delText xml:space="preserve"> analysis techniques</w:delText>
         </w:r>
-        <w:commentRangeEnd w:id="369"/>
+        <w:commentRangeEnd w:id="365"/>
         <w:r>
           <w:rPr>
             <w:rStyle w:val="CommentReference"/>
           </w:rPr>
-          <w:commentReference w:id="369"/>
+          <w:commentReference w:id="365"/>
         </w:r>
         <w:r>
           <w:rPr>
@@ -13282,9 +13524,9 @@
         <w:spacing w:line="480" w:lineRule="auto"/>
         <w:ind w:firstLine="720"/>
         <w:rPr>
-          <w:ins w:id="373" w:author="Benjamin J. Makhlouf" w:date="2025-10-09T10:55:00Z" w16du:dateUtc="2025-10-09T17:55:00Z"/>
-        </w:rPr>
-        <w:pPrChange w:id="374" w:author="Benjamin J. Makhlouf" w:date="2025-10-09T11:02:00Z" w16du:dateUtc="2025-10-09T18:02:00Z">
+          <w:ins w:id="369" w:author="Benjamin J. Makhlouf" w:date="2025-10-09T10:55:00Z" w16du:dateUtc="2025-10-09T17:55:00Z"/>
+        </w:rPr>
+        <w:pPrChange w:id="370" w:author="Benjamin J. Makhlouf" w:date="2025-10-09T11:02:00Z" w16du:dateUtc="2025-10-09T18:02:00Z">
           <w:pPr>
             <w:pStyle w:val="NormalWeb"/>
           </w:pPr>
@@ -13296,28 +13538,17 @@
           <w:sz w:val="22"/>
           <w:szCs w:val="22"/>
         </w:rPr>
+        <w:lastRenderedPageBreak/>
         <w:t xml:space="preserve">A tool to estimate provenance of marine-caught Chinook salmon in </w:t>
       </w:r>
-      <w:ins w:id="375" w:author="Daniel Schindler" w:date="2025-10-25T11:29:00Z" w16du:dateUtc="2025-10-25T18:29:00Z">
-        <w:r>
-          <w:rPr>
-            <w:rFonts w:ascii="Garamond" w:hAnsi="Garamond"/>
-            <w:sz w:val="22"/>
-            <w:szCs w:val="22"/>
-          </w:rPr>
-          <w:t>w</w:t>
-        </w:r>
-      </w:ins>
-      <w:del w:id="376" w:author="Daniel Schindler" w:date="2025-10-25T11:29:00Z" w16du:dateUtc="2025-10-25T18:29:00Z">
-        <w:r>
-          <w:rPr>
-            <w:rFonts w:ascii="Garamond" w:hAnsi="Garamond"/>
-            <w:sz w:val="22"/>
-            <w:szCs w:val="22"/>
-          </w:rPr>
-          <w:delText>W</w:delText>
-        </w:r>
-      </w:del>
+      <w:r>
+        <w:rPr>
+          <w:rFonts w:ascii="Garamond" w:hAnsi="Garamond"/>
+          <w:sz w:val="22"/>
+          <w:szCs w:val="22"/>
+        </w:rPr>
+        <w:t>w</w:t>
+      </w:r>
       <w:r>
         <w:rPr>
           <w:rFonts w:ascii="Garamond" w:hAnsi="Garamond"/>
@@ -13350,34 +13581,22 @@
         </w:rPr>
         <w:t xml:space="preserve">workflow </w:t>
       </w:r>
-      <w:del w:id="377" w:author="Daniel Schindler" w:date="2025-10-25T11:29:00Z" w16du:dateUtc="2025-10-25T18:29:00Z">
-        <w:r>
-          <w:rPr>
-            <w:rFonts w:ascii="Garamond" w:hAnsi="Garamond"/>
-            <w:sz w:val="22"/>
-            <w:szCs w:val="22"/>
-          </w:rPr>
-          <w:delText xml:space="preserve">presented </w:delText>
-        </w:r>
-      </w:del>
-      <w:ins w:id="378" w:author="Daniel Schindler" w:date="2025-10-25T11:29:00Z" w16du:dateUtc="2025-10-25T18:29:00Z">
-        <w:r>
-          <w:rPr>
-            <w:rFonts w:ascii="Garamond" w:hAnsi="Garamond"/>
-            <w:sz w:val="22"/>
-            <w:szCs w:val="22"/>
-          </w:rPr>
-          <w:t>developed here</w:t>
-        </w:r>
-        <w:r>
-          <w:rPr>
-            <w:rFonts w:ascii="Garamond" w:hAnsi="Garamond"/>
-            <w:sz w:val="22"/>
-            <w:szCs w:val="22"/>
-          </w:rPr>
-          <w:t xml:space="preserve"> </w:t>
-        </w:r>
-      </w:ins>
+      <w:r>
+        <w:rPr>
+          <w:rFonts w:ascii="Garamond" w:hAnsi="Garamond"/>
+          <w:sz w:val="22"/>
+          <w:szCs w:val="22"/>
+        </w:rPr>
+        <w:t>developed here</w:t>
+      </w:r>
+      <w:r>
+        <w:rPr>
+          <w:rFonts w:ascii="Garamond" w:hAnsi="Garamond"/>
+          <w:sz w:val="22"/>
+          <w:szCs w:val="22"/>
+        </w:rPr>
+        <w:t xml:space="preserve"> </w:t>
+      </w:r>
       <w:r>
         <w:rPr>
           <w:rFonts w:ascii="Garamond" w:hAnsi="Garamond"/>
@@ -13408,16 +13627,7 @@
           <w:sz w:val="22"/>
           <w:szCs w:val="22"/>
         </w:rPr>
-        <w:t xml:space="preserve">that can be </w:t>
-      </w:r>
-      <w:r>
-        <w:rPr>
-          <w:rFonts w:ascii="Garamond" w:hAnsi="Garamond"/>
-          <w:sz w:val="22"/>
-          <w:szCs w:val="22"/>
-        </w:rPr>
-        <w:lastRenderedPageBreak/>
-        <w:t xml:space="preserve">used alongside </w:t>
+        <w:t xml:space="preserve">that can be used alongside </w:t>
       </w:r>
       <w:r>
         <w:rPr>
@@ -13433,9 +13643,27 @@
           <w:sz w:val="22"/>
           <w:szCs w:val="22"/>
         </w:rPr>
-        <w:t xml:space="preserve"> to provide probabilistic estimates of provenance, and calibrated models presented here may be immediately useful for classifying adult Chinook salmon from western Alaska watershed</w:t>
-      </w:r>
-      <w:ins w:id="379" w:author="Benjamin J. Makhlouf" w:date="2025-10-09T10:44:00Z" w16du:dateUtc="2025-10-09T17:44:00Z">
+        <w:t xml:space="preserve"> to provide probabilistic estimates of </w:t>
+      </w:r>
+      <w:proofErr w:type="gramStart"/>
+      <w:r>
+        <w:rPr>
+          <w:rFonts w:ascii="Garamond" w:hAnsi="Garamond"/>
+          <w:sz w:val="22"/>
+          <w:szCs w:val="22"/>
+        </w:rPr>
+        <w:t>provenance, and</w:t>
+      </w:r>
+      <w:proofErr w:type="gramEnd"/>
+      <w:r>
+        <w:rPr>
+          <w:rFonts w:ascii="Garamond" w:hAnsi="Garamond"/>
+          <w:sz w:val="22"/>
+          <w:szCs w:val="22"/>
+        </w:rPr>
+        <w:t xml:space="preserve"> calibrated may be immediately useful for classifying adult Chinook salmon from western Alaska watershed</w:t>
+      </w:r>
+      <w:ins w:id="371" w:author="Benjamin J. Makhlouf" w:date="2025-10-09T10:44:00Z" w16du:dateUtc="2025-10-09T17:44:00Z">
         <w:r>
           <w:rPr>
             <w:rFonts w:ascii="Garamond" w:hAnsi="Garamond"/>
@@ -13453,6 +13681,58 @@
         </w:rPr>
         <w:t xml:space="preserve">. </w:t>
       </w:r>
+      <w:ins w:id="372" w:author="Benjamin J. Makhlouf" w:date="2025-10-09T10:55:00Z" w16du:dateUtc="2025-10-09T17:55:00Z">
+        <w:r>
+          <w:rPr>
+            <w:rFonts w:ascii="Garamond" w:hAnsi="Garamond"/>
+            <w:sz w:val="22"/>
+            <w:szCs w:val="22"/>
+            <w:rPrChange w:id="373" w:author="Benjamin J. Makhlouf" w:date="2025-10-09T10:59:00Z" w16du:dateUtc="2025-10-09T17:59:00Z">
+              <w:rPr/>
+            </w:rPrChange>
+          </w:rPr>
+          <w:t xml:space="preserve">Our dataset is unusually large for its type and includes samples collected across several years and from nearly all parts of the </w:t>
+        </w:r>
+      </w:ins>
+      <w:ins w:id="374" w:author="Benjamin J. Makhlouf" w:date="2025-10-09T10:56:00Z" w16du:dateUtc="2025-10-09T17:56:00Z">
+        <w:r>
+          <w:rPr>
+            <w:rFonts w:ascii="Garamond" w:hAnsi="Garamond"/>
+            <w:sz w:val="22"/>
+            <w:szCs w:val="22"/>
+            <w:rPrChange w:id="375" w:author="Benjamin J. Makhlouf" w:date="2025-10-09T10:59:00Z" w16du:dateUtc="2025-10-09T17:59:00Z">
+              <w:rPr/>
+            </w:rPrChange>
+          </w:rPr>
+          <w:t xml:space="preserve">sampled </w:t>
+        </w:r>
+      </w:ins>
+      <w:ins w:id="376" w:author="Benjamin J. Makhlouf" w:date="2025-10-09T10:55:00Z" w16du:dateUtc="2025-10-09T17:55:00Z">
+        <w:r>
+          <w:rPr>
+            <w:rFonts w:ascii="Garamond" w:hAnsi="Garamond"/>
+            <w:sz w:val="22"/>
+            <w:szCs w:val="22"/>
+            <w:rPrChange w:id="377" w:author="Benjamin J. Makhlouf" w:date="2025-10-09T10:59:00Z" w16du:dateUtc="2025-10-09T17:59:00Z">
+              <w:rPr/>
+            </w:rPrChange>
+          </w:rPr>
+          <w:t>watershed</w:t>
+        </w:r>
+      </w:ins>
+      <w:ins w:id="378" w:author="Benjamin J. Makhlouf" w:date="2025-10-09T10:56:00Z" w16du:dateUtc="2025-10-09T17:56:00Z">
+        <w:r>
+          <w:rPr>
+            <w:rFonts w:ascii="Garamond" w:hAnsi="Garamond"/>
+            <w:sz w:val="22"/>
+            <w:szCs w:val="22"/>
+            <w:rPrChange w:id="379" w:author="Benjamin J. Makhlouf" w:date="2025-10-09T10:59:00Z" w16du:dateUtc="2025-10-09T17:59:00Z">
+              <w:rPr/>
+            </w:rPrChange>
+          </w:rPr>
+          <w:t>s</w:t>
+        </w:r>
+      </w:ins>
       <w:ins w:id="380" w:author="Benjamin J. Makhlouf" w:date="2025-10-09T10:55:00Z" w16du:dateUtc="2025-10-09T17:55:00Z">
         <w:r>
           <w:rPr>
@@ -13463,20 +13743,27 @@
               <w:rPr/>
             </w:rPrChange>
           </w:rPr>
-          <w:t xml:space="preserve">Our dataset is unusually large for its type and includes samples collected across several years and from nearly all parts of the </w:t>
-        </w:r>
-      </w:ins>
-      <w:ins w:id="382" w:author="Benjamin J. Makhlouf" w:date="2025-10-09T10:56:00Z" w16du:dateUtc="2025-10-09T17:56:00Z">
-        <w:r>
-          <w:rPr>
-            <w:rFonts w:ascii="Garamond" w:hAnsi="Garamond"/>
-            <w:sz w:val="22"/>
-            <w:szCs w:val="22"/>
-            <w:rPrChange w:id="383" w:author="Benjamin J. Makhlouf" w:date="2025-10-09T10:59:00Z" w16du:dateUtc="2025-10-09T17:59:00Z">
-              <w:rPr/>
-            </w:rPrChange>
-          </w:rPr>
-          <w:t xml:space="preserve">sampled </w:t>
+          <w:t xml:space="preserve">. As such, we expect it to be broadly representative of the natural variability among years, and that the model presented here will generalize well to new years of data. However, due to sample size constraints we did not include a true validation set from a year excluded from the training and testing data, leaving open the possibility that some degree of overfitting to this dataset could affect assignment accuracy for unseen years. Additionally, sample preparation procedures and </w:t>
+        </w:r>
+      </w:ins>
+      <w:ins w:id="382" w:author="Benjamin J. Makhlouf" w:date="2025-10-13T11:17:00Z" w16du:dateUtc="2025-10-13T18:17:00Z">
+        <w:r>
+          <w:rPr>
+            <w:rFonts w:ascii="Garamond" w:hAnsi="Garamond"/>
+            <w:sz w:val="22"/>
+            <w:szCs w:val="22"/>
+          </w:rPr>
+          <w:t>LA</w:t>
+        </w:r>
+      </w:ins>
+      <w:ins w:id="383" w:author="Benjamin J. Makhlouf" w:date="2025-10-13T11:18:00Z" w16du:dateUtc="2025-10-13T18:18:00Z">
+        <w:r>
+          <w:rPr>
+            <w:rFonts w:ascii="Garamond" w:hAnsi="Garamond"/>
+            <w:sz w:val="22"/>
+            <w:szCs w:val="22"/>
+          </w:rPr>
+          <w:t xml:space="preserve">-ICPMS </w:t>
         </w:r>
       </w:ins>
       <w:ins w:id="384" w:author="Benjamin J. Makhlouf" w:date="2025-10-09T10:55:00Z" w16du:dateUtc="2025-10-09T17:55:00Z">
@@ -13489,56 +13776,56 @@
               <w:rPr/>
             </w:rPrChange>
           </w:rPr>
-          <w:t>watershed</w:t>
-        </w:r>
-      </w:ins>
-      <w:ins w:id="386" w:author="Benjamin J. Makhlouf" w:date="2025-10-09T10:56:00Z" w16du:dateUtc="2025-10-09T17:56:00Z">
-        <w:r>
-          <w:rPr>
-            <w:rFonts w:ascii="Garamond" w:hAnsi="Garamond"/>
-            <w:sz w:val="22"/>
-            <w:szCs w:val="22"/>
-            <w:rPrChange w:id="387" w:author="Benjamin J. Makhlouf" w:date="2025-10-09T10:59:00Z" w16du:dateUtc="2025-10-09T17:59:00Z">
+          <w:t>specifications may vary among research groups, which could complicate direct comparisons between our dataset and others.</w:t>
+        </w:r>
+      </w:ins>
+      <w:ins w:id="386" w:author="Benjamin J. Makhlouf" w:date="2025-10-13T11:18:00Z" w16du:dateUtc="2025-10-13T18:18:00Z">
+        <w:r>
+          <w:rPr>
+            <w:rFonts w:ascii="Garamond" w:hAnsi="Garamond"/>
+            <w:sz w:val="22"/>
+            <w:szCs w:val="22"/>
+          </w:rPr>
+          <w:t xml:space="preserve"> </w:t>
+        </w:r>
+      </w:ins>
+      <w:ins w:id="387" w:author="Benjamin J. Makhlouf" w:date="2025-10-09T10:55:00Z" w16du:dateUtc="2025-10-09T17:55:00Z">
+        <w:r>
+          <w:rPr>
+            <w:rFonts w:ascii="Garamond" w:hAnsi="Garamond"/>
+            <w:sz w:val="22"/>
+            <w:szCs w:val="22"/>
+            <w:rPrChange w:id="388" w:author="Benjamin J. Makhlouf" w:date="2025-10-09T10:59:00Z" w16du:dateUtc="2025-10-09T17:59:00Z">
               <w:rPr/>
             </w:rPrChange>
           </w:rPr>
-          <w:t>s</w:t>
-        </w:r>
-      </w:ins>
-      <w:ins w:id="388" w:author="Benjamin J. Makhlouf" w:date="2025-10-09T10:55:00Z" w16du:dateUtc="2025-10-09T17:55:00Z">
-        <w:r>
-          <w:rPr>
-            <w:rFonts w:ascii="Garamond" w:hAnsi="Garamond"/>
-            <w:sz w:val="22"/>
-            <w:szCs w:val="22"/>
-            <w:rPrChange w:id="389" w:author="Benjamin J. Makhlouf" w:date="2025-10-09T10:59:00Z" w16du:dateUtc="2025-10-09T17:59:00Z">
+          <w:t xml:space="preserve">This consideration also applies to analyses of juvenile Chinook salmon, which should display comparable isotopic patterns </w:t>
+        </w:r>
+      </w:ins>
+      <w:ins w:id="389" w:author="Benjamin J. Makhlouf" w:date="2025-10-13T11:18:00Z" w16du:dateUtc="2025-10-13T18:18:00Z">
+        <w:r>
+          <w:rPr>
+            <w:rFonts w:ascii="Garamond" w:hAnsi="Garamond"/>
+            <w:sz w:val="22"/>
+            <w:szCs w:val="22"/>
+          </w:rPr>
+          <w:t xml:space="preserve">given that </w:t>
+        </w:r>
+      </w:ins>
+      <w:ins w:id="390" w:author="Benjamin J. Makhlouf" w:date="2025-10-09T10:55:00Z" w16du:dateUtc="2025-10-09T17:55:00Z">
+        <w:r>
+          <w:rPr>
+            <w:rFonts w:ascii="Garamond" w:hAnsi="Garamond"/>
+            <w:sz w:val="22"/>
+            <w:szCs w:val="22"/>
+            <w:rPrChange w:id="391" w:author="Benjamin J. Makhlouf" w:date="2025-10-09T10:59:00Z" w16du:dateUtc="2025-10-09T17:59:00Z">
               <w:rPr/>
             </w:rPrChange>
           </w:rPr>
-          <w:t xml:space="preserve">. As such, we expect it to be broadly representative of the natural variability among years, and that the model presented here will generalize well to new years of data. However, due to sample size constraints we did not include a true validation set from a year excluded from the training and testing data, leaving open the possibility that some degree of overfitting to this dataset could affect assignment accuracy for unseen years. Additionally, sample preparation procedures and </w:t>
-        </w:r>
-      </w:ins>
-      <w:ins w:id="390" w:author="Benjamin J. Makhlouf" w:date="2025-10-13T11:17:00Z" w16du:dateUtc="2025-10-13T18:17:00Z">
-        <w:r>
-          <w:rPr>
-            <w:rFonts w:ascii="Garamond" w:hAnsi="Garamond"/>
-            <w:sz w:val="22"/>
-            <w:szCs w:val="22"/>
-          </w:rPr>
-          <w:t>LA</w:t>
-        </w:r>
-      </w:ins>
-      <w:ins w:id="391" w:author="Benjamin J. Makhlouf" w:date="2025-10-13T11:18:00Z" w16du:dateUtc="2025-10-13T18:18:00Z">
-        <w:r>
-          <w:rPr>
-            <w:rFonts w:ascii="Garamond" w:hAnsi="Garamond"/>
-            <w:sz w:val="22"/>
-            <w:szCs w:val="22"/>
-          </w:rPr>
-          <w:t xml:space="preserve">-ICPMS </w:t>
-        </w:r>
-      </w:ins>
-      <w:ins w:id="392" w:author="Benjamin J. Makhlouf" w:date="2025-10-09T10:55:00Z" w16du:dateUtc="2025-10-09T17:55:00Z">
+          <w:t>our model used only the freshwater region of the otolith. Nevertheless, differences in analytical approaches</w:t>
+        </w:r>
+      </w:ins>
+      <w:ins w:id="392" w:author="Benjamin J. Makhlouf" w:date="2025-10-09T10:56:00Z" w16du:dateUtc="2025-10-09T17:56:00Z">
         <w:r>
           <w:rPr>
             <w:rFonts w:ascii="Garamond" w:hAnsi="Garamond"/>
@@ -13548,40 +13835,33 @@
               <w:rPr/>
             </w:rPrChange>
           </w:rPr>
-          <w:t>specifications may vary among research groups, which could complicate direct comparisons between our dataset and others.</w:t>
-        </w:r>
-      </w:ins>
-      <w:ins w:id="394" w:author="Benjamin J. Makhlouf" w:date="2025-10-13T11:18:00Z" w16du:dateUtc="2025-10-13T18:18:00Z">
-        <w:r>
-          <w:rPr>
-            <w:rFonts w:ascii="Garamond" w:hAnsi="Garamond"/>
-            <w:sz w:val="22"/>
-            <w:szCs w:val="22"/>
-          </w:rPr>
-          <w:t xml:space="preserve"> </w:t>
-        </w:r>
-      </w:ins>
-      <w:ins w:id="395" w:author="Benjamin J. Makhlouf" w:date="2025-10-09T10:55:00Z" w16du:dateUtc="2025-10-09T17:55:00Z">
-        <w:r>
-          <w:rPr>
-            <w:rFonts w:ascii="Garamond" w:hAnsi="Garamond"/>
-            <w:sz w:val="22"/>
-            <w:szCs w:val="22"/>
-            <w:rPrChange w:id="396" w:author="Benjamin J. Makhlouf" w:date="2025-10-09T10:59:00Z" w16du:dateUtc="2025-10-09T17:59:00Z">
+          <w:t xml:space="preserve">, </w:t>
+        </w:r>
+      </w:ins>
+      <w:ins w:id="394" w:author="Benjamin J. Makhlouf" w:date="2025-10-09T10:55:00Z" w16du:dateUtc="2025-10-09T17:55:00Z">
+        <w:r>
+          <w:rPr>
+            <w:rFonts w:ascii="Garamond" w:hAnsi="Garamond"/>
+            <w:sz w:val="22"/>
+            <w:szCs w:val="22"/>
+            <w:rPrChange w:id="395" w:author="Benjamin J. Makhlouf" w:date="2025-10-09T10:59:00Z" w16du:dateUtc="2025-10-09T17:59:00Z">
               <w:rPr/>
             </w:rPrChange>
           </w:rPr>
-          <w:t xml:space="preserve">This consideration also applies to analyses of juvenile Chinook salmon, which should display comparable isotopic patterns </w:t>
-        </w:r>
-      </w:ins>
-      <w:ins w:id="397" w:author="Benjamin J. Makhlouf" w:date="2025-10-13T11:18:00Z" w16du:dateUtc="2025-10-13T18:18:00Z">
-        <w:r>
-          <w:rPr>
-            <w:rFonts w:ascii="Garamond" w:hAnsi="Garamond"/>
-            <w:sz w:val="22"/>
-            <w:szCs w:val="22"/>
-          </w:rPr>
-          <w:t xml:space="preserve">given that </w:t>
+          <w:t>particularly when working with much smaller otoliths</w:t>
+        </w:r>
+      </w:ins>
+      <w:ins w:id="396" w:author="Benjamin J. Makhlouf" w:date="2025-10-09T10:56:00Z" w16du:dateUtc="2025-10-09T17:56:00Z">
+        <w:r>
+          <w:rPr>
+            <w:rFonts w:ascii="Garamond" w:hAnsi="Garamond"/>
+            <w:sz w:val="22"/>
+            <w:szCs w:val="22"/>
+            <w:rPrChange w:id="397" w:author="Benjamin J. Makhlouf" w:date="2025-10-09T10:59:00Z" w16du:dateUtc="2025-10-09T17:59:00Z">
+              <w:rPr/>
+            </w:rPrChange>
+          </w:rPr>
+          <w:t xml:space="preserve">, </w:t>
         </w:r>
       </w:ins>
       <w:ins w:id="398" w:author="Benjamin J. Makhlouf" w:date="2025-10-09T10:55:00Z" w16du:dateUtc="2025-10-09T17:55:00Z">
@@ -13594,59 +13874,68 @@
               <w:rPr/>
             </w:rPrChange>
           </w:rPr>
-          <w:t>our model used only the freshwater region of the otolith. Nevertheless, differences in analytical approaches</w:t>
-        </w:r>
-      </w:ins>
-      <w:ins w:id="400" w:author="Benjamin J. Makhlouf" w:date="2025-10-09T10:56:00Z" w16du:dateUtc="2025-10-09T17:56:00Z">
-        <w:r>
-          <w:rPr>
-            <w:rFonts w:ascii="Garamond" w:hAnsi="Garamond"/>
-            <w:sz w:val="22"/>
-            <w:szCs w:val="22"/>
-            <w:rPrChange w:id="401" w:author="Benjamin J. Makhlouf" w:date="2025-10-09T10:59:00Z" w16du:dateUtc="2025-10-09T17:59:00Z">
+          <w:t xml:space="preserve">could influence results, and this assumption should be evaluated before large-scale application. Despite these caveats, we expect the patterns identified here to be robust across similar data types, particularly when paired with advanced time-series methods </w:t>
+        </w:r>
+      </w:ins>
+      <w:ins w:id="400" w:author="Benjamin J. Makhlouf" w:date="2025-10-13T11:19:00Z" w16du:dateUtc="2025-10-13T18:19:00Z">
+        <w:r>
+          <w:rPr>
+            <w:rFonts w:ascii="Garamond" w:hAnsi="Garamond"/>
+            <w:sz w:val="22"/>
+            <w:szCs w:val="22"/>
+          </w:rPr>
+          <w:t xml:space="preserve">(ex. </w:t>
+        </w:r>
+      </w:ins>
+      <w:ins w:id="401" w:author="Benjamin J. Makhlouf" w:date="2025-10-09T10:55:00Z" w16du:dateUtc="2025-10-09T17:55:00Z">
+        <w:r>
+          <w:rPr>
+            <w:rFonts w:ascii="Garamond" w:hAnsi="Garamond"/>
+            <w:sz w:val="22"/>
+            <w:szCs w:val="22"/>
+            <w:rPrChange w:id="402" w:author="Benjamin J. Makhlouf" w:date="2025-10-09T10:59:00Z" w16du:dateUtc="2025-10-09T17:59:00Z">
               <w:rPr/>
             </w:rPrChange>
           </w:rPr>
-          <w:t xml:space="preserve">, </w:t>
-        </w:r>
-      </w:ins>
-      <w:ins w:id="402" w:author="Benjamin J. Makhlouf" w:date="2025-10-09T10:55:00Z" w16du:dateUtc="2025-10-09T17:55:00Z">
-        <w:r>
-          <w:rPr>
-            <w:rFonts w:ascii="Garamond" w:hAnsi="Garamond"/>
-            <w:sz w:val="22"/>
-            <w:szCs w:val="22"/>
-            <w:rPrChange w:id="403" w:author="Benjamin J. Makhlouf" w:date="2025-10-09T10:59:00Z" w16du:dateUtc="2025-10-09T17:59:00Z">
+          <w:t>dynamic time warping</w:t>
+        </w:r>
+      </w:ins>
+      <w:ins w:id="403" w:author="Benjamin J. Makhlouf" w:date="2025-10-09T10:56:00Z" w16du:dateUtc="2025-10-09T17:56:00Z">
+        <w:r>
+          <w:rPr>
+            <w:rFonts w:ascii="Garamond" w:hAnsi="Garamond"/>
+            <w:sz w:val="22"/>
+            <w:szCs w:val="22"/>
+            <w:rPrChange w:id="404" w:author="Benjamin J. Makhlouf" w:date="2025-10-09T10:59:00Z" w16du:dateUtc="2025-10-09T17:59:00Z">
               <w:rPr/>
             </w:rPrChange>
           </w:rPr>
-          <w:t>particularly when working with much smaller otoliths</w:t>
-        </w:r>
-      </w:ins>
-      <w:ins w:id="404" w:author="Benjamin J. Makhlouf" w:date="2025-10-09T10:56:00Z" w16du:dateUtc="2025-10-09T17:56:00Z">
-        <w:r>
-          <w:rPr>
-            <w:rFonts w:ascii="Garamond" w:hAnsi="Garamond"/>
-            <w:sz w:val="22"/>
-            <w:szCs w:val="22"/>
-            <w:rPrChange w:id="405" w:author="Benjamin J. Makhlouf" w:date="2025-10-09T10:59:00Z" w16du:dateUtc="2025-10-09T17:59:00Z">
-              <w:rPr/>
-            </w:rPrChange>
-          </w:rPr>
-          <w:t xml:space="preserve">, </w:t>
-        </w:r>
-      </w:ins>
-      <w:ins w:id="406" w:author="Benjamin J. Makhlouf" w:date="2025-10-09T10:55:00Z" w16du:dateUtc="2025-10-09T17:55:00Z">
-        <w:r>
-          <w:rPr>
-            <w:rFonts w:ascii="Garamond" w:hAnsi="Garamond"/>
-            <w:sz w:val="22"/>
-            <w:szCs w:val="22"/>
+          <w:t xml:space="preserve"> (</w:t>
+        </w:r>
+      </w:ins>
+      <w:ins w:id="405" w:author="Benjamin J. Makhlouf" w:date="2025-10-13T11:18:00Z" w16du:dateUtc="2025-10-13T18:18:00Z">
+        <w:r>
+          <w:rPr>
+            <w:rFonts w:ascii="Garamond" w:hAnsi="Garamond"/>
+            <w:sz w:val="22"/>
+            <w:szCs w:val="22"/>
+            <w:highlight w:val="yellow"/>
+          </w:rPr>
+          <w:t>preprint</w:t>
+        </w:r>
+      </w:ins>
+      <w:ins w:id="406" w:author="Benjamin J. Makhlouf" w:date="2025-10-09T10:56:00Z" w16du:dateUtc="2025-10-09T17:56:00Z">
+        <w:r>
+          <w:rPr>
+            <w:rFonts w:ascii="Garamond" w:hAnsi="Garamond"/>
+            <w:sz w:val="22"/>
+            <w:szCs w:val="22"/>
+            <w:highlight w:val="yellow"/>
             <w:rPrChange w:id="407" w:author="Benjamin J. Makhlouf" w:date="2025-10-09T10:59:00Z" w16du:dateUtc="2025-10-09T17:59:00Z">
               <w:rPr/>
             </w:rPrChange>
           </w:rPr>
-          <w:t xml:space="preserve">could influence results, and this assumption should be evaluated before large-scale application. Despite these caveats, we expect the patterns identified here to be robust across similar data types, particularly when paired with advanced time-series methods </w:t>
+          <w:t>)</w:t>
         </w:r>
       </w:ins>
       <w:ins w:id="408" w:author="Benjamin J. Makhlouf" w:date="2025-10-13T11:19:00Z" w16du:dateUtc="2025-10-13T18:19:00Z">
@@ -13656,7 +13945,7 @@
             <w:sz w:val="22"/>
             <w:szCs w:val="22"/>
           </w:rPr>
-          <w:t xml:space="preserve">(ex. </w:t>
+          <w:t>)</w:t>
         </w:r>
       </w:ins>
       <w:ins w:id="409" w:author="Benjamin J. Makhlouf" w:date="2025-10-09T10:55:00Z" w16du:dateUtc="2025-10-09T17:55:00Z">
@@ -13669,78 +13958,27 @@
               <w:rPr/>
             </w:rPrChange>
           </w:rPr>
-          <w:t>dynamic time warping</w:t>
-        </w:r>
-      </w:ins>
-      <w:ins w:id="411" w:author="Benjamin J. Makhlouf" w:date="2025-10-09T10:56:00Z" w16du:dateUtc="2025-10-09T17:56:00Z">
-        <w:r>
-          <w:rPr>
-            <w:rFonts w:ascii="Garamond" w:hAnsi="Garamond"/>
-            <w:sz w:val="22"/>
-            <w:szCs w:val="22"/>
-            <w:rPrChange w:id="412" w:author="Benjamin J. Makhlouf" w:date="2025-10-09T10:59:00Z" w16du:dateUtc="2025-10-09T17:59:00Z">
-              <w:rPr/>
-            </w:rPrChange>
-          </w:rPr>
-          <w:t xml:space="preserve"> (</w:t>
-        </w:r>
-      </w:ins>
-      <w:ins w:id="413" w:author="Benjamin J. Makhlouf" w:date="2025-10-13T11:18:00Z" w16du:dateUtc="2025-10-13T18:18:00Z">
-        <w:r>
-          <w:rPr>
-            <w:rFonts w:ascii="Garamond" w:hAnsi="Garamond"/>
-            <w:sz w:val="22"/>
-            <w:szCs w:val="22"/>
-          </w:rPr>
-          <w:t>preprint</w:t>
-        </w:r>
-      </w:ins>
-      <w:ins w:id="414" w:author="Benjamin J. Makhlouf" w:date="2025-10-09T10:56:00Z" w16du:dateUtc="2025-10-09T17:56:00Z">
-        <w:r>
-          <w:rPr>
-            <w:rFonts w:ascii="Garamond" w:hAnsi="Garamond"/>
-            <w:sz w:val="22"/>
-            <w:szCs w:val="22"/>
-            <w:rPrChange w:id="415" w:author="Benjamin J. Makhlouf" w:date="2025-10-09T10:59:00Z" w16du:dateUtc="2025-10-09T17:59:00Z">
-              <w:rPr/>
-            </w:rPrChange>
-          </w:rPr>
-          <w:t>)</w:t>
-        </w:r>
-      </w:ins>
-      <w:ins w:id="416" w:author="Benjamin J. Makhlouf" w:date="2025-10-13T11:19:00Z" w16du:dateUtc="2025-10-13T18:19:00Z">
-        <w:r>
-          <w:rPr>
-            <w:rFonts w:ascii="Garamond" w:hAnsi="Garamond"/>
-            <w:sz w:val="22"/>
-            <w:szCs w:val="22"/>
-          </w:rPr>
-          <w:t>)</w:t>
-        </w:r>
-      </w:ins>
-      <w:ins w:id="417" w:author="Benjamin J. Makhlouf" w:date="2025-10-09T10:55:00Z" w16du:dateUtc="2025-10-09T17:55:00Z">
-        <w:r>
-          <w:rPr>
-            <w:rFonts w:ascii="Garamond" w:hAnsi="Garamond"/>
-            <w:sz w:val="22"/>
-            <w:szCs w:val="22"/>
-            <w:rPrChange w:id="418" w:author="Benjamin J. Makhlouf" w:date="2025-10-09T10:59:00Z" w16du:dateUtc="2025-10-09T17:59:00Z">
-              <w:rPr/>
-            </w:rPrChange>
-          </w:rPr>
           <w:t xml:space="preserve">, or deep learning approaches which can accommodate variation in time-series length and </w:t>
         </w:r>
       </w:ins>
-      <w:ins w:id="419" w:author="Benjamin J. Makhlouf" w:date="2025-10-13T11:19:00Z" w16du:dateUtc="2025-10-13T18:19:00Z">
-        <w:r>
-          <w:rPr>
-            <w:rFonts w:ascii="Garamond" w:hAnsi="Garamond"/>
-            <w:sz w:val="22"/>
-            <w:szCs w:val="22"/>
-          </w:rPr>
-          <w:t xml:space="preserve">minimize the need for preprocessing. </w:t>
-        </w:r>
-      </w:ins>
+      <w:ins w:id="411" w:author="Benjamin J. Makhlouf" w:date="2025-10-13T11:19:00Z" w16du:dateUtc="2025-10-13T18:19:00Z">
+        <w:r>
+          <w:rPr>
+            <w:rFonts w:ascii="Garamond" w:hAnsi="Garamond"/>
+            <w:sz w:val="22"/>
+            <w:szCs w:val="22"/>
+          </w:rPr>
+          <w:t>minimize the need for preprocessing</w:t>
+        </w:r>
+      </w:ins>
+      <w:r>
+        <w:rPr>
+          <w:rFonts w:ascii="Garamond" w:hAnsi="Garamond"/>
+          <w:sz w:val="22"/>
+          <w:szCs w:val="22"/>
+        </w:rPr>
+        <w:t xml:space="preserve"> steps which may warp timeseries. </w:t>
+      </w:r>
     </w:p>
     <w:p>
       <w:pPr>
@@ -13748,13 +13986,13 @@
         <w:spacing w:line="480" w:lineRule="auto"/>
         <w:ind w:firstLine="720"/>
         <w:rPr>
-          <w:del w:id="420" w:author="Benjamin J. Makhlouf" w:date="2025-10-09T10:59:00Z" w16du:dateUtc="2025-10-09T17:59:00Z"/>
+          <w:del w:id="412" w:author="Benjamin J. Makhlouf" w:date="2025-10-09T10:59:00Z" w16du:dateUtc="2025-10-09T17:59:00Z"/>
           <w:rFonts w:ascii="Garamond" w:hAnsi="Garamond"/>
           <w:sz w:val="22"/>
           <w:szCs w:val="22"/>
         </w:rPr>
       </w:pPr>
-      <w:del w:id="421" w:author="Benjamin J. Makhlouf" w:date="2025-10-09T10:47:00Z" w16du:dateUtc="2025-10-09T17:47:00Z">
+      <w:del w:id="413" w:author="Benjamin J. Makhlouf" w:date="2025-10-09T10:47:00Z" w16du:dateUtc="2025-10-09T17:47:00Z">
         <w:r>
           <w:rPr>
             <w:rFonts w:ascii="Garamond" w:hAnsi="Garamond"/>
@@ -13788,7 +14026,7 @@
           <w:delText xml:space="preserve">. However, because we </w:delText>
         </w:r>
       </w:del>
-      <w:del w:id="422" w:author="Benjamin J. Makhlouf" w:date="2025-10-09T10:55:00Z" w16du:dateUtc="2025-10-09T17:55:00Z">
+      <w:del w:id="414" w:author="Benjamin J. Makhlouf" w:date="2025-10-09T10:55:00Z" w16du:dateUtc="2025-10-09T17:55:00Z">
         <w:r>
           <w:rPr>
             <w:rFonts w:ascii="Garamond" w:hAnsi="Garamond"/>
@@ -13798,7 +14036,7 @@
           <w:delText xml:space="preserve">opted not to include a true validation set </w:delText>
         </w:r>
       </w:del>
-      <w:ins w:id="423" w:author="Benjamin J. Makhlouf" w:date="2025-10-09T10:59:00Z" w16du:dateUtc="2025-10-09T17:59:00Z">
+      <w:ins w:id="415" w:author="Benjamin J. Makhlouf" w:date="2025-10-09T10:59:00Z" w16du:dateUtc="2025-10-09T17:59:00Z">
         <w:r>
           <w:rPr>
             <w:rFonts w:ascii="Garamond" w:hAnsi="Garamond"/>
@@ -13808,7 +14046,7 @@
           <w:tab/>
         </w:r>
       </w:ins>
-      <w:del w:id="424" w:author="Benjamin J. Makhlouf" w:date="2025-10-09T10:49:00Z" w16du:dateUtc="2025-10-09T17:49:00Z">
+      <w:del w:id="416" w:author="Benjamin J. Makhlouf" w:date="2025-10-09T10:49:00Z" w16du:dateUtc="2025-10-09T17:49:00Z">
         <w:r>
           <w:rPr>
             <w:rFonts w:ascii="Garamond" w:hAnsi="Garamond"/>
@@ -13818,8 +14056,8 @@
           <w:delText xml:space="preserve">given sample-size constraints, there remains the potential that performance on a new year may be lower due to </w:delText>
         </w:r>
       </w:del>
-      <w:ins w:id="425" w:author="Daniel Schindler" w:date="2025-10-06T11:05:00Z" w16du:dateUtc="2025-10-06T18:05:00Z">
-        <w:del w:id="426" w:author="Benjamin J. Makhlouf" w:date="2025-10-09T10:49:00Z" w16du:dateUtc="2025-10-09T17:49:00Z">
+      <w:ins w:id="417" w:author="Daniel Schindler" w:date="2025-10-06T11:05:00Z" w16du:dateUtc="2025-10-06T18:05:00Z">
+        <w:del w:id="418" w:author="Benjamin J. Makhlouf" w:date="2025-10-09T10:49:00Z" w16du:dateUtc="2025-10-09T17:49:00Z">
           <w:r>
             <w:rPr>
               <w:rFonts w:ascii="Garamond" w:hAnsi="Garamond"/>
@@ -13830,7 +14068,7 @@
           </w:r>
         </w:del>
       </w:ins>
-      <w:del w:id="427" w:author="Benjamin J. Makhlouf" w:date="2025-10-09T10:49:00Z" w16du:dateUtc="2025-10-09T17:49:00Z">
+      <w:del w:id="419" w:author="Benjamin J. Makhlouf" w:date="2025-10-09T10:49:00Z" w16du:dateUtc="2025-10-09T17:49:00Z">
         <w:r>
           <w:rPr>
             <w:rFonts w:ascii="Garamond" w:hAnsi="Garamond"/>
@@ -13840,7 +14078,7 @@
           <w:delText>overfitting to our dataset.</w:delText>
         </w:r>
       </w:del>
-      <w:del w:id="428" w:author="Benjamin J. Makhlouf" w:date="2025-10-09T10:59:00Z" w16du:dateUtc="2025-10-09T17:59:00Z">
+      <w:del w:id="420" w:author="Benjamin J. Makhlouf" w:date="2025-10-09T10:59:00Z" w16du:dateUtc="2025-10-09T17:59:00Z">
         <w:r>
           <w:rPr>
             <w:rFonts w:ascii="Garamond" w:hAnsi="Garamond"/>
@@ -13864,7 +14102,7 @@
         <w:pStyle w:val="whitespace-normal"/>
         <w:spacing w:line="480" w:lineRule="auto"/>
         <w:rPr>
-          <w:ins w:id="429" w:author="Benjamin J. Makhlouf" w:date="2025-10-09T11:02:00Z" w16du:dateUtc="2025-10-09T18:02:00Z"/>
+          <w:ins w:id="421" w:author="Benjamin J. Makhlouf" w:date="2025-10-09T11:02:00Z" w16du:dateUtc="2025-10-09T18:02:00Z"/>
           <w:rFonts w:ascii="Garamond" w:hAnsi="Garamond"/>
           <w:sz w:val="22"/>
           <w:szCs w:val="22"/>
@@ -13878,7 +14116,7 @@
         </w:rPr>
         <w:t>In addition</w:t>
       </w:r>
-      <w:ins w:id="430" w:author="Benjamin J. Makhlouf" w:date="2025-10-09T11:00:00Z" w16du:dateUtc="2025-10-09T18:00:00Z">
+      <w:ins w:id="422" w:author="Benjamin J. Makhlouf" w:date="2025-10-09T11:00:00Z" w16du:dateUtc="2025-10-09T18:00:00Z">
         <w:r>
           <w:rPr>
             <w:rFonts w:ascii="Garamond" w:hAnsi="Garamond"/>
@@ -13888,7 +14126,7 @@
           <w:t xml:space="preserve"> to providing accurate watershed assignment estimates, </w:t>
         </w:r>
       </w:ins>
-      <w:del w:id="431" w:author="Benjamin J. Makhlouf" w:date="2025-10-09T11:00:00Z" w16du:dateUtc="2025-10-09T18:00:00Z">
+      <w:del w:id="423" w:author="Benjamin J. Makhlouf" w:date="2025-10-09T11:00:00Z" w16du:dateUtc="2025-10-09T18:00:00Z">
         <w:r>
           <w:rPr>
             <w:rFonts w:ascii="Garamond" w:hAnsi="Garamond"/>
@@ -13906,7 +14144,7 @@
         </w:rPr>
         <w:t xml:space="preserve">the </w:t>
       </w:r>
-      <w:ins w:id="432" w:author="Benjamin J. Makhlouf" w:date="2025-10-09T11:00:00Z" w16du:dateUtc="2025-10-09T18:00:00Z">
+      <w:ins w:id="424" w:author="Benjamin J. Makhlouf" w:date="2025-10-09T11:00:00Z" w16du:dateUtc="2025-10-09T18:00:00Z">
         <w:r>
           <w:rPr>
             <w:rFonts w:ascii="Garamond" w:hAnsi="Garamond"/>
@@ -13916,7 +14154,7 @@
           <w:t>workflow</w:t>
         </w:r>
       </w:ins>
-      <w:del w:id="433" w:author="Benjamin J. Makhlouf" w:date="2025-10-09T11:00:00Z" w16du:dateUtc="2025-10-09T18:00:00Z">
+      <w:del w:id="425" w:author="Benjamin J. Makhlouf" w:date="2025-10-09T11:00:00Z" w16du:dateUtc="2025-10-09T18:00:00Z">
         <w:r>
           <w:rPr>
             <w:rFonts w:ascii="Garamond" w:hAnsi="Garamond"/>
@@ -13934,7 +14172,7 @@
         </w:rPr>
         <w:t xml:space="preserve"> presented here provide</w:t>
       </w:r>
-      <w:ins w:id="434" w:author="Benjamin J. Makhlouf" w:date="2025-10-09T11:00:00Z" w16du:dateUtc="2025-10-09T18:00:00Z">
+      <w:ins w:id="426" w:author="Benjamin J. Makhlouf" w:date="2025-10-09T11:00:00Z" w16du:dateUtc="2025-10-09T18:00:00Z">
         <w:r>
           <w:rPr>
             <w:rFonts w:ascii="Garamond" w:hAnsi="Garamond"/>
@@ -13952,7 +14190,7 @@
         </w:rPr>
         <w:t xml:space="preserve"> </w:t>
       </w:r>
-      <w:ins w:id="435" w:author="Benjamin J. Makhlouf" w:date="2025-10-09T11:00:00Z" w16du:dateUtc="2025-10-09T18:00:00Z">
+      <w:ins w:id="427" w:author="Benjamin J. Makhlouf" w:date="2025-10-09T11:00:00Z" w16du:dateUtc="2025-10-09T18:00:00Z">
         <w:r>
           <w:rPr>
             <w:rFonts w:ascii="Garamond" w:hAnsi="Garamond"/>
@@ -13962,7 +14200,7 @@
           <w:t xml:space="preserve">true </w:t>
         </w:r>
       </w:ins>
-      <w:del w:id="436" w:author="Benjamin J. Makhlouf" w:date="2025-10-09T11:00:00Z" w16du:dateUtc="2025-10-09T18:00:00Z">
+      <w:del w:id="428" w:author="Benjamin J. Makhlouf" w:date="2025-10-09T11:00:00Z" w16du:dateUtc="2025-10-09T18:00:00Z">
         <w:r>
           <w:rPr>
             <w:rFonts w:ascii="Garamond" w:hAnsi="Garamond"/>
@@ -13972,7 +14210,7 @@
           <w:delText xml:space="preserve">quantifiable </w:delText>
         </w:r>
       </w:del>
-      <w:ins w:id="437" w:author="Benjamin J. Makhlouf" w:date="2025-10-09T11:00:00Z" w16du:dateUtc="2025-10-09T18:00:00Z">
+      <w:ins w:id="429" w:author="Benjamin J. Makhlouf" w:date="2025-10-09T11:00:00Z" w16du:dateUtc="2025-10-09T18:00:00Z">
         <w:r>
           <w:rPr>
             <w:rFonts w:ascii="Garamond" w:hAnsi="Garamond"/>
@@ -13982,7 +14220,7 @@
           <w:t xml:space="preserve">probability </w:t>
         </w:r>
       </w:ins>
-      <w:del w:id="438" w:author="Benjamin J. Makhlouf" w:date="2025-10-09T11:00:00Z" w16du:dateUtc="2025-10-09T18:00:00Z">
+      <w:del w:id="430" w:author="Benjamin J. Makhlouf" w:date="2025-10-09T11:00:00Z" w16du:dateUtc="2025-10-09T18:00:00Z">
         <w:r>
           <w:rPr>
             <w:rFonts w:ascii="Garamond" w:hAnsi="Garamond"/>
@@ -13998,196 +14236,104 @@
           <w:sz w:val="22"/>
           <w:szCs w:val="22"/>
         </w:rPr>
-        <w:t xml:space="preserve">values </w:t>
-      </w:r>
-      <w:ins w:id="439" w:author="Benjamin J. Makhlouf" w:date="2025-10-09T11:04:00Z" w16du:dateUtc="2025-10-09T18:04:00Z">
-        <w:r>
-          <w:rPr>
-            <w:rFonts w:ascii="Garamond" w:hAnsi="Garamond"/>
-            <w:sz w:val="22"/>
-            <w:szCs w:val="22"/>
-          </w:rPr>
-          <w:t xml:space="preserve">through </w:t>
-        </w:r>
-      </w:ins>
-      <w:ins w:id="440" w:author="Benjamin J. Makhlouf" w:date="2025-10-09T11:01:00Z" w16du:dateUtc="2025-10-09T18:01:00Z">
-        <w:r>
-          <w:rPr>
-            <w:rFonts w:ascii="Garamond" w:hAnsi="Garamond"/>
-            <w:sz w:val="22"/>
-            <w:szCs w:val="22"/>
-          </w:rPr>
-          <w:t xml:space="preserve">probability calibration. </w:t>
-        </w:r>
-      </w:ins>
-      <w:del w:id="441" w:author="Benjamin J. Makhlouf" w:date="2025-10-09T11:01:00Z" w16du:dateUtc="2025-10-09T18:01:00Z">
-        <w:r>
-          <w:rPr>
-            <w:rFonts w:ascii="Garamond" w:hAnsi="Garamond"/>
-            <w:sz w:val="22"/>
-            <w:szCs w:val="22"/>
-          </w:rPr>
-          <w:delText xml:space="preserve">which can be </w:delText>
-        </w:r>
-      </w:del>
-      <w:del w:id="442" w:author="Benjamin J. Makhlouf" w:date="2025-10-09T11:02:00Z" w16du:dateUtc="2025-10-09T18:02:00Z">
-        <w:r>
-          <w:rPr>
-            <w:rFonts w:ascii="Garamond" w:hAnsi="Garamond"/>
-            <w:sz w:val="22"/>
-            <w:szCs w:val="22"/>
-          </w:rPr>
-          <w:delText>directly</w:delText>
-        </w:r>
-      </w:del>
-      <w:del w:id="443" w:author="Benjamin J. Makhlouf" w:date="2025-10-09T11:03:00Z" w16du:dateUtc="2025-10-09T18:03:00Z">
-        <w:r>
-          <w:rPr>
-            <w:rFonts w:ascii="Garamond" w:hAnsi="Garamond"/>
-            <w:sz w:val="22"/>
-            <w:szCs w:val="22"/>
-          </w:rPr>
-          <w:delText xml:space="preserve"> used by managers to make decisions based on changing thresholds of misassignment risk, offering a practical framework for incorporating uncertainty into management decisions.</w:delText>
-        </w:r>
-        <w:r>
-          <w:rPr>
-            <w:rFonts w:ascii="Garamond" w:hAnsi="Garamond"/>
-            <w:sz w:val="22"/>
-            <w:szCs w:val="22"/>
-          </w:rPr>
-          <w:delText xml:space="preserve"> </w:delText>
-        </w:r>
-      </w:del>
-      <w:del w:id="444" w:author="Benjamin J. Makhlouf" w:date="2025-10-13T11:20:00Z" w16du:dateUtc="2025-10-13T18:20:00Z">
-        <w:r>
-          <w:rPr>
-            <w:rFonts w:ascii="Garamond" w:hAnsi="Garamond"/>
-            <w:sz w:val="22"/>
-            <w:szCs w:val="22"/>
-          </w:rPr>
-          <w:delText xml:space="preserve">Even with extremely high confidence threshold values, our model achieved between ~70% and ~85% accuracy for all classes. The exception to this is the Yukon classification on the “Total” testing set, in which distinct </w:delText>
-        </w:r>
-        <w:r>
-          <w:rPr>
-            <w:rFonts w:ascii="Cambria Math" w:hAnsi="Cambria Math" w:cs="Cambria Math"/>
-            <w:sz w:val="22"/>
-            <w:szCs w:val="22"/>
-          </w:rPr>
-          <w:delText>⁸⁷</w:delText>
-        </w:r>
-        <w:r>
-          <w:rPr>
-            <w:rFonts w:ascii="Garamond" w:hAnsi="Garamond"/>
-            <w:sz w:val="22"/>
-            <w:szCs w:val="22"/>
-          </w:rPr>
-          <w:delText>Sr/</w:delText>
-        </w:r>
-        <w:r>
-          <w:rPr>
-            <w:rFonts w:ascii="Cambria Math" w:hAnsi="Cambria Math" w:cs="Cambria Math"/>
-            <w:sz w:val="22"/>
-            <w:szCs w:val="22"/>
-          </w:rPr>
-          <w:delText>⁸⁶</w:delText>
-        </w:r>
-        <w:r>
-          <w:rPr>
-            <w:rFonts w:ascii="Garamond" w:hAnsi="Garamond"/>
-            <w:sz w:val="22"/>
-            <w:szCs w:val="22"/>
-          </w:rPr>
-          <w:delText xml:space="preserve">Sr values in the Yukon buoy correct classification with extremely high confidence </w:delText>
-        </w:r>
-        <w:commentRangeStart w:id="445"/>
-        <w:r>
-          <w:rPr>
-            <w:rFonts w:ascii="Garamond" w:hAnsi="Garamond"/>
-            <w:sz w:val="22"/>
-            <w:szCs w:val="22"/>
-          </w:rPr>
-          <w:delText>values</w:delText>
-        </w:r>
-        <w:commentRangeEnd w:id="445"/>
-        <w:r>
-          <w:rPr>
-            <w:rStyle w:val="CommentReference"/>
-            <w:rFonts w:ascii="Garamond" w:eastAsiaTheme="minorHAnsi" w:hAnsi="Garamond" w:cstheme="minorBidi"/>
-            <w:kern w:val="2"/>
-            <w:sz w:val="22"/>
-            <w:szCs w:val="22"/>
-            <w14:ligatures w14:val="standardContextual"/>
-          </w:rPr>
-          <w:commentReference w:id="445"/>
-        </w:r>
-      </w:del>
-      <w:ins w:id="446" w:author="Benjamin J. Makhlouf" w:date="2025-10-09T11:08:00Z" w16du:dateUtc="2025-10-09T18:08:00Z">
-        <w:r>
-          <w:rPr>
-            <w:rFonts w:ascii="Garamond" w:hAnsi="Garamond"/>
-            <w:sz w:val="22"/>
-            <w:szCs w:val="22"/>
-            <w:rPrChange w:id="447" w:author="Benjamin J. Makhlouf" w:date="2025-10-09T11:08:00Z" w16du:dateUtc="2025-10-09T18:08:00Z">
+        <w:t xml:space="preserve">which associate </w:t>
+      </w:r>
+      <w:r>
+        <w:rPr>
+          <w:rFonts w:ascii="Garamond" w:hAnsi="Garamond"/>
+          <w:sz w:val="22"/>
+          <w:szCs w:val="22"/>
+        </w:rPr>
+        <w:t xml:space="preserve">class </w:t>
+      </w:r>
+      <w:proofErr w:type="spellStart"/>
+      <w:r>
+        <w:rPr>
+          <w:rFonts w:ascii="Garamond" w:hAnsi="Garamond"/>
+          <w:sz w:val="22"/>
+          <w:szCs w:val="22"/>
+        </w:rPr>
+        <w:t xml:space="preserve">estimates </w:t>
+      </w:r>
+      <w:proofErr w:type="spellEnd"/>
+      <w:r>
+        <w:rPr>
+          <w:rFonts w:ascii="Garamond" w:hAnsi="Garamond"/>
+          <w:sz w:val="22"/>
+          <w:szCs w:val="22"/>
+        </w:rPr>
+        <w:t xml:space="preserve">with </w:t>
+      </w:r>
+      <w:ins w:id="431" w:author="Benjamin J. Makhlouf" w:date="2025-10-13T11:21:00Z" w16du:dateUtc="2025-10-13T18:21:00Z">
+        <w:r>
+          <w:rPr>
+            <w:rFonts w:ascii="Garamond" w:hAnsi="Garamond"/>
+            <w:sz w:val="22"/>
+            <w:szCs w:val="22"/>
+          </w:rPr>
+          <w:t>a true measure of model uncertainty.</w:t>
+        </w:r>
+      </w:ins>
+      <w:ins w:id="432" w:author="Benjamin J. Makhlouf" w:date="2025-10-13T11:22:00Z" w16du:dateUtc="2025-10-13T18:22:00Z">
+        <w:r>
+          <w:rPr>
+            <w:rFonts w:ascii="Garamond" w:hAnsi="Garamond"/>
+            <w:sz w:val="22"/>
+            <w:szCs w:val="22"/>
+          </w:rPr>
+          <w:t xml:space="preserve"> </w:t>
+        </w:r>
+      </w:ins>
+      <w:r>
+        <w:rPr>
+          <w:rFonts w:ascii="Garamond" w:hAnsi="Garamond"/>
+          <w:sz w:val="22"/>
+          <w:szCs w:val="22"/>
+        </w:rPr>
+        <w:t xml:space="preserve">In turn, </w:t>
+      </w:r>
+      <w:ins w:id="433" w:author="Benjamin J. Makhlouf" w:date="2025-10-13T11:21:00Z" w16du:dateUtc="2025-10-13T18:21:00Z">
+        <w:r>
+          <w:rPr>
+            <w:rFonts w:ascii="Garamond" w:hAnsi="Garamond"/>
+            <w:sz w:val="22"/>
+            <w:szCs w:val="22"/>
+          </w:rPr>
+          <w:t xml:space="preserve">managers </w:t>
+        </w:r>
+      </w:ins>
+      <w:r>
+        <w:rPr>
+          <w:rFonts w:ascii="Garamond" w:hAnsi="Garamond"/>
+          <w:sz w:val="22"/>
+          <w:szCs w:val="22"/>
+        </w:rPr>
+        <w:t xml:space="preserve">or decision makers may use </w:t>
+      </w:r>
+      <w:ins w:id="434" w:author="Benjamin J. Makhlouf" w:date="2025-10-13T11:22:00Z" w16du:dateUtc="2025-10-13T18:22:00Z">
+        <w:r>
+          <w:rPr>
+            <w:rFonts w:ascii="Garamond" w:hAnsi="Garamond"/>
+            <w:sz w:val="22"/>
+            <w:szCs w:val="22"/>
+          </w:rPr>
+          <w:t xml:space="preserve">the result of the models presented here to make decisions based on flexible </w:t>
+        </w:r>
+      </w:ins>
+      <w:ins w:id="435" w:author="Benjamin J. Makhlouf" w:date="2025-10-09T11:08:00Z" w16du:dateUtc="2025-10-09T18:08:00Z">
+        <w:r>
+          <w:rPr>
+            <w:rFonts w:ascii="Garamond" w:hAnsi="Garamond"/>
+            <w:sz w:val="22"/>
+            <w:szCs w:val="22"/>
+            <w:rPrChange w:id="436" w:author="Benjamin J. Makhlouf" w:date="2025-10-09T11:08:00Z" w16du:dateUtc="2025-10-09T18:08:00Z">
               <w:rPr/>
             </w:rPrChange>
           </w:rPr>
-          <w:t>Calibrating probability scores enable</w:t>
-        </w:r>
-      </w:ins>
-      <w:ins w:id="448" w:author="Benjamin J. Makhlouf" w:date="2025-10-13T11:21:00Z" w16du:dateUtc="2025-10-13T18:21:00Z">
-        <w:r>
-          <w:rPr>
-            <w:rFonts w:ascii="Garamond" w:hAnsi="Garamond"/>
-            <w:sz w:val="22"/>
-            <w:szCs w:val="22"/>
-          </w:rPr>
-          <w:t>s classification scores to be presented with a true measure of model uncertainty.</w:t>
-        </w:r>
-      </w:ins>
-      <w:ins w:id="449" w:author="Benjamin J. Makhlouf" w:date="2025-10-13T11:22:00Z" w16du:dateUtc="2025-10-13T18:22:00Z">
-        <w:r>
-          <w:rPr>
-            <w:rFonts w:ascii="Garamond" w:hAnsi="Garamond"/>
-            <w:sz w:val="22"/>
-            <w:szCs w:val="22"/>
-          </w:rPr>
-          <w:t xml:space="preserve"> By</w:t>
-        </w:r>
-      </w:ins>
-      <w:ins w:id="450" w:author="Benjamin J. Makhlouf" w:date="2025-10-13T11:21:00Z" w16du:dateUtc="2025-10-13T18:21:00Z">
-        <w:r>
-          <w:rPr>
-            <w:rFonts w:ascii="Garamond" w:hAnsi="Garamond"/>
-            <w:sz w:val="22"/>
-            <w:szCs w:val="22"/>
-          </w:rPr>
-          <w:t xml:space="preserve"> doing so this allows managers to</w:t>
-        </w:r>
-      </w:ins>
-      <w:ins w:id="451" w:author="Benjamin J. Makhlouf" w:date="2025-10-13T11:22:00Z" w16du:dateUtc="2025-10-13T18:22:00Z">
-        <w:r>
-          <w:rPr>
-            <w:rFonts w:ascii="Garamond" w:hAnsi="Garamond"/>
-            <w:sz w:val="22"/>
-            <w:szCs w:val="22"/>
-          </w:rPr>
-          <w:t xml:space="preserve"> use the result of the models presented here to make decisions based on flexible </w:t>
-        </w:r>
-      </w:ins>
-      <w:ins w:id="452" w:author="Benjamin J. Makhlouf" w:date="2025-10-09T11:08:00Z" w16du:dateUtc="2025-10-09T18:08:00Z">
-        <w:r>
-          <w:rPr>
-            <w:rFonts w:ascii="Garamond" w:hAnsi="Garamond"/>
-            <w:sz w:val="22"/>
-            <w:szCs w:val="22"/>
-            <w:rPrChange w:id="453" w:author="Benjamin J. Makhlouf" w:date="2025-10-09T11:08:00Z" w16du:dateUtc="2025-10-09T18:08:00Z">
-              <w:rPr/>
-            </w:rPrChange>
-          </w:rPr>
           <w:t>thresholds of misassignment risk</w:t>
         </w:r>
       </w:ins>
-      <w:ins w:id="454" w:author="Benjamin J. Makhlouf" w:date="2025-10-09T11:09:00Z" w16du:dateUtc="2025-10-09T18:09:00Z">
+      <w:ins w:id="437" w:author="Benjamin J. Makhlouf" w:date="2025-10-09T11:09:00Z" w16du:dateUtc="2025-10-09T18:09:00Z">
         <w:r>
           <w:rPr>
             <w:rFonts w:ascii="Garamond" w:hAnsi="Garamond"/>
@@ -14197,17 +14343,35 @@
           <w:t xml:space="preserve"> </w:t>
         </w:r>
       </w:ins>
-      <w:ins w:id="455" w:author="Benjamin J. Makhlouf" w:date="2025-10-09T11:11:00Z" w16du:dateUtc="2025-10-09T18:11:00Z">
-        <w:r>
-          <w:rPr>
-            <w:rFonts w:ascii="Garamond" w:hAnsi="Garamond"/>
-            <w:sz w:val="22"/>
-            <w:szCs w:val="22"/>
-          </w:rPr>
-          <w:t xml:space="preserve">which more accurately represent the true model uncertainty. In addition, these values can be </w:t>
-        </w:r>
-      </w:ins>
-      <w:ins w:id="456" w:author="Benjamin J. Makhlouf" w:date="2025-10-13T11:22:00Z" w16du:dateUtc="2025-10-13T18:22:00Z">
+      <w:ins w:id="438" w:author="Benjamin J. Makhlouf" w:date="2025-10-09T11:11:00Z" w16du:dateUtc="2025-10-09T18:11:00Z">
+        <w:r>
+          <w:rPr>
+            <w:rFonts w:ascii="Garamond" w:hAnsi="Garamond"/>
+            <w:sz w:val="22"/>
+            <w:szCs w:val="22"/>
+          </w:rPr>
+          <w:t xml:space="preserve">which more accurately </w:t>
+        </w:r>
+      </w:ins>
+      <w:r>
+        <w:rPr>
+          <w:rFonts w:ascii="Garamond" w:hAnsi="Garamond"/>
+          <w:sz w:val="22"/>
+          <w:szCs w:val="22"/>
+        </w:rPr>
+        <w:t xml:space="preserve">consider </w:t>
+      </w:r>
+      <w:ins w:id="439" w:author="Benjamin J. Makhlouf" w:date="2025-10-09T11:11:00Z" w16du:dateUtc="2025-10-09T18:11:00Z">
+        <w:r>
+          <w:rPr>
+            <w:rFonts w:ascii="Garamond" w:hAnsi="Garamond"/>
+            <w:sz w:val="22"/>
+            <w:szCs w:val="22"/>
+          </w:rPr>
+          <w:t xml:space="preserve">model uncertainty. In addition, these values can be </w:t>
+        </w:r>
+      </w:ins>
+      <w:ins w:id="440" w:author="Benjamin J. Makhlouf" w:date="2025-10-13T11:22:00Z" w16du:dateUtc="2025-10-13T18:22:00Z">
         <w:r>
           <w:rPr>
             <w:rFonts w:ascii="Garamond" w:hAnsi="Garamond"/>
@@ -14217,7 +14381,7 @@
           <w:t xml:space="preserve">appropriately </w:t>
         </w:r>
       </w:ins>
-      <w:ins w:id="457" w:author="Benjamin J. Makhlouf" w:date="2025-10-09T11:11:00Z" w16du:dateUtc="2025-10-09T18:11:00Z">
+      <w:ins w:id="441" w:author="Benjamin J. Makhlouf" w:date="2025-10-09T11:11:00Z" w16du:dateUtc="2025-10-09T18:11:00Z">
         <w:r>
           <w:rPr>
             <w:rFonts w:ascii="Garamond" w:hAnsi="Garamond"/>
@@ -14227,7 +14391,7 @@
           <w:t>used in probabilistic frameworks</w:t>
         </w:r>
       </w:ins>
-      <w:ins w:id="458" w:author="Benjamin J. Makhlouf" w:date="2025-10-13T11:23:00Z" w16du:dateUtc="2025-10-13T18:23:00Z">
+      <w:ins w:id="442" w:author="Benjamin J. Makhlouf" w:date="2025-10-13T11:23:00Z" w16du:dateUtc="2025-10-13T18:23:00Z">
         <w:r>
           <w:rPr>
             <w:rFonts w:ascii="Garamond" w:hAnsi="Garamond"/>
@@ -14237,7 +14401,7 @@
           <w:t xml:space="preserve"> for assignment or structured decision making,</w:t>
         </w:r>
       </w:ins>
-      <w:ins w:id="459" w:author="Benjamin J. Makhlouf" w:date="2025-10-09T11:11:00Z" w16du:dateUtc="2025-10-09T18:11:00Z">
+      <w:ins w:id="443" w:author="Benjamin J. Makhlouf" w:date="2025-10-09T11:11:00Z" w16du:dateUtc="2025-10-09T18:11:00Z">
         <w:r>
           <w:rPr>
             <w:rFonts w:ascii="Garamond" w:hAnsi="Garamond"/>
@@ -14247,7 +14411,7 @@
           <w:t xml:space="preserve"> thereby allowing more effective</w:t>
         </w:r>
       </w:ins>
-      <w:ins w:id="460" w:author="Benjamin J. Makhlouf" w:date="2025-10-13T11:23:00Z" w16du:dateUtc="2025-10-13T18:23:00Z">
+      <w:ins w:id="444" w:author="Benjamin J. Makhlouf" w:date="2025-10-13T11:23:00Z" w16du:dateUtc="2025-10-13T18:23:00Z">
         <w:r>
           <w:rPr>
             <w:rFonts w:ascii="Garamond" w:hAnsi="Garamond"/>
@@ -14257,7 +14421,7 @@
           <w:t xml:space="preserve"> </w:t>
         </w:r>
       </w:ins>
-      <w:ins w:id="461" w:author="Benjamin J. Makhlouf" w:date="2025-10-09T11:11:00Z" w16du:dateUtc="2025-10-09T18:11:00Z">
+      <w:ins w:id="445" w:author="Benjamin J. Makhlouf" w:date="2025-10-09T11:11:00Z" w16du:dateUtc="2025-10-09T18:11:00Z">
         <w:r>
           <w:rPr>
             <w:rFonts w:ascii="Garamond" w:hAnsi="Garamond"/>
@@ -14267,7 +14431,7 @@
           <w:t>quantif</w:t>
         </w:r>
       </w:ins>
-      <w:ins w:id="462" w:author="Benjamin J. Makhlouf" w:date="2025-10-13T11:23:00Z" w16du:dateUtc="2025-10-13T18:23:00Z">
+      <w:ins w:id="446" w:author="Benjamin J. Makhlouf" w:date="2025-10-13T11:23:00Z" w16du:dateUtc="2025-10-13T18:23:00Z">
         <w:r>
           <w:rPr>
             <w:rFonts w:ascii="Garamond" w:hAnsi="Garamond"/>
@@ -14277,7 +14441,7 @@
           <w:t>ication of</w:t>
         </w:r>
       </w:ins>
-      <w:ins w:id="463" w:author="Benjamin J. Makhlouf" w:date="2025-10-09T11:11:00Z" w16du:dateUtc="2025-10-09T18:11:00Z">
+      <w:ins w:id="447" w:author="Benjamin J. Makhlouf" w:date="2025-10-09T11:11:00Z" w16du:dateUtc="2025-10-09T18:11:00Z">
         <w:r>
           <w:rPr>
             <w:rFonts w:ascii="Garamond" w:hAnsi="Garamond"/>
@@ -14287,7 +14451,7 @@
           <w:t xml:space="preserve"> uncertainty </w:t>
         </w:r>
       </w:ins>
-      <w:ins w:id="464" w:author="Benjamin J. Makhlouf" w:date="2025-10-09T11:12:00Z" w16du:dateUtc="2025-10-09T18:12:00Z">
+      <w:ins w:id="448" w:author="Benjamin J. Makhlouf" w:date="2025-10-09T11:12:00Z" w16du:dateUtc="2025-10-09T18:12:00Z">
         <w:r>
           <w:rPr>
             <w:rFonts w:ascii="Garamond" w:hAnsi="Garamond"/>
@@ -14297,7 +14461,7 @@
           <w:t xml:space="preserve">through to management outcomes. </w:t>
         </w:r>
       </w:ins>
-      <w:del w:id="465" w:author="Benjamin J. Makhlouf" w:date="2025-10-09T11:03:00Z" w16du:dateUtc="2025-10-09T18:03:00Z">
+      <w:del w:id="449" w:author="Benjamin J. Makhlouf" w:date="2025-10-09T11:03:00Z" w16du:dateUtc="2025-10-09T18:03:00Z">
         <w:r>
           <w:rPr>
             <w:rFonts w:ascii="Garamond" w:hAnsi="Garamond"/>
@@ -14313,12 +14477,12 @@
         <w:pStyle w:val="whitespace-normal"/>
         <w:spacing w:line="480" w:lineRule="auto"/>
         <w:rPr>
-          <w:del w:id="466" w:author="Benjamin J. Makhlouf" w:date="2025-10-09T11:12:00Z" w16du:dateUtc="2025-10-09T18:12:00Z"/>
-          <w:rFonts w:ascii="Garamond" w:hAnsi="Garamond"/>
-          <w:sz w:val="22"/>
-          <w:szCs w:val="22"/>
-        </w:rPr>
-        <w:pPrChange w:id="467" w:author="Benjamin J. Makhlouf" w:date="2025-10-09T10:59:00Z" w16du:dateUtc="2025-10-09T17:59:00Z">
+          <w:del w:id="450" w:author="Benjamin J. Makhlouf" w:date="2025-10-09T11:12:00Z" w16du:dateUtc="2025-10-09T18:12:00Z"/>
+          <w:rFonts w:ascii="Garamond" w:hAnsi="Garamond"/>
+          <w:sz w:val="22"/>
+          <w:szCs w:val="22"/>
+        </w:rPr>
+        <w:pPrChange w:id="451" w:author="Benjamin J. Makhlouf" w:date="2025-10-09T10:59:00Z" w16du:dateUtc="2025-10-09T17:59:00Z">
           <w:pPr>
             <w:pStyle w:val="whitespace-normal"/>
             <w:spacing w:line="480" w:lineRule="auto"/>
@@ -14326,13 +14490,14 @@
           </w:pPr>
         </w:pPrChange>
       </w:pPr>
-      <w:ins w:id="468" w:author="Benjamin J. Makhlouf" w:date="2025-10-09T11:12:00Z" w16du:dateUtc="2025-10-09T18:12:00Z">
-        <w:r>
-          <w:rPr>
-            <w:rFonts w:ascii="Garamond" w:hAnsi="Garamond"/>
-            <w:sz w:val="22"/>
-            <w:szCs w:val="22"/>
-          </w:rPr>
+      <w:ins w:id="452" w:author="Benjamin J. Makhlouf" w:date="2025-10-09T11:12:00Z" w16du:dateUtc="2025-10-09T18:12:00Z">
+        <w:r>
+          <w:rPr>
+            <w:rFonts w:ascii="Garamond" w:hAnsi="Garamond"/>
+            <w:sz w:val="22"/>
+            <w:szCs w:val="22"/>
+          </w:rPr>
+          <w:lastRenderedPageBreak/>
           <w:tab/>
         </w:r>
       </w:ins>
@@ -14346,7 +14511,7 @@
           <w:sz w:val="22"/>
           <w:szCs w:val="22"/>
         </w:rPr>
-        <w:pPrChange w:id="469" w:author="Benjamin J. Makhlouf" w:date="2025-10-09T11:12:00Z" w16du:dateUtc="2025-10-09T18:12:00Z">
+        <w:pPrChange w:id="453" w:author="Benjamin J. Makhlouf" w:date="2025-10-09T11:12:00Z" w16du:dateUtc="2025-10-09T18:12:00Z">
           <w:pPr>
             <w:pStyle w:val="whitespace-normal"/>
             <w:spacing w:line="480" w:lineRule="auto"/>
@@ -14354,7 +14519,7 @@
           </w:pPr>
         </w:pPrChange>
       </w:pPr>
-      <w:ins w:id="470" w:author="Benjamin J. Makhlouf" w:date="2025-10-13T11:23:00Z" w16du:dateUtc="2025-10-13T18:23:00Z">
+      <w:ins w:id="454" w:author="Benjamin J. Makhlouf" w:date="2025-10-13T11:23:00Z" w16du:dateUtc="2025-10-13T18:23:00Z">
         <w:r>
           <w:rPr>
             <w:rFonts w:ascii="Garamond" w:hAnsi="Garamond"/>
@@ -14364,7 +14529,7 @@
           <w:t xml:space="preserve">Despite </w:t>
         </w:r>
       </w:ins>
-      <w:ins w:id="471" w:author="Benjamin J. Makhlouf" w:date="2025-10-09T11:12:00Z" w16du:dateUtc="2025-10-09T18:12:00Z">
+      <w:ins w:id="455" w:author="Benjamin J. Makhlouf" w:date="2025-10-09T11:12:00Z" w16du:dateUtc="2025-10-09T18:12:00Z">
         <w:r>
           <w:rPr>
             <w:rFonts w:ascii="Garamond" w:hAnsi="Garamond"/>
@@ -14374,7 +14539,7 @@
           <w:t>an</w:t>
         </w:r>
       </w:ins>
-      <w:del w:id="472" w:author="Benjamin J. Makhlouf" w:date="2025-10-09T11:12:00Z" w16du:dateUtc="2025-10-09T18:12:00Z">
+      <w:del w:id="456" w:author="Benjamin J. Makhlouf" w:date="2025-10-09T11:12:00Z" w16du:dateUtc="2025-10-09T18:12:00Z">
         <w:r>
           <w:rPr>
             <w:rFonts w:ascii="Garamond" w:hAnsi="Garamond"/>
@@ -14384,7 +14549,7 @@
           <w:delText>Although the methods presented he</w:delText>
         </w:r>
       </w:del>
-      <w:ins w:id="473" w:author="Benjamin J. Makhlouf" w:date="2025-10-09T11:12:00Z" w16du:dateUtc="2025-10-09T18:12:00Z">
+      <w:ins w:id="457" w:author="Benjamin J. Makhlouf" w:date="2025-10-09T11:12:00Z" w16du:dateUtc="2025-10-09T18:12:00Z">
         <w:r>
           <w:rPr>
             <w:rFonts w:ascii="Garamond" w:hAnsi="Garamond"/>
@@ -14394,7 +14559,7 @@
           <w:t xml:space="preserve"> advancement in</w:t>
         </w:r>
       </w:ins>
-      <w:del w:id="474" w:author="Benjamin J. Makhlouf" w:date="2025-10-09T11:12:00Z" w16du:dateUtc="2025-10-09T18:12:00Z">
+      <w:del w:id="458" w:author="Benjamin J. Makhlouf" w:date="2025-10-09T11:12:00Z" w16du:dateUtc="2025-10-09T18:12:00Z">
         <w:r>
           <w:rPr>
             <w:rFonts w:ascii="Garamond" w:hAnsi="Garamond"/>
@@ -14412,24 +14577,40 @@
         </w:rPr>
         <w:t xml:space="preserve"> the ability to discriminate among rivers for </w:t>
       </w:r>
-      <w:ins w:id="475" w:author="Daniel Schindler" w:date="2025-10-25T11:30:00Z" w16du:dateUtc="2025-10-25T18:30:00Z">
-        <w:r>
-          <w:rPr>
-            <w:rFonts w:ascii="Garamond" w:hAnsi="Garamond"/>
-            <w:sz w:val="22"/>
-            <w:szCs w:val="22"/>
-          </w:rPr>
-          <w:t>w</w:t>
-        </w:r>
-      </w:ins>
-      <w:del w:id="476" w:author="Daniel Schindler" w:date="2025-10-25T11:30:00Z" w16du:dateUtc="2025-10-25T18:30:00Z">
-        <w:r>
-          <w:rPr>
-            <w:rFonts w:ascii="Garamond" w:hAnsi="Garamond"/>
-            <w:sz w:val="22"/>
-            <w:szCs w:val="22"/>
-          </w:rPr>
-          <w:delText>W</w:delText>
+      <w:r>
+        <w:rPr>
+          <w:rFonts w:ascii="Garamond" w:hAnsi="Garamond"/>
+          <w:sz w:val="22"/>
+          <w:szCs w:val="22"/>
+        </w:rPr>
+        <w:t>w</w:t>
+      </w:r>
+      <w:r>
+        <w:rPr>
+          <w:rFonts w:ascii="Garamond" w:hAnsi="Garamond"/>
+          <w:sz w:val="22"/>
+          <w:szCs w:val="22"/>
+        </w:rPr>
+        <w:t>estern Alaska Chinook salmon, the</w:t>
+      </w:r>
+      <w:ins w:id="459" w:author="Benjamin J. Makhlouf" w:date="2025-10-09T11:12:00Z" w16du:dateUtc="2025-10-09T18:12:00Z">
+        <w:r>
+          <w:rPr>
+            <w:rFonts w:ascii="Garamond" w:hAnsi="Garamond"/>
+            <w:sz w:val="22"/>
+            <w:szCs w:val="22"/>
+          </w:rPr>
+          <w:t xml:space="preserve"> workflow presented here</w:t>
+        </w:r>
+      </w:ins>
+      <w:del w:id="460" w:author="Benjamin J. Makhlouf" w:date="2025-10-09T11:12:00Z" w16du:dateUtc="2025-10-09T18:12:00Z">
+        <w:r>
+          <w:rPr>
+            <w:rFonts w:ascii="Garamond" w:hAnsi="Garamond"/>
+            <w:sz w:val="22"/>
+            <w:szCs w:val="22"/>
+          </w:rPr>
+          <w:delText>y</w:delText>
         </w:r>
       </w:del>
       <w:r>
@@ -14438,37 +14619,9 @@
           <w:sz w:val="22"/>
           <w:szCs w:val="22"/>
         </w:rPr>
-        <w:t>estern Alaska Chinook salmon, the</w:t>
-      </w:r>
-      <w:ins w:id="477" w:author="Benjamin J. Makhlouf" w:date="2025-10-09T11:12:00Z" w16du:dateUtc="2025-10-09T18:12:00Z">
-        <w:r>
-          <w:rPr>
-            <w:rFonts w:ascii="Garamond" w:hAnsi="Garamond"/>
-            <w:sz w:val="22"/>
-            <w:szCs w:val="22"/>
-          </w:rPr>
-          <w:t xml:space="preserve"> workflow presented here</w:t>
-        </w:r>
-      </w:ins>
-      <w:del w:id="478" w:author="Benjamin J. Makhlouf" w:date="2025-10-09T11:12:00Z" w16du:dateUtc="2025-10-09T18:12:00Z">
-        <w:r>
-          <w:rPr>
-            <w:rFonts w:ascii="Garamond" w:hAnsi="Garamond"/>
-            <w:sz w:val="22"/>
-            <w:szCs w:val="22"/>
-          </w:rPr>
-          <w:delText>y</w:delText>
-        </w:r>
-      </w:del>
-      <w:r>
-        <w:rPr>
-          <w:rFonts w:ascii="Garamond" w:hAnsi="Garamond"/>
-          <w:sz w:val="22"/>
-          <w:szCs w:val="22"/>
-        </w:rPr>
         <w:t xml:space="preserve"> remain</w:t>
       </w:r>
-      <w:ins w:id="479" w:author="Benjamin J. Makhlouf" w:date="2025-10-09T11:12:00Z" w16du:dateUtc="2025-10-09T18:12:00Z">
+      <w:ins w:id="461" w:author="Benjamin J. Makhlouf" w:date="2025-10-09T11:12:00Z" w16du:dateUtc="2025-10-09T18:12:00Z">
         <w:r>
           <w:rPr>
             <w:rFonts w:ascii="Garamond" w:hAnsi="Garamond"/>
@@ -14484,18 +14637,9 @@
           <w:sz w:val="22"/>
           <w:szCs w:val="22"/>
         </w:rPr>
-        <w:t xml:space="preserve"> limited for in-season management or rapid research </w:t>
-      </w:r>
-      <w:r>
-        <w:rPr>
-          <w:rFonts w:ascii="Garamond" w:hAnsi="Garamond"/>
-          <w:sz w:val="22"/>
-          <w:szCs w:val="22"/>
-        </w:rPr>
-        <w:lastRenderedPageBreak/>
-        <w:t xml:space="preserve">applications. Otolith LA-ICPMS is costly and labor-intensive, making large-scale, real-time assessment of river origin for marine-caught samples impractical. Moreover, otolith collection is lethal, which may be prohibitive given the increasingly endangered status of Chinook salmon in this region. The model also relies on a large existing dataset with known river-of-origin labels derived from unique sampling efforts, a resource not available for most other species of concern. For example, comparable datasets do not exist for chum salmon, constraining the </w:t>
-      </w:r>
-      <w:ins w:id="480" w:author="Benjamin J. Makhlouf" w:date="2025-10-09T11:13:00Z" w16du:dateUtc="2025-10-09T18:13:00Z">
+        <w:t xml:space="preserve"> limited for in-season management or rapid research applications. Otolith LA-ICPMS is costly and labor-intensive, making large-scale, real-time assessment of river origin for marine-caught samples impractical. Moreover, otolith collection is lethal, which may be prohibitive given the increasingly endangered status of Chinook salmon in this region. The model also relies on a large existing dataset with known river-of-origin labels derived from unique sampling efforts, a resource not available for most other species of concern. For example, comparable datasets do not exist for chum salmon, constraining the </w:t>
+      </w:r>
+      <w:ins w:id="462" w:author="Benjamin J. Makhlouf" w:date="2025-10-09T11:13:00Z" w16du:dateUtc="2025-10-09T18:13:00Z">
         <w:r>
           <w:rPr>
             <w:rFonts w:ascii="Garamond" w:hAnsi="Garamond"/>
@@ -14505,65 +14649,65 @@
           <w:t xml:space="preserve">application of these methods to other similar species of concern in the region. </w:t>
         </w:r>
       </w:ins>
-      <w:ins w:id="481" w:author="Benjamin J. Makhlouf" w:date="2025-10-09T11:15:00Z" w16du:dateUtc="2025-10-09T18:15:00Z">
-        <w:r>
-          <w:rPr>
-            <w:rFonts w:ascii="Garamond" w:hAnsi="Garamond"/>
-            <w:sz w:val="22"/>
-            <w:szCs w:val="22"/>
-            <w:rPrChange w:id="482" w:author="Benjamin J. Makhlouf" w:date="2025-10-09T11:16:00Z" w16du:dateUtc="2025-10-09T18:16:00Z">
+      <w:ins w:id="463" w:author="Benjamin J. Makhlouf" w:date="2025-10-09T11:15:00Z" w16du:dateUtc="2025-10-09T18:15:00Z">
+        <w:r>
+          <w:rPr>
+            <w:rFonts w:ascii="Garamond" w:hAnsi="Garamond"/>
+            <w:sz w:val="22"/>
+            <w:szCs w:val="22"/>
+            <w:rPrChange w:id="464" w:author="Benjamin J. Makhlouf" w:date="2025-10-09T11:16:00Z" w16du:dateUtc="2025-10-09T18:16:00Z">
               <w:rPr/>
             </w:rPrChange>
           </w:rPr>
           <w:t xml:space="preserve">However, </w:t>
         </w:r>
       </w:ins>
-      <w:ins w:id="483" w:author="Benjamin J. Makhlouf" w:date="2025-10-09T11:16:00Z" w16du:dateUtc="2025-10-09T18:16:00Z">
-        <w:r>
-          <w:rPr>
-            <w:rFonts w:ascii="Garamond" w:hAnsi="Garamond"/>
-            <w:sz w:val="22"/>
-            <w:szCs w:val="22"/>
-            <w:rPrChange w:id="484" w:author="Benjamin J. Makhlouf" w:date="2025-10-09T11:16:00Z" w16du:dateUtc="2025-10-09T18:16:00Z">
+      <w:ins w:id="465" w:author="Benjamin J. Makhlouf" w:date="2025-10-09T11:16:00Z" w16du:dateUtc="2025-10-09T18:16:00Z">
+        <w:r>
+          <w:rPr>
+            <w:rFonts w:ascii="Garamond" w:hAnsi="Garamond"/>
+            <w:sz w:val="22"/>
+            <w:szCs w:val="22"/>
+            <w:rPrChange w:id="466" w:author="Benjamin J. Makhlouf" w:date="2025-10-09T11:16:00Z" w16du:dateUtc="2025-10-09T18:16:00Z">
               <w:rPr/>
             </w:rPrChange>
           </w:rPr>
           <w:t xml:space="preserve">if these </w:t>
         </w:r>
       </w:ins>
-      <w:ins w:id="485" w:author="Benjamin J. Makhlouf" w:date="2025-10-09T11:15:00Z" w16du:dateUtc="2025-10-09T18:15:00Z">
-        <w:r>
-          <w:rPr>
-            <w:rFonts w:ascii="Garamond" w:hAnsi="Garamond"/>
-            <w:sz w:val="22"/>
-            <w:szCs w:val="22"/>
-            <w:rPrChange w:id="486" w:author="Benjamin J. Makhlouf" w:date="2025-10-09T11:16:00Z" w16du:dateUtc="2025-10-09T18:16:00Z">
+      <w:ins w:id="467" w:author="Benjamin J. Makhlouf" w:date="2025-10-09T11:15:00Z" w16du:dateUtc="2025-10-09T18:15:00Z">
+        <w:r>
+          <w:rPr>
+            <w:rFonts w:ascii="Garamond" w:hAnsi="Garamond"/>
+            <w:sz w:val="22"/>
+            <w:szCs w:val="22"/>
+            <w:rPrChange w:id="468" w:author="Benjamin J. Makhlouf" w:date="2025-10-09T11:16:00Z" w16du:dateUtc="2025-10-09T18:16:00Z">
               <w:rPr/>
             </w:rPrChange>
           </w:rPr>
           <w:t>data and logistical limitations</w:t>
         </w:r>
       </w:ins>
-      <w:ins w:id="487" w:author="Benjamin J. Makhlouf" w:date="2025-10-09T11:16:00Z" w16du:dateUtc="2025-10-09T18:16:00Z">
-        <w:r>
-          <w:rPr>
-            <w:rFonts w:ascii="Garamond" w:hAnsi="Garamond"/>
-            <w:sz w:val="22"/>
-            <w:szCs w:val="22"/>
-            <w:rPrChange w:id="488" w:author="Benjamin J. Makhlouf" w:date="2025-10-09T11:16:00Z" w16du:dateUtc="2025-10-09T18:16:00Z">
+      <w:ins w:id="469" w:author="Benjamin J. Makhlouf" w:date="2025-10-09T11:16:00Z" w16du:dateUtc="2025-10-09T18:16:00Z">
+        <w:r>
+          <w:rPr>
+            <w:rFonts w:ascii="Garamond" w:hAnsi="Garamond"/>
+            <w:sz w:val="22"/>
+            <w:szCs w:val="22"/>
+            <w:rPrChange w:id="470" w:author="Benjamin J. Makhlouf" w:date="2025-10-09T11:16:00Z" w16du:dateUtc="2025-10-09T18:16:00Z">
               <w:rPr/>
             </w:rPrChange>
           </w:rPr>
           <w:t xml:space="preserve"> are satisfied</w:t>
         </w:r>
       </w:ins>
-      <w:ins w:id="489" w:author="Benjamin J. Makhlouf" w:date="2025-10-09T11:15:00Z" w16du:dateUtc="2025-10-09T18:15:00Z">
-        <w:r>
-          <w:rPr>
-            <w:rFonts w:ascii="Garamond" w:hAnsi="Garamond"/>
-            <w:sz w:val="22"/>
-            <w:szCs w:val="22"/>
-            <w:rPrChange w:id="490" w:author="Benjamin J. Makhlouf" w:date="2025-10-09T11:16:00Z" w16du:dateUtc="2025-10-09T18:16:00Z">
+      <w:ins w:id="471" w:author="Benjamin J. Makhlouf" w:date="2025-10-09T11:15:00Z" w16du:dateUtc="2025-10-09T18:15:00Z">
+        <w:r>
+          <w:rPr>
+            <w:rFonts w:ascii="Garamond" w:hAnsi="Garamond"/>
+            <w:sz w:val="22"/>
+            <w:szCs w:val="22"/>
+            <w:rPrChange w:id="472" w:author="Benjamin J. Makhlouf" w:date="2025-10-09T11:16:00Z" w16du:dateUtc="2025-10-09T18:16:00Z">
               <w:rPr/>
             </w:rPrChange>
           </w:rPr>
@@ -14574,7 +14718,7 @@
             <w:rFonts w:ascii="Garamond" w:hAnsi="Garamond"/>
             <w:sz w:val="22"/>
             <w:szCs w:val="22"/>
-            <w:rPrChange w:id="491" w:author="Benjamin J. Makhlouf" w:date="2025-10-09T11:16:00Z" w16du:dateUtc="2025-10-09T18:16:00Z">
+            <w:rPrChange w:id="473" w:author="Benjamin J. Makhlouf" w:date="2025-10-09T11:16:00Z" w16du:dateUtc="2025-10-09T18:16:00Z">
               <w:rPr/>
             </w:rPrChange>
           </w:rPr>
@@ -14585,14 +14729,14 @@
             <w:rFonts w:ascii="Garamond" w:hAnsi="Garamond"/>
             <w:sz w:val="22"/>
             <w:szCs w:val="22"/>
-            <w:rPrChange w:id="492" w:author="Benjamin J. Makhlouf" w:date="2025-10-09T11:16:00Z" w16du:dateUtc="2025-10-09T18:16:00Z">
+            <w:rPrChange w:id="474" w:author="Benjamin J. Makhlouf" w:date="2025-10-09T11:16:00Z" w16du:dateUtc="2025-10-09T18:16:00Z">
               <w:rPr/>
             </w:rPrChange>
           </w:rPr>
           <w:t>.</w:t>
         </w:r>
       </w:ins>
-      <w:del w:id="493" w:author="Benjamin J. Makhlouf" w:date="2025-10-09T11:13:00Z" w16du:dateUtc="2025-10-09T18:13:00Z">
+      <w:del w:id="475" w:author="Benjamin J. Makhlouf" w:date="2025-10-09T11:13:00Z" w16du:dateUtc="2025-10-09T18:13:00Z">
         <w:r>
           <w:rPr>
             <w:rFonts w:ascii="Garamond" w:hAnsi="Garamond"/>
@@ -14609,7 +14753,7 @@
         <w:ind w:firstLine="720"/>
         <w:outlineLvl w:val="1"/>
         <w:rPr>
-          <w:ins w:id="494" w:author="Daniel Schindler" w:date="2025-10-25T11:31:00Z" w16du:dateUtc="2025-10-25T18:31:00Z"/>
+          <w:ins w:id="476" w:author="Daniel Schindler" w:date="2025-10-25T11:31:00Z" w16du:dateUtc="2025-10-25T18:31:00Z"/>
           <w:rFonts w:ascii="Garamond" w:hAnsi="Garamond"/>
           <w:sz w:val="22"/>
           <w:szCs w:val="22"/>
@@ -14631,7 +14775,7 @@
         </w:rPr>
         <w:t>an opportunity to uncover new insights in ecological datasets</w:t>
       </w:r>
-      <w:ins w:id="495" w:author="Benjamin J. Makhlouf" w:date="2025-10-13T11:24:00Z" w16du:dateUtc="2025-10-13T18:24:00Z">
+      <w:ins w:id="477" w:author="Benjamin J. Makhlouf" w:date="2025-10-13T11:24:00Z" w16du:dateUtc="2025-10-13T18:24:00Z">
         <w:r>
           <w:rPr>
             <w:rFonts w:ascii="Garamond" w:hAnsi="Garamond"/>
@@ -14641,7 +14785,7 @@
           <w:t xml:space="preserve">. In some cases, this </w:t>
         </w:r>
       </w:ins>
-      <w:del w:id="496" w:author="Benjamin J. Makhlouf" w:date="2025-10-13T11:24:00Z" w16du:dateUtc="2025-10-13T18:24:00Z">
+      <w:del w:id="478" w:author="Benjamin J. Makhlouf" w:date="2025-10-13T11:24:00Z" w16du:dateUtc="2025-10-13T18:24:00Z">
         <w:r>
           <w:rPr>
             <w:rFonts w:ascii="Garamond" w:hAnsi="Garamond"/>
@@ -14683,7 +14827,7 @@
         </w:rPr>
         <w:t xml:space="preserve">attempting to maintain fishing opportunity while protecting species and populations of conservation </w:t>
       </w:r>
-      <w:del w:id="497" w:author="Benjamin J. Makhlouf" w:date="2025-10-13T11:24:00Z" w16du:dateUtc="2025-10-13T18:24:00Z">
+      <w:del w:id="479" w:author="Benjamin J. Makhlouf" w:date="2025-10-13T11:24:00Z" w16du:dateUtc="2025-10-13T18:24:00Z">
         <w:r>
           <w:rPr>
             <w:rFonts w:ascii="Garamond" w:hAnsi="Garamond"/>
@@ -14701,7 +14845,7 @@
           <w:delText>.</w:delText>
         </w:r>
       </w:del>
-      <w:ins w:id="498" w:author="Benjamin J. Makhlouf" w:date="2025-10-13T11:24:00Z" w16du:dateUtc="2025-10-13T18:24:00Z">
+      <w:ins w:id="480" w:author="Benjamin J. Makhlouf" w:date="2025-10-13T11:24:00Z" w16du:dateUtc="2025-10-13T18:24:00Z">
         <w:r>
           <w:rPr>
             <w:rFonts w:ascii="Garamond" w:hAnsi="Garamond"/>
@@ -14719,7 +14863,7 @@
         </w:rPr>
         <w:t xml:space="preserve"> In this case, enabling river-basin scale determination of provenance for marine-caught Chinook salmon allows managers to connect region-wide salmon population patterns with river-specific population health. </w:t>
       </w:r>
-      <w:ins w:id="499" w:author="Benjamin J. Makhlouf" w:date="2025-10-13T11:25:00Z" w16du:dateUtc="2025-10-13T18:25:00Z">
+      <w:ins w:id="481" w:author="Benjamin J. Makhlouf" w:date="2025-10-13T11:25:00Z" w16du:dateUtc="2025-10-13T18:25:00Z">
         <w:r>
           <w:rPr>
             <w:rFonts w:ascii="Garamond" w:hAnsi="Garamond"/>
@@ -14729,7 +14873,7 @@
           <w:t xml:space="preserve">Doing so may allow </w:t>
         </w:r>
       </w:ins>
-      <w:del w:id="500" w:author="Benjamin J. Makhlouf" w:date="2025-10-13T11:25:00Z" w16du:dateUtc="2025-10-13T18:25:00Z">
+      <w:del w:id="482" w:author="Benjamin J. Makhlouf" w:date="2025-10-13T11:25:00Z" w16du:dateUtc="2025-10-13T18:25:00Z">
         <w:r>
           <w:rPr>
             <w:rFonts w:ascii="Garamond" w:hAnsi="Garamond"/>
@@ -14747,7 +14891,7 @@
         </w:rPr>
         <w:t xml:space="preserve">researchers </w:t>
       </w:r>
-      <w:ins w:id="501" w:author="Benjamin J. Makhlouf" w:date="2025-10-13T11:25:00Z" w16du:dateUtc="2025-10-13T18:25:00Z">
+      <w:ins w:id="483" w:author="Benjamin J. Makhlouf" w:date="2025-10-13T11:25:00Z" w16du:dateUtc="2025-10-13T18:25:00Z">
         <w:r>
           <w:rPr>
             <w:rFonts w:ascii="Garamond" w:hAnsi="Garamond"/>
@@ -14757,7 +14901,7 @@
           <w:t>to</w:t>
         </w:r>
       </w:ins>
-      <w:del w:id="502" w:author="Benjamin J. Makhlouf" w:date="2025-10-13T11:25:00Z" w16du:dateUtc="2025-10-13T18:25:00Z">
+      <w:del w:id="484" w:author="Benjamin J. Makhlouf" w:date="2025-10-13T11:25:00Z" w16du:dateUtc="2025-10-13T18:25:00Z">
         <w:r>
           <w:rPr>
             <w:rFonts w:ascii="Garamond" w:hAnsi="Garamond"/>
@@ -14795,30 +14939,17 @@
     <w:p>
       <w:pPr>
         <w:spacing w:before="100" w:beforeAutospacing="1" w:after="100" w:afterAutospacing="1" w:line="480" w:lineRule="auto"/>
-        <w:ind w:firstLine="720"/>
         <w:outlineLvl w:val="1"/>
         <w:rPr>
-          <w:ins w:id="503" w:author="Daniel Schindler" w:date="2025-10-25T11:31:00Z" w16du:dateUtc="2025-10-25T18:31:00Z"/>
           <w:rFonts w:ascii="Garamond" w:hAnsi="Garamond"/>
           <w:sz w:val="22"/>
           <w:szCs w:val="22"/>
         </w:rPr>
       </w:pPr>
-      <w:ins w:id="504" w:author="Daniel Schindler" w:date="2025-10-25T11:31:00Z" w16du:dateUtc="2025-10-25T18:31:00Z">
-        <w:r>
-          <w:rPr>
-            <w:rFonts w:ascii="Garamond" w:hAnsi="Garamond"/>
-            <w:sz w:val="22"/>
-            <w:szCs w:val="22"/>
-          </w:rPr>
-          <w:t>Excellent Discussion!!!</w:t>
-        </w:r>
-      </w:ins>
     </w:p>
     <w:p>
       <w:pPr>
         <w:spacing w:before="100" w:beforeAutospacing="1" w:after="100" w:afterAutospacing="1" w:line="480" w:lineRule="auto"/>
-        <w:ind w:firstLine="720"/>
         <w:outlineLvl w:val="1"/>
         <w:rPr>
           <w:rFonts w:ascii="Garamond" w:hAnsi="Garamond"/>
@@ -14826,26 +14957,59 @@
           <w:szCs w:val="22"/>
         </w:rPr>
       </w:pPr>
-      <w:ins w:id="505" w:author="Daniel Schindler" w:date="2025-10-25T11:31:00Z" w16du:dateUtc="2025-10-25T18:31:00Z">
-        <w:r>
-          <w:rPr>
-            <w:rFonts w:ascii="Garamond" w:hAnsi="Garamond"/>
-            <w:sz w:val="22"/>
-            <w:szCs w:val="22"/>
-          </w:rPr>
-          <w:t>Make sure to add acknowledgements section. Both the Arctic-Yukon-Kuskokwim Sus</w:t>
-        </w:r>
-      </w:ins>
-      <w:ins w:id="506" w:author="Daniel Schindler" w:date="2025-10-25T11:32:00Z" w16du:dateUtc="2025-10-25T18:32:00Z">
-        <w:r>
-          <w:rPr>
-            <w:rFonts w:ascii="Garamond" w:hAnsi="Garamond"/>
-            <w:sz w:val="22"/>
-            <w:szCs w:val="22"/>
-          </w:rPr>
-          <w:t>tainable Salmon Initiative and the Kuskokwim River Intertribal Fish Commission should be acknowledged for funding the project.</w:t>
-        </w:r>
-      </w:ins>
+      <w:r>
+        <w:rPr>
+          <w:rFonts w:ascii="Garamond" w:hAnsi="Garamond"/>
+          <w:sz w:val="22"/>
+          <w:szCs w:val="22"/>
+        </w:rPr>
+        <w:t xml:space="preserve">Acknowledgements: </w:t>
+      </w:r>
+    </w:p>
+    <w:p>
+      <w:pPr>
+        <w:spacing w:before="100" w:beforeAutospacing="1" w:after="100" w:afterAutospacing="1" w:line="480" w:lineRule="auto"/>
+        <w:outlineLvl w:val="1"/>
+        <w:rPr>
+          <w:rFonts w:ascii="Garamond" w:hAnsi="Garamond"/>
+          <w:sz w:val="22"/>
+          <w:szCs w:val="22"/>
+        </w:rPr>
+      </w:pPr>
+      <w:r>
+        <w:rPr>
+          <w:rFonts w:ascii="Garamond" w:hAnsi="Garamond"/>
+          <w:sz w:val="22"/>
+          <w:szCs w:val="22"/>
+        </w:rPr>
+        <w:t xml:space="preserve">Arctic-Yukon-Kuskokwim Sustainable Salmon Initiative and the Kuskokwim River Intertribal Fish </w:t>
+      </w:r>
+      <w:proofErr w:type="gramStart"/>
+      <w:r>
+        <w:rPr>
+          <w:rFonts w:ascii="Garamond" w:hAnsi="Garamond"/>
+          <w:sz w:val="22"/>
+          <w:szCs w:val="22"/>
+        </w:rPr>
+        <w:t xml:space="preserve">Commission </w:t>
+      </w:r>
+      <w:r>
+        <w:rPr>
+          <w:rFonts w:ascii="Garamond" w:hAnsi="Garamond"/>
+          <w:sz w:val="22"/>
+          <w:szCs w:val="22"/>
+        </w:rPr>
+        <w:t>,</w:t>
+      </w:r>
+      <w:proofErr w:type="gramEnd"/>
+      <w:r>
+        <w:rPr>
+          <w:rFonts w:ascii="Garamond" w:hAnsi="Garamond"/>
+          <w:sz w:val="22"/>
+          <w:szCs w:val="22"/>
+        </w:rPr>
+        <w:t xml:space="preserve"> Sean. </w:t>
+      </w:r>
     </w:p>
     <w:sectPr>
       <w:pgSz w:w="12240" w:h="15840"/>
@@ -15056,7 +15220,7 @@
       </w:r>
     </w:p>
   </w:comment>
-  <w:comment w:id="146" w:author="Valentina M. Staneva" w:date="2025-09-27T17:02:00Z" w:initials="VMS">
+  <w:comment w:id="144" w:author="Valentina M. Staneva" w:date="2025-09-27T17:02:00Z" w:initials="VMS">
     <w:p>
       <w:r>
         <w:rPr>
@@ -15073,7 +15237,7 @@
       </w:r>
     </w:p>
   </w:comment>
-  <w:comment w:id="147" w:author="Benjamin J. Makhlouf" w:date="2025-09-02T09:56:00Z" w:initials="b">
+  <w:comment w:id="145" w:author="Benjamin J. Makhlouf" w:date="2025-09-02T09:56:00Z" w:initials="b">
     <w:p>
       <w:r>
         <w:rPr>
@@ -15090,7 +15254,7 @@
       </w:r>
     </w:p>
   </w:comment>
-  <w:comment w:id="150" w:author="Daniel Schindler" w:date="2025-10-25T11:13:00Z" w:initials="DS">
+  <w:comment w:id="148" w:author="Daniel Schindler" w:date="2025-10-25T11:13:00Z" w:initials="DS">
     <w:p>
       <w:pPr>
         <w:pStyle w:val="CommentText"/>
@@ -15106,7 +15270,7 @@
       </w:r>
     </w:p>
   </w:comment>
-  <w:comment w:id="152" w:author="Daniel Schindler" w:date="2025-10-02T15:21:00Z" w:initials="DS">
+  <w:comment w:id="150" w:author="Daniel Schindler" w:date="2025-10-02T15:21:00Z" w:initials="DS">
     <w:p>
       <w:pPr>
         <w:pStyle w:val="CommentText"/>
@@ -15122,7 +15286,7 @@
       </w:r>
     </w:p>
   </w:comment>
-  <w:comment w:id="157" w:author="Daniel Schindler" w:date="2025-10-02T15:22:00Z" w:initials="DS">
+  <w:comment w:id="155" w:author="Daniel Schindler" w:date="2025-10-02T15:22:00Z" w:initials="DS">
     <w:p>
       <w:pPr>
         <w:pStyle w:val="CommentText"/>
@@ -15138,7 +15302,7 @@
       </w:r>
     </w:p>
   </w:comment>
-  <w:comment w:id="175" w:author="Valentina M. Staneva" w:date="2025-09-29T08:12:00Z" w:initials="VMS">
+  <w:comment w:id="173" w:author="Valentina M. Staneva" w:date="2025-09-29T08:12:00Z" w:initials="VMS">
     <w:p>
       <w:r>
         <w:rPr>
@@ -15155,7 +15319,7 @@
       </w:r>
     </w:p>
   </w:comment>
-  <w:comment w:id="181" w:author="Daniel Schindler" w:date="2025-10-25T11:15:00Z" w:initials="DS">
+  <w:comment w:id="179" w:author="Daniel Schindler" w:date="2025-10-25T11:15:00Z" w:initials="DS">
     <w:p>
       <w:pPr>
         <w:pStyle w:val="CommentText"/>
@@ -15171,7 +15335,7 @@
       </w:r>
     </w:p>
   </w:comment>
-  <w:comment w:id="183" w:author="Valentina M. Staneva" w:date="2025-09-29T08:43:00Z" w:initials="VMS">
+  <w:comment w:id="181" w:author="Valentina M. Staneva" w:date="2025-09-29T08:43:00Z" w:initials="VMS">
     <w:p>
       <w:r>
         <w:rPr>
@@ -15188,7 +15352,7 @@
       </w:r>
     </w:p>
   </w:comment>
-  <w:comment w:id="184" w:author="Valentina M. Staneva" w:date="2025-09-29T08:46:00Z" w:initials="VMS">
+  <w:comment w:id="182" w:author="Valentina M. Staneva" w:date="2025-09-29T08:46:00Z" w:initials="VMS">
     <w:p>
       <w:r>
         <w:rPr>
@@ -15205,7 +15369,7 @@
       </w:r>
     </w:p>
   </w:comment>
-  <w:comment w:id="195" w:author="Daniel Schindler" w:date="2025-10-02T15:26:00Z" w:initials="DS">
+  <w:comment w:id="193" w:author="Daniel Schindler" w:date="2025-10-02T15:26:00Z" w:initials="DS">
     <w:p>
       <w:pPr>
         <w:pStyle w:val="CommentText"/>
@@ -15221,7 +15385,7 @@
       </w:r>
     </w:p>
   </w:comment>
-  <w:comment w:id="220" w:author="Daniel Schindler" w:date="2025-10-25T11:20:00Z" w:initials="DS">
+  <w:comment w:id="218" w:author="Daniel Schindler" w:date="2025-10-25T11:20:00Z" w:initials="DS">
     <w:p>
       <w:pPr>
         <w:pStyle w:val="CommentText"/>
@@ -15237,7 +15401,24 @@
       </w:r>
     </w:p>
   </w:comment>
-  <w:comment w:id="258" w:author="Daniel Schindler" w:date="2025-10-03T12:50:00Z" w:initials="DS">
+  <w:comment w:id="219" w:author="bmak29" w:date="2025-10-27T08:40:00Z" w:initials="b">
+    <w:p>
+      <w:r>
+        <w:rPr>
+          <w:rStyle w:val="CommentReference"/>
+        </w:rPr>
+        <w:annotationRef/>
+      </w:r>
+      <w:r>
+        <w:rPr>
+          <w:sz w:val="20"/>
+          <w:szCs w:val="20"/>
+        </w:rPr>
+        <w:t>I'll produce one to see what it looks like</w:t>
+      </w:r>
+    </w:p>
+  </w:comment>
+  <w:comment w:id="257" w:author="Daniel Schindler" w:date="2025-10-03T12:50:00Z" w:initials="DS">
     <w:p>
       <w:pPr>
         <w:pStyle w:val="CommentText"/>
@@ -15253,7 +15434,7 @@
       </w:r>
     </w:p>
   </w:comment>
-  <w:comment w:id="260" w:author="Daniel Schindler" w:date="2025-10-02T15:30:00Z" w:initials="DS">
+  <w:comment w:id="259" w:author="Daniel Schindler" w:date="2025-10-02T15:30:00Z" w:initials="DS">
     <w:p>
       <w:pPr>
         <w:pStyle w:val="CommentText"/>
@@ -15269,7 +15450,7 @@
       </w:r>
     </w:p>
   </w:comment>
-  <w:comment w:id="261" w:author="Daniel Schindler" w:date="2025-10-25T11:21:00Z" w:initials="DS">
+  <w:comment w:id="260" w:author="Daniel Schindler" w:date="2025-10-25T11:21:00Z" w:initials="DS">
     <w:p>
       <w:pPr>
         <w:pStyle w:val="CommentText"/>
@@ -15285,7 +15466,7 @@
       </w:r>
     </w:p>
   </w:comment>
-  <w:comment w:id="277" w:author="Daniel Schindler" w:date="2025-10-25T11:23:00Z" w:initials="DS">
+  <w:comment w:id="272" w:author="Daniel Schindler" w:date="2025-10-25T11:23:00Z" w:initials="DS">
     <w:p>
       <w:pPr>
         <w:pStyle w:val="CommentText"/>
@@ -15301,7 +15482,7 @@
       </w:r>
     </w:p>
   </w:comment>
-  <w:comment w:id="279" w:author="Daniel Schindler" w:date="2025-10-25T11:23:00Z" w:initials="DS">
+  <w:comment w:id="273" w:author="Daniel Schindler" w:date="2025-10-25T11:23:00Z" w:initials="DS">
     <w:p>
       <w:pPr>
         <w:pStyle w:val="CommentText"/>
@@ -15317,7 +15498,7 @@
       </w:r>
     </w:p>
   </w:comment>
-  <w:comment w:id="294" w:author="Daniel Schindler" w:date="2025-10-25T11:25:00Z" w:initials="DS">
+  <w:comment w:id="289" w:author="Daniel Schindler" w:date="2025-10-25T11:25:00Z" w:initials="DS">
     <w:p>
       <w:pPr>
         <w:pStyle w:val="CommentText"/>
@@ -15333,7 +15514,7 @@
       </w:r>
     </w:p>
   </w:comment>
-  <w:comment w:id="299" w:author="Daniel Schindler" w:date="2025-10-06T10:56:00Z" w:initials="DS">
+  <w:comment w:id="294" w:author="Daniel Schindler" w:date="2025-10-06T10:56:00Z" w:initials="DS">
     <w:p>
       <w:pPr>
         <w:pStyle w:val="CommentText"/>
@@ -15349,7 +15530,7 @@
       </w:r>
     </w:p>
   </w:comment>
-  <w:comment w:id="300" w:author="Daniel Schindler" w:date="2025-10-06T10:56:00Z" w:initials="DS">
+  <w:comment w:id="295" w:author="Daniel Schindler" w:date="2025-10-06T10:56:00Z" w:initials="DS">
     <w:p>
       <w:pPr>
         <w:pStyle w:val="CommentText"/>
@@ -15365,7 +15546,7 @@
       </w:r>
     </w:p>
   </w:comment>
-  <w:comment w:id="302" w:author="Valentina M. Staneva" w:date="2025-09-29T10:51:00Z" w:initials="VMS">
+  <w:comment w:id="297" w:author="Valentina M. Staneva" w:date="2025-09-29T10:51:00Z" w:initials="VMS">
     <w:p>
       <w:r>
         <w:rPr>
@@ -15382,7 +15563,7 @@
       </w:r>
     </w:p>
   </w:comment>
-  <w:comment w:id="312" w:author="Valentina M. Staneva" w:date="2025-09-28T16:25:00Z" w:initials="VMS">
+  <w:comment w:id="305" w:author="Valentina M. Staneva" w:date="2025-09-28T16:25:00Z" w:initials="VMS">
     <w:p>
       <w:r>
         <w:rPr>
@@ -15399,7 +15580,7 @@
       </w:r>
     </w:p>
   </w:comment>
-  <w:comment w:id="369" w:author="Valentina M. Staneva" w:date="2025-09-28T16:28:00Z" w:initials="VMS">
+  <w:comment w:id="351" w:author="bmak29" w:date="2025-10-27T08:54:00Z" w:initials="b">
     <w:p>
       <w:r>
         <w:rPr>
@@ -15412,11 +15593,11 @@
           <w:sz w:val="20"/>
           <w:szCs w:val="20"/>
         </w:rPr>
-        <w:t>which?</w:t>
+        <w:t>Add cite</w:t>
       </w:r>
     </w:p>
   </w:comment>
-  <w:comment w:id="445" w:author="Valentina M. Staneva" w:date="2025-09-28T18:30:00Z" w:initials="VMS">
+  <w:comment w:id="365" w:author="Valentina M. Staneva" w:date="2025-09-28T16:28:00Z" w:initials="VMS">
     <w:p>
       <w:r>
         <w:rPr>
@@ -15429,7 +15610,7 @@
           <w:sz w:val="20"/>
           <w:szCs w:val="20"/>
         </w:rPr>
-        <w:t xml:space="preserve">Could add that the whole approach is rather general and can be implemented for other such data (other fish, other region). </w:t>
+        <w:t>which?</w:t>
       </w:r>
     </w:p>
   </w:comment>
@@ -15456,14 +15637,15 @@
   <w15:commentEx w15:paraId="709A2CCE" w15:done="1"/>
   <w15:commentEx w15:paraId="4CD7C17E" w15:done="1"/>
   <w15:commentEx w15:paraId="3471AB53" w15:done="1"/>
-  <w15:commentEx w15:paraId="0D12D82A" w15:done="0"/>
+  <w15:commentEx w15:paraId="0D12D82A" w15:done="1"/>
   <w15:commentEx w15:paraId="148A0BEE" w15:done="0"/>
   <w15:commentEx w15:paraId="55BD51FF" w15:paraIdParent="148A0BEE" w15:done="0"/>
   <w15:commentEx w15:paraId="0A19D0FE" w15:done="1"/>
   <w15:commentEx w15:paraId="675A943E" w15:done="0"/>
+  <w15:commentEx w15:paraId="2049A98D" w15:paraIdParent="675A943E" w15:done="0"/>
   <w15:commentEx w15:paraId="79D3B7F7" w15:done="1"/>
   <w15:commentEx w15:paraId="1363313F" w15:done="0"/>
-  <w15:commentEx w15:paraId="50EEEBDC" w15:done="0"/>
+  <w15:commentEx w15:paraId="50EEEBDC" w15:done="1"/>
   <w15:commentEx w15:paraId="01743871" w15:done="0"/>
   <w15:commentEx w15:paraId="7EC890DE" w15:done="0"/>
   <w15:commentEx w15:paraId="55B434CA" w15:done="0"/>
@@ -15471,8 +15653,8 @@
   <w15:commentEx w15:paraId="752E5439" w15:done="0"/>
   <w15:commentEx w15:paraId="00A06E06" w15:done="1"/>
   <w15:commentEx w15:paraId="31E84DFE" w15:done="1"/>
+  <w15:commentEx w15:paraId="42FC3DA8" w15:done="0"/>
   <w15:commentEx w15:paraId="7D7AD7A5" w15:done="1"/>
-  <w15:commentEx w15:paraId="2B055E78" w15:done="1"/>
 </w15:commentsEx>
 </file>
 
@@ -15501,6 +15683,7 @@
   <w16cex:commentExtensible w16cex:durableId="1AE1AF2B" w16cex:dateUtc="2025-09-29T15:46:00Z"/>
   <w16cex:commentExtensible w16cex:durableId="350AADE7" w16cex:dateUtc="2025-10-02T22:26:00Z"/>
   <w16cex:commentExtensible w16cex:durableId="225D921D" w16cex:dateUtc="2025-10-25T18:20:00Z"/>
+  <w16cex:commentExtensible w16cex:durableId="0FBE3D6B" w16cex:dateUtc="2025-10-27T12:40:00Z"/>
   <w16cex:commentExtensible w16cex:durableId="210F527C" w16cex:dateUtc="2025-10-03T19:50:00Z"/>
   <w16cex:commentExtensible w16cex:durableId="30F3436A" w16cex:dateUtc="2025-10-02T22:30:00Z"/>
   <w16cex:commentExtensible w16cex:durableId="779C829C" w16cex:dateUtc="2025-10-25T18:21:00Z"/>
@@ -15511,8 +15694,8 @@
   <w16cex:commentExtensible w16cex:durableId="3A1D4E6D" w16cex:dateUtc="2025-10-06T17:56:00Z"/>
   <w16cex:commentExtensible w16cex:durableId="37956EA5" w16cex:dateUtc="2025-09-29T17:51:00Z"/>
   <w16cex:commentExtensible w16cex:durableId="7B5EF19A" w16cex:dateUtc="2025-09-28T23:25:00Z"/>
+  <w16cex:commentExtensible w16cex:durableId="05785BBC" w16cex:dateUtc="2025-10-27T12:54:00Z"/>
   <w16cex:commentExtensible w16cex:durableId="7C4DD3A0" w16cex:dateUtc="2025-09-28T23:28:00Z"/>
-  <w16cex:commentExtensible w16cex:durableId="22307157" w16cex:dateUtc="2025-09-29T01:30:00Z"/>
 </w16cex:commentsExtensible>
 </file>
 
@@ -15541,6 +15724,7 @@
   <w16cid:commentId w16cid:paraId="55BD51FF" w16cid:durableId="1AE1AF2B"/>
   <w16cid:commentId w16cid:paraId="0A19D0FE" w16cid:durableId="350AADE7"/>
   <w16cid:commentId w16cid:paraId="675A943E" w16cid:durableId="225D921D"/>
+  <w16cid:commentId w16cid:paraId="2049A98D" w16cid:durableId="0FBE3D6B"/>
   <w16cid:commentId w16cid:paraId="79D3B7F7" w16cid:durableId="210F527C"/>
   <w16cid:commentId w16cid:paraId="1363313F" w16cid:durableId="30F3436A"/>
   <w16cid:commentId w16cid:paraId="50EEEBDC" w16cid:durableId="779C829C"/>
@@ -15551,8 +15735,8 @@
   <w16cid:commentId w16cid:paraId="752E5439" w16cid:durableId="3A1D4E6D"/>
   <w16cid:commentId w16cid:paraId="00A06E06" w16cid:durableId="37956EA5"/>
   <w16cid:commentId w16cid:paraId="31E84DFE" w16cid:durableId="7B5EF19A"/>
+  <w16cid:commentId w16cid:paraId="42FC3DA8" w16cid:durableId="05785BBC"/>
   <w16cid:commentId w16cid:paraId="7D7AD7A5" w16cid:durableId="7C4DD3A0"/>
-  <w16cid:commentId w16cid:paraId="2B055E78" w16cid:durableId="22307157"/>
 </w16cid:commentsIds>
 </file>
 

--- a/Docs/FeedbackIn/Machine learning applied to otolith timeseries data to discriminate river of origin for Western Alaska Salmon.docx
+++ b/Docs/FeedbackIn/Machine learning applied to otolith timeseries data to discriminate river of origin for Western Alaska Salmon.docx
@@ -3264,7 +3264,7 @@
           <w:sz w:val="22"/>
           <w:szCs w:val="22"/>
         </w:rPr>
-        <w:t xml:space="preserve"> (Figure 1).</w:t>
+        <w:t xml:space="preserve">. </w:t>
       </w:r>
     </w:p>
     <w:p>
@@ -3525,7 +3525,39 @@
           <w:sz w:val="22"/>
           <w:szCs w:val="22"/>
         </w:rPr>
-        <w:t xml:space="preserve"> rapid movement through multiple environments prevents full isotopic equilibration between the otolith and </w:t>
+        <w:t xml:space="preserve"> rapid movement through multiple environments prevents full isotopic equilibration between the otolith and ambient water. For Pacific salmon, which </w:t>
+      </w:r>
+      <w:r>
+        <w:rPr>
+          <w:rFonts w:ascii="Garamond" w:hAnsi="Garamond"/>
+          <w:sz w:val="22"/>
+          <w:szCs w:val="22"/>
+        </w:rPr>
+        <w:t xml:space="preserve">often </w:t>
+      </w:r>
+      <w:r>
+        <w:rPr>
+          <w:rFonts w:ascii="Garamond" w:hAnsi="Garamond"/>
+          <w:sz w:val="22"/>
+          <w:szCs w:val="22"/>
+        </w:rPr>
+        <w:t xml:space="preserve">migrate quickly </w:t>
+      </w:r>
+      <w:r>
+        <w:rPr>
+          <w:rFonts w:ascii="Garamond" w:hAnsi="Garamond"/>
+          <w:sz w:val="22"/>
+          <w:szCs w:val="22"/>
+        </w:rPr>
+        <w:t>among different</w:t>
+      </w:r>
+      <w:r>
+        <w:rPr>
+          <w:rFonts w:ascii="Garamond" w:hAnsi="Garamond"/>
+          <w:sz w:val="22"/>
+          <w:szCs w:val="22"/>
+        </w:rPr>
+        <w:t xml:space="preserve"> freshwater rearing habitats </w:t>
       </w:r>
       <w:r>
         <w:rPr>
@@ -3534,46 +3566,6 @@
           <w:szCs w:val="22"/>
         </w:rPr>
         <w:lastRenderedPageBreak/>
-        <w:t xml:space="preserve">ambient water. For Pacific salmon, which </w:t>
-      </w:r>
-      <w:r>
-        <w:rPr>
-          <w:rFonts w:ascii="Garamond" w:hAnsi="Garamond"/>
-          <w:sz w:val="22"/>
-          <w:szCs w:val="22"/>
-        </w:rPr>
-        <w:t xml:space="preserve">often </w:t>
-      </w:r>
-      <w:r>
-        <w:rPr>
-          <w:rFonts w:ascii="Garamond" w:hAnsi="Garamond"/>
-          <w:sz w:val="22"/>
-          <w:szCs w:val="22"/>
-        </w:rPr>
-        <w:t xml:space="preserve">migrate quickly </w:t>
-      </w:r>
-      <w:r>
-        <w:rPr>
-          <w:rFonts w:ascii="Garamond" w:hAnsi="Garamond"/>
-          <w:sz w:val="22"/>
-          <w:szCs w:val="22"/>
-        </w:rPr>
-        <w:t>among different</w:t>
-      </w:r>
-      <w:r>
-        <w:rPr>
-          <w:rFonts w:ascii="Garamond" w:hAnsi="Garamond"/>
-          <w:sz w:val="22"/>
-          <w:szCs w:val="22"/>
-        </w:rPr>
-        <w:t xml:space="preserve"> freshwater rearing habitats </w:t>
-      </w:r>
-      <w:r>
-        <w:rPr>
-          <w:rFonts w:ascii="Garamond" w:hAnsi="Garamond"/>
-          <w:sz w:val="22"/>
-          <w:szCs w:val="22"/>
-        </w:rPr>
         <w:t xml:space="preserve">on their migration </w:t>
       </w:r>
       <w:r>
@@ -6737,7 +6729,23 @@
           <w:sz w:val="22"/>
           <w:szCs w:val="22"/>
         </w:rPr>
-        <w:t xml:space="preserve">% of variance) and PC2 (20.9% of variance) as well as between PC1 and PC3 (10.2% of variance). </w:t>
+        <w:t>% of variance) and PC2 (20.9% of variance) as well as between PC1 and PC3 (10.2% of variance)</w:t>
+      </w:r>
+      <w:r>
+        <w:rPr>
+          <w:rFonts w:ascii="Garamond" w:hAnsi="Garamond"/>
+          <w:sz w:val="22"/>
+          <w:szCs w:val="22"/>
+        </w:rPr>
+        <w:t xml:space="preserve"> (Figure 3a)</w:t>
+      </w:r>
+      <w:r>
+        <w:rPr>
+          <w:rFonts w:ascii="Garamond" w:hAnsi="Garamond"/>
+          <w:sz w:val="22"/>
+          <w:szCs w:val="22"/>
+        </w:rPr>
+        <w:t xml:space="preserve">. </w:t>
       </w:r>
       <w:r>
         <w:rPr>
@@ -7609,7 +7617,23 @@
           <w:sz w:val="22"/>
           <w:szCs w:val="22"/>
         </w:rPr>
-        <w:t xml:space="preserve"> (Figure 2). </w:t>
+        <w:t xml:space="preserve"> (Figure </w:t>
+      </w:r>
+      <w:r>
+        <w:rPr>
+          <w:rFonts w:ascii="Garamond" w:hAnsi="Garamond"/>
+          <w:sz w:val="22"/>
+          <w:szCs w:val="22"/>
+        </w:rPr>
+        <w:t>4</w:t>
+      </w:r>
+      <w:r>
+        <w:rPr>
+          <w:rFonts w:ascii="Garamond" w:hAnsi="Garamond"/>
+          <w:sz w:val="22"/>
+          <w:szCs w:val="22"/>
+        </w:rPr>
+        <w:t xml:space="preserve">). </w:t>
       </w:r>
       <w:r>
         <w:rPr>
@@ -7934,7 +7958,23 @@
           <w:sz w:val="22"/>
           <w:szCs w:val="22"/>
         </w:rPr>
-        <w:t>were generated to visualize class-specific accuracy and to explore trends in misclassification among classes (Figure 3).</w:t>
+        <w:t xml:space="preserve">were generated to visualize class-specific accuracy and to explore trends in misclassification among classes (Figure </w:t>
+      </w:r>
+      <w:r>
+        <w:rPr>
+          <w:rFonts w:ascii="Garamond" w:hAnsi="Garamond"/>
+          <w:sz w:val="22"/>
+          <w:szCs w:val="22"/>
+        </w:rPr>
+        <w:t>5</w:t>
+      </w:r>
+      <w:r>
+        <w:rPr>
+          <w:rFonts w:ascii="Garamond" w:hAnsi="Garamond"/>
+          <w:sz w:val="22"/>
+          <w:szCs w:val="22"/>
+        </w:rPr>
+        <w:t>).</w:t>
       </w:r>
       <w:r>
         <w:rPr>
@@ -8014,15 +8054,7 @@
           <w:sz w:val="22"/>
           <w:szCs w:val="22"/>
         </w:rPr>
-        <w:t xml:space="preserve"> (Figure 1a). </w:t>
-      </w:r>
-      <w:r>
-        <w:rPr>
-          <w:rFonts w:ascii="Garamond" w:hAnsi="Garamond"/>
-          <w:sz w:val="22"/>
-          <w:szCs w:val="22"/>
-        </w:rPr>
-        <w:t xml:space="preserve"> </w:t>
+        <w:t xml:space="preserve">. </w:t>
       </w:r>
     </w:p>
     <w:p>
@@ -8764,7 +8796,39 @@
           <w:sz w:val="22"/>
           <w:szCs w:val="22"/>
         </w:rPr>
-        <w:t>. The first two principal components together captured 97.3% of the total variance in the dataset (PC1: 92.2%, PC2: 5.1%, Figure 4). Despite clear clustering patterns, some overlap remained among all three watersheds. Kuskokwim samples (Figure 4, red) exhibited the greatest degree of overlap</w:t>
+        <w:t xml:space="preserve">. The first two principal components together captured 97.3% of the total variance in the dataset (PC1: 92.2%, PC2: 5.1%, Figure </w:t>
+      </w:r>
+      <w:r>
+        <w:rPr>
+          <w:rFonts w:ascii="Garamond" w:hAnsi="Garamond"/>
+          <w:sz w:val="22"/>
+          <w:szCs w:val="22"/>
+        </w:rPr>
+        <w:t>2</w:t>
+      </w:r>
+      <w:r>
+        <w:rPr>
+          <w:rFonts w:ascii="Garamond" w:hAnsi="Garamond"/>
+          <w:sz w:val="22"/>
+          <w:szCs w:val="22"/>
+        </w:rPr>
+        <w:t xml:space="preserve">). Despite clear clustering patterns, some overlap remained among all three watersheds. Kuskokwim samples (Figure </w:t>
+      </w:r>
+      <w:r>
+        <w:rPr>
+          <w:rFonts w:ascii="Garamond" w:hAnsi="Garamond"/>
+          <w:sz w:val="22"/>
+          <w:szCs w:val="22"/>
+        </w:rPr>
+        <w:t>2</w:t>
+      </w:r>
+      <w:r>
+        <w:rPr>
+          <w:rFonts w:ascii="Garamond" w:hAnsi="Garamond"/>
+          <w:sz w:val="22"/>
+          <w:szCs w:val="22"/>
+        </w:rPr>
+        <w:t>, red) exhibited the greatest degree of overlap</w:t>
       </w:r>
       <w:r>
         <w:rPr>
@@ -8830,7 +8894,23 @@
           <w:sz w:val="22"/>
           <w:szCs w:val="22"/>
         </w:rPr>
-        <w:t xml:space="preserve"> (Figure 4, blue)</w:t>
+        <w:t xml:space="preserve"> (Figure </w:t>
+      </w:r>
+      <w:r>
+        <w:rPr>
+          <w:rFonts w:ascii="Garamond" w:hAnsi="Garamond"/>
+          <w:sz w:val="22"/>
+          <w:szCs w:val="22"/>
+        </w:rPr>
+        <w:t>2</w:t>
+      </w:r>
+      <w:r>
+        <w:rPr>
+          <w:rFonts w:ascii="Garamond" w:hAnsi="Garamond"/>
+          <w:sz w:val="22"/>
+          <w:szCs w:val="22"/>
+        </w:rPr>
+        <w:t>, blue)</w:t>
       </w:r>
       <w:r>
         <w:rPr>
@@ -9214,7 +9294,23 @@
           <w:sz w:val="22"/>
           <w:szCs w:val="22"/>
         </w:rPr>
-        <w:t xml:space="preserve"> for Nushagak fish, an increase for Yukon fish, or a more subtle increase for Kuskokwim fish before the marine cutoff (Figure 5b) Notably, many Yukon fish assigned to the CWAK region appeared to have a much less pronounced increase in </w:t>
+        <w:t xml:space="preserve"> for Nushagak fish, an increase for Yukon fish, or a more subtle increase for Kuskokwim fish before the marine cutoff (Figure </w:t>
+      </w:r>
+      <w:r>
+        <w:rPr>
+          <w:rFonts w:ascii="Garamond" w:hAnsi="Garamond"/>
+          <w:sz w:val="22"/>
+          <w:szCs w:val="22"/>
+        </w:rPr>
+        <w:t>3</w:t>
+      </w:r>
+      <w:r>
+        <w:rPr>
+          <w:rFonts w:ascii="Garamond" w:hAnsi="Garamond"/>
+          <w:sz w:val="22"/>
+          <w:szCs w:val="22"/>
+        </w:rPr>
+        <w:t xml:space="preserve">b) Notably, many Yukon fish assigned to the CWAK region appeared to have a much less pronounced increase in </w:t>
       </w:r>
       <w:r>
         <w:rPr>
@@ -9342,7 +9438,23 @@
           <w:sz w:val="22"/>
           <w:szCs w:val="22"/>
         </w:rPr>
-        <w:t xml:space="preserve"> (Figure 5a</w:t>
+        <w:t xml:space="preserve"> (Figure </w:t>
+      </w:r>
+      <w:r>
+        <w:rPr>
+          <w:rFonts w:ascii="Garamond" w:hAnsi="Garamond"/>
+          <w:sz w:val="22"/>
+          <w:szCs w:val="22"/>
+        </w:rPr>
+        <w:t>3</w:t>
+      </w:r>
+      <w:r>
+        <w:rPr>
+          <w:rFonts w:ascii="Garamond" w:hAnsi="Garamond"/>
+          <w:sz w:val="22"/>
+          <w:szCs w:val="22"/>
+        </w:rPr>
+        <w:t>a</w:t>
       </w:r>
       <w:proofErr w:type="gramStart"/>
       <w:r>
@@ -9547,7 +9659,23 @@
           <w:sz w:val="22"/>
           <w:szCs w:val="22"/>
         </w:rPr>
-        <w:t xml:space="preserve"> (Figure 1)</w:t>
+        <w:t xml:space="preserve"> (Figure </w:t>
+      </w:r>
+      <w:r>
+        <w:rPr>
+          <w:rFonts w:ascii="Garamond" w:hAnsi="Garamond"/>
+          <w:sz w:val="22"/>
+          <w:szCs w:val="22"/>
+        </w:rPr>
+        <w:t>4</w:t>
+      </w:r>
+      <w:r>
+        <w:rPr>
+          <w:rFonts w:ascii="Garamond" w:hAnsi="Garamond"/>
+          <w:sz w:val="22"/>
+          <w:szCs w:val="22"/>
+        </w:rPr>
+        <w:t>)</w:t>
       </w:r>
       <w:r>
         <w:rPr>
@@ -9847,7 +9975,23 @@
           <w:sz w:val="22"/>
           <w:szCs w:val="22"/>
         </w:rPr>
-        <w:t xml:space="preserve"> 3). By percentage of each class</w:t>
+        <w:t xml:space="preserve"> </w:t>
+      </w:r>
+      <w:r>
+        <w:rPr>
+          <w:rFonts w:ascii="Garamond" w:hAnsi="Garamond"/>
+          <w:sz w:val="22"/>
+          <w:szCs w:val="22"/>
+        </w:rPr>
+        <w:t>5</w:t>
+      </w:r>
+      <w:r>
+        <w:rPr>
+          <w:rFonts w:ascii="Garamond" w:hAnsi="Garamond"/>
+          <w:sz w:val="22"/>
+          <w:szCs w:val="22"/>
+        </w:rPr>
+        <w:t>). By percentage of each class</w:t>
       </w:r>
       <w:r>
         <w:rPr>
@@ -10948,7 +11092,15 @@
           <w:sz w:val="22"/>
           <w:szCs w:val="22"/>
         </w:rPr>
-        <w:t>Figure 4</w:t>
+        <w:t xml:space="preserve">Figure </w:t>
+      </w:r>
+      <w:r>
+        <w:rPr>
+          <w:rFonts w:ascii="Garamond" w:hAnsi="Garamond"/>
+          <w:sz w:val="22"/>
+          <w:szCs w:val="22"/>
+        </w:rPr>
+        <w:t>2</w:t>
       </w:r>
       <w:r>
         <w:rPr>
@@ -11086,7 +11238,23 @@
           <w:sz w:val="22"/>
           <w:szCs w:val="22"/>
         </w:rPr>
-        <w:t xml:space="preserve"> Figure 5b, column 3). </w:t>
+        <w:t xml:space="preserve"> Figure </w:t>
+      </w:r>
+      <w:r>
+        <w:rPr>
+          <w:rFonts w:ascii="Garamond" w:hAnsi="Garamond"/>
+          <w:sz w:val="22"/>
+          <w:szCs w:val="22"/>
+        </w:rPr>
+        <w:t>3</w:t>
+      </w:r>
+      <w:r>
+        <w:rPr>
+          <w:rFonts w:ascii="Garamond" w:hAnsi="Garamond"/>
+          <w:sz w:val="22"/>
+          <w:szCs w:val="22"/>
+        </w:rPr>
+        <w:t xml:space="preserve">b, column 3). </w:t>
       </w:r>
       <w:r>
         <w:rPr>
@@ -11230,7 +11398,23 @@
           <w:sz w:val="22"/>
           <w:szCs w:val="22"/>
         </w:rPr>
-        <w:t xml:space="preserve">Without this distinguishing feature, CWAK individuals from the Yukon (i.e. Figure 5b, column 4) are more likely to be misclassified with Kuskokwim or </w:t>
+        <w:t xml:space="preserve">Without this distinguishing feature, CWAK individuals from the Yukon (i.e. Figure </w:t>
+      </w:r>
+      <w:r>
+        <w:rPr>
+          <w:rFonts w:ascii="Garamond" w:hAnsi="Garamond"/>
+          <w:sz w:val="22"/>
+          <w:szCs w:val="22"/>
+        </w:rPr>
+        <w:t>3</w:t>
+      </w:r>
+      <w:r>
+        <w:rPr>
+          <w:rFonts w:ascii="Garamond" w:hAnsi="Garamond"/>
+          <w:sz w:val="22"/>
+          <w:szCs w:val="22"/>
+        </w:rPr>
+        <w:t xml:space="preserve">b, column 4) are more likely to be misclassified with Kuskokwim or </w:t>
       </w:r>
       <w:proofErr w:type="spellStart"/>
       <w:r>

--- a/Docs/FeedbackIn/Machine learning applied to otolith timeseries data to discriminate river of origin for Western Alaska Salmon.docx
+++ b/Docs/FeedbackIn/Machine learning applied to otolith timeseries data to discriminate river of origin for Western Alaska Salmon.docx
@@ -8149,7 +8149,39 @@
           <w:sz w:val="22"/>
           <w:szCs w:val="22"/>
         </w:rPr>
-        <w:t>probability estimates that do not accurately reflect the true likelihood of correct prediction</w:t>
+        <w:t xml:space="preserve">probability estimates that </w:t>
+      </w:r>
+      <w:r>
+        <w:rPr>
+          <w:rFonts w:ascii="Garamond" w:hAnsi="Garamond"/>
+          <w:sz w:val="22"/>
+          <w:szCs w:val="22"/>
+        </w:rPr>
+        <w:t>correctly identify rank class likelihood but produce estimated probability values that do</w:t>
+      </w:r>
+      <w:r>
+        <w:rPr>
+          <w:rFonts w:ascii="Garamond" w:hAnsi="Garamond"/>
+          <w:sz w:val="22"/>
+          <w:szCs w:val="22"/>
+        </w:rPr>
+        <w:t xml:space="preserve"> not accurately reflect true </w:t>
+      </w:r>
+      <w:r>
+        <w:rPr>
+          <w:rFonts w:ascii="Garamond" w:hAnsi="Garamond"/>
+          <w:sz w:val="22"/>
+          <w:szCs w:val="22"/>
+        </w:rPr>
+        <w:t xml:space="preserve">confidence </w:t>
+      </w:r>
+      <w:r>
+        <w:rPr>
+          <w:rFonts w:ascii="Garamond" w:hAnsi="Garamond"/>
+          <w:sz w:val="22"/>
+          <w:szCs w:val="22"/>
+        </w:rPr>
+        <w:t>of correct prediction</w:t>
       </w:r>
       <w:r>
         <w:rPr>
@@ -8214,55 +8246,7 @@
           <w:sz w:val="22"/>
           <w:szCs w:val="22"/>
         </w:rPr>
-        <w:t xml:space="preserve">While these models may achieve high classification accuracy, their reported </w:t>
-      </w:r>
-      <w:r>
-        <w:rPr>
-          <w:rFonts w:ascii="Garamond" w:hAnsi="Garamond"/>
-          <w:sz w:val="22"/>
-          <w:szCs w:val="22"/>
-        </w:rPr>
-        <w:t xml:space="preserve">probability </w:t>
-      </w:r>
-      <w:r>
-        <w:rPr>
-          <w:rFonts w:ascii="Garamond" w:hAnsi="Garamond"/>
-          <w:sz w:val="22"/>
-          <w:szCs w:val="22"/>
-        </w:rPr>
-        <w:t>scores</w:t>
-      </w:r>
-      <w:r>
-        <w:rPr>
-          <w:rFonts w:ascii="Garamond" w:hAnsi="Garamond"/>
-          <w:sz w:val="22"/>
-          <w:szCs w:val="22"/>
-        </w:rPr>
-        <w:t xml:space="preserve"> may not match the true proportion of correct classifications</w:t>
-      </w:r>
-      <w:r>
-        <w:rPr>
-          <w:rFonts w:ascii="Garamond" w:hAnsi="Garamond"/>
-          <w:sz w:val="22"/>
-          <w:szCs w:val="22"/>
-        </w:rPr>
-        <w:t xml:space="preserve"> associated with binned samples with that same probability value</w:t>
-      </w:r>
-      <w:r>
-        <w:rPr>
-          <w:rFonts w:ascii="Garamond" w:hAnsi="Garamond"/>
-          <w:sz w:val="22"/>
-          <w:szCs w:val="22"/>
-        </w:rPr>
-        <w:t xml:space="preserve">. </w:t>
-      </w:r>
-      <w:r>
-        <w:rPr>
-          <w:rFonts w:ascii="Garamond" w:hAnsi="Garamond"/>
-          <w:sz w:val="22"/>
-          <w:szCs w:val="22"/>
-        </w:rPr>
-        <w:t xml:space="preserve">Although these scores </w:t>
+        <w:t xml:space="preserve">To be treated as true confidence values, we should expect that the observed proportion of individuals belonging to a given class aligns with the model’s </w:t>
       </w:r>
       <w:r>
         <w:rPr>
@@ -8271,7 +8255,39 @@
           <w:szCs w:val="22"/>
         </w:rPr>
         <w:lastRenderedPageBreak/>
-        <w:t>provide sufficient class ranking, t</w:t>
+        <w:t xml:space="preserve">assigned probability for that class. For example, if </w:t>
+      </w:r>
+      <w:r>
+        <w:rPr>
+          <w:rFonts w:ascii="Garamond" w:hAnsi="Garamond"/>
+          <w:sz w:val="22"/>
+          <w:szCs w:val="22"/>
+        </w:rPr>
+        <w:t xml:space="preserve">our </w:t>
+      </w:r>
+      <w:r>
+        <w:rPr>
+          <w:rFonts w:ascii="Garamond" w:hAnsi="Garamond"/>
+          <w:sz w:val="22"/>
+          <w:szCs w:val="22"/>
+        </w:rPr>
+        <w:t>model predicts individuals to have originated from the Kuskokwim watershed with 80% probability, then approximately 80% of those individuals should in fact be Kuskokwim fish.</w:t>
+      </w:r>
+      <w:r>
+        <w:rPr>
+          <w:rFonts w:ascii="Garamond" w:hAnsi="Garamond"/>
+          <w:sz w:val="22"/>
+          <w:szCs w:val="22"/>
+        </w:rPr>
+        <w:t xml:space="preserve"> </w:t>
+      </w:r>
+      <w:r>
+        <w:rPr>
+          <w:rFonts w:ascii="Garamond" w:hAnsi="Garamond"/>
+          <w:sz w:val="22"/>
+          <w:szCs w:val="22"/>
+        </w:rPr>
+        <w:t>Although these scores provide sufficient class ranking, t</w:t>
       </w:r>
       <w:commentRangeStart w:id="12"/>
       <w:r>
@@ -8406,26 +8422,49 @@
           <w:rFonts w:ascii="Garamond" w:hAnsi="Garamond"/>
           <w:sz w:val="22"/>
           <w:szCs w:val="22"/>
-          <w:highlight w:val="yellow"/>
-        </w:rPr>
-        <w:t>(cite)</w:t>
-      </w:r>
-      <w:r>
-        <w:rPr>
-          <w:rFonts w:ascii="Garamond" w:hAnsi="Garamond"/>
-          <w:sz w:val="22"/>
-          <w:szCs w:val="22"/>
-          <w:highlight w:val="yellow"/>
-        </w:rPr>
-        <w:t>.</w:t>
-      </w:r>
-      <w:r>
-        <w:rPr>
-          <w:rFonts w:ascii="Garamond" w:hAnsi="Garamond"/>
-          <w:sz w:val="22"/>
-          <w:szCs w:val="22"/>
-        </w:rPr>
-        <w:t xml:space="preserve"> </w:t>
+        </w:rPr>
+        <w:fldChar w:fldCharType="begin"/>
+      </w:r>
+      <w:r>
+        <w:rPr>
+          <w:rFonts w:ascii="Garamond" w:hAnsi="Garamond"/>
+          <w:sz w:val="22"/>
+          <w:szCs w:val="22"/>
+        </w:rPr>
+        <w:instrText xml:space="preserve"> ADDIN ZOTERO_ITEM CSL_CITATION {"citationID":"FsUssuNw","properties":{"formattedCitation":"(Kuhn et al., 2025)","plainCitation":"(Kuhn et al., 2025)","noteIndex":0},"citationItems":[{"id":5932,"uris":["http://zotero.org/users/8421274/items/5T9KPPTV"],"itemData":{"id":5932,"type":"software","title":"probably: Tools for Post-Processing Predicted Values","URL":"https://github.com/tidymodels/probably","author":[{"family":"Kuhn","given":"Max"},{"family":"Vaughn","given":"Davis"},{"family":"Ruiz","given":"Edgar"}],"issued":{"date-parts":[["2025"]]}}}],"schema":"https://github.com/citation-style-language/schema/raw/master/csl-citation.json"} </w:instrText>
+      </w:r>
+      <w:r>
+        <w:rPr>
+          <w:rFonts w:ascii="Garamond" w:hAnsi="Garamond"/>
+          <w:sz w:val="22"/>
+          <w:szCs w:val="22"/>
+        </w:rPr>
+        <w:fldChar w:fldCharType="separate"/>
+      </w:r>
+      <w:r>
+        <w:rPr>
+          <w:rFonts w:ascii="Garamond" w:hAnsi="Garamond"/>
+          <w:noProof/>
+          <w:sz w:val="22"/>
+          <w:szCs w:val="22"/>
+        </w:rPr>
+        <w:t>(Kuhn et al., 2025)</w:t>
+      </w:r>
+      <w:r>
+        <w:rPr>
+          <w:rFonts w:ascii="Garamond" w:hAnsi="Garamond"/>
+          <w:sz w:val="22"/>
+          <w:szCs w:val="22"/>
+        </w:rPr>
+        <w:fldChar w:fldCharType="end"/>
+      </w:r>
+      <w:r>
+        <w:rPr>
+          <w:rFonts w:ascii="Garamond" w:hAnsi="Garamond"/>
+          <w:sz w:val="22"/>
+          <w:szCs w:val="22"/>
+        </w:rPr>
+        <w:t xml:space="preserve">. </w:t>
       </w:r>
       <w:commentRangeStart w:id="14"/>
       <w:commentRangeStart w:id="15"/>
@@ -8953,16 +8992,8 @@
           <w:sz w:val="22"/>
           <w:szCs w:val="22"/>
         </w:rPr>
-        <w:t xml:space="preserve">The pattern observed in the full dataset was also found among only individuals with the same natal origin value (0.7080 – 0.7085). The PCA results on this subset also displayed clustering by watershed, with a </w:t>
-      </w:r>
-      <w:r>
-        <w:rPr>
-          <w:rFonts w:ascii="Garamond" w:hAnsi="Garamond"/>
-          <w:sz w:val="22"/>
-          <w:szCs w:val="22"/>
-        </w:rPr>
         <w:lastRenderedPageBreak/>
-        <w:t xml:space="preserve">larger </w:t>
+        <w:t xml:space="preserve">The pattern observed in the full dataset was also found among only individuals with the same natal origin value (0.7080 – 0.7085). The PCA results on this subset also displayed clustering by watershed, with a larger </w:t>
       </w:r>
       <w:commentRangeStart w:id="16"/>
       <w:commentRangeStart w:id="17"/>
@@ -9763,7 +9794,16 @@
           <w:sz w:val="22"/>
           <w:szCs w:val="22"/>
         </w:rPr>
-        <w:t xml:space="preserve">In general, RF analysis outperformed both KNN and SVM, however, SVM was the highest performer on </w:t>
+        <w:t xml:space="preserve">In general, RF analysis outperformed both KNN and SVM, however, SVM was the </w:t>
+      </w:r>
+      <w:r>
+        <w:rPr>
+          <w:rFonts w:ascii="Garamond" w:hAnsi="Garamond"/>
+          <w:sz w:val="22"/>
+          <w:szCs w:val="22"/>
+        </w:rPr>
+        <w:lastRenderedPageBreak/>
+        <w:t xml:space="preserve">highest performer on </w:t>
       </w:r>
       <w:r>
         <w:rPr>
@@ -9827,16 +9867,7 @@
           <w:sz w:val="22"/>
           <w:szCs w:val="22"/>
         </w:rPr>
-        <w:t xml:space="preserve"> </w:t>
-      </w:r>
-      <w:r>
-        <w:rPr>
-          <w:rFonts w:ascii="Garamond" w:hAnsi="Garamond"/>
-          <w:sz w:val="22"/>
-          <w:szCs w:val="22"/>
-        </w:rPr>
-        <w:lastRenderedPageBreak/>
-        <w:t>t</w:t>
+        <w:t xml:space="preserve"> t</w:t>
       </w:r>
       <w:r>
         <w:rPr>
@@ -9901,14 +9932,6 @@
           <w:szCs w:val="22"/>
         </w:rPr>
         <w:t xml:space="preserve">restricted </w:t>
-      </w:r>
-      <w:commentRangeStart w:id="19"/>
-      <w:commentRangeEnd w:id="19"/>
-      <w:r>
-        <w:rPr>
-          <w:rStyle w:val="CommentReference"/>
-        </w:rPr>
-        <w:commentReference w:id="19"/>
       </w:r>
       <w:r>
         <w:rPr>
@@ -9953,7 +9976,7 @@
         </w:rPr>
         <w:t>forming model (RF, GAM-smoothed data) displayed some variation in overall accuracy among classes. On the Total testing set 92.0% of Kuskokwim, 91.4% of Nushagak, and 93.7% of Yukon samples were correctly identified (</w:t>
       </w:r>
-      <w:commentRangeStart w:id="20"/>
+      <w:commentRangeStart w:id="19"/>
       <w:r>
         <w:rPr>
           <w:rFonts w:ascii="Garamond" w:hAnsi="Garamond"/>
@@ -9962,12 +9985,12 @@
         </w:rPr>
         <w:t>Figure</w:t>
       </w:r>
-      <w:commentRangeEnd w:id="20"/>
+      <w:commentRangeEnd w:id="19"/>
       <w:r>
         <w:rPr>
           <w:rStyle w:val="CommentReference"/>
         </w:rPr>
-        <w:commentReference w:id="20"/>
+        <w:commentReference w:id="19"/>
       </w:r>
       <w:r>
         <w:rPr>
@@ -10275,43 +10298,75 @@
           <w:rFonts w:ascii="Garamond" w:hAnsi="Garamond"/>
           <w:sz w:val="22"/>
           <w:szCs w:val="22"/>
+          <w:highlight w:val="yellow"/>
+        </w:rPr>
+        <w:t>.</w:t>
+      </w:r>
+      <w:r>
+        <w:rPr>
+          <w:rFonts w:ascii="Garamond" w:hAnsi="Garamond"/>
+          <w:sz w:val="22"/>
+          <w:szCs w:val="22"/>
+        </w:rPr>
+        <w:t xml:space="preserve"> Visual assessments indicated improved calibration, with the relationship between predicted and observed </w:t>
+      </w:r>
+      <w:r>
+        <w:rPr>
+          <w:rFonts w:ascii="Garamond" w:hAnsi="Garamond"/>
+          <w:sz w:val="22"/>
+          <w:szCs w:val="22"/>
+        </w:rPr>
+        <w:lastRenderedPageBreak/>
+        <w:t>probabilities approximating a 1:1 line across all classes and model–data type combinations</w:t>
+      </w:r>
+      <w:r>
+        <w:rPr>
+          <w:rFonts w:ascii="Garamond" w:hAnsi="Garamond"/>
+          <w:sz w:val="22"/>
+          <w:szCs w:val="22"/>
+        </w:rPr>
+        <w:t xml:space="preserve"> (ex. </w:t>
+      </w:r>
+      <w:commentRangeStart w:id="20"/>
+      <w:r>
+        <w:rPr>
+          <w:rFonts w:ascii="Garamond" w:hAnsi="Garamond"/>
+          <w:sz w:val="22"/>
+          <w:szCs w:val="22"/>
+        </w:rPr>
+        <w:t>Supp</w:t>
+      </w:r>
+      <w:commentRangeEnd w:id="20"/>
+      <w:r>
+        <w:rPr>
+          <w:rStyle w:val="CommentReference"/>
+        </w:rPr>
+        <w:commentReference w:id="20"/>
+      </w:r>
+      <w:r>
+        <w:rPr>
+          <w:rFonts w:ascii="Garamond" w:hAnsi="Garamond"/>
+          <w:sz w:val="22"/>
+          <w:szCs w:val="22"/>
+        </w:rPr>
+        <w:t xml:space="preserve">. Fig 1) </w:t>
+      </w:r>
+      <w:r>
+        <w:rPr>
+          <w:rFonts w:ascii="Garamond" w:hAnsi="Garamond"/>
+          <w:sz w:val="22"/>
+          <w:szCs w:val="22"/>
+        </w:rPr>
+        <w:t>.</w:t>
+      </w:r>
+      <w:r>
+        <w:rPr>
+          <w:rFonts w:ascii="Garamond" w:hAnsi="Garamond"/>
+          <w:sz w:val="22"/>
+          <w:szCs w:val="22"/>
         </w:rPr>
         <w:t xml:space="preserve"> </w:t>
       </w:r>
-      <w:r>
-        <w:rPr>
-          <w:rFonts w:ascii="Garamond" w:hAnsi="Garamond"/>
-          <w:sz w:val="22"/>
-          <w:szCs w:val="22"/>
-          <w:highlight w:val="yellow"/>
-        </w:rPr>
-        <w:t>(cite)</w:t>
-      </w:r>
-      <w:r>
-        <w:rPr>
-          <w:rFonts w:ascii="Garamond" w:hAnsi="Garamond"/>
-          <w:sz w:val="22"/>
-          <w:szCs w:val="22"/>
-          <w:highlight w:val="yellow"/>
-        </w:rPr>
-        <w:t>.</w:t>
-      </w:r>
-      <w:r>
-        <w:rPr>
-          <w:rFonts w:ascii="Garamond" w:hAnsi="Garamond"/>
-          <w:sz w:val="22"/>
-          <w:szCs w:val="22"/>
-        </w:rPr>
-        <w:t xml:space="preserve"> Visual assessments indicated improved calibration, with the relationship between predicted and observed probabilities approximating a 1:1 line across all classes and model–data type combinations</w:t>
-      </w:r>
-      <w:r>
-        <w:rPr>
-          <w:rFonts w:ascii="Garamond" w:hAnsi="Garamond"/>
-          <w:sz w:val="22"/>
-          <w:szCs w:val="22"/>
-        </w:rPr>
-        <w:t xml:space="preserve"> (ex. </w:t>
-      </w:r>
       <w:commentRangeStart w:id="21"/>
       <w:r>
         <w:rPr>
@@ -10319,7 +10374,23 @@
           <w:sz w:val="22"/>
           <w:szCs w:val="22"/>
         </w:rPr>
-        <w:t>Supp</w:t>
+        <w:t xml:space="preserve">Across the range of tested thresholds, overall accuracy ranged from 91 – 79% for the total testing set and from 89.5% to 78% for the </w:t>
+      </w:r>
+      <w:r>
+        <w:rPr>
+          <w:rFonts w:ascii="Garamond" w:hAnsi="Garamond"/>
+          <w:sz w:val="22"/>
+          <w:szCs w:val="22"/>
+        </w:rPr>
+        <w:t>restricted</w:t>
+      </w:r>
+      <w:r>
+        <w:rPr>
+          <w:rFonts w:ascii="Garamond" w:hAnsi="Garamond"/>
+          <w:sz w:val="22"/>
+          <w:szCs w:val="22"/>
+        </w:rPr>
+        <w:t xml:space="preserve"> dataset</w:t>
       </w:r>
       <w:commentRangeEnd w:id="21"/>
       <w:r>
@@ -10327,71 +10398,6 @@
           <w:rStyle w:val="CommentReference"/>
         </w:rPr>
         <w:commentReference w:id="21"/>
-      </w:r>
-      <w:r>
-        <w:rPr>
-          <w:rFonts w:ascii="Garamond" w:hAnsi="Garamond"/>
-          <w:sz w:val="22"/>
-          <w:szCs w:val="22"/>
-        </w:rPr>
-        <w:t xml:space="preserve">. Fig 1) </w:t>
-      </w:r>
-      <w:r>
-        <w:rPr>
-          <w:rFonts w:ascii="Garamond" w:hAnsi="Garamond"/>
-          <w:sz w:val="22"/>
-          <w:szCs w:val="22"/>
-        </w:rPr>
-        <w:t>.</w:t>
-      </w:r>
-      <w:r>
-        <w:rPr>
-          <w:rFonts w:ascii="Garamond" w:hAnsi="Garamond"/>
-          <w:sz w:val="22"/>
-          <w:szCs w:val="22"/>
-        </w:rPr>
-        <w:t xml:space="preserve"> </w:t>
-      </w:r>
-      <w:commentRangeStart w:id="22"/>
-      <w:r>
-        <w:rPr>
-          <w:rFonts w:ascii="Garamond" w:hAnsi="Garamond"/>
-          <w:sz w:val="22"/>
-          <w:szCs w:val="22"/>
-        </w:rPr>
-        <w:t xml:space="preserve">Across the range of tested thresholds, overall accuracy ranged from 91 – 79% for the total testing set and </w:t>
-      </w:r>
-      <w:r>
-        <w:rPr>
-          <w:rFonts w:ascii="Garamond" w:hAnsi="Garamond"/>
-          <w:sz w:val="22"/>
-          <w:szCs w:val="22"/>
-        </w:rPr>
-        <w:lastRenderedPageBreak/>
-        <w:t xml:space="preserve">from 89.5% to 78% for the </w:t>
-      </w:r>
-      <w:r>
-        <w:rPr>
-          <w:rFonts w:ascii="Garamond" w:hAnsi="Garamond"/>
-          <w:sz w:val="22"/>
-          <w:szCs w:val="22"/>
-        </w:rPr>
-        <w:t>restricted</w:t>
-      </w:r>
-      <w:r>
-        <w:rPr>
-          <w:rFonts w:ascii="Garamond" w:hAnsi="Garamond"/>
-          <w:sz w:val="22"/>
-          <w:szCs w:val="22"/>
-        </w:rPr>
-        <w:t xml:space="preserve"> dataset</w:t>
-      </w:r>
-      <w:commentRangeEnd w:id="22"/>
-      <w:r>
-        <w:rPr>
-          <w:rStyle w:val="CommentReference"/>
-        </w:rPr>
-        <w:commentReference w:id="22"/>
       </w:r>
       <w:r>
         <w:rPr>
@@ -10696,7 +10702,7 @@
         </w:rPr>
         <w:t xml:space="preserve"> smoothing techniques significantly outperformed raw laser ablation data. </w:t>
       </w:r>
-      <w:commentRangeStart w:id="23"/>
+      <w:commentRangeStart w:id="22"/>
       <w:r>
         <w:rPr>
           <w:rFonts w:ascii="Garamond" w:hAnsi="Garamond"/>
@@ -10875,12 +10881,12 @@
         </w:rPr>
         <w:t xml:space="preserve">. </w:t>
       </w:r>
-      <w:commentRangeEnd w:id="23"/>
+      <w:commentRangeEnd w:id="22"/>
       <w:r>
         <w:rPr>
           <w:rStyle w:val="CommentReference"/>
         </w:rPr>
-        <w:commentReference w:id="23"/>
+        <w:commentReference w:id="22"/>
       </w:r>
     </w:p>
     <w:p>
@@ -10979,7 +10985,16 @@
           <w:sz w:val="22"/>
           <w:szCs w:val="22"/>
         </w:rPr>
-        <w:t xml:space="preserve"> 90% for all three watersheds. Most misclassifications occurred between Nushagak and Kuskokwim fish, consistent with expectations given the greater overlap in </w:t>
+        <w:t xml:space="preserve"> 90% for all three watersheds. Most misclassifications occurred between Nushagak and </w:t>
+      </w:r>
+      <w:r>
+        <w:rPr>
+          <w:rFonts w:ascii="Garamond" w:hAnsi="Garamond"/>
+          <w:sz w:val="22"/>
+          <w:szCs w:val="22"/>
+        </w:rPr>
+        <w:lastRenderedPageBreak/>
+        <w:t xml:space="preserve">Kuskokwim fish, consistent with expectations given the greater overlap in </w:t>
       </w:r>
       <w:r>
         <w:rPr>
@@ -11051,7 +11066,6 @@
           <w:sz w:val="22"/>
           <w:szCs w:val="22"/>
         </w:rPr>
-        <w:lastRenderedPageBreak/>
         <w:t xml:space="preserve">unique </w:t>
       </w:r>
       <w:r>
@@ -11673,42 +11687,47 @@
           <w:rFonts w:ascii="Garamond" w:hAnsi="Garamond"/>
           <w:sz w:val="22"/>
           <w:szCs w:val="22"/>
-          <w:highlight w:val="yellow"/>
-        </w:rPr>
-        <w:t xml:space="preserve">(Makhlouf et al., </w:t>
-      </w:r>
-      <w:commentRangeStart w:id="24"/>
-      <w:r>
-        <w:rPr>
-          <w:rFonts w:ascii="Garamond" w:hAnsi="Garamond"/>
-          <w:sz w:val="22"/>
-          <w:szCs w:val="22"/>
-          <w:highlight w:val="yellow"/>
-        </w:rPr>
-        <w:t>2025</w:t>
-      </w:r>
-      <w:commentRangeEnd w:id="24"/>
-      <w:r>
-        <w:rPr>
-          <w:rStyle w:val="CommentReference"/>
-        </w:rPr>
-        <w:commentReference w:id="24"/>
-      </w:r>
-      <w:r>
-        <w:rPr>
-          <w:rFonts w:ascii="Garamond" w:hAnsi="Garamond"/>
-          <w:sz w:val="22"/>
-          <w:szCs w:val="22"/>
-          <w:highlight w:val="yellow"/>
-        </w:rPr>
-        <w:t>)</w:t>
-      </w:r>
-      <w:r>
-        <w:rPr>
-          <w:rFonts w:ascii="Garamond" w:hAnsi="Garamond"/>
-          <w:sz w:val="22"/>
-          <w:szCs w:val="22"/>
-          <w:highlight w:val="yellow"/>
+        </w:rPr>
+        <w:fldChar w:fldCharType="begin"/>
+      </w:r>
+      <w:r>
+        <w:rPr>
+          <w:rFonts w:ascii="Garamond" w:hAnsi="Garamond"/>
+          <w:sz w:val="22"/>
+          <w:szCs w:val="22"/>
+        </w:rPr>
+        <w:instrText xml:space="preserve"> ADDIN ZOTERO_ITEM CSL_CITATION {"citationID":"6mD2W5BR","properties":{"formattedCitation":"(Makhlouf et al., 2025)","plainCitation":"(Makhlouf et al., 2025)","noteIndex":0},"citationItems":[{"id":5397,"uris":["http://zotero.org/users/8421274/items/WRVF2L9N"],"itemData":{"id":5397,"type":"article-journal","abstract":"Understanding the spatial ecology of migratory species is uniquely challenging using conventional approaches. In fisheries such as for Pacific salmon, genetic stock identification (GSI) and isotope-based methods have emerged as strategies for reconstructing spatial ecology but are limited by the spatial resolution of genetic differentiation and isotopic heterogeneity. We show that integrating these complementary datasets improve the spatial resolution of provenance assignments. To do so, we reconstructed basin-wide estimates of natal origin locations for Chinook salmon in the Yukon River using samples (n = 247) from an experimental fishery designed to assess in-season run timing. A combined framework improved precision of likely provenance assignments (stream km &gt; 0.7 posterior probability) by 92% over genetic assignments and 52% over strontium isotope methods. In doing so, we illustrate watershed scale estimates of natal origin distributions with a greater resolution available from GSI or isotope data alone.","container-title":"Limnology and Oceanography Letters","DOI":"10.1002/lol2.70025","ISSN":"2378-2242","issue":"n/a","language":"en","license":"© 2025 The Author(s). Limnology and Oceanography Letters published by Wiley Periodicals LLC on behalf of Association for the Sciences of Limnology and Oceanography.","note":"_eprint: https://onlinelibrary.wiley.com/doi/pdf/10.1002/lol2.70025","source":"Wiley Online Library","title":"Combining genetic and isotope frameworks improves reconstruction of fish provenance across riverscapes","URL":"https://onlinelibrary.wiley.com/doi/abs/10.1002/lol2.70025","volume":"n/a","author":[{"family":"Makhlouf","given":"Ben"},{"family":"Cline","given":"Timothy J."},{"family":"Fernandez","given":"Diego"},{"family":"Seeb","given":"Lisa"},{"family":"Lee","given":"Elizabeth"},{"family":"Gilk-Baumer","given":"Sara"},{"family":"Whited","given":"Diane"},{"family":"Zimmerman","given":"Christian E."},{"family":"Schindler","given":"Daniel E."}],"accessed":{"date-parts":[["2025",6,4]]},"issued":{"date-parts":[["2025"]]}}}],"schema":"https://github.com/citation-style-language/schema/raw/master/csl-citation.json"} </w:instrText>
+      </w:r>
+      <w:r>
+        <w:rPr>
+          <w:rFonts w:ascii="Garamond" w:hAnsi="Garamond"/>
+          <w:sz w:val="22"/>
+          <w:szCs w:val="22"/>
+        </w:rPr>
+        <w:fldChar w:fldCharType="separate"/>
+      </w:r>
+      <w:r>
+        <w:rPr>
+          <w:rFonts w:ascii="Garamond" w:hAnsi="Garamond"/>
+          <w:noProof/>
+          <w:sz w:val="22"/>
+          <w:szCs w:val="22"/>
+        </w:rPr>
+        <w:t>(Makhlouf et al., 2025)</w:t>
+      </w:r>
+      <w:r>
+        <w:rPr>
+          <w:rFonts w:ascii="Garamond" w:hAnsi="Garamond"/>
+          <w:sz w:val="22"/>
+          <w:szCs w:val="22"/>
+        </w:rPr>
+        <w:fldChar w:fldCharType="end"/>
+      </w:r>
+      <w:r>
+        <w:rPr>
+          <w:rFonts w:ascii="Garamond" w:hAnsi="Garamond"/>
+          <w:sz w:val="22"/>
+          <w:szCs w:val="22"/>
         </w:rPr>
         <w:t>.</w:t>
       </w:r>
@@ -11718,7 +11737,15 @@
           <w:sz w:val="22"/>
           <w:szCs w:val="22"/>
         </w:rPr>
-        <w:t xml:space="preserve"> However, these preliminary observations suggest that similar approaches to the one outlined here may have the potential to improve assignment precision to the sub-basin scale without the need for additional data sources. </w:t>
+        <w:t xml:space="preserve"> </w:t>
+      </w:r>
+      <w:r>
+        <w:rPr>
+          <w:rFonts w:ascii="Garamond" w:hAnsi="Garamond"/>
+          <w:sz w:val="22"/>
+          <w:szCs w:val="22"/>
+        </w:rPr>
+        <w:t xml:space="preserve">However, these preliminary observations suggest that similar approaches to the one outlined here may have the potential to improve assignment precision to the sub-basin scale without the need for additional data sources. </w:t>
       </w:r>
     </w:p>
     <w:p>
@@ -11767,7 +11794,6 @@
           <w:sz w:val="22"/>
           <w:szCs w:val="22"/>
         </w:rPr>
-        <w:lastRenderedPageBreak/>
         <w:t xml:space="preserve">A tool to estimate provenance of marine-caught Chinook salmon in </w:t>
       </w:r>
       <w:r>
@@ -12199,7 +12225,16 @@
           <w:sz w:val="22"/>
           <w:szCs w:val="22"/>
         </w:rPr>
-        <w:t xml:space="preserve">model uncertainty. In addition, these values can be </w:t>
+        <w:t xml:space="preserve">model uncertainty. In addition, </w:t>
+      </w:r>
+      <w:r>
+        <w:rPr>
+          <w:rFonts w:ascii="Garamond" w:hAnsi="Garamond"/>
+          <w:sz w:val="22"/>
+          <w:szCs w:val="22"/>
+        </w:rPr>
+        <w:lastRenderedPageBreak/>
+        <w:t xml:space="preserve">these values can be </w:t>
       </w:r>
       <w:r>
         <w:rPr>
@@ -12282,7 +12317,6 @@
           <w:sz w:val="22"/>
           <w:szCs w:val="22"/>
         </w:rPr>
-        <w:lastRenderedPageBreak/>
         <w:tab/>
       </w:r>
       <w:r>
@@ -12575,14 +12609,6 @@
           <w:szCs w:val="22"/>
         </w:rPr>
       </w:pPr>
-      <w:r>
-        <w:rPr>
-          <w:rFonts w:ascii="Garamond" w:hAnsi="Garamond"/>
-          <w:sz w:val="22"/>
-          <w:szCs w:val="22"/>
-        </w:rPr>
-        <w:t xml:space="preserve">Acknowledgements: </w:t>
-      </w:r>
     </w:p>
     <w:p>
       <w:pPr>
@@ -12590,6 +12616,8 @@
         <w:outlineLvl w:val="1"/>
         <w:rPr>
           <w:rFonts w:ascii="Garamond" w:hAnsi="Garamond"/>
+          <w:b/>
+          <w:bCs/>
           <w:sz w:val="22"/>
           <w:szCs w:val="22"/>
         </w:rPr>
@@ -12597,37 +12625,102 @@
       <w:r>
         <w:rPr>
           <w:rFonts w:ascii="Garamond" w:hAnsi="Garamond"/>
-          <w:sz w:val="22"/>
-          <w:szCs w:val="22"/>
-        </w:rPr>
-        <w:t xml:space="preserve">Arctic-Yukon-Kuskokwim Sustainable Salmon Initiative and the Kuskokwim River Intertribal Fish </w:t>
-      </w:r>
-      <w:proofErr w:type="gramStart"/>
-      <w:r>
-        <w:rPr>
-          <w:rFonts w:ascii="Garamond" w:hAnsi="Garamond"/>
-          <w:sz w:val="22"/>
-          <w:szCs w:val="22"/>
-        </w:rPr>
-        <w:t xml:space="preserve">Commission </w:t>
-      </w:r>
-      <w:r>
-        <w:rPr>
-          <w:rFonts w:ascii="Garamond" w:hAnsi="Garamond"/>
-          <w:sz w:val="22"/>
-          <w:szCs w:val="22"/>
-        </w:rPr>
-        <w:t>,</w:t>
-      </w:r>
-      <w:proofErr w:type="gramEnd"/>
-      <w:r>
-        <w:rPr>
-          <w:rFonts w:ascii="Garamond" w:hAnsi="Garamond"/>
-          <w:sz w:val="22"/>
-          <w:szCs w:val="22"/>
-        </w:rPr>
-        <w:t xml:space="preserve"> Sean. </w:t>
-      </w:r>
+          <w:b/>
+          <w:bCs/>
+          <w:sz w:val="22"/>
+          <w:szCs w:val="22"/>
+        </w:rPr>
+        <w:lastRenderedPageBreak/>
+        <w:t xml:space="preserve">Acknowledgements: </w:t>
+      </w:r>
+    </w:p>
+    <w:p>
+      <w:pPr>
+        <w:spacing w:before="100" w:beforeAutospacing="1" w:after="100" w:afterAutospacing="1" w:line="480" w:lineRule="auto"/>
+        <w:outlineLvl w:val="1"/>
+        <w:rPr>
+          <w:rFonts w:ascii="Garamond" w:hAnsi="Garamond"/>
+          <w:sz w:val="22"/>
+          <w:szCs w:val="22"/>
+        </w:rPr>
+      </w:pPr>
+      <w:r>
+        <w:rPr>
+          <w:rFonts w:ascii="Garamond" w:hAnsi="Garamond"/>
+          <w:sz w:val="22"/>
+          <w:szCs w:val="22"/>
+        </w:rPr>
+        <w:t xml:space="preserve">This work is not possible without the efforts of Dr. Sean Brennan, who collected the data used in this study and worked tirelessly to </w:t>
+      </w:r>
+      <w:r>
+        <w:rPr>
+          <w:rFonts w:ascii="Garamond" w:hAnsi="Garamond"/>
+          <w:sz w:val="22"/>
+          <w:szCs w:val="22"/>
+        </w:rPr>
+        <w:t xml:space="preserve">advance isotope-based research related to pacific salmon. </w:t>
+      </w:r>
+      <w:r>
+        <w:rPr>
+          <w:rFonts w:ascii="Garamond" w:hAnsi="Garamond"/>
+          <w:sz w:val="22"/>
+          <w:szCs w:val="22"/>
+        </w:rPr>
+        <w:t xml:space="preserve">We thank the </w:t>
+      </w:r>
+      <w:r>
+        <w:rPr>
+          <w:rFonts w:ascii="Garamond" w:hAnsi="Garamond"/>
+          <w:sz w:val="22"/>
+          <w:szCs w:val="22"/>
+        </w:rPr>
+        <w:t xml:space="preserve">efforts of Alaska department of fish and game, ONC, and Bethel test fishery for aiding in sample collection over several years, and for the employees of the Alaska Department of Fish and Game gene </w:t>
+      </w:r>
+      <w:proofErr w:type="spellStart"/>
+      <w:r>
+        <w:rPr>
+          <w:rFonts w:ascii="Garamond" w:hAnsi="Garamond"/>
+          <w:sz w:val="22"/>
+          <w:szCs w:val="22"/>
+        </w:rPr>
+        <w:t>convservation</w:t>
+      </w:r>
+      <w:proofErr w:type="spellEnd"/>
+      <w:r>
+        <w:rPr>
+          <w:rFonts w:ascii="Garamond" w:hAnsi="Garamond"/>
+          <w:sz w:val="22"/>
+          <w:szCs w:val="22"/>
+        </w:rPr>
+        <w:t xml:space="preserve"> lab who provided the genetics data for this study. This work is supported by the </w:t>
+      </w:r>
+      <w:r>
+        <w:rPr>
+          <w:rFonts w:ascii="Garamond" w:hAnsi="Garamond"/>
+          <w:sz w:val="22"/>
+          <w:szCs w:val="22"/>
+        </w:rPr>
+        <w:t xml:space="preserve">Arctic Yukon Kuskokwim (AYK) Sustainable Salmon Initiative as well as the Kuskokwim River intertribal fish commission </w:t>
+      </w:r>
+      <w:r>
+        <w:rPr>
+          <w:rFonts w:ascii="Garamond" w:hAnsi="Garamond"/>
+          <w:sz w:val="22"/>
+          <w:szCs w:val="22"/>
+        </w:rPr>
+        <w:t xml:space="preserve">(KRITFC). </w:t>
+      </w:r>
+    </w:p>
+    <w:p>
+      <w:pPr>
+        <w:spacing w:before="100" w:beforeAutospacing="1" w:after="100" w:afterAutospacing="1" w:line="480" w:lineRule="auto"/>
+        <w:outlineLvl w:val="1"/>
+        <w:rPr>
+          <w:rFonts w:ascii="Garamond" w:hAnsi="Garamond"/>
+          <w:sz w:val="22"/>
+          <w:szCs w:val="22"/>
+        </w:rPr>
+      </w:pPr>
     </w:p>
     <w:sectPr>
       <w:pgSz w:w="12240" w:h="15840"/>
@@ -12967,11 +13060,11 @@
         <w:annotationRef/>
       </w:r>
       <w:r>
-        <w:t>I wonder if this is better called as the ‘restricted’ dataset?</w:t>
+        <w:t>Figure order….</w:t>
       </w:r>
     </w:p>
   </w:comment>
-  <w:comment w:id="20" w:author="Daniel Schindler" w:date="2025-10-25T11:23:00Z" w:initials="DS">
+  <w:comment w:id="20" w:author="Daniel Schindler" w:date="2025-10-25T11:25:00Z" w:initials="DS">
     <w:p>
       <w:pPr>
         <w:pStyle w:val="CommentText"/>
@@ -12983,15 +13076,12 @@
         <w:annotationRef/>
       </w:r>
       <w:r>
-        <w:t>Figure order….</w:t>
+        <w:t>Have to say I didn’t understand this so it should probably be descrivbed in a little more detail in the Supplement.</w:t>
       </w:r>
     </w:p>
   </w:comment>
-  <w:comment w:id="21" w:author="Daniel Schindler" w:date="2025-10-25T11:25:00Z" w:initials="DS">
+  <w:comment w:id="21" w:author="Valentina M. Staneva" w:date="2025-09-29T10:51:00Z" w:initials="VMS">
     <w:p>
-      <w:pPr>
-        <w:pStyle w:val="CommentText"/>
-      </w:pPr>
       <w:r>
         <w:rPr>
           <w:rStyle w:val="CommentReference"/>
@@ -12999,11 +13089,15 @@
         <w:annotationRef/>
       </w:r>
       <w:r>
-        <w:t>Have to say I didn’t understand this so it should probably be descrivbed in a little more detail in the Supplement.</w:t>
+        <w:rPr>
+          <w:sz w:val="20"/>
+          <w:szCs w:val="20"/>
+        </w:rPr>
+        <w:t>Is this after calibration?</w:t>
       </w:r>
     </w:p>
   </w:comment>
-  <w:comment w:id="22" w:author="Valentina M. Staneva" w:date="2025-09-29T10:51:00Z" w:initials="VMS">
+  <w:comment w:id="22" w:author="Valentina M. Staneva" w:date="2025-09-28T16:25:00Z" w:initials="VMS">
     <w:p>
       <w:r>
         <w:rPr>
@@ -13016,41 +13110,7 @@
           <w:sz w:val="20"/>
           <w:szCs w:val="20"/>
         </w:rPr>
-        <w:t>Is this after calibration?</w:t>
-      </w:r>
-    </w:p>
-  </w:comment>
-  <w:comment w:id="23" w:author="Valentina M. Staneva" w:date="2025-09-28T16:25:00Z" w:initials="VMS">
-    <w:p>
-      <w:r>
-        <w:rPr>
-          <w:rStyle w:val="CommentReference"/>
-        </w:rPr>
-        <w:annotationRef/>
-      </w:r>
-      <w:r>
-        <w:rPr>
-          <w:sz w:val="20"/>
-          <w:szCs w:val="20"/>
-        </w:rPr>
         <w:t>language regarding time-series analysis techniques</w:t>
-      </w:r>
-    </w:p>
-  </w:comment>
-  <w:comment w:id="24" w:author="bmak29" w:date="2025-10-27T08:54:00Z" w:initials="b">
-    <w:p>
-      <w:r>
-        <w:rPr>
-          <w:rStyle w:val="CommentReference"/>
-        </w:rPr>
-        <w:annotationRef/>
-      </w:r>
-      <w:r>
-        <w:rPr>
-          <w:sz w:val="20"/>
-          <w:szCs w:val="20"/>
-        </w:rPr>
-        <w:t>Add cite</w:t>
       </w:r>
     </w:p>
   </w:comment>
@@ -13073,17 +13133,15 @@
   <w15:commentEx w15:paraId="709A2CCE" w15:done="1"/>
   <w15:commentEx w15:paraId="3471AB53" w15:done="1"/>
   <w15:commentEx w15:paraId="0D12D82A" w15:done="1"/>
-  <w15:commentEx w15:paraId="148A0BEE" w15:done="0"/>
-  <w15:commentEx w15:paraId="55BD51FF" w15:paraIdParent="148A0BEE" w15:done="0"/>
+  <w15:commentEx w15:paraId="148A0BEE" w15:done="1"/>
+  <w15:commentEx w15:paraId="55BD51FF" w15:paraIdParent="148A0BEE" w15:done="1"/>
   <w15:commentEx w15:paraId="675A943E" w15:done="0"/>
   <w15:commentEx w15:paraId="2049A98D" w15:paraIdParent="675A943E" w15:done="0"/>
   <w15:commentEx w15:paraId="50EEEBDC" w15:done="1"/>
-  <w15:commentEx w15:paraId="01743871" w15:done="0"/>
-  <w15:commentEx w15:paraId="7EC890DE" w15:done="0"/>
+  <w15:commentEx w15:paraId="7EC890DE" w15:done="1"/>
   <w15:commentEx w15:paraId="55B434CA" w15:done="0"/>
   <w15:commentEx w15:paraId="00A06E06" w15:done="1"/>
   <w15:commentEx w15:paraId="31E84DFE" w15:done="1"/>
-  <w15:commentEx w15:paraId="42FC3DA8" w15:done="0"/>
 </w15:commentsEx>
 </file>
 
@@ -13108,12 +13166,10 @@
   <w16cex:commentExtensible w16cex:durableId="225D921D" w16cex:dateUtc="2025-10-25T18:20:00Z"/>
   <w16cex:commentExtensible w16cex:durableId="0FBE3D6B" w16cex:dateUtc="2025-10-27T12:40:00Z"/>
   <w16cex:commentExtensible w16cex:durableId="779C829C" w16cex:dateUtc="2025-10-25T18:21:00Z"/>
-  <w16cex:commentExtensible w16cex:durableId="6BBF07F3" w16cex:dateUtc="2025-10-25T18:23:00Z"/>
   <w16cex:commentExtensible w16cex:durableId="25773A8B" w16cex:dateUtc="2025-10-25T18:23:00Z"/>
   <w16cex:commentExtensible w16cex:durableId="4C23A7C7" w16cex:dateUtc="2025-10-25T18:25:00Z"/>
   <w16cex:commentExtensible w16cex:durableId="37956EA5" w16cex:dateUtc="2025-09-29T17:51:00Z"/>
   <w16cex:commentExtensible w16cex:durableId="7B5EF19A" w16cex:dateUtc="2025-09-28T23:25:00Z"/>
-  <w16cex:commentExtensible w16cex:durableId="05785BBC" w16cex:dateUtc="2025-10-27T12:54:00Z"/>
 </w16cex:commentsExtensible>
 </file>
 
@@ -13138,12 +13194,10 @@
   <w16cid:commentId w16cid:paraId="675A943E" w16cid:durableId="225D921D"/>
   <w16cid:commentId w16cid:paraId="2049A98D" w16cid:durableId="0FBE3D6B"/>
   <w16cid:commentId w16cid:paraId="50EEEBDC" w16cid:durableId="779C829C"/>
-  <w16cid:commentId w16cid:paraId="01743871" w16cid:durableId="6BBF07F3"/>
   <w16cid:commentId w16cid:paraId="7EC890DE" w16cid:durableId="25773A8B"/>
   <w16cid:commentId w16cid:paraId="55B434CA" w16cid:durableId="4C23A7C7"/>
   <w16cid:commentId w16cid:paraId="00A06E06" w16cid:durableId="37956EA5"/>
   <w16cid:commentId w16cid:paraId="31E84DFE" w16cid:durableId="7B5EF19A"/>
-  <w16cid:commentId w16cid:paraId="42FC3DA8" w16cid:durableId="05785BBC"/>
 </w16cid:commentsIds>
 </file>
 
